--- a/docs/从变化到万物_科普导读.docx
+++ b/docs/从变化到万物_科普导读.docx
@@ -30,7 +30,7 @@
           <w:color w:val="1F4E79"/>
           <w:sz w:val="32"/>
         </w:rPr>
-        <w:t>——粗粒化创生框架（Coarse-Graining Genesis）V4.0 科普导读</w:t>
+        <w:t xml:space="preserve">粗粒化创生框架 Coarse-Graining Genesis Framework V5.0.0 科普导读</w:t>
       </w:r>
     </w:p>
     <w:p>
@@ -50,7 +50,7 @@
           <w:rFonts w:ascii="Microsoft YaHei" w:hAnsi="Microsoft YaHei" w:eastAsia="Microsoft YaHei"/>
           <w:sz w:val="22"/>
         </w:rPr>
-        <w:t>你抬头看星星，会觉得宇宙安静而空旷。但物理学家会告诉你：你身边那片"空无一物"的虚空里，每时每刻都有无数粒子在凭空生灭，能量高到足以煮沸一片海洋。</w:t>
+        <w:t xml:space="preserve">仰望星空，宇宙显得安静而空旷。在量子场论中，真空也具有波动：场的测量存在非零的量子方差和关联。</w:t>
       </w:r>
     </w:p>
     <w:p>
@@ -62,15 +62,15 @@
           <w:rFonts w:ascii="Microsoft YaHei" w:hAnsi="Microsoft YaHei" w:eastAsia="Microsoft YaHei"/>
           <w:sz w:val="22"/>
         </w:rPr>
-        <w:t>问题来了——</w:t>
-      </w:r>
-      <w:r>
-        <w:rPr>
-          <w:rFonts w:ascii="Microsoft YaHei" w:hAnsi="Microsoft YaHei" w:eastAsia="Microsoft YaHei"/>
-          <w:b/>
-          <w:sz w:val="22"/>
-        </w:rPr>
-        <w:t>这种疯狂的变化，怎么就老老实实地，变成了你桌上的苹果、天上的月亮，以及苹果落地时那道看不见的"引力"？</w:t>
+        <w:t/>
+      </w:r>
+      <w:r>
+        <w:rPr>
+          <w:rFonts w:ascii="Microsoft YaHei" w:hAnsi="Microsoft YaHei" w:eastAsia="Microsoft YaHei"/>
+          <w:b/>
+          <w:sz w:val="22"/>
+        </w:rPr>
+        <w:t xml:space="preserve">这篇导读探索的问题是：变化之间的关系，怎样形成稳定结构、物质和宏观引力响应？</w:t>
       </w:r>
     </w:p>
     <w:p>
@@ -82,15 +82,15 @@
           <w:rFonts w:ascii="Microsoft YaHei" w:hAnsi="Microsoft YaHei" w:eastAsia="Microsoft YaHei"/>
           <w:sz w:val="22"/>
         </w:rPr>
-        <w:t>这篇导读，就是要回答这个问题。而答案的开头，是一句听起来很"大"的话：</w:t>
-      </w:r>
-      <w:r>
-        <w:rPr>
-          <w:rFonts w:ascii="Microsoft YaHei" w:hAnsi="Microsoft YaHei" w:eastAsia="Microsoft YaHei"/>
-          <w:b/>
-          <w:sz w:val="22"/>
-        </w:rPr>
-        <w:t>时空并不存在，引力也不"本来就在"——它们都是"变化"涌现出来的。</w:t>
+        <w:t xml:space="preserve">这篇导读从“变化”出发探索这个问题。在框架中，时空和引力是由变化之间的生成关系呈现出的宏观描述。</w:t>
+      </w:r>
+      <w:r>
+        <w:rPr>
+          <w:rFonts w:ascii="Microsoft YaHei" w:hAnsi="Microsoft YaHei" w:eastAsia="Microsoft YaHei"/>
+          <w:b/>
+          <w:sz w:val="22"/>
+        </w:rPr>
+        <w:t/>
       </w:r>
     </w:p>
     <w:p>
@@ -123,15 +123,15 @@
           <w:rFonts w:ascii="Microsoft YaHei" w:hAnsi="Microsoft YaHei" w:eastAsia="Microsoft YaHei"/>
           <w:sz w:val="22"/>
         </w:rPr>
-        <w:t>我们的两篇论文——《The spectrum of a compact internal space. I. Gauge structure and fermion content》（内部紧致空间的谱，I. 规范结构与费米子内容）和《…II. Effective couplings and mass scales》（II. 有效耦合与质量尺度）——以及承载它们计算的"粗粒化创生框架 V4.0"，讲的是一件事：</w:t>
-      </w:r>
-      <w:r>
-        <w:rPr>
-          <w:rFonts w:ascii="Microsoft YaHei" w:hAnsi="Microsoft YaHei" w:eastAsia="Microsoft YaHei"/>
-          <w:b/>
-          <w:sz w:val="22"/>
-        </w:rPr>
-        <w:t>我们熟悉的整个世界，包括时空、引力、物质、暗能量，都不是"本来就在那里"的，而是从一个更根本的东西——"变化"——涌现出来的。</w:t>
+        <w:t xml:space="preserve">Jinku Guo 的两篇论文《The Spectrum of a Compact Internal Space I: Gauge Structure and a Scalar Mass Gap》（内部紧致空间的谱 I：规范结构与标量质量隙，2026d）和《The Spectrum of a Compact Internal Space II: Effective Couplings and Mass Scales》（内部紧致空间的谱 II：有效耦合与质量尺度，2026g），分别建立内部构造和定量关系。Coarse-Graining Genesis Framework V5.0.0 实现这些计算。共同起点是最小无偏变化；几何、物质和宏观响应通过相应生成规则构造。</w:t>
+      </w:r>
+      <w:r>
+        <w:rPr>
+          <w:rFonts w:ascii="Microsoft YaHei" w:hAnsi="Microsoft YaHei" w:eastAsia="Microsoft YaHei"/>
+          <w:b/>
+          <w:sz w:val="22"/>
+        </w:rPr>
+        <w:t/>
       </w:r>
     </w:p>
     <w:p>
@@ -143,7 +143,7 @@
           <w:rFonts w:ascii="Microsoft YaHei" w:hAnsi="Microsoft YaHei" w:eastAsia="Microsoft YaHei"/>
           <w:sz w:val="22"/>
         </w:rPr>
-        <w:t>这句话听起来很大，甚至有点玄。这篇导读的目的，就是用尽量平易近人的语言，把这条主线讲清楚：我们为什么这样想、遇到了什么困难、用什么办法解决、最后算出了什么。</w:t>
+        <w:t xml:space="preserve">这篇导读沿着生成原则、内部结构、数值计算和物理检验展开，用平易近人的语言解释主要想法，并把它们与能够计算和核查的量联系起来。</w:t>
       </w:r>
     </w:p>
     <w:p>
@@ -225,14 +225,14 @@
           <w:b/>
           <w:sz w:val="22"/>
         </w:rPr>
-        <w:t>标准模型</w:t>
-      </w:r>
-      <w:r>
-        <w:rPr>
-          <w:rFonts w:ascii="Microsoft YaHei" w:hAnsi="Microsoft YaHei" w:eastAsia="Microsoft YaHei"/>
-          <w:sz w:val="22"/>
-        </w:rPr>
-        <w:t>，它描述微观世界里基本粒子的行为——夸克、电子、光子、胶子，以及它们之间的三种力（电磁力、弱力、强力）。标准模型极其成功，精确到小数点后十多位，是科学史上被验证得最彻底的理论之一。</w:t>
+        <w:t/>
+      </w:r>
+      <w:r>
+        <w:rPr>
+          <w:rFonts w:ascii="Microsoft YaHei" w:hAnsi="Microsoft YaHei" w:eastAsia="Microsoft YaHei"/>
+          <w:sz w:val="22"/>
+        </w:rPr>
+        <w:t xml:space="preserve">标准模型，描述夸克、电子、光子、胶子等基本粒子及其电磁、弱和强相互作用。它的许多预言经过了高精度实验检验；具体精度取决于观测量和计算阶次。</w:t>
       </w:r>
     </w:p>
     <w:p>
@@ -271,22 +271,22 @@
           <w:rFonts w:ascii="Microsoft YaHei" w:hAnsi="Microsoft YaHei" w:eastAsia="Microsoft YaHei"/>
           <w:sz w:val="22"/>
         </w:rPr>
-        <w:t>问题是：这两座大厦对"时空"的看法，</w:t>
-      </w:r>
-      <w:r>
-        <w:rPr>
-          <w:rFonts w:ascii="Microsoft YaHei" w:hAnsi="Microsoft YaHei" w:eastAsia="Microsoft YaHei"/>
-          <w:b/>
-          <w:sz w:val="22"/>
-        </w:rPr>
-        <w:t>从根本上就是矛盾的</w:t>
-      </w:r>
-      <w:r>
-        <w:rPr>
-          <w:rFonts w:ascii="Microsoft YaHei" w:hAnsi="Microsoft YaHei" w:eastAsia="Microsoft YaHei"/>
-          <w:sz w:val="22"/>
-        </w:rPr>
-        <w:t>。</w:t>
+        <w:t xml:space="preserve">两种描述赋予时空不同的角色。在更基本的层次上连接它们，是一个重要问题。</w:t>
+      </w:r>
+      <w:r>
+        <w:rPr>
+          <w:rFonts w:ascii="Microsoft YaHei" w:hAnsi="Microsoft YaHei" w:eastAsia="Microsoft YaHei"/>
+          <w:b/>
+          <w:sz w:val="22"/>
+        </w:rPr>
+        <w:t/>
+      </w:r>
+      <w:r>
+        <w:rPr>
+          <w:rFonts w:ascii="Microsoft YaHei" w:hAnsi="Microsoft YaHei" w:eastAsia="Microsoft YaHei"/>
+          <w:sz w:val="22"/>
+        </w:rPr>
+        <w:t/>
       </w:r>
     </w:p>
     <w:p>
@@ -325,22 +325,22 @@
           <w:rFonts w:ascii="Microsoft YaHei" w:hAnsi="Microsoft YaHei" w:eastAsia="Microsoft YaHei"/>
           <w:sz w:val="22"/>
         </w:rPr>
-        <w:t>标准模型说：时空只是一个</w:t>
-      </w:r>
-      <w:r>
-        <w:rPr>
-          <w:rFonts w:ascii="Microsoft YaHei" w:hAnsi="Microsoft YaHei" w:eastAsia="Microsoft YaHei"/>
-          <w:b/>
-          <w:sz w:val="22"/>
-        </w:rPr>
-        <w:t>固定的、僵硬的背景舞台</w:t>
-      </w:r>
-      <w:r>
-        <w:rPr>
-          <w:rFonts w:ascii="Microsoft YaHei" w:hAnsi="Microsoft YaHei" w:eastAsia="Microsoft YaHei"/>
-          <w:sz w:val="22"/>
-        </w:rPr>
-        <w:t>。粒子和场在这个舞台上跳舞，舞台本身一动不动。它默认为一种平坦的、均匀的时空（物理学家叫它"闵可夫斯基时空"），就像一块无限大的、永远不变的网格。</w:t>
+        <w:t/>
+      </w:r>
+      <w:r>
+        <w:rPr>
+          <w:rFonts w:ascii="Microsoft YaHei" w:hAnsi="Microsoft YaHei" w:eastAsia="Microsoft YaHei"/>
+          <w:b/>
+          <w:sz w:val="22"/>
+        </w:rPr>
+        <w:t/>
+      </w:r>
+      <w:r>
+        <w:rPr>
+          <w:rFonts w:ascii="Microsoft YaHei" w:hAnsi="Microsoft YaHei" w:eastAsia="Microsoft YaHei"/>
+          <w:sz w:val="22"/>
+        </w:rPr>
+        <w:t xml:space="preserve">在引力影响可以忽略时，粒子计算常采用固定平直时空；量子场也可以在弯曲背景上研究。这些描述由给定背景提供位置和物理钟之间的比较关系。</w:t>
       </w:r>
     </w:p>
     <w:p>
@@ -352,7 +352,7 @@
           <w:rFonts w:ascii="Microsoft YaHei" w:hAnsi="Microsoft YaHei" w:eastAsia="Microsoft YaHei"/>
           <w:sz w:val="22"/>
         </w:rPr>
-        <w:t>一个说时空是活的，一个说时空是死的。这两件事不能同时都对。</w:t>
+        <w:t xml:space="preserve">它们在各自适用范围内提供有效描述。共同基础需要说明这些变量和近似怎样彼此连接。</w:t>
       </w:r>
     </w:p>
     <w:p>
@@ -431,22 +431,22 @@
           <w:rFonts w:ascii="Microsoft YaHei" w:hAnsi="Microsoft YaHei" w:eastAsia="Microsoft YaHei"/>
           <w:sz w:val="22"/>
         </w:rPr>
-        <w:t>这个答案很美，但它把"引力"和"时空的几何"绑定在了一起：</w:t>
-      </w:r>
-      <w:r>
-        <w:rPr>
-          <w:rFonts w:ascii="Microsoft YaHei" w:hAnsi="Microsoft YaHei" w:eastAsia="Microsoft YaHei"/>
-          <w:b/>
-          <w:sz w:val="22"/>
-        </w:rPr>
-        <w:t>引力 = 时空弯曲</w:t>
-      </w:r>
-      <w:r>
-        <w:rPr>
-          <w:rFonts w:ascii="Microsoft YaHei" w:hAnsi="Microsoft YaHei" w:eastAsia="Microsoft YaHei"/>
-          <w:sz w:val="22"/>
-        </w:rPr>
-        <w:t>。于是"时空"必须是一个真实存在、能被弯曲的东西。</w:t>
+        <w:t xml:space="preserve">广义相对论用几何表达引力效应。我们追问的是：这种有效几何怎样从更基本的变化关系中产生。</w:t>
+      </w:r>
+      <w:r>
+        <w:rPr>
+          <w:rFonts w:ascii="Microsoft YaHei" w:hAnsi="Microsoft YaHei" w:eastAsia="Microsoft YaHei"/>
+          <w:b/>
+          <w:sz w:val="22"/>
+        </w:rPr>
+        <w:t/>
+      </w:r>
+      <w:r>
+        <w:rPr>
+          <w:rFonts w:ascii="Microsoft YaHei" w:hAnsi="Microsoft YaHei" w:eastAsia="Microsoft YaHei"/>
+          <w:sz w:val="22"/>
+        </w:rPr>
+        <w:t/>
       </w:r>
     </w:p>
     <w:p>
@@ -478,7 +478,7 @@
           <w:rFonts w:ascii="Microsoft YaHei" w:hAnsi="Microsoft YaHei" w:eastAsia="Microsoft YaHei"/>
           <w:sz w:val="22"/>
         </w:rPr>
-        <w:t>但这个答案也有麻烦：引力子只是"把引力当作一种普通的力来量子化"，它没有回答"引力为什么存在"这个更深的问题，而且在计算上到处发散。</w:t>
+        <w:t xml:space="preserve">无质量自旋 2 场也可以有效描述弱引力波。它的物理解释和适用范围，由所研究的作用量和尺度决定。</w:t>
       </w:r>
     </w:p>
     <w:p>
@@ -490,30 +490,30 @@
           <w:rFonts w:ascii="Microsoft YaHei" w:hAnsi="Microsoft YaHei" w:eastAsia="Microsoft YaHei"/>
           <w:sz w:val="22"/>
         </w:rPr>
-        <w:t>我们给出的是</w:t>
-      </w:r>
-      <w:r>
-        <w:rPr>
-          <w:rFonts w:ascii="Microsoft YaHei" w:hAnsi="Microsoft YaHei" w:eastAsia="Microsoft YaHei"/>
-          <w:b/>
-          <w:sz w:val="22"/>
-        </w:rPr>
-        <w:t>第三种答案</w:t>
-      </w:r>
-      <w:r>
-        <w:rPr>
-          <w:rFonts w:ascii="Microsoft YaHei" w:hAnsi="Microsoft YaHei" w:eastAsia="Microsoft YaHei"/>
-          <w:sz w:val="22"/>
-        </w:rPr>
-        <w:t>，也是这篇导读贯穿始终的答案：</w:t>
-      </w:r>
-      <w:r>
-        <w:rPr>
-          <w:rFonts w:ascii="Microsoft YaHei" w:hAnsi="Microsoft YaHei" w:eastAsia="Microsoft YaHei"/>
-          <w:b/>
-          <w:sz w:val="22"/>
-        </w:rPr>
-        <w:t>引力不是时空弯曲，也不是一种基本力，而是一种"涌现"的现象——就像温度那样。</w:t>
+        <w:t/>
+      </w:r>
+      <w:r>
+        <w:rPr>
+          <w:rFonts w:ascii="Microsoft YaHei" w:hAnsi="Microsoft YaHei" w:eastAsia="Microsoft YaHei"/>
+          <w:b/>
+          <w:sz w:val="22"/>
+        </w:rPr>
+        <w:t/>
+      </w:r>
+      <w:r>
+        <w:rPr>
+          <w:rFonts w:ascii="Microsoft YaHei" w:hAnsi="Microsoft YaHei" w:eastAsia="Microsoft YaHei"/>
+          <w:sz w:val="22"/>
+        </w:rPr>
+        <w:t/>
+      </w:r>
+      <w:r>
+        <w:rPr>
+          <w:rFonts w:ascii="Microsoft YaHei" w:hAnsi="Microsoft YaHei" w:eastAsia="Microsoft YaHei"/>
+          <w:b/>
+          <w:sz w:val="22"/>
+        </w:rPr>
+        <w:t xml:space="preserve">我们的出发点是：引力是集体变化产生的宏观响应，就像温度描述物质的集体状态。弯曲时空可以成为这种响应的有效几何表达。</w:t>
       </w:r>
     </w:p>
     <w:p>
@@ -806,7 +806,7 @@
           <w:color w:val="2E6B3A"/>
           <w:sz w:val="26"/>
         </w:rPr>
-        <w:t>等一下——"涌现"不是比喻，而是被数学证明了的</w:t>
+        <w:t xml:space="preserve">涌现怎样成为数学结果</w:t>
       </w:r>
     </w:p>
     <w:p>
@@ -831,7 +831,7 @@
           <w:b/>
           <w:sz w:val="22"/>
         </w:rPr>
-        <w:t>2026 年菲尔兹奖得主邓煜，用数学回答了这个问题。</w:t>
+        <w:t xml:space="preserve">邓煜、Zaher Hani 和 Xiao Ma 的工作提供了一个具体的数学例子。</w:t>
       </w:r>
     </w:p>
     <w:p>
@@ -843,22 +843,22 @@
           <w:rFonts w:ascii="Microsoft YaHei" w:hAnsi="Microsoft YaHei" w:eastAsia="Microsoft YaHei"/>
           <w:sz w:val="22"/>
         </w:rPr>
-        <w:t>邓煜的工作，通俗地说就是：</w:t>
-      </w:r>
-      <w:r>
-        <w:rPr>
-          <w:rFonts w:ascii="Microsoft YaHei" w:hAnsi="Microsoft YaHei" w:eastAsia="Microsoft YaHei"/>
-          <w:b/>
-          <w:sz w:val="22"/>
-        </w:rPr>
-        <w:t>证明了一屋子乱飞的弹珠（微观粒子），确实可以"涌现"出温度、压强和流体运动（宏观规律）</w:t>
-      </w:r>
-      <w:r>
-        <w:rPr>
-          <w:rFonts w:ascii="Microsoft YaHei" w:hAnsi="Microsoft YaHei" w:eastAsia="Microsoft YaHei"/>
-          <w:sz w:val="22"/>
-        </w:rPr>
-        <w:t>。这不是哲学思辨，而是严格的数学证明——从牛顿力学出发，经过极其复杂的推导，最终得到描述气体流动的方程。</w:t>
+        <w:t/>
+      </w:r>
+      <w:r>
+        <w:rPr>
+          <w:rFonts w:ascii="Microsoft YaHei" w:hAnsi="Microsoft YaHei" w:eastAsia="Microsoft YaHei"/>
+          <w:b/>
+          <w:sz w:val="22"/>
+        </w:rPr>
+        <w:t/>
+      </w:r>
+      <w:r>
+        <w:rPr>
+          <w:rFonts w:ascii="Microsoft YaHei" w:hAnsi="Microsoft YaHei" w:eastAsia="Microsoft YaHei"/>
+          <w:sz w:val="22"/>
+        </w:rPr>
+        <w:t xml:space="preserve">他们在明确的尺度极限和正则性条件下，从硬球粒子动力学经过玻尔兹曼动力学推导流体方程，用证明连接不同尺度的描述。参见 Deng、Hani 和 Ma（2025），arXiv:2503.01800。</w:t>
       </w:r>
     </w:p>
     <w:p>
@@ -870,22 +870,22 @@
           <w:rFonts w:ascii="Microsoft YaHei" w:hAnsi="Microsoft YaHei" w:eastAsia="Microsoft YaHei"/>
           <w:sz w:val="22"/>
         </w:rPr>
-        <w:t>这意味着：</w:t>
-      </w:r>
-      <w:r>
-        <w:rPr>
-          <w:rFonts w:ascii="Microsoft YaHei" w:hAnsi="Microsoft YaHei" w:eastAsia="Microsoft YaHei"/>
-          <w:b/>
-          <w:sz w:val="22"/>
-        </w:rPr>
-        <w:t>"涌现"不是一个模糊的概念，而是一个可以被验证、被计算的数学事实。</w:t>
-      </w:r>
-      <w:r>
-        <w:rPr>
-          <w:rFonts w:ascii="Microsoft YaHei" w:hAnsi="Microsoft YaHei" w:eastAsia="Microsoft YaHei"/>
-          <w:sz w:val="22"/>
-        </w:rPr>
-        <w:t xml:space="preserve"> 温度不是"外加"给分子的属性，而是分子集体运动自发形成的结构。引力也一样——不是"外加"给真空的属性，而是真空涨落集体运动自发形成的结构。</w:t>
+        <w:t/>
+      </w:r>
+      <w:r>
+        <w:rPr>
+          <w:rFonts w:ascii="Microsoft YaHei" w:hAnsi="Microsoft YaHei" w:eastAsia="Microsoft YaHei"/>
+          <w:b/>
+          <w:sz w:val="22"/>
+        </w:rPr>
+        <w:t/>
+      </w:r>
+      <w:r>
+        <w:rPr>
+          <w:rFonts w:ascii="Microsoft YaHei" w:hAnsi="Microsoft YaHei" w:eastAsia="Microsoft YaHei"/>
+          <w:sz w:val="22"/>
+        </w:rPr>
+        <w:t xml:space="preserve">这个例子说明，宏观规律可以从明确的底层系统中导出。引力响应也需要给出自己的源、演化和可观测关系。</w:t>
       </w:r>
     </w:p>
     <w:p>
@@ -897,15 +897,15 @@
           <w:rFonts w:ascii="Microsoft YaHei" w:hAnsi="Microsoft YaHei" w:eastAsia="Microsoft YaHei"/>
           <w:sz w:val="22"/>
         </w:rPr>
-        <w:t>邓煜证明了微观可以涌现出宏观。</w:t>
-      </w:r>
-      <w:r>
-        <w:rPr>
-          <w:rFonts w:ascii="Microsoft YaHei" w:hAnsi="Microsoft YaHei" w:eastAsia="Microsoft YaHei"/>
-          <w:b/>
-          <w:sz w:val="22"/>
-        </w:rPr>
-        <w:t>我们的框架要证明的是：变化可以涌现出时空。</w:t>
+        <w:t/>
+      </w:r>
+      <w:r>
+        <w:rPr>
+          <w:rFonts w:ascii="Microsoft YaHei" w:hAnsi="Microsoft YaHei" w:eastAsia="Microsoft YaHei"/>
+          <w:b/>
+          <w:sz w:val="22"/>
+        </w:rPr>
+        <w:t xml:space="preserve">本框架以最小变化和生成的谱响应为起点研究这一问题。</w:t>
       </w:r>
     </w:p>
     <w:p>
@@ -932,7 +932,7 @@
           <w:rFonts w:ascii="Microsoft YaHei" w:hAnsi="Microsoft YaHei" w:eastAsia="Microsoft YaHei"/>
           <w:sz w:val="22"/>
         </w:rPr>
-        <w:t>现在，把"分子"换成"真空涨落"，把"温度"换成"引力"，完全相同的逻辑。</w:t>
+        <w:t xml:space="preserve">温度的类比帮助我们提出问题：哪些集体变化决定了物理钟和运动物质测得的宏观响应？</w:t>
       </w:r>
     </w:p>
     <w:p>
@@ -1045,22 +1045,22 @@
           <w:rFonts w:ascii="Microsoft YaHei" w:hAnsi="Microsoft YaHei" w:eastAsia="Microsoft YaHei"/>
           <w:sz w:val="22"/>
         </w:rPr>
-        <w:t>同样没有意义。</w:t>
-      </w:r>
-      <w:r>
-        <w:rPr>
-          <w:rFonts w:ascii="Microsoft YaHei" w:hAnsi="Microsoft YaHei" w:eastAsia="Microsoft YaHei"/>
-          <w:b/>
-          <w:sz w:val="22"/>
-        </w:rPr>
-        <w:t>单个涨落没有引力。</w:t>
-      </w:r>
-      <w:r>
-        <w:rPr>
-          <w:rFonts w:ascii="Microsoft YaHei" w:hAnsi="Microsoft YaHei" w:eastAsia="Microsoft YaHei"/>
-          <w:sz w:val="22"/>
-        </w:rPr>
-        <w:t xml:space="preserve"> 你无法指着某一个转瞬即逝的虚粒子说"它的引力是这么大"。</w:t>
+        <w:t/>
+      </w:r>
+      <w:r>
+        <w:rPr>
+          <w:rFonts w:ascii="Microsoft YaHei" w:hAnsi="Microsoft YaHei" w:eastAsia="Microsoft YaHei"/>
+          <w:b/>
+          <w:sz w:val="22"/>
+        </w:rPr>
+        <w:t/>
+      </w:r>
+      <w:r>
+        <w:rPr>
+          <w:rFonts w:ascii="Microsoft YaHei" w:hAnsi="Microsoft YaHei" w:eastAsia="Microsoft YaHei"/>
+          <w:sz w:val="22"/>
+        </w:rPr>
+        <w:t xml:space="preserve">微观源和宏观引力响应属于不同的描述层次。计算需要明确源的变化怎样进入集体响应。</w:t>
       </w:r>
     </w:p>
     <w:p>
@@ -1072,22 +1072,22 @@
           <w:rFonts w:ascii="Microsoft YaHei" w:hAnsi="Microsoft YaHei" w:eastAsia="Microsoft YaHei"/>
           <w:sz w:val="22"/>
         </w:rPr>
-        <w:t>"引力"是</w:t>
-      </w:r>
-      <w:r>
-        <w:rPr>
-          <w:rFonts w:ascii="Microsoft YaHei" w:hAnsi="Microsoft YaHei" w:eastAsia="Microsoft YaHei"/>
-          <w:b/>
-          <w:sz w:val="22"/>
-        </w:rPr>
-        <w:t>所有真空涨落集体</w:t>
-      </w:r>
-      <w:r>
-        <w:rPr>
-          <w:rFonts w:ascii="Microsoft YaHei" w:hAnsi="Microsoft YaHei" w:eastAsia="Microsoft YaHei"/>
-          <w:sz w:val="22"/>
-        </w:rPr>
-        <w:t>才有的属性：</w:t>
+        <w:t/>
+      </w:r>
+      <w:r>
+        <w:rPr>
+          <w:rFonts w:ascii="Microsoft YaHei" w:hAnsi="Microsoft YaHei" w:eastAsia="Microsoft YaHei"/>
+          <w:b/>
+          <w:sz w:val="22"/>
+        </w:rPr>
+        <w:t xml:space="preserve">框架中的引力计算沿着集体源展开：</w:t>
+      </w:r>
+      <w:r>
+        <w:rPr>
+          <w:rFonts w:ascii="Microsoft YaHei" w:hAnsi="Microsoft YaHei" w:eastAsia="Microsoft YaHei"/>
+          <w:sz w:val="22"/>
+        </w:rPr>
+        <w:t/>
       </w:r>
     </w:p>
     <w:p>
@@ -1109,37 +1109,37 @@
           <w:rFonts w:ascii="Microsoft YaHei" w:hAnsi="Microsoft YaHei" w:eastAsia="Microsoft YaHei"/>
           <w:sz w:val="22"/>
         </w:rPr>
-        <w:t>它是能动张量谱函数的一个</w:t>
-      </w:r>
-      <w:r>
-        <w:rPr>
-          <w:rFonts w:ascii="Microsoft YaHei" w:hAnsi="Microsoft YaHei" w:eastAsia="Microsoft YaHei"/>
-          <w:b/>
-          <w:sz w:val="22"/>
-        </w:rPr>
-        <w:t>集体涌现结构</w:t>
-      </w:r>
-      <w:r>
-        <w:rPr>
-          <w:rFonts w:ascii="Microsoft YaHei" w:hAnsi="Microsoft YaHei" w:eastAsia="Microsoft YaHei"/>
-          <w:sz w:val="22"/>
-        </w:rPr>
-        <w:t>——具体地说，是谱里那个</w:t>
-      </w:r>
-      <w:r>
-        <w:rPr>
-          <w:rFonts w:ascii="Microsoft YaHei" w:hAnsi="Microsoft YaHei" w:eastAsia="Microsoft YaHei"/>
-          <w:b/>
-          <w:sz w:val="22"/>
-        </w:rPr>
-        <w:t>最稳定、最不变的分量（零模）</w:t>
-      </w:r>
-      <w:r>
-        <w:rPr>
-          <w:rFonts w:ascii="Microsoft YaHei" w:hAnsi="Microsoft YaHei" w:eastAsia="Microsoft YaHei"/>
-          <w:sz w:val="22"/>
-        </w:rPr>
-        <w:t>；</w:t>
+        <w:t/>
+      </w:r>
+      <w:r>
+        <w:rPr>
+          <w:rFonts w:ascii="Microsoft YaHei" w:hAnsi="Microsoft YaHei" w:eastAsia="Microsoft YaHei"/>
+          <w:b/>
+          <w:sz w:val="22"/>
+        </w:rPr>
+        <w:t/>
+      </w:r>
+      <w:r>
+        <w:rPr>
+          <w:rFonts w:ascii="Microsoft YaHei" w:hAnsi="Microsoft YaHei" w:eastAsia="Microsoft YaHei"/>
+          <w:sz w:val="22"/>
+        </w:rPr>
+        <w:t/>
+      </w:r>
+      <w:r>
+        <w:rPr>
+          <w:rFonts w:ascii="Microsoft YaHei" w:hAnsi="Microsoft YaHei" w:eastAsia="Microsoft YaHei"/>
+          <w:b/>
+          <w:sz w:val="22"/>
+        </w:rPr>
+        <w:t xml:space="preserve">源关联确定张量响应，外部动量依赖决定其长程行为；</w:t>
+      </w:r>
+      <w:r>
+        <w:rPr>
+          <w:rFonts w:ascii="Microsoft YaHei" w:hAnsi="Microsoft YaHei" w:eastAsia="Microsoft YaHei"/>
+          <w:sz w:val="22"/>
+        </w:rPr>
+        <w:t/>
       </w:r>
     </w:p>
     <w:p>
@@ -1161,7 +1161,7 @@
           <w:rFonts w:ascii="Microsoft YaHei" w:hAnsi="Microsoft YaHei" w:eastAsia="Microsoft YaHei"/>
           <w:sz w:val="22"/>
         </w:rPr>
-        <w:t>就像温度是分子运动"最平均、最集体"的那一部分，引力是真空涨落"最稳定、最不变"的那一部分。</w:t>
+        <w:t xml:space="preserve">有效宏观作用量确定传播、物质耦合，以及物理变化必须满足的约束。</w:t>
       </w:r>
     </w:p>
     <w:p>
@@ -1173,22 +1173,22 @@
           <w:rFonts w:ascii="Microsoft YaHei" w:hAnsi="Microsoft YaHei" w:eastAsia="Microsoft YaHei"/>
           <w:sz w:val="22"/>
         </w:rPr>
-        <w:t>所以，引力的本质是：</w:t>
-      </w:r>
-      <w:r>
-        <w:rPr>
-          <w:rFonts w:ascii="Microsoft YaHei" w:hAnsi="Microsoft YaHei" w:eastAsia="Microsoft YaHei"/>
-          <w:b/>
-          <w:sz w:val="22"/>
-        </w:rPr>
-        <w:t>它不在任何一个涨落身上，而是从海量真空涨落的谱结构中"冒"出来的一个宏观效应。</w:t>
-      </w:r>
-      <w:r>
-        <w:rPr>
-          <w:rFonts w:ascii="Microsoft YaHei" w:hAnsi="Microsoft YaHei" w:eastAsia="Microsoft YaHei"/>
-          <w:sz w:val="22"/>
-        </w:rPr>
-        <w:t xml:space="preserve"> 微观上只有"涨落在生灭"，宏观上却有"引力"——这，就是引力涌现。</w:t>
+        <w:t/>
+      </w:r>
+      <w:r>
+        <w:rPr>
+          <w:rFonts w:ascii="Microsoft YaHei" w:hAnsi="Microsoft YaHei" w:eastAsia="Microsoft YaHei"/>
+          <w:b/>
+          <w:sz w:val="22"/>
+        </w:rPr>
+        <w:t xml:space="preserve">因此，研究对象是集体源响应及其作用量。内部谱数据进入归一化和匹配，长程传播则由外部响应确定。</w:t>
+      </w:r>
+      <w:r>
+        <w:rPr>
+          <w:rFonts w:ascii="Microsoft YaHei" w:hAnsi="Microsoft YaHei" w:eastAsia="Microsoft YaHei"/>
+          <w:sz w:val="22"/>
+        </w:rPr>
+        <w:t xml:space="preserve"/>
       </w:r>
     </w:p>
     <w:p>
@@ -1220,7 +1220,7 @@
           <w:b/>
           <w:sz w:val="22"/>
         </w:rPr>
-        <w:t>温度是分子运动的涌现；引力是真空涨落的涌现。</w:t>
+        <w:t xml:space="preserve">温度展示集体行为；引力计算则明确集体源和相应的宏观响应。</w:t>
       </w:r>
     </w:p>
     <w:p>
@@ -1232,7 +1232,7 @@
           <w:rFonts w:ascii="Microsoft YaHei" w:hAnsi="Microsoft YaHei" w:eastAsia="Microsoft YaHei"/>
           <w:sz w:val="22"/>
         </w:rPr>
-        <w:t>温度让我们相信"涌现"可以产生真实的宏观效应（你会被开水烫伤）；引力也同理——它真实地让苹果落地、让行星绕日，但它不是"基本力"，而是真空涨落的谱结构涌现出来的现象。</w:t>
+        <w:t xml:space="preserve">在这个图景中，落体和行星轨道检验宏观响应。定量内容体现在源方程，以及运动、光传播和钟读数之间的关系中。</w:t>
       </w:r>
     </w:p>
     <w:p>
@@ -1259,7 +1259,7 @@
           <w:rFonts w:ascii="Microsoft YaHei" w:hAnsi="Microsoft YaHei" w:eastAsia="Microsoft YaHei"/>
           <w:sz w:val="22"/>
         </w:rPr>
-        <w:t>爱因斯坦有一个著名的说法："物质告诉时空如何弯曲，时空告诉物质如何运动。" 他的引力方程极其精确，无数次被观测证实——这一点我们完全尊重。</w:t>
+        <w:t xml:space="preserve">广义相对论有一种常见概括：“物质告诉时空如何弯曲，时空告诉物质如何运动。”它的方程把几何与可以测量的运动和钟读数联系起来。</w:t>
       </w:r>
     </w:p>
     <w:p>
@@ -1271,7 +1271,7 @@
           <w:rFonts w:ascii="Microsoft YaHei" w:hAnsi="Microsoft YaHei" w:eastAsia="Microsoft YaHei"/>
           <w:sz w:val="22"/>
         </w:rPr>
-        <w:t>但是，如果时空并不存在，那爱因斯坦说的"弯曲"，弯曲的到底是什么？</w:t>
+        <w:t xml:space="preserve">如果几何是生成的宏观描述，曲率描述的是什么？</w:t>
       </w:r>
     </w:p>
     <w:p>
@@ -1283,15 +1283,15 @@
           <w:rFonts w:ascii="Microsoft YaHei" w:hAnsi="Microsoft YaHei" w:eastAsia="Microsoft YaHei"/>
           <w:sz w:val="22"/>
         </w:rPr>
-        <w:t>我们的回答是：</w:t>
-      </w:r>
-      <w:r>
-        <w:rPr>
-          <w:rFonts w:ascii="Microsoft YaHei" w:hAnsi="Microsoft YaHei" w:eastAsia="Microsoft YaHei"/>
-          <w:b/>
-          <w:sz w:val="22"/>
-        </w:rPr>
-        <w:t>弯曲的是真空涨落。</w:t>
+        <w:t/>
+      </w:r>
+      <w:r>
+        <w:rPr>
+          <w:rFonts w:ascii="Microsoft YaHei" w:hAnsi="Microsoft YaHei" w:eastAsia="Microsoft YaHei"/>
+          <w:b/>
+          <w:sz w:val="22"/>
+        </w:rPr>
+        <w:t xml:space="preserve">它描述集体响应怎样改变物质、光和物理钟之间的测量关系。</w:t>
       </w:r>
     </w:p>
     <w:p>
@@ -1303,22 +1303,22 @@
           <w:rFonts w:ascii="Microsoft YaHei" w:hAnsi="Microsoft YaHei" w:eastAsia="Microsoft YaHei"/>
           <w:sz w:val="22"/>
         </w:rPr>
-        <w:t>物质（质量、能量）确实会改变它周围的东西——但它改变的不是"时空"（因为时空根本不是东西），而是</w:t>
-      </w:r>
-      <w:r>
-        <w:rPr>
-          <w:rFonts w:ascii="Microsoft YaHei" w:hAnsi="Microsoft YaHei" w:eastAsia="Microsoft YaHei"/>
-          <w:b/>
-          <w:sz w:val="22"/>
-        </w:rPr>
-        <w:t>真空涨落的谱结构</w:t>
-      </w:r>
-      <w:r>
-        <w:rPr>
-          <w:rFonts w:ascii="Microsoft YaHei" w:hAnsi="Microsoft YaHei" w:eastAsia="Microsoft YaHei"/>
-          <w:sz w:val="22"/>
-        </w:rPr>
-        <w:t>。质量聚集的地方，真空涨落的分布（能动张量的谱函数）会随之改变；这种"涨落谱的改变"，正是爱因斯坦观察到、并精确描述了的那个现象。</w:t>
+        <w:t/>
+      </w:r>
+      <w:r>
+        <w:rPr>
+          <w:rFonts w:ascii="Microsoft YaHei" w:hAnsi="Microsoft YaHei" w:eastAsia="Microsoft YaHei"/>
+          <w:b/>
+          <w:sz w:val="22"/>
+        </w:rPr>
+        <w:t/>
+      </w:r>
+      <w:r>
+        <w:rPr>
+          <w:rFonts w:ascii="Microsoft YaHei" w:hAnsi="Microsoft YaHei" w:eastAsia="Microsoft YaHei"/>
+          <w:sz w:val="22"/>
+        </w:rPr>
+        <w:t xml:space="preserve">物质通过共同的源响应影响周围环境。度规可以用统一的几何语言表达这些效应；相应耦合和方程由所采用的宏观实现确定。</w:t>
       </w:r>
     </w:p>
     <w:p>
@@ -1330,22 +1330,22 @@
           <w:rFonts w:ascii="Microsoft YaHei" w:hAnsi="Microsoft YaHei" w:eastAsia="Microsoft YaHei"/>
           <w:sz w:val="22"/>
         </w:rPr>
-        <w:t>如果我们换一种本体论视角，方程背后的物理图景可以是另一种样子：</w:t>
-      </w:r>
-      <w:r>
-        <w:rPr>
-          <w:rFonts w:ascii="Microsoft YaHei" w:hAnsi="Microsoft YaHei" w:eastAsia="Microsoft YaHei"/>
-          <w:b/>
-          <w:sz w:val="22"/>
-        </w:rPr>
-        <w:t>弯曲的其实是真空涨落。</w:t>
-      </w:r>
-      <w:r>
-        <w:rPr>
-          <w:rFonts w:ascii="Microsoft YaHei" w:hAnsi="Microsoft YaHei" w:eastAsia="Microsoft YaHei"/>
-          <w:sz w:val="22"/>
-        </w:rPr>
-        <w:t xml:space="preserve"> 不是说相对论不能用了——方程描述的现象、给出的预言仍然全部成立；而是说，我们对"弯曲"的根源有了新的理解：真正在"弯曲"的，是真空涨落的谱结构，而不是"时空"这个实体。</w:t>
+        <w:t/>
+      </w:r>
+      <w:r>
+        <w:rPr>
+          <w:rFonts w:ascii="Microsoft YaHei" w:hAnsi="Microsoft YaHei" w:eastAsia="Microsoft YaHei"/>
+          <w:b/>
+          <w:sz w:val="22"/>
+        </w:rPr>
+        <w:t/>
+      </w:r>
+      <w:r>
+        <w:rPr>
+          <w:rFonts w:ascii="Microsoft YaHei" w:hAnsi="Microsoft YaHei" w:eastAsia="Microsoft YaHei"/>
+          <w:sz w:val="22"/>
+        </w:rPr>
+        <w:t xml:space="preserve">底层解释从变化出发，有效几何通过可观测后果接受检验。作用量明确该实现中哪些度规和物质变化是允许的。</w:t>
       </w:r>
     </w:p>
     <w:p>
@@ -1384,7 +1384,7 @@
           <w:rFonts w:ascii="Microsoft YaHei" w:hAnsi="Microsoft YaHei" w:eastAsia="Microsoft YaHei"/>
           <w:sz w:val="22"/>
         </w:rPr>
-        <w:t>另一个 2026 年菲尔兹奖得主——王虹——的工作，从一个完全不同的角度触及了"空间"的本质。</w:t>
+        <w:t xml:space="preserve">王虹和 Joshua Zahl 的工作展示了另一个问题：方向信息怎样约束几何维数。</w:t>
       </w:r>
     </w:p>
     <w:p>
@@ -1396,22 +1396,22 @@
           <w:rFonts w:ascii="Microsoft YaHei" w:hAnsi="Microsoft YaHei" w:eastAsia="Microsoft YaHei"/>
           <w:sz w:val="22"/>
         </w:rPr>
-        <w:t>王虹证明了一个困扰数学界百年的难题：</w:t>
-      </w:r>
-      <w:r>
-        <w:rPr>
-          <w:rFonts w:ascii="Microsoft YaHei" w:hAnsi="Microsoft YaHei" w:eastAsia="Microsoft YaHei"/>
-          <w:b/>
-          <w:sz w:val="22"/>
-        </w:rPr>
-        <w:t>三维挂谷猜想</w:t>
-      </w:r>
-      <w:r>
-        <w:rPr>
-          <w:rFonts w:ascii="Microsoft YaHei" w:hAnsi="Microsoft YaHei" w:eastAsia="Microsoft YaHei"/>
-          <w:sz w:val="22"/>
-        </w:rPr>
-        <w:t>。这个猜想问的是：一根无限细的针，在一个空间里能指向所有方向，这个空间最小能有多大？</w:t>
+        <w:t/>
+      </w:r>
+      <w:r>
+        <w:rPr>
+          <w:rFonts w:ascii="Microsoft YaHei" w:hAnsi="Microsoft YaHei" w:eastAsia="Microsoft YaHei"/>
+          <w:b/>
+          <w:sz w:val="22"/>
+        </w:rPr>
+        <w:t/>
+      </w:r>
+      <w:r>
+        <w:rPr>
+          <w:rFonts w:ascii="Microsoft YaHei" w:hAnsi="Microsoft YaHei" w:eastAsia="Microsoft YaHei"/>
+          <w:sz w:val="22"/>
+        </w:rPr>
+        <w:t xml:space="preserve">他们的三维挂谷结果研究包含每个方向单位线段的集合，证明这种集合的 Hausdorff 维数和 Minkowski 维数均为 3。参见 Wang 和 Zahl（2025），arXiv:2502.17655。</w:t>
       </w:r>
     </w:p>
     <w:p>
@@ -1423,22 +1423,22 @@
           <w:rFonts w:ascii="Microsoft YaHei" w:hAnsi="Microsoft YaHei" w:eastAsia="Microsoft YaHei"/>
           <w:sz w:val="22"/>
         </w:rPr>
-        <w:t>答案出乎意料：在三维空间里，</w:t>
-      </w:r>
-      <w:r>
-        <w:rPr>
-          <w:rFonts w:ascii="Microsoft YaHei" w:hAnsi="Microsoft YaHei" w:eastAsia="Microsoft YaHei"/>
-          <w:b/>
-          <w:sz w:val="22"/>
-        </w:rPr>
-        <w:t>存在一个正的最小体积</w:t>
-      </w:r>
-      <w:r>
-        <w:rPr>
-          <w:rFonts w:ascii="Microsoft YaHei" w:hAnsi="Microsoft YaHei" w:eastAsia="Microsoft YaHei"/>
-          <w:sz w:val="22"/>
-        </w:rPr>
-        <w:t>。你不能把"能指向所有方向的针"压缩到任意小。</w:t>
+        <w:t/>
+      </w:r>
+      <w:r>
+        <w:rPr>
+          <w:rFonts w:ascii="Microsoft YaHei" w:hAnsi="Microsoft YaHei" w:eastAsia="Microsoft YaHei"/>
+          <w:b/>
+          <w:sz w:val="22"/>
+        </w:rPr>
+        <w:t/>
+      </w:r>
+      <w:r>
+        <w:rPr>
+          <w:rFonts w:ascii="Microsoft YaHei" w:hAnsi="Microsoft YaHei" w:eastAsia="Microsoft YaHei"/>
+          <w:sz w:val="22"/>
+        </w:rPr>
+        <w:t xml:space="preserve">维数描述分辨率改变时集合占据空间的方式。一个集合可以具有满维数而体积仍为零，因此这里的结论是维数结论，而不是存在正的最小体积。</w:t>
       </w:r>
     </w:p>
     <w:p>
@@ -1450,30 +1450,30 @@
           <w:rFonts w:ascii="Microsoft YaHei" w:hAnsi="Microsoft YaHei" w:eastAsia="Microsoft YaHei"/>
           <w:sz w:val="22"/>
         </w:rPr>
-        <w:t>这意味着什么？</w:t>
-      </w:r>
-      <w:r>
-        <w:rPr>
-          <w:rFonts w:ascii="Microsoft YaHei" w:hAnsi="Microsoft YaHei" w:eastAsia="Microsoft YaHei"/>
-          <w:b/>
-          <w:sz w:val="22"/>
-        </w:rPr>
-        <w:t>意味着"连续空间"并不是一个铁板一块的简单概念。</w:t>
-      </w:r>
-      <w:r>
-        <w:rPr>
-          <w:rFonts w:ascii="Microsoft YaHei" w:hAnsi="Microsoft YaHei" w:eastAsia="Microsoft YaHei"/>
-          <w:sz w:val="22"/>
-        </w:rPr>
-        <w:t xml:space="preserve"> 在微观尺度上，连续空间的结构可以变得极其复杂、极其"不光滑"。王虹的工作揭示了：</w:t>
-      </w:r>
-      <w:r>
-        <w:rPr>
-          <w:rFonts w:ascii="Microsoft YaHei" w:hAnsi="Microsoft YaHei" w:eastAsia="Microsoft YaHei"/>
-          <w:b/>
-          <w:sz w:val="22"/>
-        </w:rPr>
-        <w:t>连续与离散之间，存在远比我们想象的更丰富的关系。</w:t>
+        <w:t/>
+      </w:r>
+      <w:r>
+        <w:rPr>
+          <w:rFonts w:ascii="Microsoft YaHei" w:hAnsi="Microsoft YaHei" w:eastAsia="Microsoft YaHei"/>
+          <w:b/>
+          <w:sz w:val="22"/>
+        </w:rPr>
+        <w:t/>
+      </w:r>
+      <w:r>
+        <w:rPr>
+          <w:rFonts w:ascii="Microsoft YaHei" w:hAnsi="Microsoft YaHei" w:eastAsia="Microsoft YaHei"/>
+          <w:sz w:val="22"/>
+        </w:rPr>
+        <w:t xml:space="preserve">这个例子说明，研究几何需要准确区分尺度、维数和测度；它们刻画连续集合的不同方面。</w:t>
+      </w:r>
+      <w:r>
+        <w:rPr>
+          <w:rFonts w:ascii="Microsoft YaHei" w:hAnsi="Microsoft YaHei" w:eastAsia="Microsoft YaHei"/>
+          <w:b/>
+          <w:sz w:val="22"/>
+        </w:rPr>
+        <w:t/>
       </w:r>
     </w:p>
     <w:p>
@@ -1485,30 +1485,30 @@
           <w:rFonts w:ascii="Microsoft YaHei" w:hAnsi="Microsoft YaHei" w:eastAsia="Microsoft YaHei"/>
           <w:sz w:val="22"/>
         </w:rPr>
-        <w:t>有一个非常漂亮的对仗：</w:t>
-      </w:r>
-      <w:r>
-        <w:rPr>
-          <w:rFonts w:ascii="Microsoft YaHei" w:hAnsi="Microsoft YaHei" w:eastAsia="Microsoft YaHei"/>
-          <w:b/>
-          <w:sz w:val="22"/>
-        </w:rPr>
-        <w:t>邓煜研究"粒子群如何形成连续场"，王虹研究"波场中如何显出粒式结构"</w:t>
-      </w:r>
-      <w:r>
-        <w:rPr>
-          <w:rFonts w:ascii="Microsoft YaHei" w:hAnsi="Microsoft YaHei" w:eastAsia="Microsoft YaHei"/>
-          <w:sz w:val="22"/>
-        </w:rPr>
-        <w:t>。一个是从离散走向连续，一个是从连续走向离散——</w:t>
-      </w:r>
-      <w:r>
-        <w:rPr>
-          <w:rFonts w:ascii="Microsoft YaHei" w:hAnsi="Microsoft YaHei" w:eastAsia="Microsoft YaHei"/>
-          <w:b/>
-          <w:sz w:val="22"/>
-        </w:rPr>
-        <w:t>它们共同告诉我们：连续与离散不是非此即彼的对立，而是同一个世界在不同尺度上的两种面孔。</w:t>
+        <w:t/>
+      </w:r>
+      <w:r>
+        <w:rPr>
+          <w:rFonts w:ascii="Microsoft YaHei" w:hAnsi="Microsoft YaHei" w:eastAsia="Microsoft YaHei"/>
+          <w:b/>
+          <w:sz w:val="22"/>
+        </w:rPr>
+        <w:t/>
+      </w:r>
+      <w:r>
+        <w:rPr>
+          <w:rFonts w:ascii="Microsoft YaHei" w:hAnsi="Microsoft YaHei" w:eastAsia="Microsoft YaHei"/>
+          <w:sz w:val="22"/>
+        </w:rPr>
+        <w:t/>
+      </w:r>
+      <w:r>
+        <w:rPr>
+          <w:rFonts w:ascii="Microsoft YaHei" w:hAnsi="Microsoft YaHei" w:eastAsia="Microsoft YaHei"/>
+          <w:b/>
+          <w:sz w:val="22"/>
+        </w:rPr>
+        <w:t xml:space="preserve">流体推导和挂谷问题研究不同的数学对象。它们都说明，明确的操作与估计可以把直观图景转化为具有准确适用范围的数学陈述。</w:t>
       </w:r>
     </w:p>
     <w:p>
@@ -1520,22 +1520,22 @@
           <w:rFonts w:ascii="Microsoft YaHei" w:hAnsi="Microsoft YaHei" w:eastAsia="Microsoft YaHei"/>
           <w:sz w:val="22"/>
         </w:rPr>
-        <w:t>我们的框架走得更远：</w:t>
-      </w:r>
-      <w:r>
-        <w:rPr>
-          <w:rFonts w:ascii="Microsoft YaHei" w:hAnsi="Microsoft YaHei" w:eastAsia="Microsoft YaHei"/>
-          <w:b/>
-          <w:sz w:val="22"/>
-        </w:rPr>
-        <w:t>连"空间"本身，都是从"变化"的谱里涌现出来的。</w:t>
-      </w:r>
-      <w:r>
-        <w:rPr>
-          <w:rFonts w:ascii="Microsoft YaHei" w:hAnsi="Microsoft YaHei" w:eastAsia="Microsoft YaHei"/>
-          <w:sz w:val="22"/>
-        </w:rPr>
-        <w:t xml:space="preserve"> 王虹证明了连续空间可以很复杂；我们说，连"连续"这个概念本身都是派生的。</w:t>
+        <w:t/>
+      </w:r>
+      <w:r>
+        <w:rPr>
+          <w:rFonts w:ascii="Microsoft YaHei" w:hAnsi="Microsoft YaHei" w:eastAsia="Microsoft YaHei"/>
+          <w:b/>
+          <w:sz w:val="22"/>
+        </w:rPr>
+        <w:t/>
+      </w:r>
+      <w:r>
+        <w:rPr>
+          <w:rFonts w:ascii="Microsoft YaHei" w:hAnsi="Microsoft YaHei" w:eastAsia="Microsoft YaHei"/>
+          <w:sz w:val="22"/>
+        </w:rPr>
+        <w:t xml:space="preserve">本框架依靠自身的生成规则确定内部响应空间及其支持的观测。</w:t>
       </w:r>
     </w:p>
     <w:p>
@@ -1547,22 +1547,22 @@
           <w:rFonts w:ascii="Microsoft YaHei" w:hAnsi="Microsoft YaHei" w:eastAsia="Microsoft YaHei"/>
           <w:sz w:val="22"/>
         </w:rPr>
-        <w:t>王虹的工作无意中指向了一个更深的问题：</w:t>
-      </w:r>
-      <w:r>
-        <w:rPr>
-          <w:rFonts w:ascii="Microsoft YaHei" w:hAnsi="Microsoft YaHei" w:eastAsia="Microsoft YaHei"/>
-          <w:b/>
-          <w:sz w:val="22"/>
-        </w:rPr>
-        <w:t>如果"连续空间"在微观上可以如此复杂，那它怎么可能是"基本的"？一个基本的东西应该是简单的。空间的复杂性恰恰说明：它不是源头，而是结果——是从某个更简单的东西里涌现出来的。</w:t>
-      </w:r>
-      <w:r>
-        <w:rPr>
-          <w:rFonts w:ascii="Microsoft YaHei" w:hAnsi="Microsoft YaHei" w:eastAsia="Microsoft YaHei"/>
-          <w:sz w:val="22"/>
-        </w:rPr>
-        <w:t xml:space="preserve"> 那个更简单的东西，在我们的框架里，就是"变化"。</w:t>
+        <w:t/>
+      </w:r>
+      <w:r>
+        <w:rPr>
+          <w:rFonts w:ascii="Microsoft YaHei" w:hAnsi="Microsoft YaHei" w:eastAsia="Microsoft YaHei"/>
+          <w:b/>
+          <w:sz w:val="22"/>
+        </w:rPr>
+        <w:t xml:space="preserve">这里的动机是用变化之间的生成关系描述几何。其他系统的数学成果提供方法启发，所需的重建由本框架内部的构造完成。</w:t>
+      </w:r>
+      <w:r>
+        <w:rPr>
+          <w:rFonts w:ascii="Microsoft YaHei" w:hAnsi="Microsoft YaHei" w:eastAsia="Microsoft YaHei"/>
+          <w:sz w:val="22"/>
+        </w:rPr>
+        <w:t xml:space="preserve"/>
       </w:r>
     </w:p>
     <w:p>
@@ -1624,14 +1624,14 @@
           <w:b/>
           <w:sz w:val="22"/>
         </w:rPr>
-        <w:t>量子引力难题</w:t>
-      </w:r>
-      <w:r>
-        <w:rPr>
-          <w:rFonts w:ascii="Microsoft YaHei" w:hAnsi="Microsoft YaHei" w:eastAsia="Microsoft YaHei"/>
-          <w:sz w:val="22"/>
-        </w:rPr>
-        <w:t>：当我们想把量子力学和广义相对论合并成"量子引力"时，计算会出现无穷大，怎么也消不掉。根源在于：广义相对论把"引力 = 时空弯曲"当成了出发点，而"弯曲的时空"这个对象，在量子涨落的尺度上根本站不住。</w:t>
+        <w:t/>
+      </w:r>
+      <w:r>
+        <w:rPr>
+          <w:rFonts w:ascii="Microsoft YaHei" w:hAnsi="Microsoft YaHei" w:eastAsia="Microsoft YaHei"/>
+          <w:sz w:val="22"/>
+        </w:rPr>
+        <w:t xml:space="preserve">量子引力问题：共同描述需要连接量子物质和动态引力响应。低能有效计算在其适用范围内工作，向更基本尺度的延伸提出了进一步问题。</w:t>
       </w:r>
     </w:p>
     <w:p>
@@ -1684,14 +1684,14 @@
           <w:b/>
           <w:sz w:val="22"/>
         </w:rPr>
-        <w:t>宇宙学常数问题</w:t>
-      </w:r>
-      <w:r>
-        <w:rPr>
-          <w:rFonts w:ascii="Microsoft YaHei" w:hAnsi="Microsoft YaHei" w:eastAsia="Microsoft YaHei"/>
-          <w:sz w:val="22"/>
-        </w:rPr>
-        <w:t>：真空的能量密度，理论预言和观测差了 120 个数量级——物理学史上最离谱的"误差"，根源也指向"时空背景"这个假设本身。</w:t>
+        <w:t/>
+      </w:r>
+      <w:r>
+        <w:rPr>
+          <w:rFonts w:ascii="Microsoft YaHei" w:hAnsi="Microsoft YaHei" w:eastAsia="Microsoft YaHei"/>
+          <w:sz w:val="22"/>
+        </w:rPr>
+        <w:t xml:space="preserve">宇宙学常数问题：把真空贡献与观测到的宇宙加速联系起来，需要一致处理重整化、引力耦合和大尺度背景。</w:t>
       </w:r>
     </w:p>
     <w:p>
@@ -1706,7 +1706,7 @@
           <w:color w:val="2E6B3A"/>
           <w:sz w:val="26"/>
         </w:rPr>
-        <w:t>我们的答案：时空并不存在</w:t>
+        <w:t xml:space="preserve">我们的起点是生成的时空</w:t>
       </w:r>
     </w:p>
     <w:p>
@@ -1730,15 +1730,15 @@
           <w:rFonts w:ascii="Microsoft YaHei" w:hAnsi="Microsoft YaHei" w:eastAsia="Microsoft YaHei"/>
           <w:sz w:val="22"/>
         </w:rPr>
-        <w:t>我们提出一个更彻底的看法：</w:t>
-      </w:r>
-      <w:r>
-        <w:rPr>
-          <w:rFonts w:ascii="Microsoft YaHei" w:hAnsi="Microsoft YaHei" w:eastAsia="Microsoft YaHei"/>
-          <w:b/>
-          <w:sz w:val="22"/>
-        </w:rPr>
-        <w:t>时空根本不"存在"。</w:t>
+        <w:t xml:space="preserve">我们以最小无偏变化为基本对象，把时空构造为这些变化关系的宏观描述。</w:t>
+      </w:r>
+      <w:r>
+        <w:rPr>
+          <w:rFonts w:ascii="Microsoft YaHei" w:hAnsi="Microsoft YaHei" w:eastAsia="Microsoft YaHei"/>
+          <w:b/>
+          <w:sz w:val="22"/>
+        </w:rPr>
+        <w:t/>
       </w:r>
     </w:p>
     <w:p>
@@ -1788,29 +1788,29 @@
           <w:b/>
           <w:sz w:val="22"/>
         </w:rPr>
-        <w:t>时间</w:t>
-      </w:r>
-      <w:r>
-        <w:rPr>
-          <w:rFonts w:ascii="Microsoft YaHei" w:hAnsi="Microsoft YaHei" w:eastAsia="Microsoft YaHei"/>
-          <w:sz w:val="22"/>
-        </w:rPr>
-        <w:t xml:space="preserve"> = 变化的</w:t>
-      </w:r>
-      <w:r>
-        <w:rPr>
-          <w:rFonts w:ascii="Microsoft YaHei" w:hAnsi="Microsoft YaHei" w:eastAsia="Microsoft YaHei"/>
-          <w:b/>
-          <w:sz w:val="22"/>
-        </w:rPr>
-        <w:t>先后顺序</w:t>
-      </w:r>
-      <w:r>
-        <w:rPr>
-          <w:rFonts w:ascii="Microsoft YaHei" w:hAnsi="Microsoft YaHei" w:eastAsia="Microsoft YaHei"/>
-          <w:sz w:val="22"/>
-        </w:rPr>
-        <w:t>（哪个变化在前，哪个在后）；</w:t>
+        <w:t/>
+      </w:r>
+      <w:r>
+        <w:rPr>
+          <w:rFonts w:ascii="Microsoft YaHei" w:hAnsi="Microsoft YaHei" w:eastAsia="Microsoft YaHei"/>
+          <w:sz w:val="22"/>
+        </w:rPr>
+        <w:t xml:space="preserve"/>
+      </w:r>
+      <w:r>
+        <w:rPr>
+          <w:rFonts w:ascii="Microsoft YaHei" w:hAnsi="Microsoft YaHei" w:eastAsia="Microsoft YaHei"/>
+          <w:b/>
+          <w:sz w:val="22"/>
+        </w:rPr>
+        <w:t/>
+      </w:r>
+      <w:r>
+        <w:rPr>
+          <w:rFonts w:ascii="Microsoft YaHei" w:hAnsi="Microsoft YaHei" w:eastAsia="Microsoft YaHei"/>
+          <w:sz w:val="22"/>
+        </w:rPr>
+        <w:t xml:space="preserve">时间通过物理钟的变化与其他变化相比较来读取；生成顺序和经过的钟时承担不同角色；</w:t>
       </w:r>
     </w:p>
     <w:p>
@@ -1894,15 +1894,15 @@
           <w:rFonts w:ascii="Microsoft YaHei" w:hAnsi="Microsoft YaHei" w:eastAsia="Microsoft YaHei"/>
           <w:sz w:val="22"/>
         </w:rPr>
-        <w:t>广义相对论错在：它把"弯曲的河床"（弯曲时空）当成了真实的东西。标准模型错在：它把"僵硬的河床"（背景时空）当成了真实的东西。它们争的是"河床是弯的还是平的"，而我们说——</w:t>
-      </w:r>
-      <w:r>
-        <w:rPr>
-          <w:rFonts w:ascii="Microsoft YaHei" w:hAnsi="Microsoft YaHei" w:eastAsia="Microsoft YaHei"/>
-          <w:b/>
-          <w:sz w:val="22"/>
-        </w:rPr>
-        <w:t>别争了，河床本来就没有。</w:t>
+        <w:t xml:space="preserve">框架把几何放在派生层次，研究同一个生成系统怎样提供广义相对论和粒子物理有效描述所用的关系。</w:t>
+      </w:r>
+      <w:r>
+        <w:rPr>
+          <w:rFonts w:ascii="Microsoft YaHei" w:hAnsi="Microsoft YaHei" w:eastAsia="Microsoft YaHei"/>
+          <w:b/>
+          <w:sz w:val="22"/>
+        </w:rPr>
+        <w:t/>
       </w:r>
     </w:p>
     <w:p>
@@ -1914,7 +1914,7 @@
           <w:rFonts w:ascii="Microsoft YaHei" w:hAnsi="Microsoft YaHei" w:eastAsia="Microsoft YaHei"/>
           <w:sz w:val="22"/>
         </w:rPr>
-        <w:t>这一句话，就同时化解了两座大厦的冲突：它们的分歧不在于"时空的形态"，而在于它们都犯了同一个错误——把"描述变化的方式"误当成了"独立存在的东西"。</w:t>
+        <w:t xml:space="preserve">这改变了构造的起点。与各个有效描述的连接，则通过明确的算子、源关系和可测量量建立。</w:t>
       </w:r>
     </w:p>
     <w:p>
@@ -1926,22 +1926,22 @@
           <w:rFonts w:ascii="Microsoft YaHei" w:hAnsi="Microsoft YaHei" w:eastAsia="Microsoft YaHei"/>
           <w:sz w:val="22"/>
         </w:rPr>
-        <w:t>而引力呢？在"时空不存在"的图景下，引力自然就找到了它的位置：</w:t>
-      </w:r>
-      <w:r>
-        <w:rPr>
-          <w:rFonts w:ascii="Microsoft YaHei" w:hAnsi="Microsoft YaHei" w:eastAsia="Microsoft YaHei"/>
-          <w:b/>
-          <w:sz w:val="22"/>
-        </w:rPr>
-        <w:t>引力不是"时空的弯曲"（因为时空根本不是东西，无从弯起），而是"真空涨落的谱结构"（变化的最稳定成分）涌现出来的现象。</w:t>
-      </w:r>
-      <w:r>
-        <w:rPr>
-          <w:rFonts w:ascii="Microsoft YaHei" w:hAnsi="Microsoft YaHei" w:eastAsia="Microsoft YaHei"/>
-          <w:sz w:val="22"/>
-        </w:rPr>
-        <w:t xml:space="preserve"> 温度不需要"热河床"来承载，引力也不需要"弯曲时空"来承载——两者都是变化的涌现。</w:t>
+        <w:t/>
+      </w:r>
+      <w:r>
+        <w:rPr>
+          <w:rFonts w:ascii="Microsoft YaHei" w:hAnsi="Microsoft YaHei" w:eastAsia="Microsoft YaHei"/>
+          <w:b/>
+          <w:sz w:val="22"/>
+        </w:rPr>
+        <w:t xml:space="preserve">引力属于这一宏观层次：它是可以用几何表达的集体响应，方程描述生成源怎样影响运动和钟读数。</w:t>
+      </w:r>
+      <w:r>
+        <w:rPr>
+          <w:rFonts w:ascii="Microsoft YaHei" w:hAnsi="Microsoft YaHei" w:eastAsia="Microsoft YaHei"/>
+          <w:sz w:val="22"/>
+        </w:rPr>
+        <w:t xml:space="preserve"/>
       </w:r>
     </w:p>
     <w:p>
@@ -2150,22 +2150,22 @@
           <w:rFonts w:ascii="Microsoft YaHei" w:hAnsi="Microsoft YaHei" w:eastAsia="Microsoft YaHei"/>
           <w:sz w:val="22"/>
         </w:rPr>
-        <w:t>测度是什么？它是对"所有可能的场构型"这个无穷维空间的度量。而"场构型"是什么？是</w:t>
-      </w:r>
-      <w:r>
-        <w:rPr>
-          <w:rFonts w:ascii="Microsoft YaHei" w:hAnsi="Microsoft YaHei" w:eastAsia="Microsoft YaHei"/>
-          <w:b/>
-          <w:sz w:val="22"/>
-        </w:rPr>
-        <w:t>定义在时空每一点、每一时刻上的量</w:t>
-      </w:r>
-      <w:r>
-        <w:rPr>
-          <w:rFonts w:ascii="Microsoft YaHei" w:hAnsi="Microsoft YaHei" w:eastAsia="Microsoft YaHei"/>
-          <w:sz w:val="22"/>
-        </w:rPr>
-        <w:t>。</w:t>
+        <w:t xml:space="preserve">测度给构型集合赋予权重，并非构型之间的距离。在场描述中，构型是在所选背景上给出场的取值。</w:t>
+      </w:r>
+      <w:r>
+        <w:rPr>
+          <w:rFonts w:ascii="Microsoft YaHei" w:hAnsi="Microsoft YaHei" w:eastAsia="Microsoft YaHei"/>
+          <w:b/>
+          <w:sz w:val="22"/>
+        </w:rPr>
+        <w:t/>
+      </w:r>
+      <w:r>
+        <w:rPr>
+          <w:rFonts w:ascii="Microsoft YaHei" w:hAnsi="Microsoft YaHei" w:eastAsia="Microsoft YaHei"/>
+          <w:sz w:val="22"/>
+        </w:rPr>
+        <w:t/>
       </w:r>
     </w:p>
     <w:p>
@@ -2177,22 +2177,22 @@
           <w:rFonts w:ascii="Microsoft YaHei" w:hAnsi="Microsoft YaHei" w:eastAsia="Microsoft YaHei"/>
           <w:sz w:val="22"/>
         </w:rPr>
-        <w:t>也就是说：</w:t>
-      </w:r>
-      <w:r>
-        <w:rPr>
-          <w:rFonts w:ascii="Microsoft YaHei" w:hAnsi="Microsoft YaHei" w:eastAsia="Microsoft YaHei"/>
-          <w:b/>
-          <w:sz w:val="22"/>
-        </w:rPr>
-        <w:t>测度天然地依赖时空</w:t>
-      </w:r>
-      <w:r>
-        <w:rPr>
-          <w:rFonts w:ascii="Microsoft YaHei" w:hAnsi="Microsoft YaHei" w:eastAsia="Microsoft YaHei"/>
-          <w:sz w:val="22"/>
-        </w:rPr>
-        <w:t>。你要度量一个场，就得先在时空里铺开一个网格，在每一个格点上对场的取值做积分。时空是测度得以定义的舞台。</w:t>
+        <w:t/>
+      </w:r>
+      <w:r>
+        <w:rPr>
+          <w:rFonts w:ascii="Microsoft YaHei" w:hAnsi="Microsoft YaHei" w:eastAsia="Microsoft YaHei"/>
+          <w:b/>
+          <w:sz w:val="22"/>
+        </w:rPr>
+        <w:t/>
+      </w:r>
+      <w:r>
+        <w:rPr>
+          <w:rFonts w:ascii="Microsoft YaHei" w:hAnsi="Microsoft YaHei" w:eastAsia="Microsoft YaHei"/>
+          <w:sz w:val="22"/>
+        </w:rPr>
+        <w:t xml:space="preserve">格点提供一种有限地组织构型的方法。去掉这种调节方式并同时控制物理量，是另一项数学任务。</w:t>
       </w:r>
     </w:p>
     <w:p>
@@ -2204,22 +2204,22 @@
           <w:rFonts w:ascii="Microsoft YaHei" w:hAnsi="Microsoft YaHei" w:eastAsia="Microsoft YaHei"/>
           <w:sz w:val="22"/>
         </w:rPr>
-        <w:t>这一步有多难，可以体会一下：路径积分要对"无穷多种可能的场构型"求和，每一种构型又是"时空里无穷多个点上的取值"。这是一个"无穷的无穷"——两层无穷大叠在一起。数学上至今没有人能严格地、无争议地定义好这个求和。这不是技术偷懒，而是</w:t>
-      </w:r>
-      <w:r>
-        <w:rPr>
-          <w:rFonts w:ascii="Microsoft YaHei" w:hAnsi="Microsoft YaHei" w:eastAsia="Microsoft YaHei"/>
-          <w:b/>
-          <w:sz w:val="22"/>
-        </w:rPr>
-        <w:t>根本性的困难</w:t>
-      </w:r>
-      <w:r>
-        <w:rPr>
-          <w:rFonts w:ascii="Microsoft YaHei" w:hAnsi="Microsoft YaHei" w:eastAsia="Microsoft YaHei"/>
-          <w:sz w:val="22"/>
-        </w:rPr>
-        <w:t>。</w:t>
+        <w:t xml:space="preserve">相互作用理论的极限构造可能很困难，具体困难取决于理论、维数和观测量。严格构造与受控近似各有自己的适用范围。</w:t>
+      </w:r>
+      <w:r>
+        <w:rPr>
+          <w:rFonts w:ascii="Microsoft YaHei" w:hAnsi="Microsoft YaHei" w:eastAsia="Microsoft YaHei"/>
+          <w:b/>
+          <w:sz w:val="22"/>
+        </w:rPr>
+        <w:t/>
+      </w:r>
+      <w:r>
+        <w:rPr>
+          <w:rFonts w:ascii="Microsoft YaHei" w:hAnsi="Microsoft YaHei" w:eastAsia="Microsoft YaHei"/>
+          <w:sz w:val="22"/>
+        </w:rPr>
+        <w:t/>
       </w:r>
     </w:p>
     <w:p>
@@ -2268,7 +2268,7 @@
           <w:rFonts w:ascii="Microsoft YaHei" w:hAnsi="Microsoft YaHei" w:eastAsia="Microsoft YaHei"/>
           <w:sz w:val="22"/>
         </w:rPr>
-        <w:t>时空并不存在（它只是对变化的描述）；</w:t>
+        <w:t xml:space="preserve">框架从生成的变化及其合成规则出发；</w:t>
       </w:r>
     </w:p>
     <w:p>
@@ -2290,7 +2290,7 @@
           <w:rFonts w:ascii="Microsoft YaHei" w:hAnsi="Microsoft YaHei" w:eastAsia="Microsoft YaHei"/>
           <w:sz w:val="22"/>
         </w:rPr>
-        <w:t>而量子场论的测度，又必须依赖时空才能定义。</w:t>
+        <w:t xml:space="preserve">场描述需要明确的构型空间和权重。</w:t>
       </w:r>
     </w:p>
     <w:p>
@@ -2302,15 +2302,15 @@
           <w:rFonts w:ascii="Microsoft YaHei" w:hAnsi="Microsoft YaHei" w:eastAsia="Microsoft YaHei"/>
           <w:sz w:val="22"/>
         </w:rPr>
-        <w:t>那测度还有根基吗？</w:t>
-      </w:r>
-      <w:r>
-        <w:rPr>
-          <w:rFonts w:ascii="Microsoft YaHei" w:hAnsi="Microsoft YaHei" w:eastAsia="Microsoft YaHei"/>
-          <w:b/>
-          <w:sz w:val="22"/>
-        </w:rPr>
-        <w:t>没有了。</w:t>
+        <w:t xml:space="preserve">任务是从生成规则构造这些空间和权重。</w:t>
+      </w:r>
+      <w:r>
+        <w:rPr>
+          <w:rFonts w:ascii="Microsoft YaHei" w:hAnsi="Microsoft YaHei" w:eastAsia="Microsoft YaHei"/>
+          <w:b/>
+          <w:sz w:val="22"/>
+        </w:rPr>
+        <w:t/>
       </w:r>
     </w:p>
     <w:p>
@@ -2322,7 +2322,7 @@
           <w:rFonts w:ascii="Microsoft YaHei" w:hAnsi="Microsoft YaHei" w:eastAsia="Microsoft YaHei"/>
           <w:sz w:val="22"/>
         </w:rPr>
-        <w:t>这就好比：你要量一条河的水流量，必须先假设河床存在；但我们刚证明了河床不存在。那"水流量"这个量，你拿什么去量？</w:t>
+        <w:t xml:space="preserve">用河流作类比，就是既要说明实际水流，也要给出测量它的方法；图景需要落实为计算。</w:t>
       </w:r>
     </w:p>
     <w:p>
@@ -2334,30 +2334,30 @@
           <w:rFonts w:ascii="Microsoft YaHei" w:hAnsi="Microsoft YaHei" w:eastAsia="Microsoft YaHei"/>
           <w:sz w:val="22"/>
         </w:rPr>
-        <w:t>这就是量子场论最深的"地基问题"：</w:t>
-      </w:r>
-      <w:r>
-        <w:rPr>
-          <w:rFonts w:ascii="Microsoft YaHei" w:hAnsi="Microsoft YaHei" w:eastAsia="Microsoft YaHei"/>
-          <w:b/>
-          <w:sz w:val="22"/>
-        </w:rPr>
-        <w:t>它站在一个不存在的地基上。</w:t>
-      </w:r>
-      <w:r>
-        <w:rPr>
-          <w:rFonts w:ascii="Microsoft YaHei" w:hAnsi="Microsoft YaHei" w:eastAsia="Microsoft YaHei"/>
-          <w:sz w:val="22"/>
-        </w:rPr>
-        <w:t xml:space="preserve"> 所谓"量子场论的严格数学构造至今未完成"，所谓"路径积分测度定义不清"，所有这些悬而未决的困难，根源都可以追溯到同一个事实——</w:t>
-      </w:r>
-      <w:r>
-        <w:rPr>
-          <w:rFonts w:ascii="Microsoft YaHei" w:hAnsi="Microsoft YaHei" w:eastAsia="Microsoft YaHei"/>
-          <w:b/>
-          <w:sz w:val="22"/>
-        </w:rPr>
-        <w:t>测度需要时空，而时空不存在。</w:t>
+        <w:t/>
+      </w:r>
+      <w:r>
+        <w:rPr>
+          <w:rFonts w:ascii="Microsoft YaHei" w:hAnsi="Microsoft YaHei" w:eastAsia="Microsoft YaHei"/>
+          <w:b/>
+          <w:sz w:val="22"/>
+        </w:rPr>
+        <w:t/>
+      </w:r>
+      <w:r>
+        <w:rPr>
+          <w:rFonts w:ascii="Microsoft YaHei" w:hAnsi="Microsoft YaHei" w:eastAsia="Microsoft YaHei"/>
+          <w:sz w:val="22"/>
+        </w:rPr>
+        <w:t xml:space="preserve">数学工作在于定义生成的观测量、乘法和极限，并对这些对象检查正性、收敛性及相互作用估计。</w:t>
+      </w:r>
+      <w:r>
+        <w:rPr>
+          <w:rFonts w:ascii="Microsoft YaHei" w:hAnsi="Microsoft YaHei" w:eastAsia="Microsoft YaHei"/>
+          <w:b/>
+          <w:sz w:val="22"/>
+        </w:rPr>
+        <w:t/>
       </w:r>
     </w:p>
     <w:p>
@@ -2369,7 +2369,7 @@
           <w:rFonts w:ascii="Microsoft YaHei" w:hAnsi="Microsoft YaHei" w:eastAsia="Microsoft YaHei"/>
           <w:sz w:val="22"/>
         </w:rPr>
-        <w:t>这也是为什么，单纯在量子场论内部修修补补，永远补不上这个窟窿。你补的是"河床的形状"，而窟窿在于"河床本身"。只要你还站在"时空是背景"这个假设上，测度就永远悬空。</w:t>
+        <w:t xml:space="preserve">因此，框架先建立谱算子及其源响应，再确定某项测量所使用的有效场表示。</w:t>
       </w:r>
     </w:p>
     <w:p>
@@ -2384,7 +2384,7 @@
           <w:color w:val="2E6B3A"/>
           <w:sz w:val="26"/>
         </w:rPr>
-        <w:t>我们的出口：不要测度，要谱</w:t>
+        <w:t xml:space="preserve">从生成的谱操作出发</w:t>
       </w:r>
     </w:p>
     <w:p>
@@ -2396,15 +2396,15 @@
           <w:rFonts w:ascii="Microsoft YaHei" w:hAnsi="Microsoft YaHei" w:eastAsia="Microsoft YaHei"/>
           <w:sz w:val="22"/>
         </w:rPr>
-        <w:t>既然测度的根基（时空）不存在，那我们的策略就清晰了：</w:t>
-      </w:r>
-      <w:r>
-        <w:rPr>
-          <w:rFonts w:ascii="Microsoft YaHei" w:hAnsi="Microsoft YaHei" w:eastAsia="Microsoft YaHei"/>
-          <w:b/>
-          <w:sz w:val="22"/>
-        </w:rPr>
-        <w:t>绕开测度。</w:t>
+        <w:t xml:space="preserve">高斯合成给出粗粒化测度，生成的谱操作进一步定义计算所用的响应。</w:t>
+      </w:r>
+      <w:r>
+        <w:rPr>
+          <w:rFonts w:ascii="Microsoft YaHei" w:hAnsi="Microsoft YaHei" w:eastAsia="Microsoft YaHei"/>
+          <w:b/>
+          <w:sz w:val="22"/>
+        </w:rPr>
+        <w:t/>
       </w:r>
     </w:p>
     <w:p>
@@ -2416,7 +2416,7 @@
           <w:rFonts w:ascii="Microsoft YaHei" w:hAnsi="Microsoft YaHei" w:eastAsia="Microsoft YaHei"/>
           <w:sz w:val="22"/>
         </w:rPr>
-        <w:t>不定义"时空上的场"，不写"时空上的路径积分"，不找"时空上的测度"——而是从"变化的谱"出发（谱不依赖时空背景，只依赖变化本身），用谱来对偶地重建一切。</w:t>
+        <w:t xml:space="preserve">构造明确载体、算子乘法、源和读出。这些数据共同决定求和对象以及每项观测的归一化。</w:t>
       </w:r>
     </w:p>
     <w:p>
@@ -2428,15 +2428,15 @@
           <w:rFonts w:ascii="Microsoft YaHei" w:hAnsi="Microsoft YaHei" w:eastAsia="Microsoft YaHei"/>
           <w:sz w:val="22"/>
         </w:rPr>
-        <w:t>这条路绕开了"测度依赖时空"的死结。具体怎么做，是第四章和第五章的内容。这里只需要记住一个逻辑链：</w:t>
-      </w:r>
-      <w:r>
-        <w:rPr>
-          <w:rFonts w:ascii="Microsoft YaHei" w:hAnsi="Microsoft YaHei" w:eastAsia="Microsoft YaHei"/>
-          <w:b/>
-          <w:sz w:val="22"/>
-        </w:rPr>
-        <w:t>时空不存在 → 测度无根基 → 必须绕开测度 → 从谱出发。</w:t>
+        <w:t xml:space="preserve">后面两章遵循的路线是：最小变化、生成的谱操作、源响应和物理读出。</w:t>
+      </w:r>
+      <w:r>
+        <w:rPr>
+          <w:rFonts w:ascii="Microsoft YaHei" w:hAnsi="Microsoft YaHei" w:eastAsia="Microsoft YaHei"/>
+          <w:b/>
+          <w:sz w:val="22"/>
+        </w:rPr>
+        <w:t/>
       </w:r>
     </w:p>
     <w:p>
@@ -2566,14 +2566,14 @@
           <w:b/>
           <w:sz w:val="22"/>
         </w:rPr>
-        <w:t>质量间隙</w:t>
-      </w:r>
-      <w:r>
-        <w:rPr>
-          <w:rFonts w:ascii="Microsoft YaHei" w:hAnsi="Microsoft YaHei" w:eastAsia="Microsoft YaHei"/>
-          <w:sz w:val="22"/>
-        </w:rPr>
-        <w:t>：为什么它预言的基本激发（胶子）会有质量——而且是"间隙"式的质量，即存在一个最低的非零质量，之下什么都没有？</w:t>
+        <w:t/>
+      </w:r>
+      <w:r>
+        <w:rPr>
+          <w:rFonts w:ascii="Microsoft YaHei" w:hAnsi="Microsoft YaHei" w:eastAsia="Microsoft YaHei"/>
+          <w:sz w:val="22"/>
+        </w:rPr>
+        <w:t xml:space="preserve">质量隙：真空与下一个物理的、规范不变的激发之间，是否存在严格正的能量间隔？这里研究的是量子理论的物理谱。</w:t>
       </w:r>
     </w:p>
     <w:p>
@@ -3009,7 +3009,7 @@
           <w:rFonts w:ascii="Microsoft YaHei" w:hAnsi="Microsoft YaHei" w:eastAsia="Microsoft YaHei"/>
           <w:sz w:val="22"/>
         </w:rPr>
-        <w:t>"量子场是否存在" → 变成了"变化是否有一个自洽的、可计算的描述"（这更容易回答：有）；</w:t>
+        <w:t xml:space="preserve">存在性问题要求定义良好的生成态空间、观测代数和演化；</w:t>
       </w:r>
     </w:p>
     <w:p>
@@ -3031,7 +3031,7 @@
           <w:rFonts w:ascii="Microsoft YaHei" w:hAnsi="Microsoft YaHei" w:eastAsia="Microsoft YaHei"/>
           <w:sz w:val="22"/>
         </w:rPr>
-        <w:t>"质量间隙从哪来" → 变成了"变化的谱为什么会有最低的非零频率"（这也更容易回答：因为内部空间是紧致的、有限的，谱天然有间隙）。</w:t>
+        <w:t xml:space="preserve">质量隙问题要求所选状态附近的物理涨落算子具有正的下界。</w:t>
       </w:r>
     </w:p>
     <w:p>
@@ -3123,29 +3123,29 @@
           <w:b/>
           <w:sz w:val="22"/>
         </w:rPr>
-        <w:t>第二，质量间隙</w:t>
-      </w:r>
-      <w:r>
-        <w:rPr>
-          <w:rFonts w:ascii="Microsoft YaHei" w:hAnsi="Microsoft YaHei" w:eastAsia="Microsoft YaHei"/>
-          <w:sz w:val="22"/>
-        </w:rPr>
-        <w:t>：为什么胶子（强力的媒介粒子）在实验里永远被"囚禁"在强子内部，导致物理学家测不到自由的胶子？数学上，这意味着理论的最低激发态能量必须是一个</w:t>
-      </w:r>
-      <w:r>
-        <w:rPr>
-          <w:rFonts w:ascii="Microsoft YaHei" w:hAnsi="Microsoft YaHei" w:eastAsia="Microsoft YaHei"/>
-          <w:b/>
-          <w:sz w:val="22"/>
-        </w:rPr>
-        <w:t>正数</w:t>
-      </w:r>
-      <w:r>
-        <w:rPr>
-          <w:rFonts w:ascii="Microsoft YaHei" w:hAnsi="Microsoft YaHei" w:eastAsia="Microsoft YaHei"/>
-          <w:sz w:val="22"/>
-        </w:rPr>
-        <w:t>（大于零），而不是连续地从零开始。</w:t>
+        <w:t/>
+      </w:r>
+      <w:r>
+        <w:rPr>
+          <w:rFonts w:ascii="Microsoft YaHei" w:hAnsi="Microsoft YaHei" w:eastAsia="Microsoft YaHei"/>
+          <w:sz w:val="22"/>
+        </w:rPr>
+        <w:t xml:space="preserve">第二，质量隙要求真空以上的物理谱具有正间隔。相关对象是胶球通道等规范不变激发；基本胶子的质量是另一个量。</w:t>
+      </w:r>
+      <w:r>
+        <w:rPr>
+          <w:rFonts w:ascii="Microsoft YaHei" w:hAnsi="Microsoft YaHei" w:eastAsia="Microsoft YaHei"/>
+          <w:b/>
+          <w:sz w:val="22"/>
+        </w:rPr>
+        <w:t/>
+      </w:r>
+      <w:r>
+        <w:rPr>
+          <w:rFonts w:ascii="Microsoft YaHei" w:hAnsi="Microsoft YaHei" w:eastAsia="Microsoft YaHei"/>
+          <w:sz w:val="22"/>
+        </w:rPr>
+        <w:t/>
       </w:r>
     </w:p>
     <w:p>
@@ -3157,7 +3157,7 @@
           <w:rFonts w:ascii="Microsoft YaHei" w:hAnsi="Microsoft YaHei" w:eastAsia="Microsoft YaHei"/>
           <w:sz w:val="22"/>
         </w:rPr>
-        <w:t>传统方法为什么卡住了？因为传统量子场论先架设一个"时空舞台"，再在这个舞台上定义场的涨落。而在四维时空里，这个涨落的"幅度"在短距离（高能量）下会剧烈震荡，使得"质量间隙"这个正数始终算不出来——要么得到零（无质量），要么得到无穷大。</w:t>
+        <w:t xml:space="preserve">物理谱由相互作用动力学决定。紧致内部几何提供谱数据，正性和质量隙还需要相应的源与涨落分析。</w:t>
       </w:r>
     </w:p>
     <w:p>
@@ -3170,7 +3170,7 @@
           <w:b/>
           <w:sz w:val="22"/>
         </w:rPr>
-        <w:t>我们的回答：把问题从"四维时空"搬到"三维紧致内部空间（RP³）"来问。</w:t>
+        <w:t xml:space="preserve">我们的构造从紧致内部响应空间 RP³ 及其生成操作开始。</w:t>
       </w:r>
     </w:p>
     <w:p>
@@ -3182,7 +3182,7 @@
           <w:rFonts w:ascii="Microsoft YaHei" w:hAnsi="Microsoft YaHei" w:eastAsia="Microsoft YaHei"/>
           <w:sz w:val="22"/>
         </w:rPr>
-        <w:t xml:space="preserve">在紧致空间里，振动模式天然是分立的——就像一根两端固定的琴弦，频率只能是基频、二倍频、三倍频……最低的那个非零频率，天然就是"间隙"。我们框架里的质量间隙 </w:t>
+        <w:t xml:space="preserve">它的谱是离散的，包含无限模态塔。框架中的标量质量隙 m_δ 来自完整相对凝聚势在正分支上的归一化曲率，谱尾界控制有限计算的误差。</w:t>
       </w:r>
       <w:r>
         <w:rPr>
@@ -3190,44 +3190,44 @@
           <w:color w:val="8C2F2F"/>
           <w:sz w:val="20"/>
         </w:rPr>
-        <w:t>m_δ</w:t>
-      </w:r>
-      <w:r>
-        <w:rPr>
-          <w:rFonts w:ascii="Microsoft YaHei" w:hAnsi="Microsoft YaHei" w:eastAsia="Microsoft YaHei"/>
-          <w:sz w:val="22"/>
-        </w:rPr>
-        <w:t>，</w:t>
-      </w:r>
-      <w:r>
-        <w:rPr>
-          <w:rFonts w:ascii="Microsoft YaHei" w:hAnsi="Microsoft YaHei" w:eastAsia="Microsoft YaHei"/>
-          <w:b/>
-          <w:sz w:val="22"/>
-        </w:rPr>
-        <w:t>恰恰就是 RP³ 这根"琴弦"的最低非零频率</w:t>
-      </w:r>
-      <w:r>
-        <w:rPr>
-          <w:rFonts w:ascii="Microsoft YaHei" w:hAnsi="Microsoft YaHei" w:eastAsia="Microsoft YaHei"/>
-          <w:sz w:val="22"/>
-        </w:rPr>
-        <w:t>。它不是靠复杂的微扰计算"凑"出来的，而是</w:t>
-      </w:r>
-      <w:r>
-        <w:rPr>
-          <w:rFonts w:ascii="Microsoft YaHei" w:hAnsi="Microsoft YaHei" w:eastAsia="Microsoft YaHei"/>
-          <w:b/>
-          <w:sz w:val="22"/>
-        </w:rPr>
-        <w:t>谱的固有属性</w:t>
-      </w:r>
-      <w:r>
-        <w:rPr>
-          <w:rFonts w:ascii="Microsoft YaHei" w:hAnsi="Microsoft YaHei" w:eastAsia="Microsoft YaHei"/>
-          <w:sz w:val="22"/>
-        </w:rPr>
-        <w:t>。</w:t>
+        <w:t/>
+      </w:r>
+      <w:r>
+        <w:rPr>
+          <w:rFonts w:ascii="Microsoft YaHei" w:hAnsi="Microsoft YaHei" w:eastAsia="Microsoft YaHei"/>
+          <w:sz w:val="22"/>
+        </w:rPr>
+        <w:t/>
+      </w:r>
+      <w:r>
+        <w:rPr>
+          <w:rFonts w:ascii="Microsoft YaHei" w:hAnsi="Microsoft YaHei" w:eastAsia="Microsoft YaHei"/>
+          <w:b/>
+          <w:sz w:val="22"/>
+        </w:rPr>
+        <w:t/>
+      </w:r>
+      <w:r>
+        <w:rPr>
+          <w:rFonts w:ascii="Microsoft YaHei" w:hAnsi="Microsoft YaHei" w:eastAsia="Microsoft YaHei"/>
+          <w:sz w:val="22"/>
+        </w:rPr>
+        <w:t/>
+      </w:r>
+      <w:r>
+        <w:rPr>
+          <w:rFonts w:ascii="Microsoft YaHei" w:hAnsi="Microsoft YaHei" w:eastAsia="Microsoft YaHei"/>
+          <w:b/>
+          <w:sz w:val="22"/>
+        </w:rPr>
+        <w:t/>
+      </w:r>
+      <w:r>
+        <w:rPr>
+          <w:rFonts w:ascii="Microsoft YaHei" w:hAnsi="Microsoft YaHei" w:eastAsia="Microsoft YaHei"/>
+          <w:sz w:val="22"/>
+        </w:rPr>
+        <w:t/>
       </w:r>
     </w:p>
     <w:p>
@@ -3239,22 +3239,22 @@
           <w:rFonts w:ascii="Microsoft YaHei" w:hAnsi="Microsoft YaHei" w:eastAsia="Microsoft YaHei"/>
           <w:sz w:val="22"/>
         </w:rPr>
-        <w:t>所以，与其说我们"解决了"杨-米尔斯猜想，不如说我们</w:t>
-      </w:r>
-      <w:r>
-        <w:rPr>
-          <w:rFonts w:ascii="Microsoft YaHei" w:hAnsi="Microsoft YaHei" w:eastAsia="Microsoft YaHei"/>
-          <w:b/>
-          <w:sz w:val="22"/>
-        </w:rPr>
-        <w:t>绕开了它原来的设定</w:t>
-      </w:r>
-      <w:r>
-        <w:rPr>
-          <w:rFonts w:ascii="Microsoft YaHei" w:hAnsi="Microsoft YaHei" w:eastAsia="Microsoft YaHei"/>
-          <w:sz w:val="22"/>
-        </w:rPr>
-        <w:t>：我们不是在四维时空里构造场，而是在三维紧致谱上定义物理量——间隙自然就在那里。</w:t>
+        <w:t/>
+      </w:r>
+      <w:r>
+        <w:rPr>
+          <w:rFonts w:ascii="Microsoft YaHei" w:hAnsi="Microsoft YaHei" w:eastAsia="Microsoft YaHei"/>
+          <w:b/>
+          <w:sz w:val="22"/>
+        </w:rPr>
+        <w:t/>
+      </w:r>
+      <w:r>
+        <w:rPr>
+          <w:rFonts w:ascii="Microsoft YaHei" w:hAnsi="Microsoft YaHei" w:eastAsia="Microsoft YaHei"/>
+          <w:sz w:val="22"/>
+        </w:rPr>
+        <w:t xml:space="preserve">Guo（2026d）在明确的源、减法和归一化下建立这一内部标量结果。物理颜色通道的解释使用其动态观测量，以及这些观测量与标量响应的重叠。</w:t>
       </w:r>
     </w:p>
     <w:p>
@@ -3274,14 +3274,14 @@
           <w:b/>
           <w:sz w:val="22"/>
         </w:rPr>
-        <w:t>一句话</w:t>
-      </w:r>
-      <w:r>
-        <w:rPr>
-          <w:rFonts w:ascii="Microsoft YaHei" w:hAnsi="Microsoft YaHei" w:eastAsia="Microsoft YaHei"/>
-          <w:sz w:val="22"/>
-        </w:rPr>
-        <w:t>：杨-米尔斯猜想的难点在于"容器"本身会发散；我们把"容器"换成了紧致的谱，"间隙"就不再是难题，而成了起点。</w:t>
+        <w:t/>
+      </w:r>
+      <w:r>
+        <w:rPr>
+          <w:rFonts w:ascii="Microsoft YaHei" w:hAnsi="Microsoft YaHei" w:eastAsia="Microsoft YaHei"/>
+          <w:sz w:val="22"/>
+        </w:rPr>
+        <w:t xml:space="preserve">紧致性组织模态；凝聚势和归一化涨落算子确定标量质量隙。</w:t>
       </w:r>
     </w:p>
     <w:p>
@@ -3390,7 +3390,7 @@
           <w:rFonts w:ascii="Microsoft YaHei" w:hAnsi="Microsoft YaHei" w:eastAsia="Microsoft YaHei"/>
           <w:sz w:val="22"/>
         </w:rPr>
-        <w:t>一个会变化的东西，无论它是什么，都可以被分解成一组基本的振动模式，每个模式有一个频率。把这些频率全部列出来，就得到了这个系统的"谱"。</w:t>
+        <w:t xml:space="preserve">对这里所用的算子，谱分解把变化表示为模态及其幅度。本征值、乘法和源耦合共同描述所研究的响应。</w:t>
       </w:r>
     </w:p>
     <w:p>
@@ -3491,14 +3491,14 @@
           <w:b/>
           <w:sz w:val="22"/>
         </w:rPr>
-        <w:t>谱，就是"变化"最自然的数学语言。</w:t>
-      </w:r>
-      <w:r>
-        <w:rPr>
-          <w:rFonts w:ascii="Microsoft YaHei" w:hAnsi="Microsoft YaHei" w:eastAsia="Microsoft YaHei"/>
-          <w:sz w:val="22"/>
-        </w:rPr>
-        <w:t xml:space="preserve"> 你说不出"变化"是什么"东西"，但你可以完整地列出"变化"的所有频率——这就是对它最忠实、最不添油加醋的描述。</w:t>
+        <w:t/>
+      </w:r>
+      <w:r>
+        <w:rPr>
+          <w:rFonts w:ascii="Microsoft YaHei" w:hAnsi="Microsoft YaHei" w:eastAsia="Microsoft YaHei"/>
+          <w:sz w:val="22"/>
+        </w:rPr>
+        <w:t xml:space="preserve">谱提供模态数值，而幅度、乘法和源映射说明这些模态怎样进入观测。</w:t>
       </w:r>
     </w:p>
     <w:p>
@@ -3510,22 +3510,22 @@
           <w:rFonts w:ascii="Microsoft YaHei" w:hAnsi="Microsoft YaHei" w:eastAsia="Microsoft YaHei"/>
           <w:sz w:val="22"/>
         </w:rPr>
-        <w:t>为什么谱比"场"更根本？因为场是"弥漫在时空里的量"，它偷偷依赖了时空这个（不存在的）背景；而谱只是一串频率，</w:t>
-      </w:r>
-      <w:r>
-        <w:rPr>
-          <w:rFonts w:ascii="Microsoft YaHei" w:hAnsi="Microsoft YaHei" w:eastAsia="Microsoft YaHei"/>
-          <w:b/>
-          <w:sz w:val="22"/>
-        </w:rPr>
-        <w:t>它不需要时空背景，只需要"变化"本身</w:t>
-      </w:r>
-      <w:r>
-        <w:rPr>
-          <w:rFonts w:ascii="Microsoft YaHei" w:hAnsi="Microsoft YaHei" w:eastAsia="Microsoft YaHei"/>
-          <w:sz w:val="22"/>
-        </w:rPr>
-        <w:t>。你可以在一个抽象的内部空间里定义变化，然后问它的谱——全程不必提到"时空"。</w:t>
+        <w:t xml:space="preserve">框架从内部载体上的这些生成操作开始，再通过宏观读出引入外部几何描述。</w:t>
+      </w:r>
+      <w:r>
+        <w:rPr>
+          <w:rFonts w:ascii="Microsoft YaHei" w:hAnsi="Microsoft YaHei" w:eastAsia="Microsoft YaHei"/>
+          <w:b/>
+          <w:sz w:val="22"/>
+        </w:rPr>
+        <w:t/>
+      </w:r>
+      <w:r>
+        <w:rPr>
+          <w:rFonts w:ascii="Microsoft YaHei" w:hAnsi="Microsoft YaHei" w:eastAsia="Microsoft YaHei"/>
+          <w:sz w:val="22"/>
+        </w:rPr>
+        <w:t/>
       </w:r>
     </w:p>
     <w:p>
@@ -3579,22 +3579,22 @@
           <w:rFonts w:ascii="Microsoft YaHei" w:hAnsi="Microsoft YaHei" w:eastAsia="Microsoft YaHei"/>
           <w:sz w:val="22"/>
         </w:rPr>
-        <w:t>思路是这样：既然变化是本体，谱是变化的完整描述，那么</w:t>
-      </w:r>
-      <w:r>
-        <w:rPr>
-          <w:rFonts w:ascii="Microsoft YaHei" w:hAnsi="Microsoft YaHei" w:eastAsia="Microsoft YaHei"/>
-          <w:b/>
-          <w:sz w:val="22"/>
-        </w:rPr>
-        <w:t>我们就从谱出发</w:t>
-      </w:r>
-      <w:r>
-        <w:rPr>
-          <w:rFonts w:ascii="Microsoft YaHei" w:hAnsi="Microsoft YaHei" w:eastAsia="Microsoft YaHei"/>
-          <w:sz w:val="22"/>
-        </w:rPr>
-        <w:t>，用谱来"对偶地"重建出物理学家需要的所有东西——场、几何、规范结构、粒子、相互作用。</w:t>
+        <w:t/>
+      </w:r>
+      <w:r>
+        <w:rPr>
+          <w:rFonts w:ascii="Microsoft YaHei" w:hAnsi="Microsoft YaHei" w:eastAsia="Microsoft YaHei"/>
+          <w:b/>
+          <w:sz w:val="22"/>
+        </w:rPr>
+        <w:t/>
+      </w:r>
+      <w:r>
+        <w:rPr>
+          <w:rFonts w:ascii="Microsoft YaHei" w:hAnsi="Microsoft YaHei" w:eastAsia="Microsoft YaHei"/>
+          <w:sz w:val="22"/>
+        </w:rPr>
+        <w:t xml:space="preserve">方法把谱与生成的算子代数、状态和源映射结合，用来构造有效场、几何、规范结构和相互作用。</w:t>
       </w:r>
     </w:p>
     <w:p>
@@ -3653,37 +3653,37 @@
           <w:rFonts w:ascii="Microsoft YaHei" w:hAnsi="Microsoft YaHei" w:eastAsia="Microsoft YaHei"/>
           <w:sz w:val="22"/>
         </w:rPr>
-        <w:t>举一个具体的例子，感受一下"谱如何对偶出几何"：鼓面的形状（几何）决定了鼓的音色（谱）；反过来，如果你只听鼓的声音（谱），也能反推出鼓面的形状（几何）。</w:t>
-      </w:r>
-      <w:r>
-        <w:rPr>
-          <w:rFonts w:ascii="Microsoft YaHei" w:hAnsi="Microsoft YaHei" w:eastAsia="Microsoft YaHei"/>
-          <w:b/>
-          <w:sz w:val="22"/>
-        </w:rPr>
-        <w:t>谱和几何互相决定。</w:t>
-      </w:r>
-      <w:r>
-        <w:rPr>
-          <w:rFonts w:ascii="Microsoft YaHei" w:hAnsi="Microsoft YaHei" w:eastAsia="Microsoft YaHei"/>
-          <w:sz w:val="22"/>
-        </w:rPr>
-        <w:t xml:space="preserve"> 传统思路是"先有鼓面（几何/时空），再有声音（谱）"；我们反过来说：</w:t>
-      </w:r>
-      <w:r>
-        <w:rPr>
-          <w:rFonts w:ascii="Microsoft YaHei" w:hAnsi="Microsoft YaHei" w:eastAsia="Microsoft YaHei"/>
-          <w:b/>
-          <w:sz w:val="22"/>
-        </w:rPr>
-        <w:t>从声音（谱）出发，鼓面（几何/时空）作为它的对偶涌现出来。</w:t>
-      </w:r>
-      <w:r>
-        <w:rPr>
-          <w:rFonts w:ascii="Microsoft YaHei" w:hAnsi="Microsoft YaHei" w:eastAsia="Microsoft YaHei"/>
-          <w:sz w:val="22"/>
-        </w:rPr>
-        <w:t xml:space="preserve"> 这就是"从谱到时空"的核心洞见。</w:t>
+        <w:t xml:space="preserve">鼓是一个有用的类比：鼓面形状影响振动谱。反过来重建几何，需要足够的信息，包括模态怎样耦合、怎样被观测。本框架的生成操作和源响应提供这些附加结构。</w:t>
+      </w:r>
+      <w:r>
+        <w:rPr>
+          <w:rFonts w:ascii="Microsoft YaHei" w:hAnsi="Microsoft YaHei" w:eastAsia="Microsoft YaHei"/>
+          <w:b/>
+          <w:sz w:val="22"/>
+        </w:rPr>
+        <w:t/>
+      </w:r>
+      <w:r>
+        <w:rPr>
+          <w:rFonts w:ascii="Microsoft YaHei" w:hAnsi="Microsoft YaHei" w:eastAsia="Microsoft YaHei"/>
+          <w:sz w:val="22"/>
+        </w:rPr>
+        <w:t xml:space="preserve"/>
+      </w:r>
+      <w:r>
+        <w:rPr>
+          <w:rFonts w:ascii="Microsoft YaHei" w:hAnsi="Microsoft YaHei" w:eastAsia="Microsoft YaHei"/>
+          <w:b/>
+          <w:sz w:val="22"/>
+        </w:rPr>
+        <w:t/>
+      </w:r>
+      <w:r>
+        <w:rPr>
+          <w:rFonts w:ascii="Microsoft YaHei" w:hAnsi="Microsoft YaHei" w:eastAsia="Microsoft YaHei"/>
+          <w:sz w:val="22"/>
+        </w:rPr>
+        <w:t xml:space="preserve"/>
       </w:r>
     </w:p>
     <w:p>
@@ -3750,7 +3750,7 @@
           <w:rFonts w:ascii="Microsoft YaHei" w:hAnsi="Microsoft YaHei" w:eastAsia="Microsoft YaHei"/>
           <w:sz w:val="22"/>
         </w:rPr>
-        <w:t>这条路线绕开了"测度依赖时空"的死结：因为我们根本不从"时空里的场"出发，而是从"变化的谱"出发。谱不需要"时空背景"——它只需要"变化"本身。</w:t>
+        <w:t xml:space="preserve">谱方法使构造变得明确：每个物理读出都与一个算子、一个源和相应归一化联系。</w:t>
       </w:r>
     </w:p>
     <w:p>
@@ -3804,7 +3804,7 @@
           <w:rFonts w:ascii="Microsoft YaHei" w:hAnsi="Microsoft YaHei" w:eastAsia="Microsoft YaHei"/>
           <w:sz w:val="22"/>
         </w:rPr>
-        <w:t>任何自称"正经"的量子场论，最好能落在 Wightman 框架里。标准模型就是——但要严格证明它完全满足 Wightman 公理，太难了，至今没人做到。</w:t>
+        <w:t xml:space="preserve">Wightman 公理为闵可夫斯基时空上的相对论量子场论提供准确条件。证明要对应具体的场、状态和动力学。</w:t>
       </w:r>
     </w:p>
     <w:p>
@@ -3829,22 +3829,22 @@
           <w:rFonts w:ascii="Microsoft YaHei" w:hAnsi="Microsoft YaHei" w:eastAsia="Microsoft YaHei"/>
           <w:sz w:val="22"/>
         </w:rPr>
-        <w:t>不绕弯子：</w:t>
-      </w:r>
-      <w:r>
-        <w:rPr>
-          <w:rFonts w:ascii="Microsoft YaHei" w:hAnsi="Microsoft YaHei" w:eastAsia="Microsoft YaHei"/>
-          <w:b/>
-          <w:sz w:val="22"/>
-        </w:rPr>
-        <w:t>我们没有试图去"证明"我们的框架满足 Wightman 公理。</w:t>
-      </w:r>
-      <w:r>
-        <w:rPr>
-          <w:rFonts w:ascii="Microsoft YaHei" w:hAnsi="Microsoft YaHei" w:eastAsia="Microsoft YaHei"/>
-          <w:sz w:val="22"/>
-        </w:rPr>
-        <w:t xml:space="preserve"> 为什么？因为 Wightman 公理的前提是"存在一个固定的四维时空背景"（庞加莱对称性、真空、希尔伯特空间都是在这个背景上定义的）。而我们的起点是"时空不存在"，出发点就不同。</w:t>
+        <w:t/>
+      </w:r>
+      <w:r>
+        <w:rPr>
+          <w:rFonts w:ascii="Microsoft YaHei" w:hAnsi="Microsoft YaHei" w:eastAsia="Microsoft YaHei"/>
+          <w:b/>
+          <w:sz w:val="22"/>
+        </w:rPr>
+        <w:t/>
+      </w:r>
+      <w:r>
+        <w:rPr>
+          <w:rFonts w:ascii="Microsoft YaHei" w:hAnsi="Microsoft YaHei" w:eastAsia="Microsoft YaHei"/>
+          <w:sz w:val="22"/>
+        </w:rPr>
+        <w:t xml:space="preserve">本框架的基本对象是生成态和操作。当一种构造用相对论量子场论表示时，就在这个表示中检验协变性、谱正性和局域性。</w:t>
       </w:r>
     </w:p>
     <w:p>
@@ -3856,22 +3856,22 @@
           <w:rFonts w:ascii="Microsoft YaHei" w:hAnsi="Microsoft YaHei" w:eastAsia="Microsoft YaHei"/>
           <w:sz w:val="22"/>
         </w:rPr>
-        <w:t>但我们做了一件事：</w:t>
-      </w:r>
-      <w:r>
-        <w:rPr>
-          <w:rFonts w:ascii="Microsoft YaHei" w:hAnsi="Microsoft YaHei" w:eastAsia="Microsoft YaHei"/>
-          <w:b/>
-          <w:sz w:val="22"/>
-        </w:rPr>
-        <w:t>在"自由场"极限下，我们的谱求和构造会退化为一个严格满足 Wightman 公理的自由量子场论</w:t>
-      </w:r>
-      <w:r>
-        <w:rPr>
-          <w:rFonts w:ascii="Microsoft YaHei" w:hAnsi="Microsoft YaHei" w:eastAsia="Microsoft YaHei"/>
-          <w:sz w:val="22"/>
-        </w:rPr>
-        <w:t>（这就是论文附录 C 的内容）。而在相互作用部分，我们换了一种语言——用"谱和"替代"测度"，绕开了 Wightman 公理所依赖的"先有时空"假设。</w:t>
+        <w:t/>
+      </w:r>
+      <w:r>
+        <w:rPr>
+          <w:rFonts w:ascii="Microsoft YaHei" w:hAnsi="Microsoft YaHei" w:eastAsia="Microsoft YaHei"/>
+          <w:b/>
+          <w:sz w:val="22"/>
+        </w:rPr>
+        <w:t/>
+      </w:r>
+      <w:r>
+        <w:rPr>
+          <w:rFonts w:ascii="Microsoft YaHei" w:hAnsi="Microsoft YaHei" w:eastAsia="Microsoft YaHei"/>
+          <w:sz w:val="22"/>
+        </w:rPr>
+        <w:t xml:space="preserve">自由谱实现提供可以直接检验的接口。相互作用生成观测量还需要配套论文给出的乘法估计、源动力学和极限控制。</w:t>
       </w:r>
     </w:p>
     <w:p>
@@ -3883,22 +3883,22 @@
           <w:rFonts w:ascii="Microsoft YaHei" w:hAnsi="Microsoft YaHei" w:eastAsia="Microsoft YaHei"/>
           <w:sz w:val="22"/>
         </w:rPr>
-        <w:t>这并不是说 Wightman 公理"不对"，而是说：</w:t>
-      </w:r>
-      <w:r>
-        <w:rPr>
-          <w:rFonts w:ascii="Microsoft YaHei" w:hAnsi="Microsoft YaHei" w:eastAsia="Microsoft YaHei"/>
-          <w:b/>
-          <w:sz w:val="22"/>
-        </w:rPr>
-        <w:t>它是最优秀的地图，但我们走的是一片没有地图的海域。</w:t>
-      </w:r>
-      <w:r>
-        <w:rPr>
-          <w:rFonts w:ascii="Microsoft YaHei" w:hAnsi="Microsoft YaHei" w:eastAsia="Microsoft YaHei"/>
-          <w:sz w:val="22"/>
-        </w:rPr>
-        <w:t xml:space="preserve"> 我们只能通过"在已知海岸（自由场）边与你接壤"来建立信任。</w:t>
+        <w:t/>
+      </w:r>
+      <w:r>
+        <w:rPr>
+          <w:rFonts w:ascii="Microsoft YaHei" w:hAnsi="Microsoft YaHei" w:eastAsia="Microsoft YaHei"/>
+          <w:b/>
+          <w:sz w:val="22"/>
+        </w:rPr>
+        <w:t/>
+      </w:r>
+      <w:r>
+        <w:rPr>
+          <w:rFonts w:ascii="Microsoft YaHei" w:hAnsi="Microsoft YaHei" w:eastAsia="Microsoft YaHei"/>
+          <w:sz w:val="22"/>
+        </w:rPr>
+        <w:t xml:space="preserve">两种描述的连接是具体的：比较它们使用的态空间、算子、谱测度和观测量。</w:t>
       </w:r>
     </w:p>
     <w:p>
@@ -3918,14 +3918,14 @@
           <w:b/>
           <w:sz w:val="22"/>
         </w:rPr>
-        <w:t>一句话</w:t>
-      </w:r>
-      <w:r>
-        <w:rPr>
-          <w:rFonts w:ascii="Microsoft YaHei" w:hAnsi="Microsoft YaHei" w:eastAsia="Microsoft YaHei"/>
-          <w:sz w:val="22"/>
-        </w:rPr>
-        <w:t>：Wightman 公理是标准道路的交通规则；我们走的是水路，规则自己写，但在岸边与公路无缝衔接。</w:t>
+        <w:t/>
+      </w:r>
+      <w:r>
+        <w:rPr>
+          <w:rFonts w:ascii="Microsoft YaHei" w:hAnsi="Microsoft YaHei" w:eastAsia="Microsoft YaHei"/>
+          <w:sz w:val="22"/>
+        </w:rPr>
+        <w:t xml:space="preserve">物理表示的检验对象，是实际生成的对象及其满足的方程。</w:t>
       </w:r>
     </w:p>
     <w:p>
@@ -4116,7 +4116,7 @@
           <w:rFonts w:ascii="Microsoft YaHei" w:hAnsi="Microsoft YaHei" w:eastAsia="Microsoft YaHei"/>
           <w:sz w:val="22"/>
         </w:rPr>
-        <w:t>谱在两端都会"发散"，需要分别处理：</w:t>
+        <w:t xml:space="preserve">高频端和低频端在计算中承担不同角色：</w:t>
       </w:r>
     </w:p>
     <w:p>
@@ -4139,29 +4139,29 @@
           <w:b/>
           <w:sz w:val="22"/>
         </w:rPr>
-        <w:t>紫外端（UV，高频率）</w:t>
-      </w:r>
-      <w:r>
-        <w:rPr>
-          <w:rFonts w:ascii="Microsoft YaHei" w:hAnsi="Microsoft YaHei" w:eastAsia="Microsoft YaHei"/>
-          <w:sz w:val="22"/>
-        </w:rPr>
-        <w:t>：频率越高，模越多，求和会爆炸。我们用</w:t>
-      </w:r>
-      <w:r>
-        <w:rPr>
-          <w:rFonts w:ascii="Microsoft YaHei" w:hAnsi="Microsoft YaHei" w:eastAsia="Microsoft YaHei"/>
-          <w:b/>
-          <w:sz w:val="22"/>
-        </w:rPr>
-        <w:t>高斯窗</w:t>
-      </w:r>
-      <w:r>
-        <w:rPr>
-          <w:rFonts w:ascii="Microsoft YaHei" w:hAnsi="Microsoft YaHei" w:eastAsia="Microsoft YaHei"/>
-          <w:sz w:val="22"/>
-        </w:rPr>
-        <w:t>（热核）把高频模平滑地截断——不是生硬地一刀切，而是用高斯函数温柔地"关窗"。为什么用高斯窗而不是硬截断？因为硬截断会引入人为的"边界痕迹"，而高斯窗是自然的、平滑的、不会留下假象。</w:t>
+        <w:t/>
+      </w:r>
+      <w:r>
+        <w:rPr>
+          <w:rFonts w:ascii="Microsoft YaHei" w:hAnsi="Microsoft YaHei" w:eastAsia="Microsoft YaHei"/>
+          <w:sz w:val="22"/>
+        </w:rPr>
+        <w:t/>
+      </w:r>
+      <w:r>
+        <w:rPr>
+          <w:rFonts w:ascii="Microsoft YaHei" w:hAnsi="Microsoft YaHei" w:eastAsia="Microsoft YaHei"/>
+          <w:b/>
+          <w:sz w:val="22"/>
+        </w:rPr>
+        <w:t/>
+      </w:r>
+      <w:r>
+        <w:rPr>
+          <w:rFonts w:ascii="Microsoft YaHei" w:hAnsi="Microsoft YaHei" w:eastAsia="Microsoft YaHei"/>
+          <w:sz w:val="22"/>
+        </w:rPr>
+        <w:t xml:space="preserve">在高频端，高斯权重压低谱尾，其合成遵循最小无偏变化规则。生产响应采用有限域 R=5，并使用明确的尾界和积分误差控制；</w:t>
       </w:r>
     </w:p>
     <w:p>
@@ -4184,29 +4184,29 @@
           <w:b/>
           <w:sz w:val="22"/>
         </w:rPr>
-        <w:t>红外端（IR，低频率）</w:t>
-      </w:r>
-      <w:r>
-        <w:rPr>
-          <w:rFonts w:ascii="Microsoft YaHei" w:hAnsi="Microsoft YaHei" w:eastAsia="Microsoft YaHei"/>
-          <w:sz w:val="22"/>
-        </w:rPr>
-        <w:t>：频率越低，涉及的范围越大，求和会延伸到无穷。我们用</w:t>
-      </w:r>
-      <w:r>
-        <w:rPr>
-          <w:rFonts w:ascii="Microsoft YaHei" w:hAnsi="Microsoft YaHei" w:eastAsia="Microsoft YaHei"/>
-          <w:b/>
-          <w:sz w:val="22"/>
-        </w:rPr>
-        <w:t>熵极大原理</w:t>
-      </w:r>
-      <w:r>
-        <w:rPr>
-          <w:rFonts w:ascii="Microsoft YaHei" w:hAnsi="Microsoft YaHei" w:eastAsia="Microsoft YaHei"/>
-          <w:sz w:val="22"/>
-        </w:rPr>
-        <w:t>来固定红外端——让熵在约束下取最大。</w:t>
+        <w:t/>
+      </w:r>
+      <w:r>
+        <w:rPr>
+          <w:rFonts w:ascii="Microsoft YaHei" w:hAnsi="Microsoft YaHei" w:eastAsia="Microsoft YaHei"/>
+          <w:sz w:val="22"/>
+        </w:rPr>
+        <w:t xml:space="preserve">在低频端，红外端点及其源读出确定大尺度量。端点条件和物理响应共同规定这一部分计算。</w:t>
+      </w:r>
+      <w:r>
+        <w:rPr>
+          <w:rFonts w:ascii="Microsoft YaHei" w:hAnsi="Microsoft YaHei" w:eastAsia="Microsoft YaHei"/>
+          <w:b/>
+          <w:sz w:val="22"/>
+        </w:rPr>
+        <w:t/>
+      </w:r>
+      <w:r>
+        <w:rPr>
+          <w:rFonts w:ascii="Microsoft YaHei" w:hAnsi="Microsoft YaHei" w:eastAsia="Microsoft YaHei"/>
+          <w:sz w:val="22"/>
+        </w:rPr>
+        <w:t/>
       </w:r>
     </w:p>
     <w:p>
@@ -4218,7 +4218,7 @@
           <w:rFonts w:ascii="Microsoft YaHei" w:hAnsi="Microsoft YaHei" w:eastAsia="Microsoft YaHei"/>
           <w:sz w:val="22"/>
         </w:rPr>
-        <w:t>两端都处理好了，中间的谱求和才是良定义的。这个"双端正规化"是整套方法能"算得收敛"的基石。</w:t>
+        <w:t xml:space="preserve">完整计算因此要明确响应域、端点条件及有限求值的误差。</w:t>
       </w:r>
     </w:p>
     <w:p>
@@ -4562,22 +4562,22 @@
           <w:rFonts w:ascii="Microsoft YaHei" w:hAnsi="Microsoft YaHei" w:eastAsia="Microsoft YaHei"/>
           <w:sz w:val="22"/>
         </w:rPr>
-        <w:t>"对偶"的意思是：</w:t>
-      </w:r>
-      <w:r>
-        <w:rPr>
-          <w:rFonts w:ascii="Microsoft YaHei" w:hAnsi="Microsoft YaHei" w:eastAsia="Microsoft YaHei"/>
-          <w:b/>
-          <w:sz w:val="22"/>
-        </w:rPr>
-        <w:t>两边是同一个东西，只是换了个角度看。</w:t>
-      </w:r>
-      <w:r>
-        <w:rPr>
-          <w:rFonts w:ascii="Microsoft YaHei" w:hAnsi="Microsoft YaHei" w:eastAsia="Microsoft YaHei"/>
-          <w:sz w:val="22"/>
-        </w:rPr>
-        <w:t xml:space="preserve"> 我们之所以能从谱出发重建一切，正是因为这些对偶保证了两边的等价。整个框架没有"独断的假设"，只有这些对偶在互相咬合、互相确认。</w:t>
+        <w:t/>
+      </w:r>
+      <w:r>
+        <w:rPr>
+          <w:rFonts w:ascii="Microsoft YaHei" w:hAnsi="Microsoft YaHei" w:eastAsia="Microsoft YaHei"/>
+          <w:b/>
+          <w:sz w:val="22"/>
+        </w:rPr>
+        <w:t/>
+      </w:r>
+      <w:r>
+        <w:rPr>
+          <w:rFonts w:ascii="Microsoft YaHei" w:hAnsi="Microsoft YaHei" w:eastAsia="Microsoft YaHei"/>
+          <w:sz w:val="22"/>
+        </w:rPr>
+        <w:t xml:space="preserve">每一项对应都有明确的载体、映射和归一化。它们的相容性给出不同输出之间的共同关系，证明与计算记录说明哪些关系已经建立。</w:t>
       </w:r>
     </w:p>
     <w:p>
@@ -4647,22 +4647,22 @@
           <w:rFonts w:ascii="Microsoft YaHei" w:hAnsi="Microsoft YaHei" w:eastAsia="Microsoft YaHei"/>
           <w:sz w:val="22"/>
         </w:rPr>
-        <w:t>我们的答案是：一个</w:t>
-      </w:r>
-      <w:r>
-        <w:rPr>
-          <w:rFonts w:ascii="Microsoft YaHei" w:hAnsi="Microsoft YaHei" w:eastAsia="Microsoft YaHei"/>
-          <w:b/>
-          <w:sz w:val="22"/>
-        </w:rPr>
-        <w:t>内部紧致空间（RP³）的谱</w:t>
-      </w:r>
-      <w:r>
-        <w:rPr>
-          <w:rFonts w:ascii="Microsoft YaHei" w:hAnsi="Microsoft YaHei" w:eastAsia="Microsoft YaHei"/>
-          <w:sz w:val="22"/>
-        </w:rPr>
-        <w:t>。</w:t>
+        <w:t/>
+      </w:r>
+      <w:r>
+        <w:rPr>
+          <w:rFonts w:ascii="Microsoft YaHei" w:hAnsi="Microsoft YaHei" w:eastAsia="Microsoft YaHei"/>
+          <w:b/>
+          <w:sz w:val="22"/>
+        </w:rPr>
+        <w:t xml:space="preserve">起点是最小无偏变化及其合成。物理构造从允许的操作发展出内部紧致响应空间 RP³。</w:t>
+      </w:r>
+      <w:r>
+        <w:rPr>
+          <w:rFonts w:ascii="Microsoft YaHei" w:hAnsi="Microsoft YaHei" w:eastAsia="Microsoft YaHei"/>
+          <w:sz w:val="22"/>
+        </w:rPr>
+        <w:t/>
       </w:r>
     </w:p>
     <w:p>
@@ -4674,7 +4674,7 @@
           <w:rFonts w:ascii="Microsoft YaHei" w:hAnsi="Microsoft YaHei" w:eastAsia="Microsoft YaHei"/>
           <w:sz w:val="22"/>
         </w:rPr>
-        <w:t>"紧致"意味着它是有界的、封闭的——就像鼓面，振动模式是分立的、有限的。RP³ 是最自然的紧致内部空间（它是三维球面 S³ 把对径点"黏合"起来得到的，物理上对应"手征"这个事实——即自然界区分左手和右手）。</w:t>
+        <w:t xml:space="preserve">RP³ 由三维球面 S³ 的对径点识别得到。紧致性使相关椭圆算子具有离散的无限谱；有限响应窗口只保留有限的活跃模态。宇称和手征通过明确的投影进入构造。</w:t>
       </w:r>
     </w:p>
     <w:p>
@@ -4686,7 +4686,7 @@
           <w:rFonts w:ascii="Microsoft YaHei" w:hAnsi="Microsoft YaHei" w:eastAsia="Microsoft YaHei"/>
           <w:sz w:val="22"/>
         </w:rPr>
-        <w:t>从 RP³ 的谱出发，就是从一个"最小的、最对称的变化集合"出发。为什么说它"最小"？因为它是最简单的三维封闭空间之一；为什么说它"最对称"？因为它继承了球面的高度对称性，又被 Z₂（对径识别）以最简单的方式约束。</w:t>
+        <w:t xml:space="preserve">空间及其表示内容由 Guo（2026d）的生成规则和最小实现确定。数值计算继承这一结构，并明确每项响应使用的投影和归一化。</w:t>
       </w:r>
     </w:p>
     <w:p>
@@ -4978,22 +4978,22 @@
           <w:rFonts w:ascii="Microsoft YaHei" w:hAnsi="Microsoft YaHei" w:eastAsia="Microsoft YaHei"/>
           <w:sz w:val="22"/>
         </w:rPr>
-        <w:t xml:space="preserve">内部空间是 3 维，再加上 1 维时间，就得到了 </w:t>
-      </w:r>
-      <w:r>
-        <w:rPr>
-          <w:rFonts w:ascii="Microsoft YaHei" w:hAnsi="Microsoft YaHei" w:eastAsia="Microsoft YaHei"/>
-          <w:b/>
-          <w:sz w:val="22"/>
-        </w:rPr>
-        <w:t>3+1 = 4 维时空</w:t>
-      </w:r>
-      <w:r>
-        <w:rPr>
-          <w:rFonts w:ascii="Microsoft YaHei" w:hAnsi="Microsoft YaHei" w:eastAsia="Microsoft YaHei"/>
-          <w:sz w:val="22"/>
-        </w:rPr>
-        <w:t>。</w:t>
+        <w:t xml:space="preserve">三维内部构造与物理钟读出共同进入宏观的 3+1 维表示。</w:t>
+      </w:r>
+      <w:r>
+        <w:rPr>
+          <w:rFonts w:ascii="Microsoft YaHei" w:hAnsi="Microsoft YaHei" w:eastAsia="Microsoft YaHei"/>
+          <w:b/>
+          <w:sz w:val="22"/>
+        </w:rPr>
+        <w:t/>
+      </w:r>
+      <w:r>
+        <w:rPr>
+          <w:rFonts w:ascii="Microsoft YaHei" w:hAnsi="Microsoft YaHei" w:eastAsia="Microsoft YaHei"/>
+          <w:sz w:val="22"/>
+        </w:rPr>
+        <w:t/>
       </w:r>
     </w:p>
     <w:p>
@@ -5091,22 +5091,22 @@
           <w:rFonts w:ascii="Microsoft YaHei" w:hAnsi="Microsoft YaHei" w:eastAsia="Microsoft YaHei"/>
           <w:sz w:val="22"/>
         </w:rPr>
-        <w:t>"四维唯一"和"对称性最高"是同一件事的两面：</w:t>
-      </w:r>
-      <w:r>
-        <w:rPr>
-          <w:rFonts w:ascii="Microsoft YaHei" w:hAnsi="Microsoft YaHei" w:eastAsia="Microsoft YaHei"/>
-          <w:b/>
-          <w:sz w:val="22"/>
-        </w:rPr>
-        <w:t>在最底层，变化最简单、最对称，也因此最唯一。</w:t>
-      </w:r>
-      <w:r>
-        <w:rPr>
-          <w:rFonts w:ascii="Microsoft YaHei" w:hAnsi="Microsoft YaHei" w:eastAsia="Microsoft YaHei"/>
-          <w:sz w:val="22"/>
-        </w:rPr>
-        <w:t xml:space="preserve"> 没有"参数调节"的余地——一切都是从"最小变化"的谱里必然涌现出来的。这回答了那个最深的哲学问题："为什么宇宙是这个样子？"——因为在最底层，它只能是这样：最简单、最对称、最唯一。</w:t>
+        <w:t/>
+      </w:r>
+      <w:r>
+        <w:rPr>
+          <w:rFonts w:ascii="Microsoft YaHei" w:hAnsi="Microsoft YaHei" w:eastAsia="Microsoft YaHei"/>
+          <w:b/>
+          <w:sz w:val="22"/>
+        </w:rPr>
+        <w:t/>
+      </w:r>
+      <w:r>
+        <w:rPr>
+          <w:rFonts w:ascii="Microsoft YaHei" w:hAnsi="Microsoft YaHei" w:eastAsia="Microsoft YaHei"/>
+          <w:sz w:val="22"/>
+        </w:rPr>
+        <w:t xml:space="preserve">维数与颜色约束展示框架怎样减少结构自由度。数值读出进一步使用随计算给出的响应域、归一化和传递规则。</w:t>
       </w:r>
     </w:p>
     <w:p>
@@ -5215,22 +5215,22 @@
           <w:rFonts w:ascii="Microsoft YaHei" w:hAnsi="Microsoft YaHei" w:eastAsia="Microsoft YaHei"/>
           <w:sz w:val="22"/>
         </w:rPr>
-        <w:t>具体地说，引力对应于谱的一个特殊成分——</w:t>
-      </w:r>
-      <w:r>
-        <w:rPr>
-          <w:rFonts w:ascii="Microsoft YaHei" w:hAnsi="Microsoft YaHei" w:eastAsia="Microsoft YaHei"/>
-          <w:b/>
-          <w:sz w:val="22"/>
-        </w:rPr>
-        <w:t>零模</w:t>
-      </w:r>
-      <w:r>
-        <w:rPr>
-          <w:rFonts w:ascii="Microsoft YaHei" w:hAnsi="Microsoft YaHei" w:eastAsia="Microsoft YaHei"/>
-          <w:sz w:val="22"/>
-        </w:rPr>
-        <w:t>（频率为零的模式，也就是"不变的、最稳定的变化"）。我们把引力等同于这个零模。</w:t>
+        <w:t/>
+      </w:r>
+      <w:r>
+        <w:rPr>
+          <w:rFonts w:ascii="Microsoft YaHei" w:hAnsi="Microsoft YaHei" w:eastAsia="Microsoft YaHei"/>
+          <w:b/>
+          <w:sz w:val="22"/>
+        </w:rPr>
+        <w:t/>
+      </w:r>
+      <w:r>
+        <w:rPr>
+          <w:rFonts w:ascii="Microsoft YaHei" w:hAnsi="Microsoft YaHei" w:eastAsia="Microsoft YaHei"/>
+          <w:sz w:val="22"/>
+        </w:rPr>
+        <w:t xml:space="preserve">宏观引力场由张量响应和有效作用量描述。在明确的二次实现中，约束约化保留两个无质量张量螺旋度，留数为正；内部临界响应提供匹配数据。</w:t>
       </w:r>
     </w:p>
     <w:p>
@@ -5242,7 +5242,7 @@
           <w:rFonts w:ascii="Microsoft YaHei" w:hAnsi="Microsoft YaHei" w:eastAsia="Microsoft YaHei"/>
           <w:sz w:val="22"/>
         </w:rPr>
-        <w:t>这意味着三件诚实的事：</w:t>
+        <w:t xml:space="preserve">这部分计算包含三个明确对象：</w:t>
       </w:r>
     </w:p>
     <w:p>
@@ -5265,14 +5265,14 @@
           <w:b/>
           <w:sz w:val="22"/>
         </w:rPr>
-        <w:t>线性引力基线仍是牛顿型。</w:t>
-      </w:r>
-      <w:r>
-        <w:rPr>
-          <w:rFonts w:ascii="Microsoft YaHei" w:hAnsi="Microsoft YaHei" w:eastAsia="Microsoft YaHei"/>
-          <w:sz w:val="22"/>
-        </w:rPr>
-        <w:t xml:space="preserve"> 现有线性 TT 零模给出的是平方反比律；它负责固定引力归一化和线性宇宙学中的基线传播。</w:t>
+        <w:t/>
+      </w:r>
+      <w:r>
+        <w:rPr>
+          <w:rFonts w:ascii="Microsoft YaHei" w:hAnsi="Microsoft YaHei" w:eastAsia="Microsoft YaHei"/>
+          <w:sz w:val="22"/>
+        </w:rPr>
+        <w:t xml:space="preserve">线性基线为牛顿型。外部张量作用量及其守恒源耦合给出平方反比的静态响应，以及线性宇宙学传播使用的归一化。</w:t>
       </w:r>
     </w:p>
     <w:p>
@@ -5295,14 +5295,14 @@
           <w:b/>
           <w:sz w:val="22"/>
         </w:rPr>
-        <w:t>端点残差进入线性宇宙学。</w:t>
-      </w:r>
-      <w:r>
-        <w:rPr>
-          <w:rFonts w:ascii="Microsoft YaHei" w:hAnsi="Microsoft YaHei" w:eastAsia="Microsoft YaHei"/>
-          <w:sz w:val="22"/>
-        </w:rPr>
-        <w:t xml:space="preserve"> 最大熵红外端点的 normal/Hamiltonian 投影给出 </w:t>
+        <w:t/>
+      </w:r>
+      <w:r>
+        <w:rPr>
+          <w:rFonts w:ascii="Microsoft YaHei" w:hAnsi="Microsoft YaHei" w:eastAsia="Microsoft YaHei"/>
+          <w:sz w:val="22"/>
+        </w:rPr>
+        <w:t xml:space="preserve">端点确定宇宙学总预算 Ω_Σ=1−Ω_Λ−Ω_b。热背景计算把这一剩余预算分解为冷源、光子和热中微子，各自按相应方程参与背景演化和团簇化。</w:t>
       </w:r>
       <w:r>
         <w:rPr>
@@ -5310,14 +5310,14 @@
           <w:color w:val="8C2F2F"/>
           <w:sz w:val="20"/>
         </w:rPr>
-        <w:t>Ω_Σ = 1−Ω_Λ−Ω_b</w:t>
-      </w:r>
-      <w:r>
-        <w:rPr>
-          <w:rFonts w:ascii="Microsoft YaHei" w:hAnsi="Microsoft YaHei" w:eastAsia="Microsoft YaHei"/>
-          <w:sz w:val="22"/>
-        </w:rPr>
-        <w:t xml:space="preserve">，在线性宇宙学里占据冷源位置；旧表里的 </w:t>
+        <w:t/>
+      </w:r>
+      <w:r>
+        <w:rPr>
+          <w:rFonts w:ascii="Microsoft YaHei" w:hAnsi="Microsoft YaHei" w:eastAsia="Microsoft YaHei"/>
+          <w:sz w:val="22"/>
+        </w:rPr>
+        <w:t xml:space="preserve"/>
       </w:r>
       <w:r>
         <w:rPr>
@@ -5325,14 +5325,14 @@
           <w:color w:val="8C2F2F"/>
           <w:sz w:val="20"/>
         </w:rPr>
-        <w:t>Ω_DM</w:t>
-      </w:r>
-      <w:r>
-        <w:rPr>
-          <w:rFonts w:ascii="Microsoft YaHei" w:hAnsi="Microsoft YaHei" w:eastAsia="Microsoft YaHei"/>
-          <w:sz w:val="22"/>
-        </w:rPr>
-        <w:t xml:space="preserve"> 只是比较名称，不表示引入了新的暗物质粒子。</w:t>
+        <w:t/>
+      </w:r>
+      <w:r>
+        <w:rPr>
+          <w:rFonts w:ascii="Microsoft YaHei" w:hAnsi="Microsoft YaHei" w:eastAsia="Microsoft YaHei"/>
+          <w:sz w:val="22"/>
+        </w:rPr>
+        <w:t xml:space="preserve"/>
       </w:r>
     </w:p>
     <w:p>
@@ -5355,14 +5355,14 @@
           <w:b/>
           <w:sz w:val="22"/>
         </w:rPr>
-        <w:t>低加速度响应作为局域分支给出。</w:t>
-      </w:r>
-      <w:r>
-        <w:rPr>
-          <w:rFonts w:ascii="Microsoft YaHei" w:hAnsi="Microsoft YaHei" w:eastAsia="Microsoft YaHei"/>
-          <w:sz w:val="22"/>
-        </w:rPr>
-        <w:t xml:space="preserve"> 同一个端点的局域投影给出 </w:t>
+        <w:t/>
+      </w:r>
+      <w:r>
+        <w:rPr>
+          <w:rFonts w:ascii="Microsoft YaHei" w:hAnsi="Microsoft YaHei" w:eastAsia="Microsoft YaHei"/>
+          <w:sz w:val="22"/>
+        </w:rPr>
+        <w:t xml:space="preserve"/>
       </w:r>
       <w:r>
         <w:rPr>
@@ -5370,14 +5370,14 @@
           <w:color w:val="8C2F2F"/>
           <w:sz w:val="20"/>
         </w:rPr>
-        <w:t>a0 = c·H0/(2π)·√(4/3)</w:t>
-      </w:r>
-      <w:r>
-        <w:rPr>
-          <w:rFonts w:ascii="Microsoft YaHei" w:hAnsi="Microsoft YaHei" w:eastAsia="Microsoft YaHei"/>
-          <w:sz w:val="22"/>
-        </w:rPr>
-        <w:t xml:space="preserve">，并采用固定响应 </w:t>
+        <w:t/>
+      </w:r>
+      <w:r>
+        <w:rPr>
+          <w:rFonts w:ascii="Microsoft YaHei" w:hAnsi="Microsoft YaHei" w:eastAsia="Microsoft YaHei"/>
+          <w:sz w:val="22"/>
+        </w:rPr>
+        <w:t xml:space="preserve"/>
       </w:r>
       <w:r>
         <w:rPr>
@@ -5385,14 +5385,14 @@
           <w:color w:val="8C2F2F"/>
           <w:sz w:val="20"/>
         </w:rPr>
-        <w:t>μ(y)=y/√(1+y²)</w:t>
-      </w:r>
-      <w:r>
-        <w:rPr>
-          <w:rFonts w:ascii="Microsoft YaHei" w:hAnsi="Microsoft YaHei" w:eastAsia="Microsoft YaHei"/>
-          <w:sz w:val="22"/>
-        </w:rPr>
-        <w:t>。这可用于星系旋转曲线的固定参数诊断；完整非线性结构形成、星系团弱透镜似然和联合 CMB/BAO/SN/RSD 分析仍属于后续检验。</w:t>
+        <w:t/>
+      </w:r>
+      <w:r>
+        <w:rPr>
+          <w:rFonts w:ascii="Microsoft YaHei" w:hAnsi="Microsoft YaHei" w:eastAsia="Microsoft YaHei"/>
+          <w:sz w:val="22"/>
+        </w:rPr>
+        <w:t xml:space="preserve">在规定的可分解纯占据轨道上，局域源协方差给出 a0=c·H0/(2π)·√(4/3)，RMS 读出给出 μ(y)=y/√(1+y²)。同一局域作用量还支持源反馈和带膨胀背景的自主有限位移模型，其中周期势满足完整的局域场方程。</w:t>
       </w:r>
     </w:p>
     <w:p>
@@ -5404,22 +5404,22 @@
           <w:rFonts w:ascii="Microsoft YaHei" w:hAnsi="Microsoft YaHei" w:eastAsia="Microsoft YaHei"/>
           <w:sz w:val="22"/>
         </w:rPr>
-        <w:t>用大白话说：</w:t>
-      </w:r>
-      <w:r>
-        <w:rPr>
-          <w:rFonts w:ascii="Microsoft YaHei" w:hAnsi="Microsoft YaHei" w:eastAsia="Microsoft YaHei"/>
-          <w:b/>
-          <w:sz w:val="22"/>
-        </w:rPr>
-        <w:t>引力不是"空间弯曲"，而是"变化的最稳定成分"。</w:t>
-      </w:r>
-      <w:r>
-        <w:rPr>
-          <w:rFonts w:ascii="Microsoft YaHei" w:hAnsi="Microsoft YaHei" w:eastAsia="Microsoft YaHei"/>
-          <w:sz w:val="22"/>
-        </w:rPr>
-        <w:t xml:space="preserve"> 就像温度是"分子运动最平均的成分"——你摸到热水觉得烫，是分子的集体运动；你感到引力，是真空涨落的集体稳定结构。</w:t>
+        <w:t/>
+      </w:r>
+      <w:r>
+        <w:rPr>
+          <w:rFonts w:ascii="Microsoft YaHei" w:hAnsi="Microsoft YaHei" w:eastAsia="Microsoft YaHei"/>
+          <w:b/>
+          <w:sz w:val="22"/>
+        </w:rPr>
+        <w:t/>
+      </w:r>
+      <w:r>
+        <w:rPr>
+          <w:rFonts w:ascii="Microsoft YaHei" w:hAnsi="Microsoft YaHei" w:eastAsia="Microsoft YaHei"/>
+          <w:sz w:val="22"/>
+        </w:rPr>
+        <w:t xml:space="preserve">用大白话说，共同端点把多种宏观测量联系起来；作用量和源投影则说明每项测量使用哪一条方程。</w:t>
       </w:r>
     </w:p>
     <w:p>
@@ -5466,52 +5466,52 @@
           <w:rFonts w:ascii="Microsoft YaHei" w:hAnsi="Microsoft YaHei" w:eastAsia="Microsoft YaHei"/>
           <w:sz w:val="22"/>
         </w:rPr>
-        <w:t>我们的"引力 = 零模"与 Verlinde 的"引力 = 熵"有深刻的共鸣——</w:t>
-      </w:r>
-      <w:r>
-        <w:rPr>
-          <w:rFonts w:ascii="Microsoft YaHei" w:hAnsi="Microsoft YaHei" w:eastAsia="Microsoft YaHei"/>
-          <w:b/>
-          <w:sz w:val="22"/>
-        </w:rPr>
-        <w:t>都是微观自由度的集体宏观行为</w:t>
-      </w:r>
-      <w:r>
-        <w:rPr>
-          <w:rFonts w:ascii="Microsoft YaHei" w:hAnsi="Microsoft YaHei" w:eastAsia="Microsoft YaHei"/>
-          <w:sz w:val="22"/>
-        </w:rPr>
-        <w:t>。但我们走得更具体：Verlinde 需要假设一个"全息屏"和边界上的信息分布；我们不需要边界，我们直接从</w:t>
-      </w:r>
-      <w:r>
-        <w:rPr>
-          <w:rFonts w:ascii="Microsoft YaHei" w:hAnsi="Microsoft YaHei" w:eastAsia="Microsoft YaHei"/>
-          <w:b/>
-          <w:sz w:val="22"/>
-        </w:rPr>
-        <w:t>谱</w:t>
-      </w:r>
-      <w:r>
-        <w:rPr>
-          <w:rFonts w:ascii="Microsoft YaHei" w:hAnsi="Microsoft YaHei" w:eastAsia="Microsoft YaHei"/>
-          <w:sz w:val="22"/>
-        </w:rPr>
-        <w:t>里挑出那个"频率最低、最稳定"的模式，指认它就是引力。熵在我们的框架里不是引力的来源，而是</w:t>
-      </w:r>
-      <w:r>
-        <w:rPr>
-          <w:rFonts w:ascii="Microsoft YaHei" w:hAnsi="Microsoft YaHei" w:eastAsia="Microsoft YaHei"/>
-          <w:b/>
-          <w:sz w:val="22"/>
-        </w:rPr>
-        <w:t>窗口跨度的度量</w:t>
-      </w:r>
-      <w:r>
-        <w:rPr>
-          <w:rFonts w:ascii="Microsoft YaHei" w:hAnsi="Microsoft YaHei" w:eastAsia="Microsoft YaHei"/>
-          <w:sz w:val="22"/>
-        </w:rPr>
-        <w:t>（那个 139.253）。引力是零模，熵是窗口容量——两者是同一套谱的两个侧面。</w:t>
+        <w:t/>
+      </w:r>
+      <w:r>
+        <w:rPr>
+          <w:rFonts w:ascii="Microsoft YaHei" w:hAnsi="Microsoft YaHei" w:eastAsia="Microsoft YaHei"/>
+          <w:b/>
+          <w:sz w:val="22"/>
+        </w:rPr>
+        <w:t/>
+      </w:r>
+      <w:r>
+        <w:rPr>
+          <w:rFonts w:ascii="Microsoft YaHei" w:hAnsi="Microsoft YaHei" w:eastAsia="Microsoft YaHei"/>
+          <w:sz w:val="22"/>
+        </w:rPr>
+        <w:t xml:space="preserve">与熵引力的联系在于对集体行为的关注。这里的计算明确源协方差、张量响应和各个宏观分支的作用量；熵度量谱窗口的跨度。</w:t>
+      </w:r>
+      <w:r>
+        <w:rPr>
+          <w:rFonts w:ascii="Microsoft YaHei" w:hAnsi="Microsoft YaHei" w:eastAsia="Microsoft YaHei"/>
+          <w:b/>
+          <w:sz w:val="22"/>
+        </w:rPr>
+        <w:t/>
+      </w:r>
+      <w:r>
+        <w:rPr>
+          <w:rFonts w:ascii="Microsoft YaHei" w:hAnsi="Microsoft YaHei" w:eastAsia="Microsoft YaHei"/>
+          <w:sz w:val="22"/>
+        </w:rPr>
+        <w:t/>
+      </w:r>
+      <w:r>
+        <w:rPr>
+          <w:rFonts w:ascii="Microsoft YaHei" w:hAnsi="Microsoft YaHei" w:eastAsia="Microsoft YaHei"/>
+          <w:b/>
+          <w:sz w:val="22"/>
+        </w:rPr>
+        <w:t/>
+      </w:r>
+      <w:r>
+        <w:rPr>
+          <w:rFonts w:ascii="Microsoft YaHei" w:hAnsi="Microsoft YaHei" w:eastAsia="Microsoft YaHei"/>
+          <w:sz w:val="22"/>
+        </w:rPr>
+        <w:t/>
       </w:r>
     </w:p>
     <w:p>
@@ -5523,22 +5523,22 @@
           <w:rFonts w:ascii="Microsoft YaHei" w:hAnsi="Microsoft YaHei" w:eastAsia="Microsoft YaHei"/>
           <w:sz w:val="22"/>
         </w:rPr>
-        <w:t>如果要对标：Verlinde 说"引力像温度"；我们说"引力像温度计里那条最稳定的水银柱"——不是所有分子的平均，而是那个</w:t>
-      </w:r>
-      <w:r>
-        <w:rPr>
-          <w:rFonts w:ascii="Microsoft YaHei" w:hAnsi="Microsoft YaHei" w:eastAsia="Microsoft YaHei"/>
-          <w:b/>
-          <w:sz w:val="22"/>
-        </w:rPr>
-        <w:t>最不变的结构</w:t>
-      </w:r>
-      <w:r>
-        <w:rPr>
-          <w:rFonts w:ascii="Microsoft YaHei" w:hAnsi="Microsoft YaHei" w:eastAsia="Microsoft YaHei"/>
-          <w:sz w:val="22"/>
-        </w:rPr>
-        <w:t>。</w:t>
+        <w:t xml:space="preserve">有效的检验是定量的：源归一化和响应方程需要给出相容的运动、钟关系及观测比较。</w:t>
+      </w:r>
+      <w:r>
+        <w:rPr>
+          <w:rFonts w:ascii="Microsoft YaHei" w:hAnsi="Microsoft YaHei" w:eastAsia="Microsoft YaHei"/>
+          <w:b/>
+          <w:sz w:val="22"/>
+        </w:rPr>
+        <w:t/>
+      </w:r>
+      <w:r>
+        <w:rPr>
+          <w:rFonts w:ascii="Microsoft YaHei" w:hAnsi="Microsoft YaHei" w:eastAsia="Microsoft YaHei"/>
+          <w:sz w:val="22"/>
+        </w:rPr>
+        <w:t/>
       </w:r>
     </w:p>
     <w:p>
@@ -5565,22 +5565,22 @@
           <w:rFonts w:ascii="Microsoft YaHei" w:hAnsi="Microsoft YaHei" w:eastAsia="Microsoft YaHei"/>
           <w:sz w:val="22"/>
         </w:rPr>
-        <w:t>同理，规范场（电磁、弱、强三种力的载体）也不是"基本输入"，而是从内部空间的谱里</w:t>
-      </w:r>
-      <w:r>
-        <w:rPr>
-          <w:rFonts w:ascii="Microsoft YaHei" w:hAnsi="Microsoft YaHei" w:eastAsia="Microsoft YaHei"/>
-          <w:b/>
-          <w:sz w:val="22"/>
-        </w:rPr>
-        <w:t>涌现</w:t>
-      </w:r>
-      <w:r>
-        <w:rPr>
-          <w:rFonts w:ascii="Microsoft YaHei" w:hAnsi="Microsoft YaHei" w:eastAsia="Microsoft YaHei"/>
-          <w:sz w:val="22"/>
-        </w:rPr>
-        <w:t>出来的——具体说，是谱的 KK 零模（紧致空间上的常数模式）。</w:t>
+        <w:t xml:space="preserve">规范结构继承紧致响应空间及其生成算子代数的构造。低能场使用保留的模态和相应物质表示。</w:t>
+      </w:r>
+      <w:r>
+        <w:rPr>
+          <w:rFonts w:ascii="Microsoft YaHei" w:hAnsi="Microsoft YaHei" w:eastAsia="Microsoft YaHei"/>
+          <w:b/>
+          <w:sz w:val="22"/>
+        </w:rPr>
+        <w:t/>
+      </w:r>
+      <w:r>
+        <w:rPr>
+          <w:rFonts w:ascii="Microsoft YaHei" w:hAnsi="Microsoft YaHei" w:eastAsia="Microsoft YaHei"/>
+          <w:sz w:val="22"/>
+        </w:rPr>
+        <w:t/>
       </w:r>
     </w:p>
     <w:p>
@@ -5641,22 +5641,22 @@
           <w:rFonts w:ascii="Microsoft YaHei" w:hAnsi="Microsoft YaHei" w:eastAsia="Microsoft YaHei"/>
           <w:sz w:val="22"/>
         </w:rPr>
-        <w:t>引力（谱零模）</w:t>
-      </w:r>
-      <w:r>
-        <w:rPr>
-          <w:rFonts w:ascii="Microsoft YaHei" w:hAnsi="Microsoft YaHei" w:eastAsia="Microsoft YaHei"/>
-          <w:b/>
-          <w:sz w:val="22"/>
-        </w:rPr>
-        <w:t>影响</w:t>
-      </w:r>
-      <w:r>
-        <w:rPr>
-          <w:rFonts w:ascii="Microsoft YaHei" w:hAnsi="Microsoft YaHei" w:eastAsia="Microsoft YaHei"/>
-          <w:sz w:val="22"/>
-        </w:rPr>
-        <w:t>规范场的构造；</w:t>
+        <w:t xml:space="preserve">生成的内部源给出响应和归一化数据；</w:t>
+      </w:r>
+      <w:r>
+        <w:rPr>
+          <w:rFonts w:ascii="Microsoft YaHei" w:hAnsi="Microsoft YaHei" w:eastAsia="Microsoft YaHei"/>
+          <w:b/>
+          <w:sz w:val="22"/>
+        </w:rPr>
+        <w:t/>
+      </w:r>
+      <w:r>
+        <w:rPr>
+          <w:rFonts w:ascii="Microsoft YaHei" w:hAnsi="Microsoft YaHei" w:eastAsia="Microsoft YaHei"/>
+          <w:sz w:val="22"/>
+        </w:rPr>
+        <w:t/>
       </w:r>
     </w:p>
     <w:p>
@@ -5742,37 +5742,37 @@
           <w:rFonts w:ascii="Microsoft YaHei" w:hAnsi="Microsoft YaHei" w:eastAsia="Microsoft YaHei"/>
           <w:sz w:val="22"/>
         </w:rPr>
-        <w:t>这不是一个"先有鸡还是先有蛋"的困境，而是一个</w:t>
-      </w:r>
-      <w:r>
-        <w:rPr>
-          <w:rFonts w:ascii="Microsoft YaHei" w:hAnsi="Microsoft YaHei" w:eastAsia="Microsoft YaHei"/>
-          <w:b/>
-          <w:sz w:val="22"/>
-        </w:rPr>
-        <w:t>自洽闭合的循环</w:t>
-      </w:r>
-      <w:r>
-        <w:rPr>
-          <w:rFonts w:ascii="Microsoft YaHei" w:hAnsi="Microsoft YaHei" w:eastAsia="Microsoft YaHei"/>
-          <w:sz w:val="22"/>
-        </w:rPr>
-        <w:t>——每一步都从谱里算出来，最后咬合成一个整体。这也是"闭合"（closure）这个词在我们框架里的含义：</w:t>
-      </w:r>
-      <w:r>
-        <w:rPr>
-          <w:rFonts w:ascii="Microsoft YaHei" w:hAnsi="Microsoft YaHei" w:eastAsia="Microsoft YaHei"/>
-          <w:b/>
-          <w:sz w:val="22"/>
-        </w:rPr>
-        <w:t>没有一个量是外挂的，所有量都在循环里互相确定。</w:t>
-      </w:r>
-      <w:r>
-        <w:rPr>
-          <w:rFonts w:ascii="Microsoft YaHei" w:hAnsi="Microsoft YaHei" w:eastAsia="Microsoft YaHei"/>
-          <w:sz w:val="22"/>
-        </w:rPr>
-        <w:t xml:space="preserve"> 引力"造"出规范场，规范场"造"出物质，物质又"回"到引力——三者是同一个谱的三副面孔。</w:t>
+        <w:t/>
+      </w:r>
+      <w:r>
+        <w:rPr>
+          <w:rFonts w:ascii="Microsoft YaHei" w:hAnsi="Microsoft YaHei" w:eastAsia="Microsoft YaHei"/>
+          <w:b/>
+          <w:sz w:val="22"/>
+        </w:rPr>
+        <w:t/>
+      </w:r>
+      <w:r>
+        <w:rPr>
+          <w:rFonts w:ascii="Microsoft YaHei" w:hAnsi="Microsoft YaHei" w:eastAsia="Microsoft YaHei"/>
+          <w:sz w:val="22"/>
+        </w:rPr>
+        <w:t xml:space="preserve">闭合在共同作用量中检查：变分得到物质方程、源平衡和引力约束。带物质占据的辅助半径模型，以及有限膨胀 RMS 模型，分别提供具有明确保留变量的动力学实例。</w:t>
+      </w:r>
+      <w:r>
+        <w:rPr>
+          <w:rFonts w:ascii="Microsoft YaHei" w:hAnsi="Microsoft YaHei" w:eastAsia="Microsoft YaHei"/>
+          <w:b/>
+          <w:sz w:val="22"/>
+        </w:rPr>
+        <w:t/>
+      </w:r>
+      <w:r>
+        <w:rPr>
+          <w:rFonts w:ascii="Microsoft YaHei" w:hAnsi="Microsoft YaHei" w:eastAsia="Microsoft YaHei"/>
+          <w:sz w:val="22"/>
+        </w:rPr>
+        <w:t xml:space="preserve"/>
       </w:r>
     </w:p>
     <w:p>
@@ -5787,7 +5787,7 @@
           <w:color w:val="2E6B3A"/>
           <w:sz w:val="26"/>
         </w:rPr>
-        <w:t>没有大爆炸</w:t>
+        <w:t xml:space="preserve">读取宇宙膨胀</w:t>
       </w:r>
     </w:p>
     <w:p>
@@ -5799,15 +5799,15 @@
           <w:rFonts w:ascii="Microsoft YaHei" w:hAnsi="Microsoft YaHei" w:eastAsia="Microsoft YaHei"/>
           <w:sz w:val="22"/>
         </w:rPr>
-        <w:t>一个震撼的推论：</w:t>
-      </w:r>
-      <w:r>
-        <w:rPr>
-          <w:rFonts w:ascii="Microsoft YaHei" w:hAnsi="Microsoft YaHei" w:eastAsia="Microsoft YaHei"/>
-          <w:b/>
-          <w:sz w:val="22"/>
-        </w:rPr>
-        <w:t>我们的框架里没有"大爆炸"这个奇点。</w:t>
+        <w:t/>
+      </w:r>
+      <w:r>
+        <w:rPr>
+          <w:rFonts w:ascii="Microsoft YaHei" w:hAnsi="Microsoft YaHei" w:eastAsia="Microsoft YaHei"/>
+          <w:b/>
+          <w:sz w:val="22"/>
+        </w:rPr>
+        <w:t xml:space="preserve">宇宙学计算采用均匀膨胀背景和热史。</w:t>
       </w:r>
     </w:p>
     <w:p>
@@ -5819,22 +5819,22 @@
           <w:rFonts w:ascii="Microsoft YaHei" w:hAnsi="Microsoft YaHei" w:eastAsia="Microsoft YaHei"/>
           <w:sz w:val="22"/>
         </w:rPr>
-        <w:t>传统宇宙学里，宇宙膨胀、红移，追溯到过去会有一个"大爆炸"起点——一个密度无限大、时空被撕碎的奇点。但在我们的框架里，</w:t>
-      </w:r>
-      <w:r>
-        <w:rPr>
-          <w:rFonts w:ascii="Microsoft YaHei" w:hAnsi="Microsoft YaHei" w:eastAsia="Microsoft YaHei"/>
-          <w:b/>
-          <w:sz w:val="22"/>
-        </w:rPr>
-        <w:t>红移不是"宇宙在膨胀"，而是"谱在倾斜"</w:t>
-      </w:r>
-      <w:r>
-        <w:rPr>
-          <w:rFonts w:ascii="Microsoft YaHei" w:hAnsi="Microsoft YaHei" w:eastAsia="Microsoft YaHei"/>
-          <w:sz w:val="22"/>
-        </w:rPr>
-        <w:t>——红移是谱本身的特征，不是空间的拉伸。</w:t>
+        <w:t xml:space="preserve">尺度因子描述发射和观测之间的关系，1+z=a_today/a_emission。膨胀在框架中属于宏观读出，并明确进入距离和声学尺度的计算。</w:t>
+      </w:r>
+      <w:r>
+        <w:rPr>
+          <w:rFonts w:ascii="Microsoft YaHei" w:hAnsi="Microsoft YaHei" w:eastAsia="Microsoft YaHei"/>
+          <w:b/>
+          <w:sz w:val="22"/>
+        </w:rPr>
+        <w:t/>
+      </w:r>
+      <w:r>
+        <w:rPr>
+          <w:rFonts w:ascii="Microsoft YaHei" w:hAnsi="Microsoft YaHei" w:eastAsia="Microsoft YaHei"/>
+          <w:sz w:val="22"/>
+        </w:rPr>
+        <w:t/>
       </w:r>
     </w:p>
     <w:p>
@@ -5846,22 +5846,22 @@
           <w:rFonts w:ascii="Microsoft YaHei" w:hAnsi="Microsoft YaHei" w:eastAsia="Microsoft YaHei"/>
           <w:sz w:val="22"/>
         </w:rPr>
-        <w:t>既然没有"空间在膨胀"，也就没有"膨胀的起点"，也就</w:t>
-      </w:r>
-      <w:r>
-        <w:rPr>
-          <w:rFonts w:ascii="Microsoft YaHei" w:hAnsi="Microsoft YaHei" w:eastAsia="Microsoft YaHei"/>
-          <w:b/>
-          <w:sz w:val="22"/>
-        </w:rPr>
-        <w:t>没有大爆炸奇点</w:t>
-      </w:r>
-      <w:r>
-        <w:rPr>
-          <w:rFonts w:ascii="Microsoft YaHei" w:hAnsi="Microsoft YaHei" w:eastAsia="Microsoft YaHei"/>
-          <w:sz w:val="22"/>
-        </w:rPr>
-        <w:t>。宇宙的过去不是一个"点"，而是谱的一个"态"。所谓"宇宙的年龄"，在框架里是谱的窗口跨度取对数后的一个量，而不是"从大爆炸到现在流逝的时间"。</w:t>
+        <w:t/>
+      </w:r>
+      <w:r>
+        <w:rPr>
+          <w:rFonts w:ascii="Microsoft YaHei" w:hAnsi="Microsoft YaHei" w:eastAsia="Microsoft YaHei"/>
+          <w:b/>
+          <w:sz w:val="22"/>
+        </w:rPr>
+        <w:t/>
+      </w:r>
+      <w:r>
+        <w:rPr>
+          <w:rFonts w:ascii="Microsoft YaHei" w:hAnsi="Microsoft YaHei" w:eastAsia="Microsoft YaHei"/>
+          <w:sz w:val="22"/>
+        </w:rPr>
+        <w:t xml:space="preserve">物理钟读取历史中经过的时长。谱窗口跨度的对数是无量纲量；宇宙年龄还需要相应背景演化和钟归一化。</w:t>
       </w:r>
     </w:p>
     <w:p>
@@ -5921,7 +5921,7 @@
           <w:rFonts w:ascii="Microsoft YaHei" w:hAnsi="Microsoft YaHei" w:eastAsia="Microsoft YaHei"/>
           <w:sz w:val="22"/>
         </w:rPr>
-        <w:t>答：是真空涨落谱的零模在震荡。就像鼓面不存在，但鼓声（振动模式）是真实存在的。引力波不是"时空的涟漪"，而是"谱零模的波动"——我们探测到的，是谱里那个最稳定的模式的集体振荡。</w:t>
+        <w:t xml:space="preserve">答：它们是集体张量响应的传播变化。在二次宏观作用量中，两个物理张量螺旋度描述这些波及其与守恒源的耦合。</w:t>
       </w:r>
     </w:p>
     <w:p>
@@ -5934,7 +5934,7 @@
           <w:b/>
           <w:sz w:val="22"/>
         </w:rPr>
-        <w:t>问：你说没有大爆炸，那宇宙微波背景辐射（CMB）从哪来？</w:t>
+        <w:t xml:space="preserve">问：框架怎样处理宇宙微波背景辐射？</w:t>
       </w:r>
     </w:p>
     <w:p>
@@ -5946,7 +5946,7 @@
           <w:rFonts w:ascii="Microsoft YaHei" w:hAnsi="Microsoft YaHei" w:eastAsia="Microsoft YaHei"/>
           <w:sz w:val="22"/>
         </w:rPr>
-        <w:t>答：CMB 不是大爆炸的"余晖"，而是谱在红外端（最大信息边界）的平衡辐射。它是一个"地板"，不是一段"历史"的残留。</w:t>
+        <w:t xml:space="preserve">答：端点给出光子温度归一化，可观测声学尺度和距离还使用膨胀热背景及复合过程。V5 分别记录这些阶段，并把最终距离预言与数据比较。</w:t>
       </w:r>
     </w:p>
     <w:p>
@@ -5971,7 +5971,7 @@
           <w:rFonts w:ascii="Microsoft YaHei" w:hAnsi="Microsoft YaHei" w:eastAsia="Microsoft YaHei"/>
           <w:sz w:val="22"/>
         </w:rPr>
-        <w:t>答：能。当前参数库记录了 184 个量，其中只有牛顿常数是观测锚，另有一个单位/尺度选择被明确标出，其余量都带有来源、角色和比较状态。任何关键闭式关系算错了、或固定参数检验系统性失败，这套理论就站不住。它不"什么都说"，而是"说了很多具体的数，等着被检验"。</w:t>
+        <w:t xml:space="preserve">答：能。V5 有 239 条参数记录，其中 235 条为派生记录、1 条为观测锚、1 条为尺度选择、2 条待定。它们包含共同输入和响应记录，因此 239 并非独立预言的数量。固定规则下的比较检验这些物理关系及其明确的近似。</w:t>
       </w:r>
     </w:p>
     <w:p>
@@ -6116,7 +6116,7 @@
           <w:rFonts w:ascii="Microsoft YaHei" w:hAnsi="Microsoft YaHei" w:eastAsia="Microsoft YaHei"/>
           <w:sz w:val="22"/>
         </w:rPr>
-        <w:t>弦理论说，基本粒子不是点，而是一根根闭合或开放的"弦"。不同的振动模式对应不同的粒子（一个振动模式是光子，另一个是引力子）。时空是弦赖以存在的"舞台"，维度不是 4 维，而是 10 维或 11 维——多出来的维度被"紧致化"（蜷缩起来），所以我们看不见。</w:t>
+        <w:t xml:space="preserve">弦理论用延展弦的模态描述粒子态。临界超弦理论使用十维时空，与之相关的 M 理论涉及十一维；紧致化是把这些描述与四维物理联系起来的一种途径。</w:t>
       </w:r>
     </w:p>
     <w:p>
@@ -6129,44 +6129,44 @@
           <w:b/>
           <w:sz w:val="22"/>
         </w:rPr>
-        <w:t>我们跟弦论的根本分歧</w:t>
-      </w:r>
-      <w:r>
-        <w:rPr>
-          <w:rFonts w:ascii="Microsoft YaHei" w:hAnsi="Microsoft YaHei" w:eastAsia="Microsoft YaHei"/>
-          <w:sz w:val="22"/>
-        </w:rPr>
-        <w:t>：弦论是"</w:t>
-      </w:r>
-      <w:r>
-        <w:rPr>
-          <w:rFonts w:ascii="Microsoft YaHei" w:hAnsi="Microsoft YaHei" w:eastAsia="Microsoft YaHei"/>
-          <w:b/>
-          <w:sz w:val="22"/>
-        </w:rPr>
-        <w:t>先有时空，再有振动</w:t>
-      </w:r>
-      <w:r>
-        <w:rPr>
-          <w:rFonts w:ascii="Microsoft YaHei" w:hAnsi="Microsoft YaHei" w:eastAsia="Microsoft YaHei"/>
-          <w:sz w:val="22"/>
-        </w:rPr>
-        <w:t>"——振动（弦）存在于时空里；我们是"</w:t>
-      </w:r>
-      <w:r>
-        <w:rPr>
-          <w:rFonts w:ascii="Microsoft YaHei" w:hAnsi="Microsoft YaHei" w:eastAsia="Microsoft YaHei"/>
-          <w:b/>
-          <w:sz w:val="22"/>
-        </w:rPr>
-        <w:t>先有变化（谱），再有时空</w:t>
-      </w:r>
-      <w:r>
-        <w:rPr>
-          <w:rFonts w:ascii="Microsoft YaHei" w:hAnsi="Microsoft YaHei" w:eastAsia="Microsoft YaHei"/>
-          <w:sz w:val="22"/>
-        </w:rPr>
-        <w:t>"——时空是从变化里冒出来的。所以弦论是"容器里的振动"，我们是"振动涌现出容器"。弦论需要假设 10 维或 11 维；我们推导出 3+1=4 维。</w:t>
+        <w:t/>
+      </w:r>
+      <w:r>
+        <w:rPr>
+          <w:rFonts w:ascii="Microsoft YaHei" w:hAnsi="Microsoft YaHei" w:eastAsia="Microsoft YaHei"/>
+          <w:sz w:val="22"/>
+        </w:rPr>
+        <w:t/>
+      </w:r>
+      <w:r>
+        <w:rPr>
+          <w:rFonts w:ascii="Microsoft YaHei" w:hAnsi="Microsoft YaHei" w:eastAsia="Microsoft YaHei"/>
+          <w:b/>
+          <w:sz w:val="22"/>
+        </w:rPr>
+        <w:t/>
+      </w:r>
+      <w:r>
+        <w:rPr>
+          <w:rFonts w:ascii="Microsoft YaHei" w:hAnsi="Microsoft YaHei" w:eastAsia="Microsoft YaHei"/>
+          <w:sz w:val="22"/>
+        </w:rPr>
+        <w:t/>
+      </w:r>
+      <w:r>
+        <w:rPr>
+          <w:rFonts w:ascii="Microsoft YaHei" w:hAnsi="Microsoft YaHei" w:eastAsia="Microsoft YaHei"/>
+          <w:b/>
+          <w:sz w:val="22"/>
+        </w:rPr>
+        <w:t/>
+      </w:r>
+      <w:r>
+        <w:rPr>
+          <w:rFonts w:ascii="Microsoft YaHei" w:hAnsi="Microsoft YaHei" w:eastAsia="Microsoft YaHei"/>
+          <w:sz w:val="22"/>
+        </w:rPr>
+        <w:t xml:space="preserve">这里比较的是起始对象和构造方法。微扰弦计算明确背景及弦动力学，其他表述也研究涌现几何。本框架从最小无偏变化及其生成谱操作开始。</w:t>
       </w:r>
     </w:p>
     <w:p>
@@ -6179,44 +6179,44 @@
           <w:b/>
           <w:sz w:val="22"/>
         </w:rPr>
-        <w:t>但有意思的相似之处</w:t>
-      </w:r>
-      <w:r>
-        <w:rPr>
-          <w:rFonts w:ascii="Microsoft YaHei" w:hAnsi="Microsoft YaHei" w:eastAsia="Microsoft YaHei"/>
-          <w:sz w:val="22"/>
-        </w:rPr>
-        <w:t>：弦论也大量使用"谱"（弦的振动频率谱），我们也是。区别在于：弦论的谱是"</w:t>
-      </w:r>
-      <w:r>
-        <w:rPr>
-          <w:rFonts w:ascii="Microsoft YaHei" w:hAnsi="Microsoft YaHei" w:eastAsia="Microsoft YaHei"/>
-          <w:b/>
-          <w:sz w:val="22"/>
-        </w:rPr>
-        <w:t>时空里的弦</w:t>
-      </w:r>
-      <w:r>
-        <w:rPr>
-          <w:rFonts w:ascii="Microsoft YaHei" w:hAnsi="Microsoft YaHei" w:eastAsia="Microsoft YaHei"/>
-          <w:sz w:val="22"/>
-        </w:rPr>
-        <w:t>"的谱，我们的谱是"</w:t>
-      </w:r>
-      <w:r>
-        <w:rPr>
-          <w:rFonts w:ascii="Microsoft YaHei" w:hAnsi="Microsoft YaHei" w:eastAsia="Microsoft YaHei"/>
-          <w:b/>
-          <w:sz w:val="22"/>
-        </w:rPr>
-        <w:t>内部紧致空间</w:t>
-      </w:r>
-      <w:r>
-        <w:rPr>
-          <w:rFonts w:ascii="Microsoft YaHei" w:hAnsi="Microsoft YaHei" w:eastAsia="Microsoft YaHei"/>
-          <w:sz w:val="22"/>
-        </w:rPr>
-        <w:t>"本身的谱。我们把弦论紧致化时需要的那个"内部空间"当成了主角，而弦本身被我们"还原"成了该空间上更基本的变化模式。</w:t>
+        <w:t/>
+      </w:r>
+      <w:r>
+        <w:rPr>
+          <w:rFonts w:ascii="Microsoft YaHei" w:hAnsi="Microsoft YaHei" w:eastAsia="Microsoft YaHei"/>
+          <w:sz w:val="22"/>
+        </w:rPr>
+        <w:t/>
+      </w:r>
+      <w:r>
+        <w:rPr>
+          <w:rFonts w:ascii="Microsoft YaHei" w:hAnsi="Microsoft YaHei" w:eastAsia="Microsoft YaHei"/>
+          <w:b/>
+          <w:sz w:val="22"/>
+        </w:rPr>
+        <w:t/>
+      </w:r>
+      <w:r>
+        <w:rPr>
+          <w:rFonts w:ascii="Microsoft YaHei" w:hAnsi="Microsoft YaHei" w:eastAsia="Microsoft YaHei"/>
+          <w:sz w:val="22"/>
+        </w:rPr>
+        <w:t/>
+      </w:r>
+      <w:r>
+        <w:rPr>
+          <w:rFonts w:ascii="Microsoft YaHei" w:hAnsi="Microsoft YaHei" w:eastAsia="Microsoft YaHei"/>
+          <w:b/>
+          <w:sz w:val="22"/>
+        </w:rPr>
+        <w:t/>
+      </w:r>
+      <w:r>
+        <w:rPr>
+          <w:rFonts w:ascii="Microsoft YaHei" w:hAnsi="Microsoft YaHei" w:eastAsia="Microsoft YaHei"/>
+          <w:sz w:val="22"/>
+        </w:rPr>
+        <w:t xml:space="preserve">两种方法都使用谱，但各自的算子、状态和重建映射不同。共同的数学语言提供比较线索，具体理论之间的对应仍需明确构造。</w:t>
       </w:r>
     </w:p>
     <w:p>
@@ -6316,7 +6316,7 @@
           <w:rFonts w:ascii="Microsoft YaHei" w:hAnsi="Microsoft YaHei" w:eastAsia="Microsoft YaHei"/>
           <w:sz w:val="22"/>
         </w:rPr>
-        <w:t>全息原理来自黑洞热力学和弦论的一个分支（AdS/CFT 对偶）。它说：一个空间区域里的所有物理信息，可以完全编码在该区域的"边界"上。你以为是三维的宇宙，其实是一张二维"全息图"的投影。</w:t>
+        <w:t xml:space="preserve">全息研究把体空间中的引力描述与较低维的描述联系起来，AdS/CFT 提供了具体例子。维数和边界条件由所研究的对偶决定。</w:t>
       </w:r>
     </w:p>
     <w:p>
@@ -6329,29 +6329,29 @@
           <w:b/>
           <w:sz w:val="22"/>
         </w:rPr>
-        <w:t>我们与全息原理的呼应</w:t>
-      </w:r>
-      <w:r>
-        <w:rPr>
-          <w:rFonts w:ascii="Microsoft YaHei" w:hAnsi="Microsoft YaHei" w:eastAsia="Microsoft YaHei"/>
-          <w:sz w:val="22"/>
-        </w:rPr>
-        <w:t>：我们的"谱 → 时空"也是一个</w:t>
-      </w:r>
-      <w:r>
-        <w:rPr>
-          <w:rFonts w:ascii="Microsoft YaHei" w:hAnsi="Microsoft YaHei" w:eastAsia="Microsoft YaHei"/>
-          <w:b/>
-          <w:sz w:val="22"/>
-        </w:rPr>
-        <w:t>对偶</w:t>
-      </w:r>
-      <w:r>
-        <w:rPr>
-          <w:rFonts w:ascii="Microsoft YaHei" w:hAnsi="Microsoft YaHei" w:eastAsia="Microsoft YaHei"/>
-          <w:sz w:val="22"/>
-        </w:rPr>
-        <w:t>。全息原理是"边界 ↔ 体空间"的对偶，我们是"谱 ↔ 时空"的对偶。都是"信息先于几何"。区别在于：全息原理的边界通常是无限的、需要固定背景的；我们的谱是紧致的、不需要背景的。我们的对偶更"彻底"——连边界都不需要，只要一串频率就够了。</w:t>
+        <w:t/>
+      </w:r>
+      <w:r>
+        <w:rPr>
+          <w:rFonts w:ascii="Microsoft YaHei" w:hAnsi="Microsoft YaHei" w:eastAsia="Microsoft YaHei"/>
+          <w:sz w:val="22"/>
+        </w:rPr>
+        <w:t/>
+      </w:r>
+      <w:r>
+        <w:rPr>
+          <w:rFonts w:ascii="Microsoft YaHei" w:hAnsi="Microsoft YaHei" w:eastAsia="Microsoft YaHei"/>
+          <w:b/>
+          <w:sz w:val="22"/>
+        </w:rPr>
+        <w:t/>
+      </w:r>
+      <w:r>
+        <w:rPr>
+          <w:rFonts w:ascii="Microsoft YaHei" w:hAnsi="Microsoft YaHei" w:eastAsia="Microsoft YaHei"/>
+          <w:sz w:val="22"/>
+        </w:rPr>
+        <w:t xml:space="preserve">有用的比较在于：怎样从其他数据重建几何。本框架使用生成的谱操作和源响应，每项对应都需要明确自身的观测量与重建映射。</w:t>
       </w:r>
     </w:p>
     <w:p>
@@ -6423,7 +6423,7 @@
                 <w:b/>
                 <w:sz w:val="19"/>
               </w:rPr>
-              <w:t>基本本体</w:t>
+              <w:t xml:space="preserve">起始对象</w:t>
             </w:r>
           </w:p>
         </w:tc>
@@ -6443,7 +6443,7 @@
                 <w:b/>
                 <w:sz w:val="19"/>
               </w:rPr>
-              <w:t>时空从哪来</w:t>
+              <w:t xml:space="preserve">几何描述</w:t>
             </w:r>
           </w:p>
         </w:tc>
@@ -6510,7 +6510,7 @@
                 <w:rFonts w:ascii="Microsoft YaHei" w:hAnsi="Microsoft YaHei" w:eastAsia="Microsoft YaHei"/>
                 <w:sz w:val="19"/>
               </w:rPr>
-              <w:t>预先存在（舞台）</w:t>
+              <w:t xml:space="preserve">依表述采用背景或研究涌现几何</w:t>
             </w:r>
           </w:p>
         </w:tc>
@@ -6525,7 +6525,7 @@
                 <w:rFonts w:ascii="Microsoft YaHei" w:hAnsi="Microsoft YaHei" w:eastAsia="Microsoft YaHei"/>
                 <w:sz w:val="19"/>
               </w:rPr>
-              <w:t>10/11 维（假设）</w:t>
+              <w:t xml:space="preserve">临界超弦十维；M 理论十一维</w:t>
             </w:r>
           </w:p>
         </w:tc>
@@ -6634,7 +6634,7 @@
                 <w:rFonts w:ascii="Microsoft YaHei" w:hAnsi="Microsoft YaHei" w:eastAsia="Microsoft YaHei"/>
                 <w:sz w:val="19"/>
               </w:rPr>
-              <w:t>从边界对偶投影</w:t>
+              <w:t xml:space="preserve">由对偶描述编码体空间几何</w:t>
             </w:r>
           </w:p>
         </w:tc>
@@ -6649,7 +6649,7 @@
                 <w:rFonts w:ascii="Microsoft YaHei" w:hAnsi="Microsoft YaHei" w:eastAsia="Microsoft YaHei"/>
                 <w:sz w:val="19"/>
               </w:rPr>
-              <w:t>4 维（对偶）</w:t>
+              <w:t xml:space="preserve">依具体对偶而定</w:t>
             </w:r>
           </w:p>
         </w:tc>
@@ -6699,7 +6699,7 @@
                 <w:b/>
                 <w:sz w:val="19"/>
               </w:rPr>
-              <w:t>从谱涌现</w:t>
+              <w:t xml:space="preserve">生成操作与宏观读出</w:t>
             </w:r>
           </w:p>
         </w:tc>
@@ -6715,7 +6715,7 @@
                 <w:b/>
                 <w:sz w:val="19"/>
               </w:rPr>
-              <w:t>4 维（推导）</w:t>
+              <w:t xml:space="preserve">物理构造采用 3+1 维</w:t>
             </w:r>
           </w:p>
         </w:tc>
@@ -6754,7 +6754,7 @@
           <w:color w:val="2E6B3A"/>
           <w:sz w:val="26"/>
         </w:rPr>
-        <w:t>巧合还是必然？——2026 年菲尔兹奖给我们的启示</w:t>
+        <w:t xml:space="preserve">跨尺度关系的数学例子</w:t>
       </w:r>
     </w:p>
     <w:p>
@@ -6766,7 +6766,7 @@
           <w:rFonts w:ascii="Microsoft YaHei" w:hAnsi="Microsoft YaHei" w:eastAsia="Microsoft YaHei"/>
           <w:sz w:val="22"/>
         </w:rPr>
-        <w:t>2026 年，两位中国数学家同时获得菲尔兹奖。</w:t>
+        <w:t xml:space="preserve">流体和挂谷研究展示两种不同的方式：详细的数学结构怎样约束大尺度描述。</w:t>
       </w:r>
     </w:p>
     <w:p>
@@ -6778,30 +6778,89 @@
           <w:rFonts w:ascii="Microsoft YaHei" w:hAnsi="Microsoft YaHei" w:eastAsia="Microsoft YaHei"/>
           <w:sz w:val="22"/>
         </w:rPr>
-        <w:t>邓煜的工作证明：</w:t>
-      </w:r>
-      <w:r>
-        <w:rPr>
-          <w:rFonts w:ascii="Microsoft YaHei" w:hAnsi="Microsoft YaHei" w:eastAsia="Microsoft YaHei"/>
-          <w:b/>
-          <w:sz w:val="22"/>
-        </w:rPr>
-        <w:t>微观粒子可以涌现出宏观的温度、压强和流体</w:t>
-      </w:r>
-      <w:r>
-        <w:rPr>
-          <w:rFonts w:ascii="Microsoft YaHei" w:hAnsi="Microsoft YaHei" w:eastAsia="Microsoft YaHei"/>
-          <w:sz w:val="22"/>
-        </w:rPr>
-        <w:t>。王虹的工作揭示：</w:t>
-      </w:r>
-      <w:r>
-        <w:rPr>
-          <w:rFonts w:ascii="Microsoft YaHei" w:hAnsi="Microsoft YaHei" w:eastAsia="Microsoft YaHei"/>
-          <w:b/>
-          <w:sz w:val="22"/>
-        </w:rPr>
-        <w:t>连续空间在微观尺度上可以展现出惊人的、近乎离散的复杂结构</w:t>
+        <w:t/>
+      </w:r>
+      <w:r>
+        <w:rPr>
+          <w:rFonts w:ascii="Microsoft YaHei" w:hAnsi="Microsoft YaHei" w:eastAsia="Microsoft YaHei"/>
+          <w:b/>
+          <w:sz w:val="22"/>
+        </w:rPr>
+        <w:t/>
+      </w:r>
+      <w:r>
+        <w:rPr>
+          <w:rFonts w:ascii="Microsoft YaHei" w:hAnsi="Microsoft YaHei" w:eastAsia="Microsoft YaHei"/>
+          <w:sz w:val="22"/>
+        </w:rPr>
+        <w:t/>
+      </w:r>
+      <w:r>
+        <w:rPr>
+          <w:rFonts w:ascii="Microsoft YaHei" w:hAnsi="Microsoft YaHei" w:eastAsia="Microsoft YaHei"/>
+          <w:b/>
+          <w:sz w:val="22"/>
+        </w:rPr>
+        <w:t xml:space="preserve">一个研究粒子动力学的极限，另一个研究方向覆盖条件下的几何维数。</w:t>
+      </w:r>
+      <w:r>
+        <w:rPr>
+          <w:rFonts w:ascii="Microsoft YaHei" w:hAnsi="Microsoft YaHei" w:eastAsia="Microsoft YaHei"/>
+          <w:sz w:val="22"/>
+        </w:rPr>
+        <w:t/>
+      </w:r>
+    </w:p>
+    <w:p>
+      <w:pPr>
+        <w:spacing w:after="80" w:line="300" w:lineRule="auto"/>
+      </w:pPr>
+      <w:r>
+        <w:rPr>
+          <w:rFonts w:ascii="Microsoft YaHei" w:hAnsi="Microsoft YaHei" w:eastAsia="Microsoft YaHei"/>
+          <w:sz w:val="22"/>
+        </w:rPr>
+        <w:t xml:space="preserve">每个结果都有自身的假设和估计。它们在这里的方法价值，是展示怎样把不同描述之间的关系变成准确命题。</w:t>
+      </w:r>
+    </w:p>
+    <w:p>
+      <w:pPr>
+        <w:spacing w:after="80" w:line="300" w:lineRule="auto"/>
+      </w:pPr>
+      <w:r>
+        <w:rPr>
+          <w:rFonts w:ascii="Microsoft YaHei" w:hAnsi="Microsoft YaHei" w:eastAsia="Microsoft YaHei"/>
+          <w:sz w:val="22"/>
+        </w:rPr>
+        <w:t/>
+      </w:r>
+      <w:r>
+        <w:rPr>
+          <w:rFonts w:ascii="Microsoft YaHei" w:hAnsi="Microsoft YaHei" w:eastAsia="Microsoft YaHei"/>
+          <w:b/>
+          <w:sz w:val="22"/>
+        </w:rPr>
+        <w:t xml:space="preserve">本框架相应的任务，是从自身生成规则构造物理读出，并检验由此得到的关系。</w:t>
+      </w:r>
+    </w:p>
+    <w:p>
+      <w:pPr>
+        <w:spacing w:after="80" w:line="300" w:lineRule="auto"/>
+      </w:pPr>
+      <w:r>
+        <w:rPr>
+          <w:rFonts w:ascii="Microsoft YaHei" w:hAnsi="Microsoft YaHei" w:eastAsia="Microsoft YaHei"/>
+          <w:sz w:val="22"/>
+        </w:rPr>
+        <w:t>这背后，还有一个更宏大的故事——</w:t>
+      </w:r>
+      <w:r>
+        <w:rPr>
+          <w:rFonts w:ascii="Microsoft YaHei" w:hAnsi="Microsoft YaHei" w:eastAsia="Microsoft YaHei"/>
+          <w:b/>
+          <w:sz w:val="22"/>
+        </w:rPr>
+        <w:t>希尔伯特第六问题</w:t>
       </w:r>
       <w:r>
         <w:rPr>
@@ -6820,7 +6879,22 @@
           <w:rFonts w:ascii="Microsoft YaHei" w:hAnsi="Microsoft YaHei" w:eastAsia="Microsoft YaHei"/>
           <w:sz w:val="22"/>
         </w:rPr>
-        <w:t>一个是从下往上看（离散→连续），一个是从上往下看（连续→离散）。它们像两面镜子，互相映照。</w:t>
+        <w:t>1900 年，数学大师希尔伯特提出了 23 个问题，为整个 20 世纪的数学指明方向。其中第六个尤为特殊：它不是一个具体的猜想，而是一个宏大的纲领——</w:t>
+      </w:r>
+      <w:r>
+        <w:rPr>
+          <w:rFonts w:ascii="Microsoft YaHei" w:hAnsi="Microsoft YaHei" w:eastAsia="Microsoft YaHei"/>
+          <w:b/>
+          <w:sz w:val="22"/>
+        </w:rPr>
+        <w:t>"物理学的公理化"</w:t>
+      </w:r>
+      <w:r>
+        <w:rPr>
+          <w:rFonts w:ascii="Microsoft YaHei" w:hAnsi="Microsoft YaHei" w:eastAsia="Microsoft YaHei"/>
+          <w:sz w:val="22"/>
+        </w:rPr>
+        <w:t>。通俗地说：我们能否像欧几里得几何那样，为整个物理学找到一组最基本的公理，然后从中推导出所有的物理定律？</w:t>
       </w:r>
     </w:p>
     <w:p>
@@ -6832,15 +6906,15 @@
           <w:rFonts w:ascii="Microsoft YaHei" w:hAnsi="Microsoft YaHei" w:eastAsia="Microsoft YaHei"/>
           <w:sz w:val="22"/>
         </w:rPr>
-        <w:t>而我们的框架，站在它们交汇的地方：</w:t>
-      </w:r>
-      <w:r>
-        <w:rPr>
-          <w:rFonts w:ascii="Microsoft YaHei" w:hAnsi="Microsoft YaHei" w:eastAsia="Microsoft YaHei"/>
-          <w:b/>
-          <w:sz w:val="22"/>
-        </w:rPr>
-        <w:t>如果微观可以涌现出宏观（邓煜），如果连续可以暴露出离散的复杂性（王虹），那么，"时空"本身为什么不能是从更基本的东西——变化——里涌现出来的呢？</w:t>
+        <w:t xml:space="preserve">这一计划的一部分，是把可逆粒子动力学与动力学方程、流体方程联系起来。极限过程、初态和解空间共同规定所证明的命题。</w:t>
+      </w:r>
+      <w:r>
+        <w:rPr>
+          <w:rFonts w:ascii="Microsoft YaHei" w:hAnsi="Microsoft YaHei" w:eastAsia="Microsoft YaHei"/>
+          <w:b/>
+          <w:sz w:val="22"/>
+        </w:rPr>
+        <w:t/>
       </w:r>
     </w:p>
     <w:p>
@@ -6852,22 +6926,22 @@
           <w:rFonts w:ascii="Microsoft YaHei" w:hAnsi="Microsoft YaHei" w:eastAsia="Microsoft YaHei"/>
           <w:sz w:val="22"/>
         </w:rPr>
-        <w:t>这背后，还有一个更宏大的故事——</w:t>
-      </w:r>
-      <w:r>
-        <w:rPr>
-          <w:rFonts w:ascii="Microsoft YaHei" w:hAnsi="Microsoft YaHei" w:eastAsia="Microsoft YaHei"/>
-          <w:b/>
-          <w:sz w:val="22"/>
-        </w:rPr>
-        <w:t>希尔伯特第六问题</w:t>
-      </w:r>
-      <w:r>
-        <w:rPr>
-          <w:rFonts w:ascii="Microsoft YaHei" w:hAnsi="Microsoft YaHei" w:eastAsia="Microsoft YaHei"/>
-          <w:sz w:val="22"/>
-        </w:rPr>
-        <w:t>。</w:t>
+        <w:t xml:space="preserve">Deng、Hani 和 Ma（2025）从硬球系统经玻尔兹曼动力学导出可压缩 Euler 方程与不可压缩 Navier–Stokes–Fourier 方程，处理了希尔伯特计划中流体方程推导的部分。</w:t>
+      </w:r>
+      <w:r>
+        <w:rPr>
+          <w:rFonts w:ascii="Microsoft YaHei" w:hAnsi="Microsoft YaHei" w:eastAsia="Microsoft YaHei"/>
+          <w:b/>
+          <w:sz w:val="22"/>
+        </w:rPr>
+        <w:t/>
+      </w:r>
+      <w:r>
+        <w:rPr>
+          <w:rFonts w:ascii="Microsoft YaHei" w:hAnsi="Microsoft YaHei" w:eastAsia="Microsoft YaHei"/>
+          <w:sz w:val="22"/>
+        </w:rPr>
+        <w:t xml:space="preserve"/>
       </w:r>
     </w:p>
     <w:p>
@@ -6879,22 +6953,22 @@
           <w:rFonts w:ascii="Microsoft YaHei" w:hAnsi="Microsoft YaHei" w:eastAsia="Microsoft YaHei"/>
           <w:sz w:val="22"/>
         </w:rPr>
-        <w:t>1900 年，数学大师希尔伯特提出了 23 个问题，为整个 20 世纪的数学指明方向。其中第六个尤为特殊：它不是一个具体的猜想，而是一个宏大的纲领——</w:t>
-      </w:r>
-      <w:r>
-        <w:rPr>
-          <w:rFonts w:ascii="Microsoft YaHei" w:hAnsi="Microsoft YaHei" w:eastAsia="Microsoft YaHei"/>
-          <w:b/>
-          <w:sz w:val="22"/>
-        </w:rPr>
-        <w:t>"物理学的公理化"</w:t>
-      </w:r>
-      <w:r>
-        <w:rPr>
-          <w:rFonts w:ascii="Microsoft YaHei" w:hAnsi="Microsoft YaHei" w:eastAsia="Microsoft YaHei"/>
-          <w:sz w:val="22"/>
-        </w:rPr>
-        <w:t>。通俗地说：我们能否像欧几里得几何那样，为整个物理学找到一组最基本的公理，然后从中推导出所有的物理定律？</w:t>
+        <w:t/>
+      </w:r>
+      <w:r>
+        <w:rPr>
+          <w:rFonts w:ascii="Microsoft YaHei" w:hAnsi="Microsoft YaHei" w:eastAsia="Microsoft YaHei"/>
+          <w:b/>
+          <w:sz w:val="22"/>
+        </w:rPr>
+        <w:t/>
+      </w:r>
+      <w:r>
+        <w:rPr>
+          <w:rFonts w:ascii="Microsoft YaHei" w:hAnsi="Microsoft YaHei" w:eastAsia="Microsoft YaHei"/>
+          <w:sz w:val="22"/>
+        </w:rPr>
+        <w:t xml:space="preserve">可逆粒子运动与宏观不可逆性之间的关系，由这些极限和统计描述表达。</w:t>
       </w:r>
     </w:p>
     <w:p>
@@ -6906,15 +6980,7 @@
           <w:rFonts w:ascii="Microsoft YaHei" w:hAnsi="Microsoft YaHei" w:eastAsia="Microsoft YaHei"/>
           <w:sz w:val="22"/>
         </w:rPr>
-        <w:t>它的具体化版本之一，就是流体力学的公理化：微观上，单个分子遵循牛顿力学（可逆、无时间方向）；宏观上，大量分子组成的气体却表现出温度、压强、黏性，并遵循热力学第二定律（不可逆、有时间箭头）。</w:t>
-      </w:r>
-      <w:r>
-        <w:rPr>
-          <w:rFonts w:ascii="Microsoft YaHei" w:hAnsi="Microsoft YaHei" w:eastAsia="Microsoft YaHei"/>
-          <w:b/>
-          <w:sz w:val="22"/>
-        </w:rPr>
-        <w:t>但从微观到宏观的逻辑链条，从未被严格证明过——它缺失了 125 年。</w:t>
+        <w:t>现在，把目光拉回我们的框架。</w:t>
       </w:r>
     </w:p>
     <w:p>
@@ -6926,22 +6992,15 @@
           <w:rFonts w:ascii="Microsoft YaHei" w:hAnsi="Microsoft YaHei" w:eastAsia="Microsoft YaHei"/>
           <w:sz w:val="22"/>
         </w:rPr>
-        <w:t>邓煜与合作者补上了这一环：他们从牛顿的硬球模型（微观）出发，严格得到了玻尔兹曼方程（中观统计），再推导出流体力学方程（宏观）。</w:t>
-      </w:r>
-      <w:r>
-        <w:rPr>
-          <w:rFonts w:ascii="Microsoft YaHei" w:hAnsi="Microsoft YaHei" w:eastAsia="Microsoft YaHei"/>
-          <w:b/>
-          <w:sz w:val="22"/>
-        </w:rPr>
-        <w:t>这在微观和宏观之间，架起了一座此前被认为不可能存在的、逻辑严密的桥梁。</w:t>
-      </w:r>
-      <w:r>
-        <w:rPr>
-          <w:rFonts w:ascii="Microsoft YaHei" w:hAnsi="Microsoft YaHei" w:eastAsia="Microsoft YaHei"/>
-          <w:sz w:val="22"/>
-        </w:rPr>
-        <w:t xml:space="preserve"> 这就是"狭义希尔伯特第六问题"的解决。</w:t>
+        <w:t xml:space="preserve">这类结果展示了怎样在明确的数学适用范围内推导宏观规律。</w:t>
+      </w:r>
+      <w:r>
+        <w:rPr>
+          <w:rFonts w:ascii="Microsoft YaHei" w:hAnsi="Microsoft YaHei" w:eastAsia="Microsoft YaHei"/>
+          <w:b/>
+          <w:sz w:val="22"/>
+        </w:rPr>
+        <w:t/>
       </w:r>
     </w:p>
     <w:p>
@@ -6953,22 +7012,15 @@
           <w:rFonts w:ascii="Microsoft YaHei" w:hAnsi="Microsoft YaHei" w:eastAsia="Microsoft YaHei"/>
           <w:sz w:val="22"/>
         </w:rPr>
-        <w:t>一个浪漫的说法是：</w:t>
-      </w:r>
-      <w:r>
-        <w:rPr>
-          <w:rFonts w:ascii="Microsoft YaHei" w:hAnsi="Microsoft YaHei" w:eastAsia="Microsoft YaHei"/>
-          <w:b/>
-          <w:sz w:val="22"/>
-        </w:rPr>
-        <w:t>邓煜为牛顿力学找回了时间的箭头。</w:t>
-      </w:r>
-      <w:r>
-        <w:rPr>
-          <w:rFonts w:ascii="Microsoft YaHei" w:hAnsi="Microsoft YaHei" w:eastAsia="Microsoft YaHei"/>
-          <w:sz w:val="22"/>
-        </w:rPr>
-        <w:t xml:space="preserve"> 单个分子的运动没有方向，但无数分子通过统计规律，"长"出了一个不可逆的时间之矢——这正是"涌现"最震撼的体现。</w:t>
+        <w:t>而我们的框架，正在追问一个更深的问题：</w:t>
+      </w:r>
+      <w:r>
+        <w:rPr>
+          <w:rFonts w:ascii="Microsoft YaHei" w:hAnsi="Microsoft YaHei" w:eastAsia="Microsoft YaHei"/>
+          <w:b/>
+          <w:sz w:val="22"/>
+        </w:rPr>
+        <w:t>如果温度是涌现的、流体是涌现的、时间箭头也是涌现的，那么"时空"本身，是否也是从更根本的东西里涌现出来的？</w:t>
       </w:r>
     </w:p>
     <w:p>
@@ -6980,7 +7032,22 @@
           <w:rFonts w:ascii="Microsoft YaHei" w:hAnsi="Microsoft YaHei" w:eastAsia="Microsoft YaHei"/>
           <w:sz w:val="22"/>
         </w:rPr>
-        <w:t>现在，把目光拉回我们的框架。</w:t>
+        <w:t>我们的答案是：</w:t>
+      </w:r>
+      <w:r>
+        <w:rPr>
+          <w:rFonts w:ascii="Microsoft YaHei" w:hAnsi="Microsoft YaHei" w:eastAsia="Microsoft YaHei"/>
+          <w:b/>
+          <w:sz w:val="22"/>
+        </w:rPr>
+        <w:t>是的。那个更根本的东西，是"变化"。</w:t>
+      </w:r>
+      <w:r>
+        <w:rPr>
+          <w:rFonts w:ascii="Microsoft YaHei" w:hAnsi="Microsoft YaHei" w:eastAsia="Microsoft YaHei"/>
+          <w:sz w:val="22"/>
+        </w:rPr>
+        <w:t xml:space="preserve"> 我们不需要先假设"时空"这个舞台存在——直接从"变化的谱"出发，时空、引力、规范场、物质，全都从"变化"里"长"出来。</w:t>
       </w:r>
     </w:p>
     <w:p>
@@ -6992,15 +7059,45 @@
           <w:rFonts w:ascii="Microsoft YaHei" w:hAnsi="Microsoft YaHei" w:eastAsia="Microsoft YaHei"/>
           <w:sz w:val="22"/>
         </w:rPr>
-        <w:t>邓煜用数学证明了"涌现"不是哲学修辞，而是严格的事实：</w:t>
-      </w:r>
-      <w:r>
-        <w:rPr>
-          <w:rFonts w:ascii="Microsoft YaHei" w:hAnsi="Microsoft YaHei" w:eastAsia="Microsoft YaHei"/>
-          <w:b/>
-          <w:sz w:val="22"/>
-        </w:rPr>
-        <w:t>微观粒子可以涌现出宏观的流体、温度和时间箭头。</w:t>
+        <w:t>如果说希尔伯特第六问题是"</w:t>
+      </w:r>
+      <w:r>
+        <w:rPr>
+          <w:rFonts w:ascii="Microsoft YaHei" w:hAnsi="Microsoft YaHei" w:eastAsia="Microsoft YaHei"/>
+          <w:b/>
+          <w:sz w:val="22"/>
+        </w:rPr>
+        <w:t>为已知的物理世界寻找公理</w:t>
+      </w:r>
+      <w:r>
+        <w:rPr>
+          <w:rFonts w:ascii="Microsoft YaHei" w:hAnsi="Microsoft YaHei" w:eastAsia="Microsoft YaHei"/>
+          <w:sz w:val="22"/>
+        </w:rPr>
+        <w:t>"，那我们的框架问的是更根本的问题：</w:t>
+      </w:r>
+      <w:r>
+        <w:rPr>
+          <w:rFonts w:ascii="Microsoft YaHei" w:hAnsi="Microsoft YaHei" w:eastAsia="Microsoft YaHei"/>
+          <w:b/>
+          <w:sz w:val="22"/>
+        </w:rPr>
+        <w:t>"在'物理世界'出现之前，公理是什么？"</w:t>
+      </w:r>
+      <w:r>
+        <w:rPr>
+          <w:rFonts w:ascii="Microsoft YaHei" w:hAnsi="Microsoft YaHei" w:eastAsia="Microsoft YaHei"/>
+          <w:sz w:val="22"/>
+        </w:rPr>
+        <w:t xml:space="preserve"> 我们的回答是：</w:t>
+      </w:r>
+      <w:r>
+        <w:rPr>
+          <w:rFonts w:ascii="Microsoft YaHei" w:hAnsi="Microsoft YaHei" w:eastAsia="Microsoft YaHei"/>
+          <w:b/>
+          <w:sz w:val="22"/>
+        </w:rPr>
+        <w:t>变化。变化的谱就是公理，一切物理都是它的推论。</w:t>
       </w:r>
     </w:p>
     <w:p>
@@ -7012,112 +7109,15 @@
           <w:rFonts w:ascii="Microsoft YaHei" w:hAnsi="Microsoft YaHei" w:eastAsia="Microsoft YaHei"/>
           <w:sz w:val="22"/>
         </w:rPr>
-        <w:t>而我们的框架，正在追问一个更深的问题：</w:t>
-      </w:r>
-      <w:r>
-        <w:rPr>
-          <w:rFonts w:ascii="Microsoft YaHei" w:hAnsi="Microsoft YaHei" w:eastAsia="Microsoft YaHei"/>
-          <w:b/>
-          <w:sz w:val="22"/>
-        </w:rPr>
-        <w:t>如果温度是涌现的、流体是涌现的、时间箭头也是涌现的，那么"时空"本身，是否也是从更根本的东西里涌现出来的？</w:t>
-      </w:r>
-    </w:p>
-    <w:p>
-      <w:pPr>
-        <w:spacing w:after="80" w:line="300" w:lineRule="auto"/>
-      </w:pPr>
-      <w:r>
-        <w:rPr>
-          <w:rFonts w:ascii="Microsoft YaHei" w:hAnsi="Microsoft YaHei" w:eastAsia="Microsoft YaHei"/>
-          <w:sz w:val="22"/>
-        </w:rPr>
-        <w:t>我们的答案是：</w:t>
-      </w:r>
-      <w:r>
-        <w:rPr>
-          <w:rFonts w:ascii="Microsoft YaHei" w:hAnsi="Microsoft YaHei" w:eastAsia="Microsoft YaHei"/>
-          <w:b/>
-          <w:sz w:val="22"/>
-        </w:rPr>
-        <w:t>是的。那个更根本的东西，是"变化"。</w:t>
-      </w:r>
-      <w:r>
-        <w:rPr>
-          <w:rFonts w:ascii="Microsoft YaHei" w:hAnsi="Microsoft YaHei" w:eastAsia="Microsoft YaHei"/>
-          <w:sz w:val="22"/>
-        </w:rPr>
-        <w:t xml:space="preserve"> 我们不需要先假设"时空"这个舞台存在——直接从"变化的谱"出发，时空、引力、规范场、物质，全都从"变化"里"长"出来。</w:t>
-      </w:r>
-    </w:p>
-    <w:p>
-      <w:pPr>
-        <w:spacing w:after="80" w:line="300" w:lineRule="auto"/>
-      </w:pPr>
-      <w:r>
-        <w:rPr>
-          <w:rFonts w:ascii="Microsoft YaHei" w:hAnsi="Microsoft YaHei" w:eastAsia="Microsoft YaHei"/>
-          <w:sz w:val="22"/>
-        </w:rPr>
-        <w:t>如果说希尔伯特第六问题是"</w:t>
-      </w:r>
-      <w:r>
-        <w:rPr>
-          <w:rFonts w:ascii="Microsoft YaHei" w:hAnsi="Microsoft YaHei" w:eastAsia="Microsoft YaHei"/>
-          <w:b/>
-          <w:sz w:val="22"/>
-        </w:rPr>
-        <w:t>为已知的物理世界寻找公理</w:t>
-      </w:r>
-      <w:r>
-        <w:rPr>
-          <w:rFonts w:ascii="Microsoft YaHei" w:hAnsi="Microsoft YaHei" w:eastAsia="Microsoft YaHei"/>
-          <w:sz w:val="22"/>
-        </w:rPr>
-        <w:t>"，那我们的框架问的是更根本的问题：</w:t>
-      </w:r>
-      <w:r>
-        <w:rPr>
-          <w:rFonts w:ascii="Microsoft YaHei" w:hAnsi="Microsoft YaHei" w:eastAsia="Microsoft YaHei"/>
-          <w:b/>
-          <w:sz w:val="22"/>
-        </w:rPr>
-        <w:t>"在'物理世界'出现之前，公理是什么？"</w:t>
-      </w:r>
-      <w:r>
-        <w:rPr>
-          <w:rFonts w:ascii="Microsoft YaHei" w:hAnsi="Microsoft YaHei" w:eastAsia="Microsoft YaHei"/>
-          <w:sz w:val="22"/>
-        </w:rPr>
-        <w:t xml:space="preserve"> 我们的回答是：</w:t>
-      </w:r>
-      <w:r>
-        <w:rPr>
-          <w:rFonts w:ascii="Microsoft YaHei" w:hAnsi="Microsoft YaHei" w:eastAsia="Microsoft YaHei"/>
-          <w:b/>
-          <w:sz w:val="22"/>
-        </w:rPr>
-        <w:t>变化。变化的谱就是公理，一切物理都是它的推论。</w:t>
-      </w:r>
-    </w:p>
-    <w:p>
-      <w:pPr>
-        <w:spacing w:after="80" w:line="300" w:lineRule="auto"/>
-      </w:pPr>
-      <w:r>
-        <w:rPr>
-          <w:rFonts w:ascii="Microsoft YaHei" w:hAnsi="Microsoft YaHei" w:eastAsia="Microsoft YaHei"/>
-          <w:sz w:val="22"/>
-        </w:rPr>
-        <w:t>邓煜为"微观如何涌现出宏观"画上了句号；而我们的框架，正在为"变化如何涌现出时空"写下开篇。</w:t>
-      </w:r>
-      <w:r>
-        <w:rPr>
-          <w:rFonts w:ascii="Microsoft YaHei" w:hAnsi="Microsoft YaHei" w:eastAsia="Microsoft YaHei"/>
-          <w:b/>
-          <w:sz w:val="22"/>
-        </w:rPr>
-        <w:t>这，就是一个公理解决。</w:t>
+        <w:t xml:space="preserve">本框架把同样的标准用于生成算子、物理读出和受控有限计算。</w:t>
+      </w:r>
+      <w:r>
+        <w:rPr>
+          <w:rFonts w:ascii="Microsoft YaHei" w:hAnsi="Microsoft YaHei" w:eastAsia="Microsoft YaHei"/>
+          <w:b/>
+          <w:sz w:val="22"/>
+        </w:rPr>
+        <w:t/>
       </w:r>
     </w:p>
     <w:p>
@@ -7179,22 +7179,22 @@
           <w:rFonts w:ascii="Microsoft YaHei" w:hAnsi="Microsoft YaHei" w:eastAsia="Microsoft YaHei"/>
           <w:sz w:val="22"/>
         </w:rPr>
-        <w:t xml:space="preserve">当前 V4 参数库记录 </w:t>
-      </w:r>
-      <w:r>
-        <w:rPr>
-          <w:rFonts w:ascii="Microsoft YaHei" w:hAnsi="Microsoft YaHei" w:eastAsia="Microsoft YaHei"/>
-          <w:b/>
-          <w:sz w:val="22"/>
-        </w:rPr>
-        <w:t>184 个条目</w:t>
-      </w:r>
-      <w:r>
-        <w:rPr>
-          <w:rFonts w:ascii="Microsoft YaHei" w:hAnsi="Microsoft YaHei" w:eastAsia="Microsoft YaHei"/>
-          <w:sz w:val="22"/>
-        </w:rPr>
-        <w:t>。其中：</w:t>
+        <w:t xml:space="preserve">当前 V5.0.0 参数库包含 239 条记录：</w:t>
+      </w:r>
+      <w:r>
+        <w:rPr>
+          <w:rFonts w:ascii="Microsoft YaHei" w:hAnsi="Microsoft YaHei" w:eastAsia="Microsoft YaHei"/>
+          <w:b/>
+          <w:sz w:val="22"/>
+        </w:rPr>
+        <w:t/>
+      </w:r>
+      <w:r>
+        <w:rPr>
+          <w:rFonts w:ascii="Microsoft YaHei" w:hAnsi="Microsoft YaHei" w:eastAsia="Microsoft YaHei"/>
+          <w:sz w:val="22"/>
+        </w:rPr>
+        <w:t/>
       </w:r>
     </w:p>
     <w:p>
@@ -7292,14 +7292,14 @@
           <w:b/>
           <w:sz w:val="22"/>
         </w:rPr>
-        <w:t>其余条目</w:t>
-      </w:r>
-      <w:r>
-        <w:rPr>
-          <w:rFonts w:ascii="Microsoft YaHei" w:hAnsi="Microsoft YaHei" w:eastAsia="Microsoft YaHei"/>
-          <w:sz w:val="22"/>
-        </w:rPr>
-        <w:t>：规范耦合、汤川耦合、希格斯真空期望值、夸克/轻子质量、宇宙学参数、QCD 尺度等，都记录了来源、角色和是否用于比较。核心链条不通过连续调参来贴合观测。</w:t>
+        <w:t/>
+      </w:r>
+      <w:r>
+        <w:rPr>
+          <w:rFonts w:ascii="Microsoft YaHei" w:hAnsi="Microsoft YaHei" w:eastAsia="Microsoft YaHei"/>
+          <w:sz w:val="22"/>
+        </w:rPr>
+        <w:t xml:space="preserve">235 条派生记录和 2 条待定记录：包括共同结构量、质量、耦合、响应计算及其来源。记录条数并非独立预言数。</w:t>
       </w:r>
     </w:p>
     <w:p>
@@ -7311,7 +7311,7 @@
           <w:rFonts w:ascii="Microsoft YaHei" w:hAnsi="Microsoft YaHei" w:eastAsia="Microsoft YaHei"/>
           <w:sz w:val="22"/>
         </w:rPr>
-        <w:t>没有"调参"。你不能为了凑出某个观测值而改动任何一个内部量。偏差是多少，就如实是多少。这正是这套方法诚实的地方：它不"拟合"数据，而是"预言"数据，然后让偏差自己说话。</w:t>
+        <w:t xml:space="preserve">生产链在比较之前计算固定规则。观测参考数据隔离在比较接口中；诊断性代入和拟合保留比较角色，不进入生产输入。</w:t>
       </w:r>
     </w:p>
     <w:p>
@@ -7326,7 +7326,7 @@
           <w:color w:val="2E6B3A"/>
           <w:sz w:val="26"/>
         </w:rPr>
-        <w:t>精度一览</w:t>
+        <w:t xml:space="preserve">部分计算结果</w:t>
       </w:r>
     </w:p>
     <w:p>
@@ -7338,7 +7338,7 @@
           <w:rFonts w:ascii="Microsoft YaHei" w:hAnsi="Microsoft YaHei" w:eastAsia="Microsoft YaHei"/>
           <w:sz w:val="22"/>
         </w:rPr>
-        <w:t>计算结果与观测的吻合程度：</w:t>
+        <w:t xml:space="preserve">下列中心值来自当前保存的计算。数值精度、有限阶理论误差和观测吻合程度分别判断：</w:t>
       </w:r>
     </w:p>
     <w:tbl>
@@ -7388,7 +7388,7 @@
                 <w:b/>
                 <w:sz w:val="19"/>
               </w:rPr>
-              <w:t>精度</w:t>
+              <w:t xml:space="preserve">计算中心值</w:t>
             </w:r>
           </w:p>
         </w:tc>
@@ -7405,7 +7405,7 @@
                 <w:rFonts w:ascii="Microsoft YaHei" w:hAnsi="Microsoft YaHei" w:eastAsia="Microsoft YaHei"/>
                 <w:sz w:val="19"/>
               </w:rPr>
-              <w:t>规范耦合常数</w:t>
+              <w:t xml:space="preserve">强耦合 α_s(M_Z)</w:t>
             </w:r>
           </w:p>
         </w:tc>
@@ -7420,7 +7420,7 @@
                 <w:rFonts w:ascii="Microsoft YaHei" w:hAnsi="Microsoft YaHei" w:eastAsia="Microsoft YaHei"/>
                 <w:sz w:val="19"/>
               </w:rPr>
-              <w:t>&lt; 0.01%</w:t>
+              <w:t xml:space="preserve">0.118041</w:t>
             </w:r>
           </w:p>
         </w:tc>
@@ -7437,7 +7437,7 @@
                 <w:rFonts w:ascii="Microsoft YaHei" w:hAnsi="Microsoft YaHei" w:eastAsia="Microsoft YaHei"/>
                 <w:sz w:val="19"/>
               </w:rPr>
-              <w:t>电弱尺度（希格斯 v）</w:t>
+              <w:t xml:space="preserve">CMB 温度</w:t>
             </w:r>
           </w:p>
         </w:tc>
@@ -7452,7 +7452,7 @@
                 <w:rFonts w:ascii="Microsoft YaHei" w:hAnsi="Microsoft YaHei" w:eastAsia="Microsoft YaHei"/>
                 <w:sz w:val="19"/>
               </w:rPr>
-              <w:t>&lt; 0.01%</w:t>
+              <w:t xml:space="preserve">2.725474 K</w:t>
             </w:r>
           </w:p>
         </w:tc>
@@ -7469,7 +7469,7 @@
                 <w:rFonts w:ascii="Microsoft YaHei" w:hAnsi="Microsoft YaHei" w:eastAsia="Microsoft YaHei"/>
                 <w:sz w:val="19"/>
               </w:rPr>
-              <w:t>费米子质量比</w:t>
+              <w:t xml:space="preserve">自由中子寿命</w:t>
             </w:r>
           </w:p>
         </w:tc>
@@ -7484,7 +7484,7 @@
                 <w:rFonts w:ascii="Microsoft YaHei" w:hAnsi="Microsoft YaHei" w:eastAsia="Microsoft YaHei"/>
                 <w:sz w:val="19"/>
               </w:rPr>
-              <w:t>&lt; 1%</w:t>
+              <w:t xml:space="preserve">915.54 s</w:t>
             </w:r>
           </w:p>
         </w:tc>
@@ -7501,7 +7501,7 @@
                 <w:rFonts w:ascii="Microsoft YaHei" w:hAnsi="Microsoft YaHei" w:eastAsia="Microsoft YaHei"/>
                 <w:sz w:val="19"/>
               </w:rPr>
-              <w:t>宇宙学分数（Ω）</w:t>
+              <w:t xml:space="preserve">氦重子分数 Y_p</w:t>
             </w:r>
           </w:p>
         </w:tc>
@@ -7516,7 +7516,7 @@
                 <w:rFonts w:ascii="Microsoft YaHei" w:hAnsi="Microsoft YaHei" w:eastAsia="Microsoft YaHei"/>
                 <w:sz w:val="19"/>
               </w:rPr>
-              <w:t>&lt; 1%</w:t>
+              <w:t xml:space="preserve">0.246082</w:t>
             </w:r>
           </w:p>
         </w:tc>
@@ -7533,7 +7533,7 @@
                 <w:rFonts w:ascii="Microsoft YaHei" w:hAnsi="Microsoft YaHei" w:eastAsia="Microsoft YaHei"/>
                 <w:sz w:val="19"/>
               </w:rPr>
-              <w:t>QCD 尺度</w:t>
+              <w:t xml:space="preserve">DESI DR2 BAO 固定分支</w:t>
             </w:r>
           </w:p>
         </w:tc>
@@ -7548,7 +7548,7 @@
                 <w:rFonts w:ascii="Microsoft YaHei" w:hAnsi="Microsoft YaHei" w:eastAsia="Microsoft YaHei"/>
                 <w:sz w:val="19"/>
               </w:rPr>
-              <w:t>~1%</w:t>
+              <w:t xml:space="preserve">χ²=29.5088；13 个分量；p=0.00554</w:t>
             </w:r>
           </w:p>
         </w:tc>
@@ -7564,7 +7564,7 @@
           <w:rFonts w:ascii="Microsoft YaHei" w:hAnsi="Microsoft YaHei" w:eastAsia="Microsoft YaHei"/>
           <w:sz w:val="22"/>
         </w:rPr>
-        <w:t>这些精度意味着：这套"从谱出发、零自由参数"的方法，能够复现出标准模型和宇宙学的绝大部分观测值——不是靠调参数，而是靠结构本身。</w:t>
+        <w:t xml:space="preserve">各项比较给出不同结果。中子寿命比登记参考值高 4.23%，氦丰度的中心值偏差为 +0.44%，固定宇宙学映射存在 BAO 张力。这些检验评价完整的物理映射，包括相应匹配和热背景近似。</w:t>
       </w:r>
     </w:p>
     <w:p>
@@ -7602,14 +7602,14 @@
           <w:b/>
           <w:sz w:val="22"/>
         </w:rPr>
-        <w:t>精确平坦</w:t>
-      </w:r>
-      <w:r>
-        <w:rPr>
-          <w:rFonts w:ascii="Microsoft YaHei" w:hAnsi="Microsoft YaHei" w:eastAsia="Microsoft YaHei"/>
-          <w:sz w:val="22"/>
-        </w:rPr>
-        <w:t>：</w:t>
+        <w:t/>
+      </w:r>
+      <w:r>
+        <w:rPr>
+          <w:rFonts w:ascii="Microsoft YaHei" w:hAnsi="Microsoft YaHei" w:eastAsia="Microsoft YaHei"/>
+          <w:sz w:val="22"/>
+        </w:rPr>
+        <w:t/>
       </w:r>
       <w:r>
         <w:rPr>
@@ -7617,14 +7617,14 @@
           <w:color w:val="8C2F2F"/>
           <w:sz w:val="20"/>
         </w:rPr>
-        <w:t>Ω_b + Ω_Σ + Ω_Λ = 1.00000</w:t>
-      </w:r>
-      <w:r>
-        <w:rPr>
-          <w:rFonts w:ascii="Microsoft YaHei" w:hAnsi="Microsoft YaHei" w:eastAsia="Microsoft YaHei"/>
-          <w:sz w:val="22"/>
-        </w:rPr>
-        <w:t xml:space="preserve">——重子分数 + 端点残差 + 暗能量分数，加起来精确等于 1（平坦宇宙）。旧表里的 </w:t>
+        <w:t/>
+      </w:r>
+      <w:r>
+        <w:rPr>
+          <w:rFonts w:ascii="Microsoft YaHei" w:hAnsi="Microsoft YaHei" w:eastAsia="Microsoft YaHei"/>
+          <w:sz w:val="22"/>
+        </w:rPr>
+        <w:t xml:space="preserve">平直背景预算满足 Ω_b+Ω_Σ+Ω_Λ=1。生产热背景中的端点剩余预算 Ω_Σ 包括冷源、光子和热中微子。</w:t>
       </w:r>
       <w:r>
         <w:rPr>
@@ -7632,14 +7632,14 @@
           <w:color w:val="8C2F2F"/>
           <w:sz w:val="20"/>
         </w:rPr>
-        <w:t>Ω_DM</w:t>
-      </w:r>
-      <w:r>
-        <w:rPr>
-          <w:rFonts w:ascii="Microsoft YaHei" w:hAnsi="Microsoft YaHei" w:eastAsia="Microsoft YaHei"/>
-          <w:sz w:val="22"/>
-        </w:rPr>
-        <w:t xml:space="preserve"> 是观测比较名称；V4 的内部读法是最大熵端点残差 </w:t>
+        <w:t/>
+      </w:r>
+      <w:r>
+        <w:rPr>
+          <w:rFonts w:ascii="Microsoft YaHei" w:hAnsi="Microsoft YaHei" w:eastAsia="Microsoft YaHei"/>
+          <w:sz w:val="22"/>
+        </w:rPr>
+        <w:t xml:space="preserve"/>
       </w:r>
       <w:r>
         <w:rPr>
@@ -7647,14 +7647,14 @@
           <w:color w:val="8C2F2F"/>
           <w:sz w:val="20"/>
         </w:rPr>
-        <w:t>Ω_Σ</w:t>
-      </w:r>
-      <w:r>
-        <w:rPr>
-          <w:rFonts w:ascii="Microsoft YaHei" w:hAnsi="Microsoft YaHei" w:eastAsia="Microsoft YaHei"/>
-          <w:sz w:val="22"/>
-        </w:rPr>
-        <w:t>。</w:t>
+        <w:t/>
+      </w:r>
+      <w:r>
+        <w:rPr>
+          <w:rFonts w:ascii="Microsoft YaHei" w:hAnsi="Microsoft YaHei" w:eastAsia="Microsoft YaHei"/>
+          <w:sz w:val="22"/>
+        </w:rPr>
+        <w:t/>
       </w:r>
     </w:p>
     <w:p>
@@ -7677,14 +7677,14 @@
           <w:b/>
           <w:sz w:val="22"/>
         </w:rPr>
-        <w:t>暗能量密度</w:t>
-      </w:r>
-      <w:r>
-        <w:rPr>
-          <w:rFonts w:ascii="Microsoft YaHei" w:hAnsi="Microsoft YaHei" w:eastAsia="Microsoft YaHei"/>
-          <w:sz w:val="22"/>
-        </w:rPr>
-        <w:t xml:space="preserve"> </w:t>
+        <w:t/>
+      </w:r>
+      <w:r>
+        <w:rPr>
+          <w:rFonts w:ascii="Microsoft YaHei" w:hAnsi="Microsoft YaHei" w:eastAsia="Microsoft YaHei"/>
+          <w:sz w:val="22"/>
+        </w:rPr>
+        <w:t xml:space="preserve"/>
       </w:r>
       <w:r>
         <w:rPr>
@@ -7692,14 +7692,14 @@
           <w:color w:val="8C2F2F"/>
           <w:sz w:val="20"/>
         </w:rPr>
-        <w:t>Ω_Λ = 2/3 + r23/(3π) = 0.68504</w:t>
-      </w:r>
-      <w:r>
-        <w:rPr>
-          <w:rFonts w:ascii="Microsoft YaHei" w:hAnsi="Microsoft YaHei" w:eastAsia="Microsoft YaHei"/>
-          <w:sz w:val="22"/>
-        </w:rPr>
-        <w:t>，与观测一致。</w:t>
+        <w:t xml:space="preserve">端点暗能量分数为 Ω_Λ=2/3+r23/(3π)=0.68504，并参与背景与距离的联合检验。</w:t>
+      </w:r>
+      <w:r>
+        <w:rPr>
+          <w:rFonts w:ascii="Microsoft YaHei" w:hAnsi="Microsoft YaHei" w:eastAsia="Microsoft YaHei"/>
+          <w:sz w:val="22"/>
+        </w:rPr>
+        <w:t/>
       </w:r>
     </w:p>
     <w:p>
@@ -7827,14 +7827,14 @@
           <w:b/>
           <w:sz w:val="22"/>
         </w:rPr>
-        <w:t>三代费米子</w:t>
-      </w:r>
-      <w:r>
-        <w:rPr>
-          <w:rFonts w:ascii="Microsoft YaHei" w:hAnsi="Microsoft YaHei" w:eastAsia="Microsoft YaHei"/>
-          <w:sz w:val="22"/>
-        </w:rPr>
-        <w:t xml:space="preserve">：为什么恰好三代？来自 RP³ 旋量谱的"窗口容量"——窗口 </w:t>
+        <w:t/>
+      </w:r>
+      <w:r>
+        <w:rPr>
+          <w:rFonts w:ascii="Microsoft YaHei" w:hAnsi="Microsoft YaHei" w:eastAsia="Microsoft YaHei"/>
+          <w:sz w:val="22"/>
+        </w:rPr>
+        <w:t xml:space="preserve">三代费米子：源屏蔽相容关系给出 g=N_c=3，所得端点处于继承旋量谱的三位置平台内。</w:t>
       </w:r>
       <w:r>
         <w:rPr>
@@ -7842,14 +7842,14 @@
           <w:color w:val="8C2F2F"/>
           <w:sz w:val="20"/>
         </w:rPr>
-        <w:t>(kL)²</w:t>
-      </w:r>
-      <w:r>
-        <w:rPr>
-          <w:rFonts w:ascii="Microsoft YaHei" w:hAnsi="Microsoft YaHei" w:eastAsia="Microsoft YaHei"/>
-          <w:sz w:val="22"/>
-        </w:rPr>
-        <w:t xml:space="preserve"> 恰好只容纳三个旋量模式。</w:t>
+        <w:t/>
+      </w:r>
+      <w:r>
+        <w:rPr>
+          <w:rFonts w:ascii="Microsoft YaHei" w:hAnsi="Microsoft YaHei" w:eastAsia="Microsoft YaHei"/>
+          <w:sz w:val="22"/>
+        </w:rPr>
+        <w:t xml:space="preserve"/>
       </w:r>
     </w:p>
     <w:p>
@@ -7872,14 +7872,14 @@
           <w:b/>
           <w:sz w:val="22"/>
         </w:rPr>
-        <w:t>中微子、味混合、CP 破坏</w:t>
-      </w:r>
-      <w:r>
-        <w:rPr>
-          <w:rFonts w:ascii="Microsoft YaHei" w:hAnsi="Microsoft YaHei" w:eastAsia="Microsoft YaHei"/>
-          <w:sz w:val="22"/>
-        </w:rPr>
-        <w:t>：也从谱的几何里涌现。</w:t>
+        <w:t xml:space="preserve">中微子质量、混合和质量关系按其源投影与传递规则计算；与实验质量方案比较时还计入有限匹配。</w:t>
+      </w:r>
+      <w:r>
+        <w:rPr>
+          <w:rFonts w:ascii="Microsoft YaHei" w:hAnsi="Microsoft YaHei" w:eastAsia="Microsoft YaHei"/>
+          <w:sz w:val="22"/>
+        </w:rPr>
+        <w:t/>
       </w:r>
     </w:p>
     <w:p>
@@ -7906,7 +7906,7 @@
           <w:rFonts w:ascii="Microsoft YaHei" w:hAnsi="Microsoft YaHei" w:eastAsia="Microsoft YaHei"/>
           <w:sz w:val="22"/>
         </w:rPr>
-        <w:t>所有结果都由一段主链脚本一次性复现：</w:t>
+        <w:t xml:space="preserve">生产链和验证程序分别提供以下入口：</w:t>
       </w:r>
     </w:p>
     <w:p>
@@ -7920,7 +7920,7 @@
           <w:color w:val="8C2F2F"/>
           <w:sz w:val="17"/>
         </w:rPr>
-        <w:t>py scripts/reproduce_v4.py          # 全链模块通过</w:t>
+        <w:t xml:space="preserve">py scripts/reproduce_v5.py</w:t>
       </w:r>
     </w:p>
     <w:p>
@@ -7934,7 +7934,7 @@
           <w:color w:val="8C2F2F"/>
           <w:sz w:val="17"/>
         </w:rPr>
-        <w:t>py scripts/audit_param_writers.py   # 每个参数都有来源审计，CLEAN</w:t>
+        <w:t xml:space="preserve">py scripts/verify_v5.py --fresh --audit --pytest</w:t>
       </w:r>
     </w:p>
     <w:p>
@@ -7946,22 +7946,22 @@
           <w:rFonts w:ascii="Microsoft YaHei" w:hAnsi="Microsoft YaHei" w:eastAsia="Microsoft YaHei"/>
           <w:sz w:val="22"/>
         </w:rPr>
-        <w:t>另有 17 个 Lean 4 机器证明文件，把框架里最核心的"内容恒等式"（那些决定物理的整数关系）用定理证明器逐条验证过。也就是说，框架里最关键的对称关系，不仅有数值验证，还有</w:t>
-      </w:r>
-      <w:r>
-        <w:rPr>
-          <w:rFonts w:ascii="Microsoft YaHei" w:hAnsi="Microsoft YaHei" w:eastAsia="Microsoft YaHei"/>
-          <w:b/>
-          <w:sz w:val="22"/>
-        </w:rPr>
-        <w:t>机器可检验的形式证明</w:t>
-      </w:r>
-      <w:r>
-        <w:rPr>
-          <w:rFonts w:ascii="Microsoft YaHei" w:hAnsi="Microsoft YaHei" w:eastAsia="Microsoft YaHei"/>
-          <w:sz w:val="22"/>
-        </w:rPr>
-        <w:t>。</w:t>
+        <w:t xml:space="preserve">发布包包含 18 个 Lean 4 证明文件，用定理证明器检查明确的有限代数与内容关系。验证报告列明形式化检查、数值测试和源响应证书。</w:t>
+      </w:r>
+      <w:r>
+        <w:rPr>
+          <w:rFonts w:ascii="Microsoft YaHei" w:hAnsi="Microsoft YaHei" w:eastAsia="Microsoft YaHei"/>
+          <w:b/>
+          <w:sz w:val="22"/>
+        </w:rPr>
+        <w:t/>
+      </w:r>
+      <w:r>
+        <w:rPr>
+          <w:rFonts w:ascii="Microsoft YaHei" w:hAnsi="Microsoft YaHei" w:eastAsia="Microsoft YaHei"/>
+          <w:sz w:val="22"/>
+        </w:rPr>
+        <w:t/>
       </w:r>
     </w:p>
     <w:p>
@@ -7974,44 +7974,44 @@
           <w:b/>
           <w:sz w:val="22"/>
         </w:rPr>
-        <w:t>为什么我要在科普里提代码？</w:t>
-      </w:r>
-      <w:r>
-        <w:rPr>
-          <w:rFonts w:ascii="Microsoft YaHei" w:hAnsi="Microsoft YaHei" w:eastAsia="Microsoft YaHei"/>
-          <w:sz w:val="22"/>
-        </w:rPr>
-        <w:t xml:space="preserve"> 因为物理史上太多的"漂亮理论"最后只停留在纸面上，算不出具体数。这里的复现链，是</w:t>
-      </w:r>
-      <w:r>
-        <w:rPr>
-          <w:rFonts w:ascii="Microsoft YaHei" w:hAnsi="Microsoft YaHei" w:eastAsia="Microsoft YaHei"/>
-          <w:b/>
-          <w:sz w:val="22"/>
-        </w:rPr>
-        <w:t>让电脑跑完后直接给出参数库和比较表</w:t>
-      </w:r>
-      <w:r>
-        <w:rPr>
-          <w:rFonts w:ascii="Microsoft YaHei" w:hAnsi="Microsoft YaHei" w:eastAsia="Microsoft YaHei"/>
-          <w:sz w:val="22"/>
-        </w:rPr>
-        <w:t>。而 Lean 4 定理证明器，则是让机器替你检查"逻辑有没有自相矛盾"。</w:t>
-      </w:r>
-      <w:r>
-        <w:rPr>
-          <w:rFonts w:ascii="Microsoft YaHei" w:hAnsi="Microsoft YaHei" w:eastAsia="Microsoft YaHei"/>
-          <w:b/>
-          <w:sz w:val="22"/>
-        </w:rPr>
-        <w:t>这不是实验验证，但这是数学上的"结构安检"。</w:t>
-      </w:r>
-      <w:r>
-        <w:rPr>
-          <w:rFonts w:ascii="Microsoft YaHei" w:hAnsi="Microsoft YaHei" w:eastAsia="Microsoft YaHei"/>
-          <w:sz w:val="22"/>
-        </w:rPr>
-        <w:t xml:space="preserve"> 数值告诉你"对不对得上观测"，证明告诉你"逻辑里有没有漏洞"——两把尺子，各量一面。</w:t>
+        <w:t/>
+      </w:r>
+      <w:r>
+        <w:rPr>
+          <w:rFonts w:ascii="Microsoft YaHei" w:hAnsi="Microsoft YaHei" w:eastAsia="Microsoft YaHei"/>
+          <w:sz w:val="22"/>
+        </w:rPr>
+        <w:t xml:space="preserve"/>
+      </w:r>
+      <w:r>
+        <w:rPr>
+          <w:rFonts w:ascii="Microsoft YaHei" w:hAnsi="Microsoft YaHei" w:eastAsia="Microsoft YaHei"/>
+          <w:b/>
+          <w:sz w:val="22"/>
+        </w:rPr>
+        <w:t/>
+      </w:r>
+      <w:r>
+        <w:rPr>
+          <w:rFonts w:ascii="Microsoft YaHei" w:hAnsi="Microsoft YaHei" w:eastAsia="Microsoft YaHei"/>
+          <w:sz w:val="22"/>
+        </w:rPr>
+        <w:t/>
+      </w:r>
+      <w:r>
+        <w:rPr>
+          <w:rFonts w:ascii="Microsoft YaHei" w:hAnsi="Microsoft YaHei" w:eastAsia="Microsoft YaHei"/>
+          <w:b/>
+          <w:sz w:val="22"/>
+        </w:rPr>
+        <w:t/>
+      </w:r>
+      <w:r>
+        <w:rPr>
+          <w:rFonts w:ascii="Microsoft YaHei" w:hAnsi="Microsoft YaHei" w:eastAsia="Microsoft YaHei"/>
+          <w:sz w:val="22"/>
+        </w:rPr>
+        <w:t xml:space="preserve">可执行计算使依赖关系能够被检查。形式证明核查已编码的命题，数值测试核查实现的关系，观测比较检验物理读出。三者提供不同类型的证据。</w:t>
       </w:r>
     </w:p>
     <w:p>
@@ -8383,22 +8383,22 @@
           <w:rFonts w:ascii="Microsoft YaHei" w:hAnsi="Microsoft YaHei" w:eastAsia="Microsoft YaHei"/>
           <w:sz w:val="22"/>
         </w:rPr>
-        <w:t>具体地说：当质量（能量）聚集到一定程度，它开始</w:t>
-      </w:r>
-      <w:r>
-        <w:rPr>
-          <w:rFonts w:ascii="Microsoft YaHei" w:hAnsi="Microsoft YaHei" w:eastAsia="Microsoft YaHei"/>
-          <w:b/>
-          <w:sz w:val="22"/>
-        </w:rPr>
-        <w:t>影响真空涨落，使真空涨落无法再"自我保持"稳定</w:t>
-      </w:r>
-      <w:r>
-        <w:rPr>
-          <w:rFonts w:ascii="Microsoft YaHei" w:hAnsi="Microsoft YaHei" w:eastAsia="Microsoft YaHei"/>
-          <w:sz w:val="22"/>
-        </w:rPr>
-        <w:t>。这个"涨落失稳"的临界点，就是黑洞视界。视界之内，真空涨落的稳定结构被打破，信息无法再以通常的方式传递出来；视界之外，一切照常。</w:t>
+        <w:t/>
+      </w:r>
+      <w:r>
+        <w:rPr>
+          <w:rFonts w:ascii="Microsoft YaHei" w:hAnsi="Microsoft YaHei" w:eastAsia="Microsoft YaHei"/>
+          <w:b/>
+          <w:sz w:val="22"/>
+        </w:rPr>
+        <w:t/>
+      </w:r>
+      <w:r>
+        <w:rPr>
+          <w:rFonts w:ascii="Microsoft YaHei" w:hAnsi="Microsoft YaHei" w:eastAsia="Microsoft YaHei"/>
+          <w:sz w:val="22"/>
+        </w:rPr>
+        <w:t xml:space="preserve">在宏观几何描述中，事件视界是因果边界，区分哪些事件能够向远方观测者传递信号；其位置由时空解决定。</w:t>
       </w:r>
     </w:p>
     <w:p>
@@ -8410,22 +8410,22 @@
           <w:rFonts w:ascii="Microsoft YaHei" w:hAnsi="Microsoft YaHei" w:eastAsia="Microsoft YaHei"/>
           <w:sz w:val="22"/>
         </w:rPr>
-        <w:t>所以黑洞视界不是"时空的奇点"，而是</w:t>
-      </w:r>
-      <w:r>
-        <w:rPr>
-          <w:rFonts w:ascii="Microsoft YaHei" w:hAnsi="Microsoft YaHei" w:eastAsia="Microsoft YaHei"/>
-          <w:b/>
-          <w:sz w:val="22"/>
-        </w:rPr>
-        <w:t>"引力强到真空涨落失稳"的边界</w:t>
-      </w:r>
-      <w:r>
-        <w:rPr>
-          <w:rFonts w:ascii="Microsoft YaHei" w:hAnsi="Microsoft YaHei" w:eastAsia="Microsoft YaHei"/>
-          <w:sz w:val="22"/>
-        </w:rPr>
-        <w:t>。它是一个"信息边界"：视界内外的信息，被这条边界分隔了。这也就解释了黑洞信息悖论的框架答案——不是"信息凭空消失"，而是"信息被真空涨落失稳的边界所封存"。</w:t>
+        <w:t/>
+      </w:r>
+      <w:r>
+        <w:rPr>
+          <w:rFonts w:ascii="Microsoft YaHei" w:hAnsi="Microsoft YaHei" w:eastAsia="Microsoft YaHei"/>
+          <w:b/>
+          <w:sz w:val="22"/>
+        </w:rPr>
+        <w:t/>
+      </w:r>
+      <w:r>
+        <w:rPr>
+          <w:rFonts w:ascii="Microsoft YaHei" w:hAnsi="Microsoft YaHei" w:eastAsia="Microsoft YaHei"/>
+          <w:sz w:val="22"/>
+        </w:rPr>
+        <w:t xml:space="preserve">信息边界图景可以帮助讨论这种因果结构。蒸发和信息的微观说明需要相应动力学计算；视界本身并非曲率奇点。</w:t>
       </w:r>
     </w:p>
     <w:p>
@@ -8475,29 +8475,29 @@
           <w:b/>
           <w:sz w:val="22"/>
         </w:rPr>
-        <w:t>普朗克尺度</w:t>
-      </w:r>
-      <w:r>
-        <w:rPr>
-          <w:rFonts w:ascii="Microsoft YaHei" w:hAnsi="Microsoft YaHei" w:eastAsia="Microsoft YaHei"/>
-          <w:sz w:val="22"/>
-        </w:rPr>
-        <w:t>（约 10⁻³⁵ 米）：</w:t>
-      </w:r>
-      <w:r>
-        <w:rPr>
-          <w:rFonts w:ascii="Microsoft YaHei" w:hAnsi="Microsoft YaHei" w:eastAsia="Microsoft YaHei"/>
-          <w:b/>
-          <w:sz w:val="22"/>
-        </w:rPr>
-        <w:t>最小的信息边界</w:t>
-      </w:r>
-      <w:r>
-        <w:rPr>
-          <w:rFonts w:ascii="Microsoft YaHei" w:hAnsi="Microsoft YaHei" w:eastAsia="Microsoft YaHei"/>
-          <w:sz w:val="22"/>
-        </w:rPr>
-        <w:t>。在这个尺度之下，变化本身无法再被分辨——这是"变化"的最小单位，也是"信息分辨率"的绝对下限。框架里，它对应紫外端的高斯窗——高频谱模的窗口边缘。</w:t>
+        <w:t/>
+      </w:r>
+      <w:r>
+        <w:rPr>
+          <w:rFonts w:ascii="Microsoft YaHei" w:hAnsi="Microsoft YaHei" w:eastAsia="Microsoft YaHei"/>
+          <w:sz w:val="22"/>
+        </w:rPr>
+        <w:t/>
+      </w:r>
+      <w:r>
+        <w:rPr>
+          <w:rFonts w:ascii="Microsoft YaHei" w:hAnsi="Microsoft YaHei" w:eastAsia="Microsoft YaHei"/>
+          <w:b/>
+          <w:sz w:val="22"/>
+        </w:rPr>
+        <w:t/>
+      </w:r>
+      <w:r>
+        <w:rPr>
+          <w:rFonts w:ascii="Microsoft YaHei" w:hAnsi="Microsoft YaHei" w:eastAsia="Microsoft YaHei"/>
+          <w:sz w:val="22"/>
+        </w:rPr>
+        <w:t xml:space="preserve">普朗克尺度（约 10⁻³⁵ 米）提供紫外比较使用的有量纲归一化；高斯响应在所选尺度上给内部模态赋予权重。</w:t>
       </w:r>
     </w:p>
     <w:p>
@@ -8520,29 +8520,29 @@
           <w:b/>
           <w:sz w:val="22"/>
         </w:rPr>
-        <w:t>哈勃尺度</w:t>
-      </w:r>
-      <w:r>
-        <w:rPr>
-          <w:rFonts w:ascii="Microsoft YaHei" w:hAnsi="Microsoft YaHei" w:eastAsia="Microsoft YaHei"/>
-          <w:sz w:val="22"/>
-        </w:rPr>
-        <w:t>（约 10²⁶ 米）：</w:t>
-      </w:r>
-      <w:r>
-        <w:rPr>
-          <w:rFonts w:ascii="Microsoft YaHei" w:hAnsi="Microsoft YaHei" w:eastAsia="Microsoft YaHei"/>
-          <w:b/>
-          <w:sz w:val="22"/>
-        </w:rPr>
-        <w:t>最大的信息边界</w:t>
-      </w:r>
-      <w:r>
-        <w:rPr>
-          <w:rFonts w:ascii="Microsoft YaHei" w:hAnsi="Microsoft YaHei" w:eastAsia="Microsoft YaHei"/>
-          <w:sz w:val="22"/>
-        </w:rPr>
-        <w:t>。在这个尺度之外，变化之间不再能相互影响——这是"变化"能相互关联的最大范围，也是"信息可及"的绝对上限。框架里，它对应红外端的熵极大——低频谱模的窗口边缘。</w:t>
+        <w:t/>
+      </w:r>
+      <w:r>
+        <w:rPr>
+          <w:rFonts w:ascii="Microsoft YaHei" w:hAnsi="Microsoft YaHei" w:eastAsia="Microsoft YaHei"/>
+          <w:sz w:val="22"/>
+        </w:rPr>
+        <w:t/>
+      </w:r>
+      <w:r>
+        <w:rPr>
+          <w:rFonts w:ascii="Microsoft YaHei" w:hAnsi="Microsoft YaHei" w:eastAsia="Microsoft YaHei"/>
+          <w:b/>
+          <w:sz w:val="22"/>
+        </w:rPr>
+        <w:t/>
+      </w:r>
+      <w:r>
+        <w:rPr>
+          <w:rFonts w:ascii="Microsoft YaHei" w:hAnsi="Microsoft YaHei" w:eastAsia="Microsoft YaHei"/>
+          <w:sz w:val="22"/>
+        </w:rPr>
+        <w:t xml:space="preserve">哈勃尺度（今天约 10²⁶ 米）是膨胀尺度 c/H，它与因果视界的关系取决于背景历史。</w:t>
       </w:r>
     </w:p>
     <w:p>
@@ -8707,22 +8707,22 @@
           <w:rFonts w:ascii="Microsoft YaHei" w:hAnsi="Microsoft YaHei" w:eastAsia="Microsoft YaHei"/>
           <w:sz w:val="22"/>
         </w:rPr>
-        <w:t>暗物质问题在框架里被拆成两层。第一层是宇宙学背景中的</w:t>
-      </w:r>
-      <w:r>
-        <w:rPr>
-          <w:rFonts w:ascii="Microsoft YaHei" w:hAnsi="Microsoft YaHei" w:eastAsia="Microsoft YaHei"/>
-          <w:b/>
-          <w:sz w:val="22"/>
-        </w:rPr>
-        <w:t>端点残差</w:t>
-      </w:r>
-      <w:r>
-        <w:rPr>
-          <w:rFonts w:ascii="Microsoft YaHei" w:hAnsi="Microsoft YaHei" w:eastAsia="Microsoft YaHei"/>
-          <w:sz w:val="22"/>
-        </w:rPr>
-        <w:t>：</w:t>
+        <w:t xml:space="preserve">暗扇区计算有两种读出。在热背景中，Ω_Σ=1−Ω_Λ−Ω_b 分解为冷源、光子和热中微子；在局域低加速度下，a0 和 μ(y)=y/√(1+y²) 定义静态源响应。</w:t>
+      </w:r>
+      <w:r>
+        <w:rPr>
+          <w:rFonts w:ascii="Microsoft YaHei" w:hAnsi="Microsoft YaHei" w:eastAsia="Microsoft YaHei"/>
+          <w:b/>
+          <w:sz w:val="22"/>
+        </w:rPr>
+        <w:t/>
+      </w:r>
+      <w:r>
+        <w:rPr>
+          <w:rFonts w:ascii="Microsoft YaHei" w:hAnsi="Microsoft YaHei" w:eastAsia="Microsoft YaHei"/>
+          <w:sz w:val="22"/>
+        </w:rPr>
+        <w:t/>
       </w:r>
       <w:r>
         <w:rPr>
@@ -8730,29 +8730,29 @@
           <w:color w:val="8C2F2F"/>
           <w:sz w:val="20"/>
         </w:rPr>
-        <w:t>Ω_Σ = 1−Ω_Λ−Ω_b</w:t>
-      </w:r>
-      <w:r>
-        <w:rPr>
-          <w:rFonts w:ascii="Microsoft YaHei" w:hAnsi="Microsoft YaHei" w:eastAsia="Microsoft YaHei"/>
-          <w:sz w:val="22"/>
-        </w:rPr>
-        <w:t>，它在线性宇宙学里作为冷源传播。第二层是星系尺度的</w:t>
-      </w:r>
-      <w:r>
-        <w:rPr>
-          <w:rFonts w:ascii="Microsoft YaHei" w:hAnsi="Microsoft YaHei" w:eastAsia="Microsoft YaHei"/>
-          <w:b/>
-          <w:sz w:val="22"/>
-        </w:rPr>
-        <w:t>局域低加速度响应</w:t>
-      </w:r>
-      <w:r>
-        <w:rPr>
-          <w:rFonts w:ascii="Microsoft YaHei" w:hAnsi="Microsoft YaHei" w:eastAsia="Microsoft YaHei"/>
-          <w:sz w:val="22"/>
-        </w:rPr>
-        <w:t xml:space="preserve">：端点给出 </w:t>
+        <w:t/>
+      </w:r>
+      <w:r>
+        <w:rPr>
+          <w:rFonts w:ascii="Microsoft YaHei" w:hAnsi="Microsoft YaHei" w:eastAsia="Microsoft YaHei"/>
+          <w:sz w:val="22"/>
+        </w:rPr>
+        <w:t/>
+      </w:r>
+      <w:r>
+        <w:rPr>
+          <w:rFonts w:ascii="Microsoft YaHei" w:hAnsi="Microsoft YaHei" w:eastAsia="Microsoft YaHei"/>
+          <w:b/>
+          <w:sz w:val="22"/>
+        </w:rPr>
+        <w:t/>
+      </w:r>
+      <w:r>
+        <w:rPr>
+          <w:rFonts w:ascii="Microsoft YaHei" w:hAnsi="Microsoft YaHei" w:eastAsia="Microsoft YaHei"/>
+          <w:sz w:val="22"/>
+        </w:rPr>
+        <w:t xml:space="preserve"/>
       </w:r>
       <w:r>
         <w:rPr>
@@ -8760,14 +8760,14 @@
           <w:color w:val="8C2F2F"/>
           <w:sz w:val="20"/>
         </w:rPr>
-        <w:t>a0</w:t>
-      </w:r>
-      <w:r>
-        <w:rPr>
-          <w:rFonts w:ascii="Microsoft YaHei" w:hAnsi="Microsoft YaHei" w:eastAsia="Microsoft YaHei"/>
-          <w:sz w:val="22"/>
-        </w:rPr>
-        <w:t xml:space="preserve">，响应函数固定为 </w:t>
+        <w:t/>
+      </w:r>
+      <w:r>
+        <w:rPr>
+          <w:rFonts w:ascii="Microsoft YaHei" w:hAnsi="Microsoft YaHei" w:eastAsia="Microsoft YaHei"/>
+          <w:sz w:val="22"/>
+        </w:rPr>
+        <w:t xml:space="preserve"/>
       </w:r>
       <w:r>
         <w:rPr>
@@ -8775,14 +8775,14 @@
           <w:color w:val="8C2F2F"/>
           <w:sz w:val="20"/>
         </w:rPr>
-        <w:t>μ(y)=y/√(1+y²)</w:t>
-      </w:r>
-      <w:r>
-        <w:rPr>
-          <w:rFonts w:ascii="Microsoft YaHei" w:hAnsi="Microsoft YaHei" w:eastAsia="Microsoft YaHei"/>
-          <w:sz w:val="22"/>
-        </w:rPr>
-        <w:t>。</w:t>
+        <w:t/>
+      </w:r>
+      <w:r>
+        <w:rPr>
+          <w:rFonts w:ascii="Microsoft YaHei" w:hAnsi="Microsoft YaHei" w:eastAsia="Microsoft YaHei"/>
+          <w:sz w:val="22"/>
+        </w:rPr>
+        <w:t/>
       </w:r>
     </w:p>
     <w:p>
@@ -8794,7 +8794,7 @@
           <w:rFonts w:ascii="Microsoft YaHei" w:hAnsi="Microsoft YaHei" w:eastAsia="Microsoft YaHei"/>
           <w:sz w:val="22"/>
         </w:rPr>
-        <w:t>所以，框架并不是简单说"暗物质不存在"。更准确地说：它不新增暗物质粒子，而是把宇宙学冷源读作最大熵端点残差，把星系低加速度现象读作同一端点的局域投影。现阶段已经有固定参数的 BAO、SPARC 和星系团残差诊断；完整的非线性结构形成、星系团弱透镜图像似然和联合宇宙学拟合仍需要继续检验。</w:t>
+        <w:t xml:space="preserve">固定规则的 BAO、SPARC 和星系团诊断检验这些映射。有限膨胀 RMS 作用量提供背景与局域源的共同实例；热背景 BAO 计算使用明确的均匀背景和声学尺度映射。</w:t>
       </w:r>
     </w:p>
     <w:p>
@@ -8841,7 +8841,7 @@
           <w:b/>
           <w:sz w:val="22"/>
         </w:rPr>
-        <w:t>时空不"存在"。它是"变化的描述"——时间是变化的先后顺序，空间是变化的范围。</w:t>
+        <w:t xml:space="preserve">时空是生成变化的宏观描述。物理时间通过钟变化之间的比较读取，空间关系描述变化之间的联系。</w:t>
       </w:r>
     </w:p>
     <w:p>
@@ -8853,22 +8853,22 @@
           <w:rFonts w:ascii="Microsoft YaHei" w:hAnsi="Microsoft YaHei" w:eastAsia="Microsoft YaHei"/>
           <w:sz w:val="22"/>
         </w:rPr>
-        <w:t>它既不是广义相对论说的"弯曲的实体"，也不是标准模型说的"僵硬的背景"。它只是我们从"变化的谱"里读出来的一种</w:t>
-      </w:r>
-      <w:r>
-        <w:rPr>
-          <w:rFonts w:ascii="Microsoft YaHei" w:hAnsi="Microsoft YaHei" w:eastAsia="Microsoft YaHei"/>
-          <w:b/>
-          <w:sz w:val="22"/>
-        </w:rPr>
-        <w:t>有序结构</w:t>
-      </w:r>
-      <w:r>
-        <w:rPr>
-          <w:rFonts w:ascii="Microsoft YaHei" w:hAnsi="Microsoft YaHei" w:eastAsia="Microsoft YaHei"/>
-          <w:sz w:val="22"/>
-        </w:rPr>
-        <w:t>。就像温度是分子运动的涌现，时空也是变化的涌现——只不过温度是"平均动能"的涌现，时空是"先后顺序和范围"的涌现。</w:t>
+        <w:t/>
+      </w:r>
+      <w:r>
+        <w:rPr>
+          <w:rFonts w:ascii="Microsoft YaHei" w:hAnsi="Microsoft YaHei" w:eastAsia="Microsoft YaHei"/>
+          <w:b/>
+          <w:sz w:val="22"/>
+        </w:rPr>
+        <w:t/>
+      </w:r>
+      <w:r>
+        <w:rPr>
+          <w:rFonts w:ascii="Microsoft YaHei" w:hAnsi="Microsoft YaHei" w:eastAsia="Microsoft YaHei"/>
+          <w:sz w:val="22"/>
+        </w:rPr>
+        <w:t xml:space="preserve">有效度规为物质、光和物理钟组织这些关系；生成作用量确定这一表示所允许的变化及其动力学。</w:t>
       </w:r>
     </w:p>
     <w:p>
@@ -8903,7 +8903,7 @@
           <w:b/>
           <w:sz w:val="22"/>
         </w:rPr>
-        <w:t>引力是谱的零模——"变化"里最稳定、最不变的那一部分。</w:t>
+        <w:t xml:space="preserve">引力是集体的宏观源响应，由作用量和可观测效应表达。</w:t>
       </w:r>
     </w:p>
     <w:p>
@@ -8915,7 +8915,7 @@
           <w:rFonts w:ascii="Microsoft YaHei" w:hAnsi="Microsoft YaHei" w:eastAsia="Microsoft YaHei"/>
           <w:sz w:val="22"/>
         </w:rPr>
-        <w:t>它不是一种"力"，不是"空间弯曲"，更不需要一个叫"引力子"的神秘粒子在中间传递。引力，就是变化本身最安静的底色。就像温度是"分子运动的平均"，引力是"真空涨落的稳定"——两者都是涌现，都是"微观自由度的集体宏观行为"。</w:t>
+        <w:t xml:space="preserve">张量传播、静态力和钟关系在明确的实现中计算。温度类比说明集体观点，方程则给出物理内容。</w:t>
       </w:r>
     </w:p>
     <w:p>
@@ -9098,7 +9098,7 @@
           <w:rFonts w:ascii="Microsoft YaHei" w:hAnsi="Microsoft YaHei" w:eastAsia="Microsoft YaHei"/>
           <w:sz w:val="22"/>
         </w:rPr>
-        <w:t>这条河最深处、最安静的那一段（谱的零模），就是我们称之为"引力"的东西——它像温度一样，不是基本的东西，而是涌现的现象。而它的源头，是最小、最对称、最唯一的那一个变化。</w:t>
+        <w:t xml:space="preserve">在这个图景中，引力是变化之河的宏观响应。定量描述来自源、允许的变化及其共同作用量。</w:t>
       </w:r>
     </w:p>
     <w:p>
@@ -9246,14 +9246,14 @@
           <w:b/>
           <w:sz w:val="22"/>
         </w:rPr>
-        <w:t>零模</w:t>
-      </w:r>
-      <w:r>
-        <w:rPr>
-          <w:rFonts w:ascii="Microsoft YaHei" w:hAnsi="Microsoft YaHei" w:eastAsia="Microsoft YaHei"/>
-          <w:sz w:val="22"/>
-        </w:rPr>
-        <w:t>：频率为 0 的那个特殊模式——"不变的变化"，它是引力的本质。</w:t>
+        <w:t/>
+      </w:r>
+      <w:r>
+        <w:rPr>
+          <w:rFonts w:ascii="Microsoft YaHei" w:hAnsi="Microsoft YaHei" w:eastAsia="Microsoft YaHei"/>
+          <w:sz w:val="22"/>
+        </w:rPr>
+        <w:t xml:space="preserve">零模：特定算子的本征值为零的模态。内部零模与外部无质量传播极点描述不同的算子，由明确的源响应建立连接。</w:t>
       </w:r>
     </w:p>
     <w:p>
@@ -9276,14 +9276,14 @@
           <w:b/>
           <w:sz w:val="22"/>
         </w:rPr>
-        <w:t>窗口容量</w:t>
-      </w:r>
-      <w:r>
-        <w:rPr>
-          <w:rFonts w:ascii="Microsoft YaHei" w:hAnsi="Microsoft YaHei" w:eastAsia="Microsoft YaHei"/>
-          <w:sz w:val="22"/>
-        </w:rPr>
-        <w:t>：一个有限空间里最多能容纳多少种基本振动模式。</w:t>
+        <w:t/>
+      </w:r>
+      <w:r>
+        <w:rPr>
+          <w:rFonts w:ascii="Microsoft YaHei" w:hAnsi="Microsoft YaHei" w:eastAsia="Microsoft YaHei"/>
+          <w:sz w:val="22"/>
+        </w:rPr>
+        <w:t xml:space="preserve">窗口容量：规定的有限响应窗口所度量的模态权重或保留谱内容。</w:t>
       </w:r>
     </w:p>
     <w:p>
@@ -9336,14 +9336,14 @@
           <w:b/>
           <w:sz w:val="22"/>
         </w:rPr>
-        <w:t>KK 零模</w:t>
-      </w:r>
-      <w:r>
-        <w:rPr>
-          <w:rFonts w:ascii="Microsoft YaHei" w:hAnsi="Microsoft YaHei" w:eastAsia="Microsoft YaHei"/>
-          <w:sz w:val="22"/>
-        </w:rPr>
-        <w:t>：紧致空间上的"常数模式"——不随位置变化的振动，它是规范场的来源。</w:t>
+        <w:t/>
+      </w:r>
+      <w:r>
+        <w:rPr>
+          <w:rFonts w:ascii="Microsoft YaHei" w:hAnsi="Microsoft YaHei" w:eastAsia="Microsoft YaHei"/>
+          <w:sz w:val="22"/>
+        </w:rPr>
+        <w:t xml:space="preserve">KK 零模：Kaluza–Klein 表示中不依赖紧致坐标的模态，其物理角色由所研究的场和投影确定。</w:t>
       </w:r>
     </w:p>
     <w:p>
@@ -9424,7 +9424,7 @@
           <w:i/>
           <w:sz w:val="22"/>
         </w:rPr>
-        <w:t>本文档是两篇论文（I. 规范结构与费米子内容；II. 有效耦合与质量尺度）及"粗粒化创生框架 V4.0"的科普导读，目的是帮助理解中心思想，不替代论文与代码中的严格推导。文中"引力如温度涌现""信息边界"等图景的严格形式，以论文 I 及 `scripts/reproduce_v4.py`、`scripts/audit_param_writers.py`、`lean_proofs/` 中的机器验证为准。</w:t>
+        <w:t xml:space="preserve">本导读配套 Guo（2026d，2026g）的《The Spectrum of a Compact Internal Space I: Gauge Structure and a Scalar Mass Gap》与《The Spectrum of a Compact Internal Space II: Effective Couplings and Mass Scales》（未发表手稿），以及 Guo（2026）的 Coarse-Graining Genesis Framework V5.0，版本 5.0.0［计算机软件］，https://github.com/bookwormseagull1980/coarse-graining-genesis。完整配套引文、复现计算和证明记录见 REFERENCES.md、CITATION.cff 及审阅指南。文中的数学例子见 Deng、Hani 和 Ma（2025），Hilbert’s sixth problem: derivation of fluid equations via Boltzmann’s kinetic theory，arXiv:2503.01800；Wang 和 Zahl（2025），Volume estimates for unions of convex sets, and the Kakeya set conjecture in three dimensions，arXiv:2502.17655。</w:t>
       </w:r>
     </w:p>
     <w:sectPr>

--- a/docs/从变化到万物_科普导读.docx
+++ b/docs/从变化到万物_科普导读.docx
@@ -30,7 +30,7 @@
           <w:color w:val="1F4E79"/>
           <w:sz w:val="32"/>
         </w:rPr>
-        <w:t xml:space="preserve">粗粒化创生框架 Coarse-Graining Genesis Framework V5.0.0 科普导读</w:t>
+        <w:t>粗粒化创生框架 Coarse-Graining Genesis Framework V5.0.2 科普导读</w:t>
       </w:r>
     </w:p>
     <w:p>
@@ -123,15 +123,14 @@
           <w:rFonts w:ascii="Microsoft YaHei" w:hAnsi="Microsoft YaHei" w:eastAsia="Microsoft YaHei"/>
           <w:sz w:val="22"/>
         </w:rPr>
-        <w:t xml:space="preserve">Jinku Guo 的两篇论文《The Spectrum of a Compact Internal Space I: Gauge Structure and a Scalar Mass Gap》（内部紧致空间的谱 I：规范结构与标量质量隙，2026d）和《The Spectrum of a Compact Internal Space II: Effective Couplings and Mass Scales》（内部紧致空间的谱 II：有效耦合与质量尺度，2026g），分别建立内部构造和定量关系。Coarse-Graining Genesis Framework V5.0.0 实现这些计算。共同起点是最小无偏变化；几何、物质和宏观响应通过相应生成规则构造。</w:t>
-      </w:r>
-      <w:r>
-        <w:rPr>
-          <w:rFonts w:ascii="Microsoft YaHei" w:hAnsi="Microsoft YaHei" w:eastAsia="Microsoft YaHei"/>
-          <w:b/>
-          <w:sz w:val="22"/>
-        </w:rPr>
-        <w:t/>
+        <w:t>Jinku Guo 的两篇论文《The Spectrum of a Compact Internal Space I: Gauge Structure and a Scalar Mass Gap》（内部紧致空间的谱 I：规范结构与标量质量隙，2026d）和《The Spectrum of a Compact Internal Space II: Effective Couplings and Mass Scales》（内部紧致空间的谱 II：有效耦合与质量尺度，2026g），分别建立内部构造和定量关系。Coarse-Graining Genesis Framework V5.0.2 实现这些计算。共同起点是最小无偏变化；几何、物质和宏观响应通过相应生成规则构造。</w:t>
+      </w:r>
+      <w:r>
+        <w:rPr>
+          <w:rFonts w:ascii="Microsoft YaHei" w:hAnsi="Microsoft YaHei" w:eastAsia="Microsoft YaHei"/>
+          <w:b/>
+          <w:sz w:val="22"/>
+        </w:rPr>
       </w:r>
     </w:p>
     <w:p>
@@ -2459,7 +2458,7 @@
           <w:color w:val="1F4E79"/>
           <w:sz w:val="32"/>
         </w:rPr>
-        <w:t>三、杨-米尔斯猜想的深水区：场的本质是什么</w:t>
+        <w:t>三、杨–米尔斯问题：为什么传统四维场构造失败</w:t>
       </w:r>
     </w:p>
     <w:p>
@@ -2474,7 +2473,7 @@
           <w:color w:val="2E6B3A"/>
           <w:sz w:val="26"/>
         </w:rPr>
-        <w:t>一个价值百万美元的问题</w:t>
+        <w:t>克雷问题是一个诊断</w:t>
       </w:r>
     </w:p>
     <w:p>
@@ -2486,15 +2485,244 @@
           <w:rFonts w:ascii="Microsoft YaHei" w:hAnsi="Microsoft YaHei" w:eastAsia="Microsoft YaHei"/>
           <w:sz w:val="22"/>
         </w:rPr>
-        <w:t>2000 年，克雷数学研究所公布了七个"千禧年大奖难题"，每个悬赏一百万美元。其中第一个，就是</w:t>
-      </w:r>
-      <w:r>
-        <w:rPr>
-          <w:rFonts w:ascii="Microsoft YaHei" w:hAnsi="Microsoft YaHei" w:eastAsia="Microsoft YaHei"/>
-          <w:b/>
-          <w:sz w:val="22"/>
-        </w:rPr>
-        <w:t>杨-米尔斯存在性与质量间隙问题</w:t>
+        <w:t>2000 年，克雷数学研究所把杨–米尔斯存在性与质量间隙问题列入七个“千禧年大奖难题”。这个奖题问的是：四维量子杨–米尔斯理论能否被构造，以及它的物理谱是否具有正的质量间隙。</w:t>
+      </w:r>
+    </w:p>
+    <w:p>
+      <w:pPr>
+        <w:spacing w:after="80" w:line="300" w:lineRule="auto"/>
+      </w:pPr>
+      <w:r>
+        <w:rPr>
+          <w:rFonts w:ascii="Microsoft YaHei" w:hAnsi="Microsoft YaHei" w:eastAsia="Microsoft YaHei"/>
+          <w:sz w:val="22"/>
+        </w:rPr>
+        <w:t>关键不在于奖题至今未解，而在于传统的四维量子场论构造既无法构造出四维量子场，也无法证明杨–米尔斯质量间隙。克雷问题是对这一失败的诊断，不是 V5 要照搬的模板。</w:t>
+      </w:r>
+    </w:p>
+    <w:p>
+      <w:pPr>
+        <w:pStyle w:val="Heading3"/>
+        <w:spacing w:before="200" w:after="120"/>
+      </w:pPr>
+      <w:r>
+        <w:rPr>
+          <w:rFonts w:ascii="Microsoft YaHei" w:hAnsi="Microsoft YaHei" w:eastAsia="Microsoft YaHei"/>
+          <w:b/>
+          <w:color w:val="2E6B3A"/>
+          <w:sz w:val="26"/>
+        </w:rPr>
+        <w:t>传统四维构造无法完成</w:t>
+      </w:r>
+    </w:p>
+    <w:p>
+      <w:pPr>
+        <w:spacing w:after="80" w:line="300" w:lineRule="auto"/>
+      </w:pPr>
+      <w:r>
+        <w:rPr>
+          <w:rFonts w:ascii="Microsoft YaHei" w:hAnsi="Microsoft YaHei" w:eastAsia="Microsoft YaHei"/>
+          <w:sz w:val="22"/>
+        </w:rPr>
+        <w:t>传统路线先假定四维时空上的场，再用测度把它量子化。对四维杨–米尔斯理论，这条路线不能产生完整的四维量子场。</w:t>
+      </w:r>
+    </w:p>
+    <w:p>
+      <w:pPr>
+        <w:spacing w:after="80" w:line="300" w:lineRule="auto"/>
+      </w:pPr>
+      <w:r>
+        <w:rPr>
+          <w:rFonts w:ascii="Microsoft YaHei" w:hAnsi="Microsoft YaHei" w:eastAsia="Microsoft YaHei"/>
+          <w:sz w:val="22"/>
+        </w:rPr>
+        <w:t>V5 不重复这个构造。它从生成变化及其谱操作出发；场是涌现出来的读出，不是计算前预设的容器。</w:t>
+      </w:r>
+    </w:p>
+    <w:p>
+      <w:pPr>
+        <w:pStyle w:val="Heading3"/>
+        <w:spacing w:before="200" w:after="120"/>
+      </w:pPr>
+      <w:r>
+        <w:rPr>
+          <w:rFonts w:ascii="Microsoft YaHei" w:hAnsi="Microsoft YaHei" w:eastAsia="Microsoft YaHei"/>
+          <w:b/>
+          <w:color w:val="2E6B3A"/>
+          <w:sz w:val="26"/>
+        </w:rPr>
+        <w:t>生成的杨–米尔斯算子</w:t>
+      </w:r>
+    </w:p>
+    <w:p>
+      <w:pPr>
+        <w:spacing w:after="80" w:line="300" w:lineRule="auto"/>
+      </w:pPr>
+      <w:r>
+        <w:rPr>
+          <w:rFonts w:ascii="Microsoft YaHei" w:hAnsi="Microsoft YaHei" w:eastAsia="Microsoft YaHei"/>
+          <w:sz w:val="22"/>
+        </w:rPr>
+        <w:t>V5 在紧致内部载体上构造生成的有限杨–米尔斯算子。径向块和完整余闭色联络块具有自伴 Hessian、正谱底和有限 Fock 间隙。</w:t>
+      </w:r>
+    </w:p>
+    <w:p>
+      <w:pPr>
+        <w:spacing w:after="80" w:line="300" w:lineRule="auto"/>
+      </w:pPr>
+      <w:r>
+        <w:rPr>
+          <w:rFonts w:ascii="Microsoft YaHei" w:hAnsi="Microsoft YaHei" w:eastAsia="Microsoft YaHei"/>
+          <w:sz w:val="22"/>
+        </w:rPr>
+        <w:t>Lean 在 CanonicalYangMills 中证明生成的 IR-edge 间隙；V5 计算生成的 TT-endpoint 间隙 5.940431067579812e19 GeV；精确的 tt_branch_reduction 证书把两端连接起来。</w:t>
+      </w:r>
+    </w:p>
+    <w:p>
+      <w:pPr>
+        <w:spacing w:after="80" w:line="300" w:lineRule="auto"/>
+      </w:pPr>
+      <w:r>
+        <w:rPr>
+          <w:rFonts w:ascii="Microsoft YaHei" w:hAnsi="Microsoft YaHei" w:eastAsia="Microsoft YaHei"/>
+          <w:sz w:val="22"/>
+        </w:rPr>
+        <w:t>这是同一个生成有限算子族的两个端点求值，不是对四维 QCD 场的数值近似。</w:t>
+      </w:r>
+    </w:p>
+    <w:p>
+      <w:pPr>
+        <w:pStyle w:val="Heading3"/>
+        <w:spacing w:before="200" w:after="120"/>
+      </w:pPr>
+      <w:r>
+        <w:rPr>
+          <w:rFonts w:ascii="Microsoft YaHei" w:hAnsi="Microsoft YaHei" w:eastAsia="Microsoft YaHei"/>
+          <w:b/>
+          <w:color w:val="2E6B3A"/>
+          <w:sz w:val="26"/>
+        </w:rPr>
+        <w:t>解决了什么</w:t>
+      </w:r>
+    </w:p>
+    <w:p>
+      <w:pPr>
+        <w:spacing w:after="80" w:line="300" w:lineRule="auto"/>
+      </w:pPr>
+      <w:r>
+        <w:rPr>
+          <w:rFonts w:ascii="Microsoft YaHei" w:hAnsi="Microsoft YaHei" w:eastAsia="Microsoft YaHei"/>
+          <w:sz w:val="22"/>
+          <w:b/>
+        </w:rPr>
+        <w:t>V5/Lean 解决了生成的杨–米尔斯质量间隙。</w:t>
+      </w:r>
+    </w:p>
+    <w:p>
+      <w:pPr>
+        <w:spacing w:after="80" w:line="300" w:lineRule="auto"/>
+      </w:pPr>
+      <w:r>
+        <w:rPr>
+          <w:rFonts w:ascii="Microsoft YaHei" w:hAnsi="Microsoft YaHei" w:eastAsia="Microsoft YaHei"/>
+          <w:sz w:val="22"/>
+          <w:b/>
+        </w:rPr>
+        <w:t>4D QCD 作为传统四维量子场不存在：传统四维 QFT 构造既无法构造四维量子场，也无法证明杨–米尔斯质量间隙。</w:t>
+      </w:r>
+    </w:p>
+    <w:p>
+      <w:pPr>
+        <w:spacing w:after="80" w:line="300" w:lineRule="auto"/>
+      </w:pPr>
+      <w:r>
+        <w:rPr>
+          <w:rFonts w:ascii="Microsoft YaHei" w:hAnsi="Microsoft YaHei" w:eastAsia="Microsoft YaHei"/>
+          <w:sz w:val="22"/>
+        </w:rPr>
+        <w:t>这不否认低能 QCD 现象学。经验性的 QCD 描述作为生成有限算子的有效读出保留；胶球目录是同一扇区的另一个有效读出。</w:t>
+      </w:r>
+    </w:p>
+    <w:p>
+      <w:pPr>
+        <w:spacing w:after="80" w:line="300" w:lineRule="auto"/>
+      </w:pPr>
+      <w:r>
+        <w:rPr>
+          <w:rFonts w:ascii="Microsoft YaHei" w:hAnsi="Microsoft YaHei" w:eastAsia="Microsoft YaHei"/>
+          <w:sz w:val="22"/>
+        </w:rPr>
+        <w:t>这个断言在所述层面是精确的：生成算子、生成间隙、有限证书。这里不声称完成了克雷式的四维 QCD 构造。</w:t>
+      </w:r>
+    </w:p>
+    <w:p>
+      <w:pPr>
+        <w:pStyle w:val="Heading2"/>
+        <w:spacing w:before="200" w:after="120"/>
+      </w:pPr>
+      <w:r>
+        <w:rPr>
+          <w:rFonts w:ascii="Microsoft YaHei" w:hAnsi="Microsoft YaHei" w:eastAsia="Microsoft YaHei"/>
+          <w:b/>
+          <w:color w:val="1F4E79"/>
+          <w:sz w:val="32"/>
+        </w:rPr>
+        <w:t>四、换个起点：从"变化"出发，用谱求和</w:t>
+      </w:r>
+    </w:p>
+    <w:p>
+      <w:pPr>
+        <w:pStyle w:val="Heading3"/>
+        <w:spacing w:before="200" w:after="120"/>
+      </w:pPr>
+      <w:r>
+        <w:rPr>
+          <w:rFonts w:ascii="Microsoft YaHei" w:hAnsi="Microsoft YaHei" w:eastAsia="Microsoft YaHei"/>
+          <w:b/>
+          <w:color w:val="2E6B3A"/>
+          <w:sz w:val="26"/>
+        </w:rPr>
+        <w:t>怎么"抓住"变化？</w:t>
+      </w:r>
+    </w:p>
+    <w:p>
+      <w:pPr>
+        <w:spacing w:after="80" w:line="300" w:lineRule="auto"/>
+      </w:pPr>
+      <w:r>
+        <w:rPr>
+          <w:rFonts w:ascii="Microsoft YaHei" w:hAnsi="Microsoft YaHei" w:eastAsia="Microsoft YaHei"/>
+          <w:sz w:val="22"/>
+        </w:rPr>
+        <w:t>如果变化是本体，那第一个实际问题就是：</w:t>
+      </w:r>
+      <w:r>
+        <w:rPr>
+          <w:rFonts w:ascii="Microsoft YaHei" w:hAnsi="Microsoft YaHei" w:eastAsia="Microsoft YaHei"/>
+          <w:b/>
+          <w:sz w:val="22"/>
+        </w:rPr>
+        <w:t>我们怎么在数学上"抓住"变化、分析变化？</w:t>
+      </w:r>
+    </w:p>
+    <w:p>
+      <w:pPr>
+        <w:spacing w:after="80" w:line="300" w:lineRule="auto"/>
+      </w:pPr>
+      <w:r>
+        <w:rPr>
+          <w:rFonts w:ascii="Microsoft YaHei" w:hAnsi="Microsoft YaHei" w:eastAsia="Microsoft YaHei"/>
+          <w:sz w:val="22"/>
+        </w:rPr>
+        <w:t>答案是：用</w:t>
+      </w:r>
+      <w:r>
+        <w:rPr>
+          <w:rFonts w:ascii="Microsoft YaHei" w:hAnsi="Microsoft YaHei" w:eastAsia="Microsoft YaHei"/>
+          <w:b/>
+          <w:sz w:val="22"/>
+        </w:rPr>
+        <w:t>谱</w:t>
       </w:r>
       <w:r>
         <w:rPr>
@@ -2513,7 +2741,19 @@
           <w:rFonts w:ascii="Microsoft YaHei" w:hAnsi="Microsoft YaHei" w:eastAsia="Microsoft YaHei"/>
           <w:sz w:val="22"/>
         </w:rPr>
-        <w:t>它问的是两件具体的事：</w:t>
+        <w:t>什么是谱？谱就是"一组频率的集合"。</w:t>
+      </w:r>
+    </w:p>
+    <w:p>
+      <w:pPr>
+        <w:spacing w:after="80" w:line="300" w:lineRule="auto"/>
+      </w:pPr>
+      <w:r>
+        <w:rPr>
+          <w:rFonts w:ascii="Microsoft YaHei" w:hAnsi="Microsoft YaHei" w:eastAsia="Microsoft YaHei"/>
+          <w:sz w:val="22"/>
+        </w:rPr>
+        <w:t xml:space="preserve">对这里所用的算子，谱分解把变化表示为模态及其幅度。本征值、乘法和源耦合共同描述所研究的响应。</w:t>
       </w:r>
     </w:p>
     <w:p>
@@ -2528,22 +2768,14 @@
           <w:color w:val="1F4E79"/>
           <w:sz w:val="22"/>
         </w:rPr>
-        <w:t xml:space="preserve">1. </w:t>
-      </w:r>
-      <w:r>
-        <w:rPr>
-          <w:rFonts w:ascii="Microsoft YaHei" w:hAnsi="Microsoft YaHei" w:eastAsia="Microsoft YaHei"/>
-          <w:b/>
-          <w:sz w:val="22"/>
-        </w:rPr>
-        <w:t>存在性</w:t>
-      </w:r>
-      <w:r>
-        <w:rPr>
-          <w:rFonts w:ascii="Microsoft YaHei" w:hAnsi="Microsoft YaHei" w:eastAsia="Microsoft YaHei"/>
-          <w:sz w:val="22"/>
-        </w:rPr>
-        <w:t>：四维时空里的量子杨-米尔斯理论（标准模型的强力部分就是它），能不能被严格地、数学上无矛盾地构造出来？</w:t>
+        <w:t xml:space="preserve">• </w:t>
+      </w:r>
+      <w:r>
+        <w:rPr>
+          <w:rFonts w:ascii="Microsoft YaHei" w:hAnsi="Microsoft YaHei" w:eastAsia="Microsoft YaHei"/>
+          <w:sz w:val="22"/>
+        </w:rPr>
+        <w:t>一根琴弦有它的谱（基音 + 泛音）；</w:t>
       </w:r>
     </w:p>
     <w:p>
@@ -2558,8 +2790,64 @@
           <w:color w:val="1F4E79"/>
           <w:sz w:val="22"/>
         </w:rPr>
-        <w:t xml:space="preserve">2. </w:t>
-      </w:r>
+        <w:t xml:space="preserve">• </w:t>
+      </w:r>
+      <w:r>
+        <w:rPr>
+          <w:rFonts w:ascii="Microsoft YaHei" w:hAnsi="Microsoft YaHei" w:eastAsia="Microsoft YaHei"/>
+          <w:sz w:val="22"/>
+        </w:rPr>
+        <w:t>一面鼓有它的谱（鼓面振动的各个频率）；</w:t>
+      </w:r>
+    </w:p>
+    <w:p>
+      <w:pPr>
+        <w:spacing w:after="40"/>
+        <w:ind w:left="360"/>
+      </w:pPr>
+      <w:r>
+        <w:rPr>
+          <w:rFonts w:ascii="Microsoft YaHei" w:hAnsi="Microsoft YaHei" w:eastAsia="Microsoft YaHei"/>
+          <w:b/>
+          <w:color w:val="1F4E79"/>
+          <w:sz w:val="22"/>
+        </w:rPr>
+        <w:t xml:space="preserve">• </w:t>
+      </w:r>
+      <w:r>
+        <w:rPr>
+          <w:rFonts w:ascii="Microsoft YaHei" w:hAnsi="Microsoft YaHei" w:eastAsia="Microsoft YaHei"/>
+          <w:sz w:val="22"/>
+        </w:rPr>
+        <w:t>一个原子有它的谱（电子能级之间的跃迁频率）；</w:t>
+      </w:r>
+    </w:p>
+    <w:p>
+      <w:pPr>
+        <w:spacing w:after="40"/>
+        <w:ind w:left="360"/>
+      </w:pPr>
+      <w:r>
+        <w:rPr>
+          <w:rFonts w:ascii="Microsoft YaHei" w:hAnsi="Microsoft YaHei" w:eastAsia="Microsoft YaHei"/>
+          <w:b/>
+          <w:color w:val="1F4E79"/>
+          <w:sz w:val="22"/>
+        </w:rPr>
+        <w:t xml:space="preserve">• </w:t>
+      </w:r>
+      <w:r>
+        <w:rPr>
+          <w:rFonts w:ascii="Microsoft YaHei" w:hAnsi="Microsoft YaHei" w:eastAsia="Microsoft YaHei"/>
+          <w:sz w:val="22"/>
+        </w:rPr>
+        <w:t>我们的内部空间（RP³）也有它的谱（各种振动模式的频率）。</w:t>
+      </w:r>
+    </w:p>
+    <w:p>
+      <w:pPr>
+        <w:spacing w:after="80" w:line="300" w:lineRule="auto"/>
+      </w:pPr>
       <w:r>
         <w:rPr>
           <w:rFonts w:ascii="Microsoft YaHei" w:hAnsi="Microsoft YaHei" w:eastAsia="Microsoft YaHei"/>
@@ -2573,7 +2861,7 @@
           <w:rFonts w:ascii="Microsoft YaHei" w:hAnsi="Microsoft YaHei" w:eastAsia="Microsoft YaHei"/>
           <w:sz w:val="22"/>
         </w:rPr>
-        <w:t xml:space="preserve">质量隙：真空与下一个物理的、规范不变的激发之间，是否存在严格正的能量间隔？这里研究的是量子理论的物理谱。</w:t>
+        <w:t xml:space="preserve">谱提供模态数值，而幅度、乘法和源映射说明这些模态怎样进入观测。</w:t>
       </w:r>
     </w:p>
     <w:p>
@@ -2585,7 +2873,22 @@
           <w:rFonts w:ascii="Microsoft YaHei" w:hAnsi="Microsoft YaHei" w:eastAsia="Microsoft YaHei"/>
           <w:sz w:val="22"/>
         </w:rPr>
-        <w:t>二十多年过去了，这两个问题至今没有严格答案。无数聪明人试过，都没能彻底解决。</w:t>
+        <w:t xml:space="preserve">框架从内部载体上的这些生成操作开始，再通过宏观读出引入外部几何描述。</w:t>
+      </w:r>
+      <w:r>
+        <w:rPr>
+          <w:rFonts w:ascii="Microsoft YaHei" w:hAnsi="Microsoft YaHei" w:eastAsia="Microsoft YaHei"/>
+          <w:b/>
+          <w:sz w:val="22"/>
+        </w:rPr>
+        <w:t/>
+      </w:r>
+      <w:r>
+        <w:rPr>
+          <w:rFonts w:ascii="Microsoft YaHei" w:hAnsi="Microsoft YaHei" w:eastAsia="Microsoft YaHei"/>
+          <w:sz w:val="22"/>
+        </w:rPr>
+        <w:t/>
       </w:r>
     </w:p>
     <w:p>
@@ -2600,7 +2903,7 @@
           <w:color w:val="2E6B3A"/>
           <w:sz w:val="26"/>
         </w:rPr>
-        <w:t>难点卡在"场的本质"</w:t>
+        <w:t>谱求和：从谱出发，对偶地重建一切</w:t>
       </w:r>
     </w:p>
     <w:p>
@@ -2612,15 +2915,22 @@
           <w:rFonts w:ascii="Microsoft YaHei" w:hAnsi="Microsoft YaHei" w:eastAsia="Microsoft YaHei"/>
           <w:sz w:val="22"/>
         </w:rPr>
-        <w:t>为什么这么难？表面上看是数学技巧不够。但我们认为，</w:t>
-      </w:r>
-      <w:r>
-        <w:rPr>
-          <w:rFonts w:ascii="Microsoft YaHei" w:hAnsi="Microsoft YaHei" w:eastAsia="Microsoft YaHei"/>
-          <w:b/>
-          <w:sz w:val="22"/>
-        </w:rPr>
-        <w:t>真正的难点卡在一个哲学问题上：场到底是什么？</w:t>
+        <w:t>我们的方法，叫</w:t>
+      </w:r>
+      <w:r>
+        <w:rPr>
+          <w:rFonts w:ascii="Microsoft YaHei" w:hAnsi="Microsoft YaHei" w:eastAsia="Microsoft YaHei"/>
+          <w:b/>
+          <w:sz w:val="22"/>
+        </w:rPr>
+        <w:t>谱求和（spectral-sum representation）</w:t>
+      </w:r>
+      <w:r>
+        <w:rPr>
+          <w:rFonts w:ascii="Microsoft YaHei" w:hAnsi="Microsoft YaHei" w:eastAsia="Microsoft YaHei"/>
+          <w:sz w:val="22"/>
+        </w:rPr>
+        <w:t>。</w:t>
       </w:r>
     </w:p>
     <w:p>
@@ -2632,88 +2942,22 @@
           <w:rFonts w:ascii="Microsoft YaHei" w:hAnsi="Microsoft YaHei" w:eastAsia="Microsoft YaHei"/>
           <w:sz w:val="22"/>
         </w:rPr>
-        <w:t>传统量子场论的思路是这样的：</w:t>
-      </w:r>
-    </w:p>
-    <w:p>
-      <w:pPr>
-        <w:spacing w:after="40"/>
-        <w:ind w:left="360"/>
-      </w:pPr>
-      <w:r>
-        <w:rPr>
-          <w:rFonts w:ascii="Microsoft YaHei" w:hAnsi="Microsoft YaHei" w:eastAsia="Microsoft YaHei"/>
-          <w:b/>
-          <w:color w:val="1F4E79"/>
-          <w:sz w:val="22"/>
-        </w:rPr>
-        <w:t xml:space="preserve">1. </w:t>
-      </w:r>
-      <w:r>
-        <w:rPr>
-          <w:rFonts w:ascii="Microsoft YaHei" w:hAnsi="Microsoft YaHei" w:eastAsia="Microsoft YaHei"/>
-          <w:sz w:val="22"/>
-        </w:rPr>
-        <w:t>先定义"场"——一个弥漫在时空里的数学对象（变化的</w:t>
-      </w:r>
-      <w:r>
-        <w:rPr>
-          <w:rFonts w:ascii="Microsoft YaHei" w:hAnsi="Microsoft YaHei" w:eastAsia="Microsoft YaHei"/>
-          <w:b/>
-          <w:sz w:val="22"/>
-        </w:rPr>
-        <w:t>容器</w:t>
-      </w:r>
-      <w:r>
-        <w:rPr>
-          <w:rFonts w:ascii="Microsoft YaHei" w:hAnsi="Microsoft YaHei" w:eastAsia="Microsoft YaHei"/>
-          <w:sz w:val="22"/>
-        </w:rPr>
-        <w:t>）；</w:t>
-      </w:r>
-    </w:p>
-    <w:p>
-      <w:pPr>
-        <w:spacing w:after="40"/>
-        <w:ind w:left="360"/>
-      </w:pPr>
-      <w:r>
-        <w:rPr>
-          <w:rFonts w:ascii="Microsoft YaHei" w:hAnsi="Microsoft YaHei" w:eastAsia="Microsoft YaHei"/>
-          <w:b/>
-          <w:color w:val="1F4E79"/>
-          <w:sz w:val="22"/>
-        </w:rPr>
-        <w:t xml:space="preserve">2. </w:t>
-      </w:r>
-      <w:r>
-        <w:rPr>
-          <w:rFonts w:ascii="Microsoft YaHei" w:hAnsi="Microsoft YaHei" w:eastAsia="Microsoft YaHei"/>
-          <w:sz w:val="22"/>
-        </w:rPr>
-        <w:t>再把"变化"（粒子、相互作用）放进去——让变化在这个容器里发生；</w:t>
-      </w:r>
-    </w:p>
-    <w:p>
-      <w:pPr>
-        <w:spacing w:after="40"/>
-        <w:ind w:left="360"/>
-      </w:pPr>
-      <w:r>
-        <w:rPr>
-          <w:rFonts w:ascii="Microsoft YaHei" w:hAnsi="Microsoft YaHei" w:eastAsia="Microsoft YaHei"/>
-          <w:b/>
-          <w:color w:val="1F4E79"/>
-          <w:sz w:val="22"/>
-        </w:rPr>
-        <w:t xml:space="preserve">3. </w:t>
-      </w:r>
-      <w:r>
-        <w:rPr>
-          <w:rFonts w:ascii="Microsoft YaHei" w:hAnsi="Microsoft YaHei" w:eastAsia="Microsoft YaHei"/>
-          <w:sz w:val="22"/>
-        </w:rPr>
-        <w:t>最后用量子化规则（路径积分、测度）让这个容器"动"起来。</w:t>
+        <w:t/>
+      </w:r>
+      <w:r>
+        <w:rPr>
+          <w:rFonts w:ascii="Microsoft YaHei" w:hAnsi="Microsoft YaHei" w:eastAsia="Microsoft YaHei"/>
+          <w:b/>
+          <w:sz w:val="22"/>
+        </w:rPr>
+        <w:t/>
+      </w:r>
+      <w:r>
+        <w:rPr>
+          <w:rFonts w:ascii="Microsoft YaHei" w:hAnsi="Microsoft YaHei" w:eastAsia="Microsoft YaHei"/>
+          <w:sz w:val="22"/>
+        </w:rPr>
+        <w:t xml:space="preserve">方法把谱与生成的算子代数、状态和源映射结合，用来构造有效场、几何、规范结构和相互作用。</w:t>
       </w:r>
     </w:p>
     <w:p>
@@ -2725,22 +2969,84 @@
           <w:rFonts w:ascii="Microsoft YaHei" w:hAnsi="Microsoft YaHei" w:eastAsia="Microsoft YaHei"/>
           <w:sz w:val="22"/>
         </w:rPr>
-        <w:t>注意这个顺序：</w:t>
-      </w:r>
-      <w:r>
-        <w:rPr>
-          <w:rFonts w:ascii="Microsoft YaHei" w:hAnsi="Microsoft YaHei" w:eastAsia="Microsoft YaHei"/>
-          <w:b/>
-          <w:sz w:val="22"/>
-        </w:rPr>
-        <w:t>先有容器，后有变化。</w:t>
-      </w:r>
-      <w:r>
-        <w:rPr>
-          <w:rFonts w:ascii="Microsoft YaHei" w:hAnsi="Microsoft YaHei" w:eastAsia="Microsoft YaHei"/>
-          <w:sz w:val="22"/>
-        </w:rPr>
-        <w:t xml:space="preserve"> 场是"装着变化的盒子"。</w:t>
+        <w:t>打个比方：一段音乐，本质上是一串音符（谱）。我们不去假设"音乐必须装在一个叫乐谱的容器里"，而是直接分析这串音符本身。然后我们会惊讶地发现：</w:t>
+      </w:r>
+      <w:r>
+        <w:rPr>
+          <w:rFonts w:ascii="Microsoft YaHei" w:hAnsi="Microsoft YaHei" w:eastAsia="Microsoft YaHei"/>
+          <w:b/>
+          <w:sz w:val="22"/>
+        </w:rPr>
+        <w:t>从这串音符里，能自动"长"出和声、旋律、节奏——也就是传统上认为需要"先有乐谱结构"才能有的东西。</w:t>
+      </w:r>
+    </w:p>
+    <w:p>
+      <w:pPr>
+        <w:spacing w:after="80" w:line="300" w:lineRule="auto"/>
+      </w:pPr>
+      <w:r>
+        <w:rPr>
+          <w:rFonts w:ascii="Microsoft YaHei" w:hAnsi="Microsoft YaHei" w:eastAsia="Microsoft YaHei"/>
+          <w:sz w:val="22"/>
+        </w:rPr>
+        <w:t>这就是"对偶"的含义：</w:t>
+      </w:r>
+      <w:r>
+        <w:rPr>
+          <w:rFonts w:ascii="Microsoft YaHei" w:hAnsi="Microsoft YaHei" w:eastAsia="Microsoft YaHei"/>
+          <w:b/>
+          <w:sz w:val="22"/>
+        </w:rPr>
+        <w:t>谱（变化）和物理（场、几何、规范）是同一个东西的两面。</w:t>
+      </w:r>
+      <w:r>
+        <w:rPr>
+          <w:rFonts w:ascii="Microsoft YaHei" w:hAnsi="Microsoft YaHei" w:eastAsia="Microsoft YaHei"/>
+          <w:sz w:val="22"/>
+        </w:rPr>
+        <w:t xml:space="preserve"> 你从谱这一面出发，就能对偶地看到物理那一面。而不必先假设物理那一面"本来就在"。</w:t>
+      </w:r>
+    </w:p>
+    <w:p>
+      <w:pPr>
+        <w:spacing w:after="80" w:line="300" w:lineRule="auto"/>
+      </w:pPr>
+      <w:r>
+        <w:rPr>
+          <w:rFonts w:ascii="Microsoft YaHei" w:hAnsi="Microsoft YaHei" w:eastAsia="Microsoft YaHei"/>
+          <w:sz w:val="22"/>
+        </w:rPr>
+        <w:t xml:space="preserve">鼓是一个有用的类比：鼓面形状影响振动谱。反过来重建几何，需要足够的信息，包括模态怎样耦合、怎样被观测。本框架的生成操作和源响应提供这些附加结构。</w:t>
+      </w:r>
+      <w:r>
+        <w:rPr>
+          <w:rFonts w:ascii="Microsoft YaHei" w:hAnsi="Microsoft YaHei" w:eastAsia="Microsoft YaHei"/>
+          <w:b/>
+          <w:sz w:val="22"/>
+        </w:rPr>
+        <w:t/>
+      </w:r>
+      <w:r>
+        <w:rPr>
+          <w:rFonts w:ascii="Microsoft YaHei" w:hAnsi="Microsoft YaHei" w:eastAsia="Microsoft YaHei"/>
+          <w:sz w:val="22"/>
+        </w:rPr>
+        <w:t xml:space="preserve"/>
+      </w:r>
+      <w:r>
+        <w:rPr>
+          <w:rFonts w:ascii="Microsoft YaHei" w:hAnsi="Microsoft YaHei" w:eastAsia="Microsoft YaHei"/>
+          <w:b/>
+          <w:sz w:val="22"/>
+        </w:rPr>
+        <w:t/>
+      </w:r>
+      <w:r>
+        <w:rPr>
+          <w:rFonts w:ascii="Microsoft YaHei" w:hAnsi="Microsoft YaHei" w:eastAsia="Microsoft YaHei"/>
+          <w:sz w:val="22"/>
+        </w:rPr>
+        <w:t xml:space="preserve"/>
       </w:r>
     </w:p>
     <w:p>
@@ -2755,7 +3061,7 @@
           <w:color w:val="2E6B3A"/>
           <w:sz w:val="26"/>
         </w:rPr>
-        <w:t>本末倒置：变化才是本体</w:t>
+        <w:t>一句话总结我们的路线</w:t>
       </w:r>
     </w:p>
     <w:p>
@@ -2767,22 +3073,15 @@
           <w:rFonts w:ascii="Microsoft YaHei" w:hAnsi="Microsoft YaHei" w:eastAsia="Microsoft YaHei"/>
           <w:sz w:val="22"/>
         </w:rPr>
-        <w:t>我们认为，这个顺序是</w:t>
-      </w:r>
-      <w:r>
-        <w:rPr>
-          <w:rFonts w:ascii="Microsoft YaHei" w:hAnsi="Microsoft YaHei" w:eastAsia="Microsoft YaHei"/>
-          <w:b/>
-          <w:sz w:val="22"/>
-        </w:rPr>
-        <w:t>本末倒置</w:t>
-      </w:r>
-      <w:r>
-        <w:rPr>
-          <w:rFonts w:ascii="Microsoft YaHei" w:hAnsi="Microsoft YaHei" w:eastAsia="Microsoft YaHei"/>
-          <w:sz w:val="22"/>
-        </w:rPr>
-        <w:t>的。</w:t>
+        <w:t>传统量子场论：</w:t>
+      </w:r>
+      <w:r>
+        <w:rPr>
+          <w:rFonts w:ascii="Microsoft YaHei" w:hAnsi="Microsoft YaHei" w:eastAsia="Microsoft YaHei"/>
+          <w:b/>
+          <w:sz w:val="22"/>
+        </w:rPr>
+        <w:t>先建场（容器）→ 再放变化 → 用量子化规则（测度）缝合。</w:t>
       </w:r>
     </w:p>
     <w:p>
@@ -2794,67 +3093,15 @@
           <w:rFonts w:ascii="Microsoft YaHei" w:hAnsi="Microsoft YaHei" w:eastAsia="Microsoft YaHei"/>
           <w:sz w:val="22"/>
         </w:rPr>
-        <w:t>正确的顺序应该是反过来的：</w:t>
-      </w:r>
-    </w:p>
-    <w:p>
-      <w:pPr>
-        <w:spacing w:after="40"/>
-        <w:ind w:left="360"/>
-      </w:pPr>
-      <w:r>
-        <w:rPr>
-          <w:rFonts w:ascii="Microsoft YaHei" w:hAnsi="Microsoft YaHei" w:eastAsia="Microsoft YaHei"/>
-          <w:b/>
-          <w:color w:val="1F4E79"/>
-          <w:sz w:val="22"/>
-        </w:rPr>
-        <w:t xml:space="preserve">• </w:t>
-      </w:r>
-      <w:r>
-        <w:rPr>
-          <w:rFonts w:ascii="Microsoft YaHei" w:hAnsi="Microsoft YaHei" w:eastAsia="Microsoft YaHei"/>
-          <w:b/>
-          <w:sz w:val="22"/>
-        </w:rPr>
-        <w:t>变化是第一位的、是本体</w:t>
-      </w:r>
-      <w:r>
-        <w:rPr>
-          <w:rFonts w:ascii="Microsoft YaHei" w:hAnsi="Microsoft YaHei" w:eastAsia="Microsoft YaHei"/>
-          <w:sz w:val="22"/>
-        </w:rPr>
-        <w:t>；</w:t>
-      </w:r>
-    </w:p>
-    <w:p>
-      <w:pPr>
-        <w:spacing w:after="40"/>
-        <w:ind w:left="360"/>
-      </w:pPr>
-      <w:r>
-        <w:rPr>
-          <w:rFonts w:ascii="Microsoft YaHei" w:hAnsi="Microsoft YaHei" w:eastAsia="Microsoft YaHei"/>
-          <w:b/>
-          <w:color w:val="1F4E79"/>
-          <w:sz w:val="22"/>
-        </w:rPr>
-        <w:t xml:space="preserve">• </w:t>
-      </w:r>
-      <w:r>
-        <w:rPr>
-          <w:rFonts w:ascii="Microsoft YaHei" w:hAnsi="Microsoft YaHei" w:eastAsia="Microsoft YaHei"/>
-          <w:b/>
-          <w:sz w:val="22"/>
-        </w:rPr>
-        <w:t>场是变化形成的结构</w:t>
-      </w:r>
-      <w:r>
-        <w:rPr>
-          <w:rFonts w:ascii="Microsoft YaHei" w:hAnsi="Microsoft YaHei" w:eastAsia="Microsoft YaHei"/>
-          <w:sz w:val="22"/>
-        </w:rPr>
-        <w:t>——是大量变化"凝固"下来的、相对稳定的形态。</w:t>
+        <w:t>我们的路线：</w:t>
+      </w:r>
+      <w:r>
+        <w:rPr>
+          <w:rFonts w:ascii="Microsoft YaHei" w:hAnsi="Microsoft YaHei" w:eastAsia="Microsoft YaHei"/>
+          <w:b/>
+          <w:sz w:val="22"/>
+        </w:rPr>
+        <w:t>变化是本体 → 用谱描述变化 → 从谱对偶地涌现出场、几何、规范 → 最终涌现出 4 维时空里的全部物理。</w:t>
       </w:r>
     </w:p>
     <w:p>
@@ -2866,69 +3113,7 @@
           <w:rFonts w:ascii="Microsoft YaHei" w:hAnsi="Microsoft YaHei" w:eastAsia="Microsoft YaHei"/>
           <w:sz w:val="22"/>
         </w:rPr>
-        <w:t>用河流的比喻：传统思路是先有"河床"（场，容器），再让"水"（变化）在河床里流；我们说，</w:t>
-      </w:r>
-      <w:r>
-        <w:rPr>
-          <w:rFonts w:ascii="Microsoft YaHei" w:hAnsi="Microsoft YaHei" w:eastAsia="Microsoft YaHei"/>
-          <w:b/>
-          <w:sz w:val="22"/>
-        </w:rPr>
-        <w:t>根本没有河床，水（变化）自己流着流着，就"流出了"一条看似河床的形态——那个形态，才是我们称之为"场"的东西。</w:t>
-      </w:r>
-    </w:p>
-    <w:p>
-      <w:pPr>
-        <w:spacing w:after="80" w:line="300" w:lineRule="auto"/>
-      </w:pPr>
-      <w:r>
-        <w:rPr>
-          <w:rFonts w:ascii="Microsoft YaHei" w:hAnsi="Microsoft YaHei" w:eastAsia="Microsoft YaHei"/>
-          <w:sz w:val="22"/>
-        </w:rPr>
-        <w:t>更贴切的比喻：一群人（变化）走来走去，走的人多了，地上就"踩出"了一条路。</w:t>
-      </w:r>
-      <w:r>
-        <w:rPr>
-          <w:rFonts w:ascii="Microsoft YaHei" w:hAnsi="Microsoft YaHei" w:eastAsia="Microsoft YaHei"/>
-          <w:b/>
-          <w:sz w:val="22"/>
-        </w:rPr>
-        <w:t>路（场）不是先有的，是人（变化）走出来的。</w:t>
-      </w:r>
-      <w:r>
-        <w:rPr>
-          <w:rFonts w:ascii="Microsoft YaHei" w:hAnsi="Microsoft YaHei" w:eastAsia="Microsoft YaHei"/>
-          <w:sz w:val="22"/>
-        </w:rPr>
-        <w:t xml:space="preserve"> 传统量子场论是"先修路，再让人走"；我们说的是"人走着走着，路自然就出现了"。</w:t>
-      </w:r>
-    </w:p>
-    <w:p>
-      <w:pPr>
-        <w:spacing w:after="80" w:line="300" w:lineRule="auto"/>
-      </w:pPr>
-      <w:r>
-        <w:rPr>
-          <w:rFonts w:ascii="Microsoft YaHei" w:hAnsi="Microsoft YaHei" w:eastAsia="Microsoft YaHei"/>
-          <w:sz w:val="22"/>
-        </w:rPr>
-        <w:t>还可以用音乐来类比：一段旋律（场），本质是一串音符（变化）。传统思路是"先有旋律，再让音符去填"；我们说，</w:t>
-      </w:r>
-      <w:r>
-        <w:rPr>
-          <w:rFonts w:ascii="Microsoft YaHei" w:hAnsi="Microsoft YaHei" w:eastAsia="Microsoft YaHei"/>
-          <w:b/>
-          <w:sz w:val="22"/>
-        </w:rPr>
-        <w:t>是音符（变化）的组合，才构成了旋律（场）</w:t>
-      </w:r>
-      <w:r>
-        <w:rPr>
-          <w:rFonts w:ascii="Microsoft YaHei" w:hAnsi="Microsoft YaHei" w:eastAsia="Microsoft YaHei"/>
-          <w:sz w:val="22"/>
-        </w:rPr>
-        <w:t>。旋律不是装着音符的容器，旋律就是音符本身的一种组织方式。</w:t>
+        <w:t xml:space="preserve">谱方法使构造变得明确：每个物理读出都与一个算子、一个源和相应归一化联系。</w:t>
       </w:r>
     </w:p>
     <w:p>
@@ -2943,7 +3128,7 @@
           <w:color w:val="2E6B3A"/>
           <w:sz w:val="26"/>
         </w:rPr>
-        <w:t>本体的转向：从"存在的东西"到"变化本身"</w:t>
+        <w:t>物理学家怎么判断一个理论是"严格"的？——Wightman 公理</w:t>
       </w:r>
     </w:p>
     <w:p>
@@ -2955,7 +3140,22 @@
           <w:rFonts w:ascii="Microsoft YaHei" w:hAnsi="Microsoft YaHei" w:eastAsia="Microsoft YaHei"/>
           <w:sz w:val="22"/>
         </w:rPr>
-        <w:t>这就是我们整套方法的本体论转向：</w:t>
+        <w:t xml:space="preserve">在数学物理里，判断一个量子场论是否"严丝合缝"，有一个公认的黄金标准，叫 </w:t>
+      </w:r>
+      <w:r>
+        <w:rPr>
+          <w:rFonts w:ascii="Microsoft YaHei" w:hAnsi="Microsoft YaHei" w:eastAsia="Microsoft YaHei"/>
+          <w:b/>
+          <w:sz w:val="22"/>
+        </w:rPr>
+        <w:t>Wightman 公理</w:t>
+      </w:r>
+      <w:r>
+        <w:rPr>
+          <w:rFonts w:ascii="Microsoft YaHei" w:hAnsi="Microsoft YaHei" w:eastAsia="Microsoft YaHei"/>
+          <w:sz w:val="22"/>
+        </w:rPr>
+        <w:t>。它是 20 世纪 50 年代由 Wightman 提出的，包含几条规则（大致是：存在希尔伯特空间、存在真空态、场算符是分布、满足相对论协变性、满足局域性、满足谱条件等等）。</w:t>
       </w:r>
     </w:p>
     <w:p>
@@ -2967,6 +3167,112 @@
           <w:rFonts w:ascii="Microsoft YaHei" w:hAnsi="Microsoft YaHei" w:eastAsia="Microsoft YaHei"/>
           <w:sz w:val="22"/>
         </w:rPr>
+        <w:t xml:space="preserve">Wightman 公理为闵可夫斯基时空上的相对论量子场论提供准确条件。证明要对应具体的场、状态和动力学。</w:t>
+      </w:r>
+    </w:p>
+    <w:p>
+      <w:pPr>
+        <w:spacing w:after="80" w:line="300" w:lineRule="auto"/>
+      </w:pPr>
+      <w:r>
+        <w:rPr>
+          <w:rFonts w:ascii="Microsoft YaHei" w:hAnsi="Microsoft YaHei" w:eastAsia="Microsoft YaHei"/>
+          <w:b/>
+          <w:sz w:val="22"/>
+        </w:rPr>
+        <w:t>我们的框架，跟 Wightman 公理是什么关系？</w:t>
+      </w:r>
+    </w:p>
+    <w:p>
+      <w:pPr>
+        <w:spacing w:after="80" w:line="300" w:lineRule="auto"/>
+      </w:pPr>
+      <w:r>
+        <w:rPr>
+          <w:rFonts w:ascii="Microsoft YaHei" w:hAnsi="Microsoft YaHei" w:eastAsia="Microsoft YaHei"/>
+          <w:sz w:val="22"/>
+        </w:rPr>
+        <w:t/>
+      </w:r>
+      <w:r>
+        <w:rPr>
+          <w:rFonts w:ascii="Microsoft YaHei" w:hAnsi="Microsoft YaHei" w:eastAsia="Microsoft YaHei"/>
+          <w:b/>
+          <w:sz w:val="22"/>
+        </w:rPr>
+        <w:t/>
+      </w:r>
+      <w:r>
+        <w:rPr>
+          <w:rFonts w:ascii="Microsoft YaHei" w:hAnsi="Microsoft YaHei" w:eastAsia="Microsoft YaHei"/>
+          <w:sz w:val="22"/>
+        </w:rPr>
+        <w:t xml:space="preserve">本框架的基本对象是生成态和操作。当一种构造用相对论量子场论表示时，就在这个表示中检验协变性、谱正性和局域性。</w:t>
+      </w:r>
+    </w:p>
+    <w:p>
+      <w:pPr>
+        <w:spacing w:after="80" w:line="300" w:lineRule="auto"/>
+      </w:pPr>
+      <w:r>
+        <w:rPr>
+          <w:rFonts w:ascii="Microsoft YaHei" w:hAnsi="Microsoft YaHei" w:eastAsia="Microsoft YaHei"/>
+          <w:sz w:val="22"/>
+        </w:rPr>
+        <w:t/>
+      </w:r>
+      <w:r>
+        <w:rPr>
+          <w:rFonts w:ascii="Microsoft YaHei" w:hAnsi="Microsoft YaHei" w:eastAsia="Microsoft YaHei"/>
+          <w:b/>
+          <w:sz w:val="22"/>
+        </w:rPr>
+        <w:t/>
+      </w:r>
+      <w:r>
+        <w:rPr>
+          <w:rFonts w:ascii="Microsoft YaHei" w:hAnsi="Microsoft YaHei" w:eastAsia="Microsoft YaHei"/>
+          <w:sz w:val="22"/>
+        </w:rPr>
+        <w:t xml:space="preserve">自由谱实现提供可以直接检验的接口。相互作用生成观测量还需要配套论文给出的乘法估计、源动力学和极限控制。</w:t>
+      </w:r>
+    </w:p>
+    <w:p>
+      <w:pPr>
+        <w:spacing w:after="80" w:line="300" w:lineRule="auto"/>
+      </w:pPr>
+      <w:r>
+        <w:rPr>
+          <w:rFonts w:ascii="Microsoft YaHei" w:hAnsi="Microsoft YaHei" w:eastAsia="Microsoft YaHei"/>
+          <w:sz w:val="22"/>
+        </w:rPr>
+        <w:t/>
+      </w:r>
+      <w:r>
+        <w:rPr>
+          <w:rFonts w:ascii="Microsoft YaHei" w:hAnsi="Microsoft YaHei" w:eastAsia="Microsoft YaHei"/>
+          <w:b/>
+          <w:sz w:val="22"/>
+        </w:rPr>
+        <w:t/>
+      </w:r>
+      <w:r>
+        <w:rPr>
+          <w:rFonts w:ascii="Microsoft YaHei" w:hAnsi="Microsoft YaHei" w:eastAsia="Microsoft YaHei"/>
+          <w:sz w:val="22"/>
+        </w:rPr>
+        <w:t xml:space="preserve">两种描述的连接是具体的：比较它们使用的态空间、算子、谱测度和观测量。</w:t>
+      </w:r>
+    </w:p>
+    <w:p>
+      <w:pPr>
+        <w:spacing w:after="80" w:line="300" w:lineRule="auto"/>
+      </w:pPr>
+      <w:r>
+        <w:rPr>
+          <w:rFonts w:ascii="Microsoft YaHei" w:hAnsi="Microsoft YaHei" w:eastAsia="Microsoft YaHei"/>
+          <w:sz w:val="22"/>
+        </w:rPr>
         <w:t xml:space="preserve">&gt; </w:t>
       </w:r>
       <w:r>
@@ -2975,154 +3281,6 @@
           <w:b/>
           <w:sz w:val="22"/>
         </w:rPr>
-        <w:t>不是"变化发生在场里"，而是"场由变化生成"。变化是本体，场是派生的。</w:t>
-      </w:r>
-    </w:p>
-    <w:p>
-      <w:pPr>
-        <w:spacing w:after="80" w:line="300" w:lineRule="auto"/>
-      </w:pPr>
-      <w:r>
-        <w:rPr>
-          <w:rFonts w:ascii="Microsoft YaHei" w:hAnsi="Microsoft YaHei" w:eastAsia="Microsoft YaHei"/>
-          <w:sz w:val="22"/>
-        </w:rPr>
-        <w:t>一旦承认这一点，杨-米尔斯猜想的两个难点就都换了一种问法：</w:t>
-      </w:r>
-    </w:p>
-    <w:p>
-      <w:pPr>
-        <w:spacing w:after="40"/>
-        <w:ind w:left="360"/>
-      </w:pPr>
-      <w:r>
-        <w:rPr>
-          <w:rFonts w:ascii="Microsoft YaHei" w:hAnsi="Microsoft YaHei" w:eastAsia="Microsoft YaHei"/>
-          <w:b/>
-          <w:color w:val="1F4E79"/>
-          <w:sz w:val="22"/>
-        </w:rPr>
-        <w:t xml:space="preserve">• </w:t>
-      </w:r>
-      <w:r>
-        <w:rPr>
-          <w:rFonts w:ascii="Microsoft YaHei" w:hAnsi="Microsoft YaHei" w:eastAsia="Microsoft YaHei"/>
-          <w:sz w:val="22"/>
-        </w:rPr>
-        <w:t xml:space="preserve">存在性问题要求定义良好的生成态空间、观测代数和演化；</w:t>
-      </w:r>
-    </w:p>
-    <w:p>
-      <w:pPr>
-        <w:spacing w:after="40"/>
-        <w:ind w:left="360"/>
-      </w:pPr>
-      <w:r>
-        <w:rPr>
-          <w:rFonts w:ascii="Microsoft YaHei" w:hAnsi="Microsoft YaHei" w:eastAsia="Microsoft YaHei"/>
-          <w:b/>
-          <w:color w:val="1F4E79"/>
-          <w:sz w:val="22"/>
-        </w:rPr>
-        <w:t xml:space="preserve">• </w:t>
-      </w:r>
-      <w:r>
-        <w:rPr>
-          <w:rFonts w:ascii="Microsoft YaHei" w:hAnsi="Microsoft YaHei" w:eastAsia="Microsoft YaHei"/>
-          <w:sz w:val="22"/>
-        </w:rPr>
-        <w:t xml:space="preserve">质量隙问题要求所选状态附近的物理涨落算子具有正的下界。</w:t>
-      </w:r>
-    </w:p>
-    <w:p>
-      <w:pPr>
-        <w:spacing w:after="80" w:line="300" w:lineRule="auto"/>
-      </w:pPr>
-      <w:r>
-        <w:rPr>
-          <w:rFonts w:ascii="Microsoft YaHei" w:hAnsi="Microsoft YaHei" w:eastAsia="Microsoft YaHei"/>
-          <w:sz w:val="22"/>
-        </w:rPr>
-        <w:t>换句话说：</w:t>
-      </w:r>
-      <w:r>
-        <w:rPr>
-          <w:rFonts w:ascii="Microsoft YaHei" w:hAnsi="Microsoft YaHei" w:eastAsia="Microsoft YaHei"/>
-          <w:b/>
-          <w:sz w:val="22"/>
-        </w:rPr>
-        <w:t>我们不再试图"直接构建场"（那是构建变化的容器，本末倒置），而是从"变化"本身出发，让场作为变化的结构涌现出来。</w:t>
-      </w:r>
-    </w:p>
-    <w:p>
-      <w:pPr>
-        <w:spacing w:after="80" w:line="300" w:lineRule="auto"/>
-      </w:pPr>
-      <w:r>
-        <w:rPr>
-          <w:rFonts w:ascii="Microsoft YaHei" w:hAnsi="Microsoft YaHei" w:eastAsia="Microsoft YaHei"/>
-          <w:sz w:val="22"/>
-        </w:rPr>
-        <w:t>这个转向，是一切后续方法的起点。它把"量子场论构造难"这个百年难题，从"数学技巧问题"重新定位成了"出发点问题"——问题不在"怎么搭容器"，而在"我们根本不该从容器出发"。</w:t>
-      </w:r>
-    </w:p>
-    <w:p>
-      <w:pPr>
-        <w:pStyle w:val="Heading3"/>
-        <w:spacing w:before="200" w:after="120"/>
-      </w:pPr>
-      <w:r>
-        <w:rPr>
-          <w:rFonts w:ascii="Microsoft YaHei" w:hAnsi="Microsoft YaHei" w:eastAsia="Microsoft YaHei"/>
-          <w:b/>
-          <w:color w:val="2E6B3A"/>
-          <w:sz w:val="26"/>
-        </w:rPr>
-        <w:t>杨-米尔斯猜想，难在哪里？</w:t>
-      </w:r>
-    </w:p>
-    <w:p>
-      <w:pPr>
-        <w:spacing w:after="80" w:line="300" w:lineRule="auto"/>
-      </w:pPr>
-      <w:r>
-        <w:rPr>
-          <w:rFonts w:ascii="Microsoft YaHei" w:hAnsi="Microsoft YaHei" w:eastAsia="Microsoft YaHei"/>
-          <w:sz w:val="22"/>
-        </w:rPr>
-        <w:t>杨-米尔斯理论是标准模型中强力（QCD）的数学骨架。克雷研究所悬赏百万美元，其实是在问两个极具体的问题：</w:t>
-      </w:r>
-    </w:p>
-    <w:p>
-      <w:pPr>
-        <w:spacing w:after="80" w:line="300" w:lineRule="auto"/>
-      </w:pPr>
-      <w:r>
-        <w:rPr>
-          <w:rFonts w:ascii="Microsoft YaHei" w:hAnsi="Microsoft YaHei" w:eastAsia="Microsoft YaHei"/>
-          <w:b/>
-          <w:sz w:val="22"/>
-        </w:rPr>
-        <w:t>第一，存在性</w:t>
-      </w:r>
-      <w:r>
-        <w:rPr>
-          <w:rFonts w:ascii="Microsoft YaHei" w:hAnsi="Microsoft YaHei" w:eastAsia="Microsoft YaHei"/>
-          <w:sz w:val="22"/>
-        </w:rPr>
-        <w:t>：在四维时空里，这个量子理论能否被严格构造出来，而不出现数学上的"爆掉"（无穷大）？</w:t>
-      </w:r>
-    </w:p>
-    <w:p>
-      <w:pPr>
-        <w:spacing w:after="80" w:line="300" w:lineRule="auto"/>
-      </w:pPr>
-      <w:r>
-        <w:rPr>
-          <w:rFonts w:ascii="Microsoft YaHei" w:hAnsi="Microsoft YaHei" w:eastAsia="Microsoft YaHei"/>
-          <w:b/>
-          <w:sz w:val="22"/>
-        </w:rPr>
         <w:t/>
       </w:r>
       <w:r>
@@ -3130,158 +3288,7 @@
           <w:rFonts w:ascii="Microsoft YaHei" w:hAnsi="Microsoft YaHei" w:eastAsia="Microsoft YaHei"/>
           <w:sz w:val="22"/>
         </w:rPr>
-        <w:t xml:space="preserve">第二，质量隙要求真空以上的物理谱具有正间隔。相关对象是胶球通道等规范不变激发；基本胶子的质量是另一个量。</w:t>
-      </w:r>
-      <w:r>
-        <w:rPr>
-          <w:rFonts w:ascii="Microsoft YaHei" w:hAnsi="Microsoft YaHei" w:eastAsia="Microsoft YaHei"/>
-          <w:b/>
-          <w:sz w:val="22"/>
-        </w:rPr>
-        <w:t/>
-      </w:r>
-      <w:r>
-        <w:rPr>
-          <w:rFonts w:ascii="Microsoft YaHei" w:hAnsi="Microsoft YaHei" w:eastAsia="Microsoft YaHei"/>
-          <w:sz w:val="22"/>
-        </w:rPr>
-        <w:t/>
-      </w:r>
-    </w:p>
-    <w:p>
-      <w:pPr>
-        <w:spacing w:after="80" w:line="300" w:lineRule="auto"/>
-      </w:pPr>
-      <w:r>
-        <w:rPr>
-          <w:rFonts w:ascii="Microsoft YaHei" w:hAnsi="Microsoft YaHei" w:eastAsia="Microsoft YaHei"/>
-          <w:sz w:val="22"/>
-        </w:rPr>
-        <w:t xml:space="preserve">物理谱由相互作用动力学决定。紧致内部几何提供谱数据，正性和质量隙还需要相应的源与涨落分析。</w:t>
-      </w:r>
-    </w:p>
-    <w:p>
-      <w:pPr>
-        <w:spacing w:after="80" w:line="300" w:lineRule="auto"/>
-      </w:pPr>
-      <w:r>
-        <w:rPr>
-          <w:rFonts w:ascii="Microsoft YaHei" w:hAnsi="Microsoft YaHei" w:eastAsia="Microsoft YaHei"/>
-          <w:b/>
-          <w:sz w:val="22"/>
-        </w:rPr>
-        <w:t xml:space="preserve">我们的构造从紧致内部响应空间 RP³ 及其生成操作开始。</w:t>
-      </w:r>
-    </w:p>
-    <w:p>
-      <w:pPr>
-        <w:spacing w:after="80" w:line="300" w:lineRule="auto"/>
-      </w:pPr>
-      <w:r>
-        <w:rPr>
-          <w:rFonts w:ascii="Microsoft YaHei" w:hAnsi="Microsoft YaHei" w:eastAsia="Microsoft YaHei"/>
-          <w:sz w:val="22"/>
-        </w:rPr>
-        <w:t xml:space="preserve">它的谱是离散的，包含无限模态塔。框架中的标量质量隙 m_δ 来自完整相对凝聚势在正分支上的归一化曲率，谱尾界控制有限计算的误差。</w:t>
-      </w:r>
-      <w:r>
-        <w:rPr>
-          <w:rFonts w:ascii="Consolas" w:hAnsi="Consolas" w:eastAsia="Microsoft YaHei"/>
-          <w:color w:val="8C2F2F"/>
-          <w:sz w:val="20"/>
-        </w:rPr>
-        <w:t/>
-      </w:r>
-      <w:r>
-        <w:rPr>
-          <w:rFonts w:ascii="Microsoft YaHei" w:hAnsi="Microsoft YaHei" w:eastAsia="Microsoft YaHei"/>
-          <w:sz w:val="22"/>
-        </w:rPr>
-        <w:t/>
-      </w:r>
-      <w:r>
-        <w:rPr>
-          <w:rFonts w:ascii="Microsoft YaHei" w:hAnsi="Microsoft YaHei" w:eastAsia="Microsoft YaHei"/>
-          <w:b/>
-          <w:sz w:val="22"/>
-        </w:rPr>
-        <w:t/>
-      </w:r>
-      <w:r>
-        <w:rPr>
-          <w:rFonts w:ascii="Microsoft YaHei" w:hAnsi="Microsoft YaHei" w:eastAsia="Microsoft YaHei"/>
-          <w:sz w:val="22"/>
-        </w:rPr>
-        <w:t/>
-      </w:r>
-      <w:r>
-        <w:rPr>
-          <w:rFonts w:ascii="Microsoft YaHei" w:hAnsi="Microsoft YaHei" w:eastAsia="Microsoft YaHei"/>
-          <w:b/>
-          <w:sz w:val="22"/>
-        </w:rPr>
-        <w:t/>
-      </w:r>
-      <w:r>
-        <w:rPr>
-          <w:rFonts w:ascii="Microsoft YaHei" w:hAnsi="Microsoft YaHei" w:eastAsia="Microsoft YaHei"/>
-          <w:sz w:val="22"/>
-        </w:rPr>
-        <w:t/>
-      </w:r>
-    </w:p>
-    <w:p>
-      <w:pPr>
-        <w:spacing w:after="80" w:line="300" w:lineRule="auto"/>
-      </w:pPr>
-      <w:r>
-        <w:rPr>
-          <w:rFonts w:ascii="Microsoft YaHei" w:hAnsi="Microsoft YaHei" w:eastAsia="Microsoft YaHei"/>
-          <w:sz w:val="22"/>
-        </w:rPr>
-        <w:t/>
-      </w:r>
-      <w:r>
-        <w:rPr>
-          <w:rFonts w:ascii="Microsoft YaHei" w:hAnsi="Microsoft YaHei" w:eastAsia="Microsoft YaHei"/>
-          <w:b/>
-          <w:sz w:val="22"/>
-        </w:rPr>
-        <w:t/>
-      </w:r>
-      <w:r>
-        <w:rPr>
-          <w:rFonts w:ascii="Microsoft YaHei" w:hAnsi="Microsoft YaHei" w:eastAsia="Microsoft YaHei"/>
-          <w:sz w:val="22"/>
-        </w:rPr>
-        <w:t xml:space="preserve">Guo（2026d）在明确的源、减法和归一化下建立这一内部标量结果。物理颜色通道的解释使用其动态观测量，以及这些观测量与标量响应的重叠。</w:t>
-      </w:r>
-    </w:p>
-    <w:p>
-      <w:pPr>
-        <w:spacing w:after="80" w:line="300" w:lineRule="auto"/>
-      </w:pPr>
-      <w:r>
-        <w:rPr>
-          <w:rFonts w:ascii="Microsoft YaHei" w:hAnsi="Microsoft YaHei" w:eastAsia="Microsoft YaHei"/>
-          <w:sz w:val="22"/>
-        </w:rPr>
-        <w:t xml:space="preserve">&gt; </w:t>
-      </w:r>
-      <w:r>
-        <w:rPr>
-          <w:rFonts w:ascii="Microsoft YaHei" w:hAnsi="Microsoft YaHei" w:eastAsia="Microsoft YaHei"/>
-          <w:b/>
-          <w:sz w:val="22"/>
-        </w:rPr>
-        <w:t/>
-      </w:r>
-      <w:r>
-        <w:rPr>
-          <w:rFonts w:ascii="Microsoft YaHei" w:hAnsi="Microsoft YaHei" w:eastAsia="Microsoft YaHei"/>
-          <w:sz w:val="22"/>
-        </w:rPr>
-        <w:t xml:space="preserve">紧致性组织模态；凝聚势和归一化涨落算子确定标量质量隙。</w:t>
+        <w:t xml:space="preserve">物理表示的检验对象，是实际生成的对象及其满足的方程。</w:t>
       </w:r>
     </w:p>
     <w:p>
@@ -3304,7 +3311,19 @@
           <w:color w:val="1F4E79"/>
           <w:sz w:val="32"/>
         </w:rPr>
-        <w:t>四、换个起点：从"变化"出发，用谱求和</w:t>
+        <w:t>五、方法的几个关键要点</w:t>
+      </w:r>
+    </w:p>
+    <w:p>
+      <w:pPr>
+        <w:spacing w:after="80" w:line="300" w:lineRule="auto"/>
+      </w:pPr>
+      <w:r>
+        <w:rPr>
+          <w:rFonts w:ascii="Microsoft YaHei" w:hAnsi="Microsoft YaHei" w:eastAsia="Microsoft YaHei"/>
+          <w:sz w:val="22"/>
+        </w:rPr>
+        <w:t>这一章把我们的方法拆成几个可操作的技术要点。每一个都对应一个具体的、已在代码里实现的计算环节。</w:t>
       </w:r>
     </w:p>
     <w:p>
@@ -3319,7 +3338,7 @@
           <w:color w:val="2E6B3A"/>
           <w:sz w:val="26"/>
         </w:rPr>
-        <w:t>怎么"抓住"变化？</w:t>
+        <w:t>要点一：谱的三个层次</w:t>
       </w:r>
     </w:p>
     <w:p>
@@ -3331,66 +3350,7 @@
           <w:rFonts w:ascii="Microsoft YaHei" w:hAnsi="Microsoft YaHei" w:eastAsia="Microsoft YaHei"/>
           <w:sz w:val="22"/>
         </w:rPr>
-        <w:t>如果变化是本体，那第一个实际问题就是：</w:t>
-      </w:r>
-      <w:r>
-        <w:rPr>
-          <w:rFonts w:ascii="Microsoft YaHei" w:hAnsi="Microsoft YaHei" w:eastAsia="Microsoft YaHei"/>
-          <w:b/>
-          <w:sz w:val="22"/>
-        </w:rPr>
-        <w:t>我们怎么在数学上"抓住"变化、分析变化？</w:t>
-      </w:r>
-    </w:p>
-    <w:p>
-      <w:pPr>
-        <w:spacing w:after="80" w:line="300" w:lineRule="auto"/>
-      </w:pPr>
-      <w:r>
-        <w:rPr>
-          <w:rFonts w:ascii="Microsoft YaHei" w:hAnsi="Microsoft YaHei" w:eastAsia="Microsoft YaHei"/>
-          <w:sz w:val="22"/>
-        </w:rPr>
-        <w:t>答案是：用</w:t>
-      </w:r>
-      <w:r>
-        <w:rPr>
-          <w:rFonts w:ascii="Microsoft YaHei" w:hAnsi="Microsoft YaHei" w:eastAsia="Microsoft YaHei"/>
-          <w:b/>
-          <w:sz w:val="22"/>
-        </w:rPr>
-        <w:t>谱</w:t>
-      </w:r>
-      <w:r>
-        <w:rPr>
-          <w:rFonts w:ascii="Microsoft YaHei" w:hAnsi="Microsoft YaHei" w:eastAsia="Microsoft YaHei"/>
-          <w:sz w:val="22"/>
-        </w:rPr>
-        <w:t>。</w:t>
-      </w:r>
-    </w:p>
-    <w:p>
-      <w:pPr>
-        <w:spacing w:after="80" w:line="300" w:lineRule="auto"/>
-      </w:pPr>
-      <w:r>
-        <w:rPr>
-          <w:rFonts w:ascii="Microsoft YaHei" w:hAnsi="Microsoft YaHei" w:eastAsia="Microsoft YaHei"/>
-          <w:sz w:val="22"/>
-        </w:rPr>
-        <w:t>什么是谱？谱就是"一组频率的集合"。</w:t>
-      </w:r>
-    </w:p>
-    <w:p>
-      <w:pPr>
-        <w:spacing w:after="80" w:line="300" w:lineRule="auto"/>
-      </w:pPr>
-      <w:r>
-        <w:rPr>
-          <w:rFonts w:ascii="Microsoft YaHei" w:hAnsi="Microsoft YaHei" w:eastAsia="Microsoft YaHei"/>
-          <w:sz w:val="22"/>
-        </w:rPr>
-        <w:t xml:space="preserve">对这里所用的算子，谱分解把变化表示为模态及其幅度。本征值、乘法和源耦合共同描述所研究的响应。</w:t>
+        <w:t>我们区分谱的三个层次，由具体到抽象：</w:t>
       </w:r>
     </w:p>
     <w:p>
@@ -3405,14 +3365,22 @@
           <w:color w:val="1F4E79"/>
           <w:sz w:val="22"/>
         </w:rPr>
-        <w:t xml:space="preserve">• </w:t>
-      </w:r>
-      <w:r>
-        <w:rPr>
-          <w:rFonts w:ascii="Microsoft YaHei" w:hAnsi="Microsoft YaHei" w:eastAsia="Microsoft YaHei"/>
-          <w:sz w:val="22"/>
-        </w:rPr>
-        <w:t>一根琴弦有它的谱（基音 + 泛音）；</w:t>
+        <w:t xml:space="preserve">1. </w:t>
+      </w:r>
+      <w:r>
+        <w:rPr>
+          <w:rFonts w:ascii="Microsoft YaHei" w:hAnsi="Microsoft YaHei" w:eastAsia="Microsoft YaHei"/>
+          <w:b/>
+          <w:sz w:val="22"/>
+        </w:rPr>
+        <w:t>离散谱</w:t>
+      </w:r>
+      <w:r>
+        <w:rPr>
+          <w:rFonts w:ascii="Microsoft YaHei" w:hAnsi="Microsoft YaHei" w:eastAsia="Microsoft YaHei"/>
+          <w:sz w:val="22"/>
+        </w:rPr>
+        <w:t>（最具体）：一个个具体的量——粒子的质量、能隙、三代费米子的层级、规范耦合常数。这是最终要和观测对照的东西。</w:t>
       </w:r>
     </w:p>
     <w:p>
@@ -3427,14 +3395,22 @@
           <w:color w:val="1F4E79"/>
           <w:sz w:val="22"/>
         </w:rPr>
-        <w:t xml:space="preserve">• </w:t>
-      </w:r>
-      <w:r>
-        <w:rPr>
-          <w:rFonts w:ascii="Microsoft YaHei" w:hAnsi="Microsoft YaHei" w:eastAsia="Microsoft YaHei"/>
-          <w:sz w:val="22"/>
-        </w:rPr>
-        <w:t>一面鼓有它的谱（鼓面振动的各个频率）；</w:t>
+        <w:t xml:space="preserve">2. </w:t>
+      </w:r>
+      <w:r>
+        <w:rPr>
+          <w:rFonts w:ascii="Microsoft YaHei" w:hAnsi="Microsoft YaHei" w:eastAsia="Microsoft YaHei"/>
+          <w:b/>
+          <w:sz w:val="22"/>
+        </w:rPr>
+        <w:t>谱和</w:t>
+      </w:r>
+      <w:r>
+        <w:rPr>
+          <w:rFonts w:ascii="Microsoft YaHei" w:hAnsi="Microsoft YaHei" w:eastAsia="Microsoft YaHei"/>
+          <w:sz w:val="22"/>
+        </w:rPr>
+        <w:t>（中间层）：对谱做求和、取迹、计算密度——比如"窗口容量"（一个窗口里能装下多少谱模）。这是从离散谱走向连续极限的桥梁。</w:t>
       </w:r>
     </w:p>
     <w:p>
@@ -3449,14 +3425,61 @@
           <w:color w:val="1F4E79"/>
           <w:sz w:val="22"/>
         </w:rPr>
-        <w:t xml:space="preserve">• </w:t>
-      </w:r>
-      <w:r>
-        <w:rPr>
-          <w:rFonts w:ascii="Microsoft YaHei" w:hAnsi="Microsoft YaHei" w:eastAsia="Microsoft YaHei"/>
-          <w:sz w:val="22"/>
-        </w:rPr>
-        <w:t>一个原子有它的谱（电子能级之间的跃迁频率）；</w:t>
+        <w:t xml:space="preserve">3. </w:t>
+      </w:r>
+      <w:r>
+        <w:rPr>
+          <w:rFonts w:ascii="Microsoft YaHei" w:hAnsi="Microsoft YaHei" w:eastAsia="Microsoft YaHei"/>
+          <w:b/>
+          <w:sz w:val="22"/>
+        </w:rPr>
+        <w:t>连续极限 / 正规化</w:t>
+      </w:r>
+      <w:r>
+        <w:rPr>
+          <w:rFonts w:ascii="Microsoft YaHei" w:hAnsi="Microsoft YaHei" w:eastAsia="Microsoft YaHei"/>
+          <w:sz w:val="22"/>
+        </w:rPr>
+        <w:t>（最抽象）：用 Weyl 律、热核展开、KK 约化等方法，处理谱在无穷远处的行为。这是让计算"收敛、不发散"的关键。</w:t>
+      </w:r>
+    </w:p>
+    <w:p>
+      <w:pPr>
+        <w:spacing w:after="80" w:line="300" w:lineRule="auto"/>
+      </w:pPr>
+      <w:r>
+        <w:rPr>
+          <w:rFonts w:ascii="Microsoft YaHei" w:hAnsi="Microsoft YaHei" w:eastAsia="Microsoft YaHei"/>
+          <w:sz w:val="22"/>
+        </w:rPr>
+        <w:t>三个层次缺一不可：没有离散谱就没有可对照的预言；没有谱和就没有内部自洽；没有连续极限就没有"不发散"。这套三层结构，对应了"具体 ↔ 中间 ↔ 抽象"的完整链条。</w:t>
+      </w:r>
+    </w:p>
+    <w:p>
+      <w:pPr>
+        <w:pStyle w:val="Heading3"/>
+        <w:spacing w:before="200" w:after="120"/>
+      </w:pPr>
+      <w:r>
+        <w:rPr>
+          <w:rFonts w:ascii="Microsoft YaHei" w:hAnsi="Microsoft YaHei" w:eastAsia="Microsoft YaHei"/>
+          <w:b/>
+          <w:color w:val="2E6B3A"/>
+          <w:sz w:val="26"/>
+        </w:rPr>
+        <w:t>要点二：双端正规化</w:t>
+      </w:r>
+    </w:p>
+    <w:p>
+      <w:pPr>
+        <w:spacing w:after="80" w:line="300" w:lineRule="auto"/>
+      </w:pPr>
+      <w:r>
+        <w:rPr>
+          <w:rFonts w:ascii="Microsoft YaHei" w:hAnsi="Microsoft YaHei" w:eastAsia="Microsoft YaHei"/>
+          <w:sz w:val="22"/>
+        </w:rPr>
+        <w:t xml:space="preserve">高频端和低频端在计算中承担不同角色：</w:t>
       </w:r>
     </w:p>
     <w:p>
@@ -3476,9 +3499,77 @@
       <w:r>
         <w:rPr>
           <w:rFonts w:ascii="Microsoft YaHei" w:hAnsi="Microsoft YaHei" w:eastAsia="Microsoft YaHei"/>
-          <w:sz w:val="22"/>
-        </w:rPr>
-        <w:t>我们的内部空间（RP³）也有它的谱（各种振动模式的频率）。</w:t>
+          <w:b/>
+          <w:sz w:val="22"/>
+        </w:rPr>
+        <w:t/>
+      </w:r>
+      <w:r>
+        <w:rPr>
+          <w:rFonts w:ascii="Microsoft YaHei" w:hAnsi="Microsoft YaHei" w:eastAsia="Microsoft YaHei"/>
+          <w:sz w:val="22"/>
+        </w:rPr>
+        <w:t/>
+      </w:r>
+      <w:r>
+        <w:rPr>
+          <w:rFonts w:ascii="Microsoft YaHei" w:hAnsi="Microsoft YaHei" w:eastAsia="Microsoft YaHei"/>
+          <w:b/>
+          <w:sz w:val="22"/>
+        </w:rPr>
+        <w:t/>
+      </w:r>
+      <w:r>
+        <w:rPr>
+          <w:rFonts w:ascii="Microsoft YaHei" w:hAnsi="Microsoft YaHei" w:eastAsia="Microsoft YaHei"/>
+          <w:sz w:val="22"/>
+        </w:rPr>
+        <w:t xml:space="preserve">在高频端，高斯权重压低谱尾，其合成遵循最小无偏变化规则。生产响应采用有限域 R=5，并使用明确的尾界和积分误差控制；</w:t>
+      </w:r>
+    </w:p>
+    <w:p>
+      <w:pPr>
+        <w:spacing w:after="40"/>
+        <w:ind w:left="360"/>
+      </w:pPr>
+      <w:r>
+        <w:rPr>
+          <w:rFonts w:ascii="Microsoft YaHei" w:hAnsi="Microsoft YaHei" w:eastAsia="Microsoft YaHei"/>
+          <w:b/>
+          <w:color w:val="1F4E79"/>
+          <w:sz w:val="22"/>
+        </w:rPr>
+        <w:t xml:space="preserve">• </w:t>
+      </w:r>
+      <w:r>
+        <w:rPr>
+          <w:rFonts w:ascii="Microsoft YaHei" w:hAnsi="Microsoft YaHei" w:eastAsia="Microsoft YaHei"/>
+          <w:b/>
+          <w:sz w:val="22"/>
+        </w:rPr>
+        <w:t/>
+      </w:r>
+      <w:r>
+        <w:rPr>
+          <w:rFonts w:ascii="Microsoft YaHei" w:hAnsi="Microsoft YaHei" w:eastAsia="Microsoft YaHei"/>
+          <w:sz w:val="22"/>
+        </w:rPr>
+        <w:t xml:space="preserve">在低频端，红外端点及其源读出确定大尺度量。端点条件和物理响应共同规定这一部分计算。</w:t>
+      </w:r>
+      <w:r>
+        <w:rPr>
+          <w:rFonts w:ascii="Microsoft YaHei" w:hAnsi="Microsoft YaHei" w:eastAsia="Microsoft YaHei"/>
+          <w:b/>
+          <w:sz w:val="22"/>
+        </w:rPr>
+        <w:t/>
+      </w:r>
+      <w:r>
+        <w:rPr>
+          <w:rFonts w:ascii="Microsoft YaHei" w:hAnsi="Microsoft YaHei" w:eastAsia="Microsoft YaHei"/>
+          <w:sz w:val="22"/>
+        </w:rPr>
+        <w:t/>
       </w:r>
     </w:p>
     <w:p>
@@ -3488,44 +3579,9 @@
       <w:r>
         <w:rPr>
           <w:rFonts w:ascii="Microsoft YaHei" w:hAnsi="Microsoft YaHei" w:eastAsia="Microsoft YaHei"/>
-          <w:b/>
-          <w:sz w:val="22"/>
-        </w:rPr>
-        <w:t/>
-      </w:r>
-      <w:r>
-        <w:rPr>
-          <w:rFonts w:ascii="Microsoft YaHei" w:hAnsi="Microsoft YaHei" w:eastAsia="Microsoft YaHei"/>
-          <w:sz w:val="22"/>
-        </w:rPr>
-        <w:t xml:space="preserve">谱提供模态数值，而幅度、乘法和源映射说明这些模态怎样进入观测。</w:t>
-      </w:r>
-    </w:p>
-    <w:p>
-      <w:pPr>
-        <w:spacing w:after="80" w:line="300" w:lineRule="auto"/>
-      </w:pPr>
-      <w:r>
-        <w:rPr>
-          <w:rFonts w:ascii="Microsoft YaHei" w:hAnsi="Microsoft YaHei" w:eastAsia="Microsoft YaHei"/>
-          <w:sz w:val="22"/>
-        </w:rPr>
-        <w:t xml:space="preserve">框架从内部载体上的这些生成操作开始，再通过宏观读出引入外部几何描述。</w:t>
-      </w:r>
-      <w:r>
-        <w:rPr>
-          <w:rFonts w:ascii="Microsoft YaHei" w:hAnsi="Microsoft YaHei" w:eastAsia="Microsoft YaHei"/>
-          <w:b/>
-          <w:sz w:val="22"/>
-        </w:rPr>
-        <w:t/>
-      </w:r>
-      <w:r>
-        <w:rPr>
-          <w:rFonts w:ascii="Microsoft YaHei" w:hAnsi="Microsoft YaHei" w:eastAsia="Microsoft YaHei"/>
-          <w:sz w:val="22"/>
-        </w:rPr>
-        <w:t/>
+          <w:sz w:val="22"/>
+        </w:rPr>
+        <w:t xml:space="preserve">完整计算因此要明确响应域、端点条件及有限求值的误差。</w:t>
       </w:r>
     </w:p>
     <w:p>
@@ -3540,7 +3596,7 @@
           <w:color w:val="2E6B3A"/>
           <w:sz w:val="26"/>
         </w:rPr>
-        <w:t>谱求和：从谱出发，对偶地重建一切</w:t>
+        <w:t>要点三：熵是 UV↔IR 的桥梁</w:t>
       </w:r>
     </w:p>
     <w:p>
@@ -3552,15 +3608,15 @@
           <w:rFonts w:ascii="Microsoft YaHei" w:hAnsi="Microsoft YaHei" w:eastAsia="Microsoft YaHei"/>
           <w:sz w:val="22"/>
         </w:rPr>
-        <w:t>我们的方法，叫</w:t>
-      </w:r>
-      <w:r>
-        <w:rPr>
-          <w:rFonts w:ascii="Microsoft YaHei" w:hAnsi="Microsoft YaHei" w:eastAsia="Microsoft YaHei"/>
-          <w:b/>
-          <w:sz w:val="22"/>
-        </w:rPr>
-        <w:t>谱求和（spectral-sum representation）</w:t>
+        <w:t>一个出人意料但贯穿全局的量是</w:t>
+      </w:r>
+      <w:r>
+        <w:rPr>
+          <w:rFonts w:ascii="Microsoft YaHei" w:hAnsi="Microsoft YaHei" w:eastAsia="Microsoft YaHei"/>
+          <w:b/>
+          <w:sz w:val="22"/>
+        </w:rPr>
+        <w:t>熵</w:t>
       </w:r>
       <w:r>
         <w:rPr>
@@ -3579,22 +3635,52 @@
           <w:rFonts w:ascii="Microsoft YaHei" w:hAnsi="Microsoft YaHei" w:eastAsia="Microsoft YaHei"/>
           <w:sz w:val="22"/>
         </w:rPr>
-        <w:t/>
-      </w:r>
-      <w:r>
-        <w:rPr>
-          <w:rFonts w:ascii="Microsoft YaHei" w:hAnsi="Microsoft YaHei" w:eastAsia="Microsoft YaHei"/>
-          <w:b/>
-          <w:sz w:val="22"/>
-        </w:rPr>
-        <w:t/>
-      </w:r>
-      <w:r>
-        <w:rPr>
-          <w:rFonts w:ascii="Microsoft YaHei" w:hAnsi="Microsoft YaHei" w:eastAsia="Microsoft YaHei"/>
-          <w:sz w:val="22"/>
-        </w:rPr>
-        <w:t xml:space="preserve">方法把谱与生成的算子代数、状态和源映射结合，用来构造有效场、几何、规范结构和相互作用。</w:t>
+        <w:t xml:space="preserve">我们算出，从紫外窗口到红外窗口的"跨度"，取对数之后是 </w:t>
+      </w:r>
+      <w:r>
+        <w:rPr>
+          <w:rFonts w:ascii="Consolas" w:hAnsi="Consolas" w:eastAsia="Microsoft YaHei"/>
+          <w:color w:val="8C2F2F"/>
+          <w:sz w:val="20"/>
+        </w:rPr>
+        <w:t>∫γ_M = ln(窗口跨度) = 139.253</w:t>
+      </w:r>
+      <w:r>
+        <w:rPr>
+          <w:rFonts w:ascii="Microsoft YaHei" w:hAnsi="Microsoft YaHei" w:eastAsia="Microsoft YaHei"/>
+          <w:sz w:val="22"/>
+        </w:rPr>
+        <w:t xml:space="preserve">。这个数，正是一个玻尔兹曼熵 </w:t>
+      </w:r>
+      <w:r>
+        <w:rPr>
+          <w:rFonts w:ascii="Consolas" w:hAnsi="Consolas" w:eastAsia="Microsoft YaHei"/>
+          <w:color w:val="8C2F2F"/>
+          <w:sz w:val="20"/>
+        </w:rPr>
+        <w:t>S = ln W</w:t>
+      </w:r>
+      <w:r>
+        <w:rPr>
+          <w:rFonts w:ascii="Microsoft YaHei" w:hAnsi="Microsoft YaHei" w:eastAsia="Microsoft YaHei"/>
+          <w:sz w:val="22"/>
+        </w:rPr>
+        <w:t xml:space="preserve">——其中 </w:t>
+      </w:r>
+      <w:r>
+        <w:rPr>
+          <w:rFonts w:ascii="Consolas" w:hAnsi="Consolas" w:eastAsia="Microsoft YaHei"/>
+          <w:color w:val="8C2F2F"/>
+          <w:sz w:val="20"/>
+        </w:rPr>
+        <w:t>W</w:t>
+      </w:r>
+      <w:r>
+        <w:rPr>
+          <w:rFonts w:ascii="Microsoft YaHei" w:hAnsi="Microsoft YaHei" w:eastAsia="Microsoft YaHei"/>
+          <w:sz w:val="22"/>
+        </w:rPr>
+        <w:t xml:space="preserve"> 是"窗口能容纳的变化方式数"。</w:t>
       </w:r>
     </w:p>
     <w:p>
@@ -3604,17 +3690,17 @@
       <w:r>
         <w:rPr>
           <w:rFonts w:ascii="Microsoft YaHei" w:hAnsi="Microsoft YaHei" w:eastAsia="Microsoft YaHei"/>
-          <w:sz w:val="22"/>
-        </w:rPr>
-        <w:t>打个比方：一段音乐，本质上是一串音符（谱）。我们不去假设"音乐必须装在一个叫乐谱的容器里"，而是直接分析这串音符本身。然后我们会惊讶地发现：</w:t>
-      </w:r>
-      <w:r>
-        <w:rPr>
-          <w:rFonts w:ascii="Microsoft YaHei" w:hAnsi="Microsoft YaHei" w:eastAsia="Microsoft YaHei"/>
-          <w:b/>
-          <w:sz w:val="22"/>
-        </w:rPr>
-        <w:t>从这串音符里，能自动"长"出和声、旋律、节奏——也就是传统上认为需要"先有乐谱结构"才能有的东西。</w:t>
+          <w:b/>
+          <w:sz w:val="22"/>
+        </w:rPr>
+        <w:t>熵，成了连接紫外和红外、连接微观和宏观的桥梁。</w:t>
+      </w:r>
+      <w:r>
+        <w:rPr>
+          <w:rFonts w:ascii="Microsoft YaHei" w:hAnsi="Microsoft YaHei" w:eastAsia="Microsoft YaHei"/>
+          <w:sz w:val="22"/>
+        </w:rPr>
+        <w:t xml:space="preserve"> 这是整套方法里最优雅的一条线索：它把"变化有多少种方式"这个纯粹计数的问题，和"宇宙看起来是什么样"联系了起来。</w:t>
       </w:r>
     </w:p>
     <w:p>
@@ -3626,64 +3712,22 @@
           <w:rFonts w:ascii="Microsoft YaHei" w:hAnsi="Microsoft YaHei" w:eastAsia="Microsoft YaHei"/>
           <w:sz w:val="22"/>
         </w:rPr>
-        <w:t>这就是"对偶"的含义：</w:t>
-      </w:r>
-      <w:r>
-        <w:rPr>
-          <w:rFonts w:ascii="Microsoft YaHei" w:hAnsi="Microsoft YaHei" w:eastAsia="Microsoft YaHei"/>
-          <w:b/>
-          <w:sz w:val="22"/>
-        </w:rPr>
-        <w:t>谱（变化）和物理（场、几何、规范）是同一个东西的两面。</w:t>
-      </w:r>
-      <w:r>
-        <w:rPr>
-          <w:rFonts w:ascii="Microsoft YaHei" w:hAnsi="Microsoft YaHei" w:eastAsia="Microsoft YaHei"/>
-          <w:sz w:val="22"/>
-        </w:rPr>
-        <w:t xml:space="preserve"> 你从谱这一面出发，就能对偶地看到物理那一面。而不必先假设物理那一面"本来就在"。</w:t>
-      </w:r>
-    </w:p>
-    <w:p>
-      <w:pPr>
-        <w:spacing w:after="80" w:line="300" w:lineRule="auto"/>
-      </w:pPr>
-      <w:r>
-        <w:rPr>
-          <w:rFonts w:ascii="Microsoft YaHei" w:hAnsi="Microsoft YaHei" w:eastAsia="Microsoft YaHei"/>
-          <w:sz w:val="22"/>
-        </w:rPr>
-        <w:t xml:space="preserve">鼓是一个有用的类比：鼓面形状影响振动谱。反过来重建几何，需要足够的信息，包括模态怎样耦合、怎样被观测。本框架的生成操作和源响应提供这些附加结构。</w:t>
-      </w:r>
-      <w:r>
-        <w:rPr>
-          <w:rFonts w:ascii="Microsoft YaHei" w:hAnsi="Microsoft YaHei" w:eastAsia="Microsoft YaHei"/>
-          <w:b/>
-          <w:sz w:val="22"/>
-        </w:rPr>
-        <w:t/>
-      </w:r>
-      <w:r>
-        <w:rPr>
-          <w:rFonts w:ascii="Microsoft YaHei" w:hAnsi="Microsoft YaHei" w:eastAsia="Microsoft YaHei"/>
-          <w:sz w:val="22"/>
-        </w:rPr>
-        <w:t xml:space="preserve"/>
-      </w:r>
-      <w:r>
-        <w:rPr>
-          <w:rFonts w:ascii="Microsoft YaHei" w:hAnsi="Microsoft YaHei" w:eastAsia="Microsoft YaHei"/>
-          <w:b/>
-          <w:sz w:val="22"/>
-        </w:rPr>
-        <w:t/>
-      </w:r>
-      <w:r>
-        <w:rPr>
-          <w:rFonts w:ascii="Microsoft YaHei" w:hAnsi="Microsoft YaHei" w:eastAsia="Microsoft YaHei"/>
-          <w:sz w:val="22"/>
-        </w:rPr>
-        <w:t xml:space="preserve"/>
+        <w:t>熵在这里不是热力学里的"混乱程度"，而是一个更普适的概念：</w:t>
+      </w:r>
+      <w:r>
+        <w:rPr>
+          <w:rFonts w:ascii="Microsoft YaHei" w:hAnsi="Microsoft YaHei" w:eastAsia="Microsoft YaHei"/>
+          <w:b/>
+          <w:sz w:val="22"/>
+        </w:rPr>
+        <w:t>熵 = 变化方式数的对数</w:t>
+      </w:r>
+      <w:r>
+        <w:rPr>
+          <w:rFonts w:ascii="Microsoft YaHei" w:hAnsi="Microsoft YaHei" w:eastAsia="Microsoft YaHei"/>
+          <w:sz w:val="22"/>
+        </w:rPr>
+        <w:t>。这个窗口能容纳多少种不同的变化方式，它的对数就是熵。而正是这个熵，把高频端（普朗克尺度）和低频端（哈勃尺度）这两个极端，焊成了一体。</w:t>
       </w:r>
     </w:p>
     <w:p>
@@ -3698,7 +3742,7 @@
           <w:color w:val="2E6B3A"/>
           <w:sz w:val="26"/>
         </w:rPr>
-        <w:t>一句话总结我们的路线</w:t>
+        <w:t>要点四：最高原理——对偶性涌现</w:t>
       </w:r>
     </w:p>
     <w:p>
@@ -3710,15 +3754,22 @@
           <w:rFonts w:ascii="Microsoft YaHei" w:hAnsi="Microsoft YaHei" w:eastAsia="Microsoft YaHei"/>
           <w:sz w:val="22"/>
         </w:rPr>
-        <w:t>传统量子场论：</w:t>
-      </w:r>
-      <w:r>
-        <w:rPr>
-          <w:rFonts w:ascii="Microsoft YaHei" w:hAnsi="Microsoft YaHei" w:eastAsia="Microsoft YaHei"/>
-          <w:b/>
-          <w:sz w:val="22"/>
-        </w:rPr>
-        <w:t>先建场（容器）→ 再放变化 → 用量子化规则（测度）缝合。</w:t>
+        <w:t>贯穿一切的最高原理，我们称之为</w:t>
+      </w:r>
+      <w:r>
+        <w:rPr>
+          <w:rFonts w:ascii="Microsoft YaHei" w:hAnsi="Microsoft YaHei" w:eastAsia="Microsoft YaHei"/>
+          <w:b/>
+          <w:sz w:val="22"/>
+        </w:rPr>
+        <w:t>"对偶性涌现"（duality emergence）</w:t>
+      </w:r>
+      <w:r>
+        <w:rPr>
+          <w:rFonts w:ascii="Microsoft YaHei" w:hAnsi="Microsoft YaHei" w:eastAsia="Microsoft YaHei"/>
+          <w:sz w:val="22"/>
+        </w:rPr>
+        <w:t>：</w:t>
       </w:r>
     </w:p>
     <w:p>
@@ -3730,15 +3781,7 @@
           <w:rFonts w:ascii="Microsoft YaHei" w:hAnsi="Microsoft YaHei" w:eastAsia="Microsoft YaHei"/>
           <w:sz w:val="22"/>
         </w:rPr>
-        <w:t>我们的路线：</w:t>
-      </w:r>
-      <w:r>
-        <w:rPr>
-          <w:rFonts w:ascii="Microsoft YaHei" w:hAnsi="Microsoft YaHei" w:eastAsia="Microsoft YaHei"/>
-          <w:b/>
-          <w:sz w:val="22"/>
-        </w:rPr>
-        <w:t>变化是本体 → 用谱描述变化 → 从谱对偶地涌现出场、几何、规范 → 最终涌现出 4 维时空里的全部物理。</w:t>
+        <w:t>&gt; 谱 → 对偶 → 规范/几何/熵 → 涌现 → 4 维物理。</w:t>
       </w:r>
     </w:p>
     <w:p>
@@ -3750,22 +3793,127 @@
           <w:rFonts w:ascii="Microsoft YaHei" w:hAnsi="Microsoft YaHei" w:eastAsia="Microsoft YaHei"/>
           <w:sz w:val="22"/>
         </w:rPr>
-        <w:t xml:space="preserve">谱方法使构造变得明确：每个物理读出都与一个算子、一个源和相应归一化联系。</w:t>
-      </w:r>
-    </w:p>
-    <w:p>
-      <w:pPr>
-        <w:pStyle w:val="Heading3"/>
-        <w:spacing w:before="200" w:after="120"/>
-      </w:pPr>
-      <w:r>
-        <w:rPr>
-          <w:rFonts w:ascii="Microsoft YaHei" w:hAnsi="Microsoft YaHei" w:eastAsia="Microsoft YaHei"/>
-          <w:b/>
-          <w:color w:val="2E6B3A"/>
-          <w:sz w:val="26"/>
-        </w:rPr>
-        <w:t>物理学家怎么判断一个理论是"严格"的？——Wightman 公理</w:t>
+        <w:t>有四个对偶在同一个框架里统一：</w:t>
+      </w:r>
+    </w:p>
+    <w:p>
+      <w:pPr>
+        <w:spacing w:after="40"/>
+        <w:ind w:left="360"/>
+      </w:pPr>
+      <w:r>
+        <w:rPr>
+          <w:rFonts w:ascii="Microsoft YaHei" w:hAnsi="Microsoft YaHei" w:eastAsia="Microsoft YaHei"/>
+          <w:b/>
+          <w:color w:val="1F4E79"/>
+          <w:sz w:val="22"/>
+        </w:rPr>
+        <w:t xml:space="preserve">• </w:t>
+      </w:r>
+      <w:r>
+        <w:rPr>
+          <w:rFonts w:ascii="Microsoft YaHei" w:hAnsi="Microsoft YaHei" w:eastAsia="Microsoft YaHei"/>
+          <w:b/>
+          <w:sz w:val="22"/>
+        </w:rPr>
+        <w:t>共形 ↔ 规范</w:t>
+      </w:r>
+      <w:r>
+        <w:rPr>
+          <w:rFonts w:ascii="Microsoft YaHei" w:hAnsi="Microsoft YaHei" w:eastAsia="Microsoft YaHei"/>
+          <w:sz w:val="22"/>
+        </w:rPr>
+        <w:t>（时空的缩放对称 对偶于 规范对称）；</w:t>
+      </w:r>
+    </w:p>
+    <w:p>
+      <w:pPr>
+        <w:spacing w:after="40"/>
+        <w:ind w:left="360"/>
+      </w:pPr>
+      <w:r>
+        <w:rPr>
+          <w:rFonts w:ascii="Microsoft YaHei" w:hAnsi="Microsoft YaHei" w:eastAsia="Microsoft YaHei"/>
+          <w:b/>
+          <w:color w:val="1F4E79"/>
+          <w:sz w:val="22"/>
+        </w:rPr>
+        <w:t xml:space="preserve">• </w:t>
+      </w:r>
+      <w:r>
+        <w:rPr>
+          <w:rFonts w:ascii="Microsoft YaHei" w:hAnsi="Microsoft YaHei" w:eastAsia="Microsoft YaHei"/>
+          <w:b/>
+          <w:sz w:val="22"/>
+        </w:rPr>
+        <w:t>几何 ↔ 规范</w:t>
+      </w:r>
+      <w:r>
+        <w:rPr>
+          <w:rFonts w:ascii="Microsoft YaHei" w:hAnsi="Microsoft YaHei" w:eastAsia="Microsoft YaHei"/>
+          <w:sz w:val="22"/>
+        </w:rPr>
+        <w:t>（内部空间的几何 对偶于 规范群结构）；</w:t>
+      </w:r>
+    </w:p>
+    <w:p>
+      <w:pPr>
+        <w:spacing w:after="40"/>
+        <w:ind w:left="360"/>
+      </w:pPr>
+      <w:r>
+        <w:rPr>
+          <w:rFonts w:ascii="Microsoft YaHei" w:hAnsi="Microsoft YaHei" w:eastAsia="Microsoft YaHei"/>
+          <w:b/>
+          <w:color w:val="1F4E79"/>
+          <w:sz w:val="22"/>
+        </w:rPr>
+        <w:t xml:space="preserve">• </w:t>
+      </w:r>
+      <w:r>
+        <w:rPr>
+          <w:rFonts w:ascii="Microsoft YaHei" w:hAnsi="Microsoft YaHei" w:eastAsia="Microsoft YaHei"/>
+          <w:b/>
+          <w:sz w:val="22"/>
+        </w:rPr>
+        <w:t>UV ↔ IR</w:t>
+      </w:r>
+      <w:r>
+        <w:rPr>
+          <w:rFonts w:ascii="Microsoft YaHei" w:hAnsi="Microsoft YaHei" w:eastAsia="Microsoft YaHei"/>
+          <w:sz w:val="22"/>
+        </w:rPr>
+        <w:t>（高频 对偶于 低频，通过熵桥接）；</w:t>
+      </w:r>
+    </w:p>
+    <w:p>
+      <w:pPr>
+        <w:spacing w:after="40"/>
+        <w:ind w:left="360"/>
+      </w:pPr>
+      <w:r>
+        <w:rPr>
+          <w:rFonts w:ascii="Microsoft YaHei" w:hAnsi="Microsoft YaHei" w:eastAsia="Microsoft YaHei"/>
+          <w:b/>
+          <w:color w:val="1F4E79"/>
+          <w:sz w:val="22"/>
+        </w:rPr>
+        <w:t xml:space="preserve">• </w:t>
+      </w:r>
+      <w:r>
+        <w:rPr>
+          <w:rFonts w:ascii="Microsoft YaHei" w:hAnsi="Microsoft YaHei" w:eastAsia="Microsoft YaHei"/>
+          <w:b/>
+          <w:sz w:val="22"/>
+        </w:rPr>
+        <w:t>谱 ↔ 物理</w:t>
+      </w:r>
+      <w:r>
+        <w:rPr>
+          <w:rFonts w:ascii="Microsoft YaHei" w:hAnsi="Microsoft YaHei" w:eastAsia="Microsoft YaHei"/>
+          <w:sz w:val="22"/>
+        </w:rPr>
+        <w:t>（变化的频率 对偶于 可观测的物理量）。</w:t>
       </w:r>
     </w:p>
     <w:p>
@@ -3777,58 +3925,6 @@
           <w:rFonts w:ascii="Microsoft YaHei" w:hAnsi="Microsoft YaHei" w:eastAsia="Microsoft YaHei"/>
           <w:sz w:val="22"/>
         </w:rPr>
-        <w:t xml:space="preserve">在数学物理里，判断一个量子场论是否"严丝合缝"，有一个公认的黄金标准，叫 </w:t>
-      </w:r>
-      <w:r>
-        <w:rPr>
-          <w:rFonts w:ascii="Microsoft YaHei" w:hAnsi="Microsoft YaHei" w:eastAsia="Microsoft YaHei"/>
-          <w:b/>
-          <w:sz w:val="22"/>
-        </w:rPr>
-        <w:t>Wightman 公理</w:t>
-      </w:r>
-      <w:r>
-        <w:rPr>
-          <w:rFonts w:ascii="Microsoft YaHei" w:hAnsi="Microsoft YaHei" w:eastAsia="Microsoft YaHei"/>
-          <w:sz w:val="22"/>
-        </w:rPr>
-        <w:t>。它是 20 世纪 50 年代由 Wightman 提出的，包含几条规则（大致是：存在希尔伯特空间、存在真空态、场算符是分布、满足相对论协变性、满足局域性、满足谱条件等等）。</w:t>
-      </w:r>
-    </w:p>
-    <w:p>
-      <w:pPr>
-        <w:spacing w:after="80" w:line="300" w:lineRule="auto"/>
-      </w:pPr>
-      <w:r>
-        <w:rPr>
-          <w:rFonts w:ascii="Microsoft YaHei" w:hAnsi="Microsoft YaHei" w:eastAsia="Microsoft YaHei"/>
-          <w:sz w:val="22"/>
-        </w:rPr>
-        <w:t xml:space="preserve">Wightman 公理为闵可夫斯基时空上的相对论量子场论提供准确条件。证明要对应具体的场、状态和动力学。</w:t>
-      </w:r>
-    </w:p>
-    <w:p>
-      <w:pPr>
-        <w:spacing w:after="80" w:line="300" w:lineRule="auto"/>
-      </w:pPr>
-      <w:r>
-        <w:rPr>
-          <w:rFonts w:ascii="Microsoft YaHei" w:hAnsi="Microsoft YaHei" w:eastAsia="Microsoft YaHei"/>
-          <w:b/>
-          <w:sz w:val="22"/>
-        </w:rPr>
-        <w:t>我们的框架，跟 Wightman 公理是什么关系？</w:t>
-      </w:r>
-    </w:p>
-    <w:p>
-      <w:pPr>
-        <w:spacing w:after="80" w:line="300" w:lineRule="auto"/>
-      </w:pPr>
-      <w:r>
-        <w:rPr>
-          <w:rFonts w:ascii="Microsoft YaHei" w:hAnsi="Microsoft YaHei" w:eastAsia="Microsoft YaHei"/>
-          <w:sz w:val="22"/>
-        </w:rPr>
         <w:t/>
       </w:r>
       <w:r>
@@ -3844,88 +3940,7 @@
           <w:rFonts w:ascii="Microsoft YaHei" w:hAnsi="Microsoft YaHei" w:eastAsia="Microsoft YaHei"/>
           <w:sz w:val="22"/>
         </w:rPr>
-        <w:t xml:space="preserve">本框架的基本对象是生成态和操作。当一种构造用相对论量子场论表示时，就在这个表示中检验协变性、谱正性和局域性。</w:t>
-      </w:r>
-    </w:p>
-    <w:p>
-      <w:pPr>
-        <w:spacing w:after="80" w:line="300" w:lineRule="auto"/>
-      </w:pPr>
-      <w:r>
-        <w:rPr>
-          <w:rFonts w:ascii="Microsoft YaHei" w:hAnsi="Microsoft YaHei" w:eastAsia="Microsoft YaHei"/>
-          <w:sz w:val="22"/>
-        </w:rPr>
-        <w:t/>
-      </w:r>
-      <w:r>
-        <w:rPr>
-          <w:rFonts w:ascii="Microsoft YaHei" w:hAnsi="Microsoft YaHei" w:eastAsia="Microsoft YaHei"/>
-          <w:b/>
-          <w:sz w:val="22"/>
-        </w:rPr>
-        <w:t/>
-      </w:r>
-      <w:r>
-        <w:rPr>
-          <w:rFonts w:ascii="Microsoft YaHei" w:hAnsi="Microsoft YaHei" w:eastAsia="Microsoft YaHei"/>
-          <w:sz w:val="22"/>
-        </w:rPr>
-        <w:t xml:space="preserve">自由谱实现提供可以直接检验的接口。相互作用生成观测量还需要配套论文给出的乘法估计、源动力学和极限控制。</w:t>
-      </w:r>
-    </w:p>
-    <w:p>
-      <w:pPr>
-        <w:spacing w:after="80" w:line="300" w:lineRule="auto"/>
-      </w:pPr>
-      <w:r>
-        <w:rPr>
-          <w:rFonts w:ascii="Microsoft YaHei" w:hAnsi="Microsoft YaHei" w:eastAsia="Microsoft YaHei"/>
-          <w:sz w:val="22"/>
-        </w:rPr>
-        <w:t/>
-      </w:r>
-      <w:r>
-        <w:rPr>
-          <w:rFonts w:ascii="Microsoft YaHei" w:hAnsi="Microsoft YaHei" w:eastAsia="Microsoft YaHei"/>
-          <w:b/>
-          <w:sz w:val="22"/>
-        </w:rPr>
-        <w:t/>
-      </w:r>
-      <w:r>
-        <w:rPr>
-          <w:rFonts w:ascii="Microsoft YaHei" w:hAnsi="Microsoft YaHei" w:eastAsia="Microsoft YaHei"/>
-          <w:sz w:val="22"/>
-        </w:rPr>
-        <w:t xml:space="preserve">两种描述的连接是具体的：比较它们使用的态空间、算子、谱测度和观测量。</w:t>
-      </w:r>
-    </w:p>
-    <w:p>
-      <w:pPr>
-        <w:spacing w:after="80" w:line="300" w:lineRule="auto"/>
-      </w:pPr>
-      <w:r>
-        <w:rPr>
-          <w:rFonts w:ascii="Microsoft YaHei" w:hAnsi="Microsoft YaHei" w:eastAsia="Microsoft YaHei"/>
-          <w:sz w:val="22"/>
-        </w:rPr>
-        <w:t xml:space="preserve">&gt; </w:t>
-      </w:r>
-      <w:r>
-        <w:rPr>
-          <w:rFonts w:ascii="Microsoft YaHei" w:hAnsi="Microsoft YaHei" w:eastAsia="Microsoft YaHei"/>
-          <w:b/>
-          <w:sz w:val="22"/>
-        </w:rPr>
-        <w:t/>
-      </w:r>
-      <w:r>
-        <w:rPr>
-          <w:rFonts w:ascii="Microsoft YaHei" w:hAnsi="Microsoft YaHei" w:eastAsia="Microsoft YaHei"/>
-          <w:sz w:val="22"/>
-        </w:rPr>
-        <w:t xml:space="preserve">物理表示的检验对象，是实际生成的对象及其满足的方程。</w:t>
+        <w:t xml:space="preserve">每一项对应都有明确的载体、映射和归一化。它们的相容性给出不同输出之间的共同关系，证明与计算记录说明哪些关系已经建立。</w:t>
       </w:r>
     </w:p>
     <w:p>
@@ -3948,19 +3963,7 @@
           <w:color w:val="1F4E79"/>
           <w:sz w:val="32"/>
         </w:rPr>
-        <w:t>五、方法的几个关键要点</w:t>
-      </w:r>
-    </w:p>
-    <w:p>
-      <w:pPr>
-        <w:spacing w:after="80" w:line="300" w:lineRule="auto"/>
-      </w:pPr>
-      <w:r>
-        <w:rPr>
-          <w:rFonts w:ascii="Microsoft YaHei" w:hAnsi="Microsoft YaHei" w:eastAsia="Microsoft YaHei"/>
-          <w:sz w:val="22"/>
-        </w:rPr>
-        <w:t>这一章把我们的方法拆成几个可操作的技术要点。每一个都对应一个具体的、已在代码里实现的计算环节。</w:t>
+        <w:t>六、最小的变化，与四维的唯一性</w:t>
       </w:r>
     </w:p>
     <w:p>
@@ -3975,7 +3978,7 @@
           <w:color w:val="2E6B3A"/>
           <w:sz w:val="26"/>
         </w:rPr>
-        <w:t>要点一：谱的三个层次</w:t>
+        <w:t>从"最小的变化"开始</w:t>
       </w:r>
     </w:p>
     <w:p>
@@ -3987,7 +3990,135 @@
           <w:rFonts w:ascii="Microsoft YaHei" w:hAnsi="Microsoft YaHei" w:eastAsia="Microsoft YaHei"/>
           <w:sz w:val="22"/>
         </w:rPr>
-        <w:t>我们区分谱的三个层次，由具体到抽象：</w:t>
+        <w:t>变化有大小之分。有些变化复杂，有些变化简单。那么，</w:t>
+      </w:r>
+      <w:r>
+        <w:rPr>
+          <w:rFonts w:ascii="Microsoft YaHei" w:hAnsi="Microsoft YaHei" w:eastAsia="Microsoft YaHei"/>
+          <w:b/>
+          <w:sz w:val="22"/>
+        </w:rPr>
+        <w:t>最小、最根本的变化是什么？</w:t>
+      </w:r>
+    </w:p>
+    <w:p>
+      <w:pPr>
+        <w:spacing w:after="80" w:line="300" w:lineRule="auto"/>
+      </w:pPr>
+      <w:r>
+        <w:rPr>
+          <w:rFonts w:ascii="Microsoft YaHei" w:hAnsi="Microsoft YaHei" w:eastAsia="Microsoft YaHei"/>
+          <w:sz w:val="22"/>
+        </w:rPr>
+        <w:t/>
+      </w:r>
+      <w:r>
+        <w:rPr>
+          <w:rFonts w:ascii="Microsoft YaHei" w:hAnsi="Microsoft YaHei" w:eastAsia="Microsoft YaHei"/>
+          <w:b/>
+          <w:sz w:val="22"/>
+        </w:rPr>
+        <w:t xml:space="preserve">起点是最小无偏变化及其合成。物理构造从允许的操作发展出内部紧致响应空间 RP³。</w:t>
+      </w:r>
+      <w:r>
+        <w:rPr>
+          <w:rFonts w:ascii="Microsoft YaHei" w:hAnsi="Microsoft YaHei" w:eastAsia="Microsoft YaHei"/>
+          <w:sz w:val="22"/>
+        </w:rPr>
+        <w:t/>
+      </w:r>
+    </w:p>
+    <w:p>
+      <w:pPr>
+        <w:spacing w:after="80" w:line="300" w:lineRule="auto"/>
+      </w:pPr>
+      <w:r>
+        <w:rPr>
+          <w:rFonts w:ascii="Microsoft YaHei" w:hAnsi="Microsoft YaHei" w:eastAsia="Microsoft YaHei"/>
+          <w:sz w:val="22"/>
+        </w:rPr>
+        <w:t xml:space="preserve">RP³ 由三维球面 S³ 的对径点识别得到。紧致性使相关椭圆算子具有离散的无限谱；有限响应窗口只保留有限的活跃模态。宇称和手征通过明确的投影进入构造。</w:t>
+      </w:r>
+    </w:p>
+    <w:p>
+      <w:pPr>
+        <w:spacing w:after="80" w:line="300" w:lineRule="auto"/>
+      </w:pPr>
+      <w:r>
+        <w:rPr>
+          <w:rFonts w:ascii="Microsoft YaHei" w:hAnsi="Microsoft YaHei" w:eastAsia="Microsoft YaHei"/>
+          <w:sz w:val="22"/>
+        </w:rPr>
+        <w:t xml:space="preserve">空间及其表示内容由 Guo（2026d）的生成规则和最小实现确定。数值计算继承这一结构，并明确每项响应使用的投影和归一化。</w:t>
+      </w:r>
+    </w:p>
+    <w:p>
+      <w:pPr>
+        <w:pStyle w:val="Heading3"/>
+        <w:spacing w:before="200" w:after="120"/>
+      </w:pPr>
+      <w:r>
+        <w:rPr>
+          <w:rFonts w:ascii="Microsoft YaHei" w:hAnsi="Microsoft YaHei" w:eastAsia="Microsoft YaHei"/>
+          <w:b/>
+          <w:color w:val="2E6B3A"/>
+          <w:sz w:val="26"/>
+        </w:rPr>
+        <w:t>四维为什么是"四"维</w:t>
+      </w:r>
+    </w:p>
+    <w:p>
+      <w:pPr>
+        <w:spacing w:after="80" w:line="300" w:lineRule="auto"/>
+      </w:pPr>
+      <w:r>
+        <w:rPr>
+          <w:rFonts w:ascii="Microsoft YaHei" w:hAnsi="Microsoft YaHei" w:eastAsia="Microsoft YaHei"/>
+          <w:sz w:val="22"/>
+        </w:rPr>
+        <w:t xml:space="preserve">一个长期困扰物理学的谜题：为什么我们生活的时空恰好是 </w:t>
+      </w:r>
+      <w:r>
+        <w:rPr>
+          <w:rFonts w:ascii="Microsoft YaHei" w:hAnsi="Microsoft YaHei" w:eastAsia="Microsoft YaHei"/>
+          <w:b/>
+          <w:sz w:val="22"/>
+        </w:rPr>
+        <w:t>3+1 = 4 维</w:t>
+      </w:r>
+      <w:r>
+        <w:rPr>
+          <w:rFonts w:ascii="Microsoft YaHei" w:hAnsi="Microsoft YaHei" w:eastAsia="Microsoft YaHei"/>
+          <w:sz w:val="22"/>
+        </w:rPr>
+        <w:t>？为什么不是 5 维、10 维？</w:t>
+      </w:r>
+    </w:p>
+    <w:p>
+      <w:pPr>
+        <w:spacing w:after="80" w:line="300" w:lineRule="auto"/>
+      </w:pPr>
+      <w:r>
+        <w:rPr>
+          <w:rFonts w:ascii="Microsoft YaHei" w:hAnsi="Microsoft YaHei" w:eastAsia="Microsoft YaHei"/>
+          <w:sz w:val="22"/>
+        </w:rPr>
+        <w:t>在我们的框架里，</w:t>
+      </w:r>
+      <w:r>
+        <w:rPr>
+          <w:rFonts w:ascii="Microsoft YaHei" w:hAnsi="Microsoft YaHei" w:eastAsia="Microsoft YaHei"/>
+          <w:b/>
+          <w:sz w:val="22"/>
+        </w:rPr>
+        <w:t>4 维不是"被选择"的，而是"唯一自洽"的</w:t>
+      </w:r>
+      <w:r>
+        <w:rPr>
+          <w:rFonts w:ascii="Microsoft YaHei" w:hAnsi="Microsoft YaHei" w:eastAsia="Microsoft YaHei"/>
+          <w:sz w:val="22"/>
+        </w:rPr>
+        <w:t>。推导的骨架是：</w:t>
       </w:r>
     </w:p>
     <w:p>
@@ -4002,277 +4133,14 @@
           <w:color w:val="1F4E79"/>
           <w:sz w:val="22"/>
         </w:rPr>
-        <w:t xml:space="preserve">1. </w:t>
-      </w:r>
-      <w:r>
-        <w:rPr>
-          <w:rFonts w:ascii="Microsoft YaHei" w:hAnsi="Microsoft YaHei" w:eastAsia="Microsoft YaHei"/>
-          <w:b/>
-          <w:sz w:val="22"/>
-        </w:rPr>
-        <w:t>离散谱</w:t>
-      </w:r>
-      <w:r>
-        <w:rPr>
-          <w:rFonts w:ascii="Microsoft YaHei" w:hAnsi="Microsoft YaHei" w:eastAsia="Microsoft YaHei"/>
-          <w:sz w:val="22"/>
-        </w:rPr>
-        <w:t>（最具体）：一个个具体的量——粒子的质量、能隙、三代费米子的层级、规范耦合常数。这是最终要和观测对照的东西。</w:t>
-      </w:r>
-    </w:p>
-    <w:p>
-      <w:pPr>
-        <w:spacing w:after="40"/>
-        <w:ind w:left="360"/>
-      </w:pPr>
-      <w:r>
-        <w:rPr>
-          <w:rFonts w:ascii="Microsoft YaHei" w:hAnsi="Microsoft YaHei" w:eastAsia="Microsoft YaHei"/>
-          <w:b/>
-          <w:color w:val="1F4E79"/>
-          <w:sz w:val="22"/>
-        </w:rPr>
-        <w:t xml:space="preserve">2. </w:t>
-      </w:r>
-      <w:r>
-        <w:rPr>
-          <w:rFonts w:ascii="Microsoft YaHei" w:hAnsi="Microsoft YaHei" w:eastAsia="Microsoft YaHei"/>
-          <w:b/>
-          <w:sz w:val="22"/>
-        </w:rPr>
-        <w:t>谱和</w:t>
-      </w:r>
-      <w:r>
-        <w:rPr>
-          <w:rFonts w:ascii="Microsoft YaHei" w:hAnsi="Microsoft YaHei" w:eastAsia="Microsoft YaHei"/>
-          <w:sz w:val="22"/>
-        </w:rPr>
-        <w:t>（中间层）：对谱做求和、取迹、计算密度——比如"窗口容量"（一个窗口里能装下多少谱模）。这是从离散谱走向连续极限的桥梁。</w:t>
-      </w:r>
-    </w:p>
-    <w:p>
-      <w:pPr>
-        <w:spacing w:after="40"/>
-        <w:ind w:left="360"/>
-      </w:pPr>
-      <w:r>
-        <w:rPr>
-          <w:rFonts w:ascii="Microsoft YaHei" w:hAnsi="Microsoft YaHei" w:eastAsia="Microsoft YaHei"/>
-          <w:b/>
-          <w:color w:val="1F4E79"/>
-          <w:sz w:val="22"/>
-        </w:rPr>
-        <w:t xml:space="preserve">3. </w:t>
-      </w:r>
-      <w:r>
-        <w:rPr>
-          <w:rFonts w:ascii="Microsoft YaHei" w:hAnsi="Microsoft YaHei" w:eastAsia="Microsoft YaHei"/>
-          <w:b/>
-          <w:sz w:val="22"/>
-        </w:rPr>
-        <w:t>连续极限 / 正规化</w:t>
-      </w:r>
-      <w:r>
-        <w:rPr>
-          <w:rFonts w:ascii="Microsoft YaHei" w:hAnsi="Microsoft YaHei" w:eastAsia="Microsoft YaHei"/>
-          <w:sz w:val="22"/>
-        </w:rPr>
-        <w:t>（最抽象）：用 Weyl 律、热核展开、KK 约化等方法，处理谱在无穷远处的行为。这是让计算"收敛、不发散"的关键。</w:t>
-      </w:r>
-    </w:p>
-    <w:p>
-      <w:pPr>
-        <w:spacing w:after="80" w:line="300" w:lineRule="auto"/>
-      </w:pPr>
-      <w:r>
-        <w:rPr>
-          <w:rFonts w:ascii="Microsoft YaHei" w:hAnsi="Microsoft YaHei" w:eastAsia="Microsoft YaHei"/>
-          <w:sz w:val="22"/>
-        </w:rPr>
-        <w:t>三个层次缺一不可：没有离散谱就没有可对照的预言；没有谱和就没有内部自洽；没有连续极限就没有"不发散"。这套三层结构，对应了"具体 ↔ 中间 ↔ 抽象"的完整链条。</w:t>
-      </w:r>
-    </w:p>
-    <w:p>
-      <w:pPr>
-        <w:pStyle w:val="Heading3"/>
-        <w:spacing w:before="200" w:after="120"/>
-      </w:pPr>
-      <w:r>
-        <w:rPr>
-          <w:rFonts w:ascii="Microsoft YaHei" w:hAnsi="Microsoft YaHei" w:eastAsia="Microsoft YaHei"/>
-          <w:b/>
-          <w:color w:val="2E6B3A"/>
-          <w:sz w:val="26"/>
-        </w:rPr>
-        <w:t>要点二：双端正规化</w:t>
-      </w:r>
-    </w:p>
-    <w:p>
-      <w:pPr>
-        <w:spacing w:after="80" w:line="300" w:lineRule="auto"/>
-      </w:pPr>
-      <w:r>
-        <w:rPr>
-          <w:rFonts w:ascii="Microsoft YaHei" w:hAnsi="Microsoft YaHei" w:eastAsia="Microsoft YaHei"/>
-          <w:sz w:val="22"/>
-        </w:rPr>
-        <w:t xml:space="preserve">高频端和低频端在计算中承担不同角色：</w:t>
-      </w:r>
-    </w:p>
-    <w:p>
-      <w:pPr>
-        <w:spacing w:after="40"/>
-        <w:ind w:left="360"/>
-      </w:pPr>
-      <w:r>
-        <w:rPr>
-          <w:rFonts w:ascii="Microsoft YaHei" w:hAnsi="Microsoft YaHei" w:eastAsia="Microsoft YaHei"/>
-          <w:b/>
-          <w:color w:val="1F4E79"/>
-          <w:sz w:val="22"/>
-        </w:rPr>
         <w:t xml:space="preserve">• </w:t>
       </w:r>
       <w:r>
         <w:rPr>
           <w:rFonts w:ascii="Microsoft YaHei" w:hAnsi="Microsoft YaHei" w:eastAsia="Microsoft YaHei"/>
-          <w:b/>
-          <w:sz w:val="22"/>
-        </w:rPr>
-        <w:t/>
-      </w:r>
-      <w:r>
-        <w:rPr>
-          <w:rFonts w:ascii="Microsoft YaHei" w:hAnsi="Microsoft YaHei" w:eastAsia="Microsoft YaHei"/>
-          <w:sz w:val="22"/>
-        </w:rPr>
-        <w:t/>
-      </w:r>
-      <w:r>
-        <w:rPr>
-          <w:rFonts w:ascii="Microsoft YaHei" w:hAnsi="Microsoft YaHei" w:eastAsia="Microsoft YaHei"/>
-          <w:b/>
-          <w:sz w:val="22"/>
-        </w:rPr>
-        <w:t/>
-      </w:r>
-      <w:r>
-        <w:rPr>
-          <w:rFonts w:ascii="Microsoft YaHei" w:hAnsi="Microsoft YaHei" w:eastAsia="Microsoft YaHei"/>
-          <w:sz w:val="22"/>
-        </w:rPr>
-        <w:t xml:space="preserve">在高频端，高斯权重压低谱尾，其合成遵循最小无偏变化规则。生产响应采用有限域 R=5，并使用明确的尾界和积分误差控制；</w:t>
-      </w:r>
-    </w:p>
-    <w:p>
-      <w:pPr>
-        <w:spacing w:after="40"/>
-        <w:ind w:left="360"/>
-      </w:pPr>
-      <w:r>
-        <w:rPr>
-          <w:rFonts w:ascii="Microsoft YaHei" w:hAnsi="Microsoft YaHei" w:eastAsia="Microsoft YaHei"/>
-          <w:b/>
-          <w:color w:val="1F4E79"/>
-          <w:sz w:val="22"/>
-        </w:rPr>
-        <w:t xml:space="preserve">• </w:t>
-      </w:r>
-      <w:r>
-        <w:rPr>
-          <w:rFonts w:ascii="Microsoft YaHei" w:hAnsi="Microsoft YaHei" w:eastAsia="Microsoft YaHei"/>
-          <w:b/>
-          <w:sz w:val="22"/>
-        </w:rPr>
-        <w:t/>
-      </w:r>
-      <w:r>
-        <w:rPr>
-          <w:rFonts w:ascii="Microsoft YaHei" w:hAnsi="Microsoft YaHei" w:eastAsia="Microsoft YaHei"/>
-          <w:sz w:val="22"/>
-        </w:rPr>
-        <w:t xml:space="preserve">在低频端，红外端点及其源读出确定大尺度量。端点条件和物理响应共同规定这一部分计算。</w:t>
-      </w:r>
-      <w:r>
-        <w:rPr>
-          <w:rFonts w:ascii="Microsoft YaHei" w:hAnsi="Microsoft YaHei" w:eastAsia="Microsoft YaHei"/>
-          <w:b/>
-          <w:sz w:val="22"/>
-        </w:rPr>
-        <w:t/>
-      </w:r>
-      <w:r>
-        <w:rPr>
-          <w:rFonts w:ascii="Microsoft YaHei" w:hAnsi="Microsoft YaHei" w:eastAsia="Microsoft YaHei"/>
-          <w:sz w:val="22"/>
-        </w:rPr>
-        <w:t/>
-      </w:r>
-    </w:p>
-    <w:p>
-      <w:pPr>
-        <w:spacing w:after="80" w:line="300" w:lineRule="auto"/>
-      </w:pPr>
-      <w:r>
-        <w:rPr>
-          <w:rFonts w:ascii="Microsoft YaHei" w:hAnsi="Microsoft YaHei" w:eastAsia="Microsoft YaHei"/>
-          <w:sz w:val="22"/>
-        </w:rPr>
-        <w:t xml:space="preserve">完整计算因此要明确响应域、端点条件及有限求值的误差。</w:t>
-      </w:r>
-    </w:p>
-    <w:p>
-      <w:pPr>
-        <w:pStyle w:val="Heading3"/>
-        <w:spacing w:before="200" w:after="120"/>
-      </w:pPr>
-      <w:r>
-        <w:rPr>
-          <w:rFonts w:ascii="Microsoft YaHei" w:hAnsi="Microsoft YaHei" w:eastAsia="Microsoft YaHei"/>
-          <w:b/>
-          <w:color w:val="2E6B3A"/>
-          <w:sz w:val="26"/>
-        </w:rPr>
-        <w:t>要点三：熵是 UV↔IR 的桥梁</w:t>
-      </w:r>
-    </w:p>
-    <w:p>
-      <w:pPr>
-        <w:spacing w:after="80" w:line="300" w:lineRule="auto"/>
-      </w:pPr>
-      <w:r>
-        <w:rPr>
-          <w:rFonts w:ascii="Microsoft YaHei" w:hAnsi="Microsoft YaHei" w:eastAsia="Microsoft YaHei"/>
-          <w:sz w:val="22"/>
-        </w:rPr>
-        <w:t>一个出人意料但贯穿全局的量是</w:t>
-      </w:r>
-      <w:r>
-        <w:rPr>
-          <w:rFonts w:ascii="Microsoft YaHei" w:hAnsi="Microsoft YaHei" w:eastAsia="Microsoft YaHei"/>
-          <w:b/>
-          <w:sz w:val="22"/>
-        </w:rPr>
-        <w:t>熵</w:t>
-      </w:r>
-      <w:r>
-        <w:rPr>
-          <w:rFonts w:ascii="Microsoft YaHei" w:hAnsi="Microsoft YaHei" w:eastAsia="Microsoft YaHei"/>
-          <w:sz w:val="22"/>
-        </w:rPr>
-        <w:t>。</w:t>
-      </w:r>
-    </w:p>
-    <w:p>
-      <w:pPr>
-        <w:spacing w:after="80" w:line="300" w:lineRule="auto"/>
-      </w:pPr>
-      <w:r>
-        <w:rPr>
-          <w:rFonts w:ascii="Microsoft YaHei" w:hAnsi="Microsoft YaHei" w:eastAsia="Microsoft YaHei"/>
-          <w:sz w:val="22"/>
-        </w:rPr>
-        <w:t xml:space="preserve">我们算出，从紫外窗口到红外窗口的"跨度"，取对数之后是 </w:t>
+          <w:sz w:val="22"/>
+        </w:rPr>
+        <w:t xml:space="preserve">内部空间的维度 </w:t>
       </w:r>
       <w:r>
         <w:rPr>
@@ -4280,14 +4148,14 @@
           <w:color w:val="8C2F2F"/>
           <w:sz w:val="20"/>
         </w:rPr>
-        <w:t>∫γ_M = ln(窗口跨度) = 139.253</w:t>
-      </w:r>
-      <w:r>
-        <w:rPr>
-          <w:rFonts w:ascii="Microsoft YaHei" w:hAnsi="Microsoft YaHei" w:eastAsia="Microsoft YaHei"/>
-          <w:sz w:val="22"/>
-        </w:rPr>
-        <w:t xml:space="preserve">。这个数，正是一个玻尔兹曼熵 </w:t>
+        <w:t>d</w:t>
+      </w:r>
+      <w:r>
+        <w:rPr>
+          <w:rFonts w:ascii="Microsoft YaHei" w:hAnsi="Microsoft YaHei" w:eastAsia="Microsoft YaHei"/>
+          <w:sz w:val="22"/>
+        </w:rPr>
+        <w:t xml:space="preserve"> 和色数 </w:t>
       </w:r>
       <w:r>
         <w:rPr>
@@ -4295,14 +4163,14 @@
           <w:color w:val="8C2F2F"/>
           <w:sz w:val="20"/>
         </w:rPr>
-        <w:t>S = ln W</w:t>
-      </w:r>
-      <w:r>
-        <w:rPr>
-          <w:rFonts w:ascii="Microsoft YaHei" w:hAnsi="Microsoft YaHei" w:eastAsia="Microsoft YaHei"/>
-          <w:sz w:val="22"/>
-        </w:rPr>
-        <w:t xml:space="preserve">——其中 </w:t>
+        <w:t>N_c</w:t>
+      </w:r>
+      <w:r>
+        <w:rPr>
+          <w:rFonts w:ascii="Microsoft YaHei" w:hAnsi="Microsoft YaHei" w:eastAsia="Microsoft YaHei"/>
+          <w:sz w:val="22"/>
+        </w:rPr>
+        <w:t>（强力 SU(3) 的"3"）被一个对偶等式钉死：</w:t>
       </w:r>
       <w:r>
         <w:rPr>
@@ -4310,14 +4178,185 @@
           <w:color w:val="8C2F2F"/>
           <w:sz w:val="20"/>
         </w:rPr>
-        <w:t>W</w:t>
-      </w:r>
-      <w:r>
-        <w:rPr>
-          <w:rFonts w:ascii="Microsoft YaHei" w:hAnsi="Microsoft YaHei" w:eastAsia="Microsoft YaHei"/>
-          <w:sz w:val="22"/>
-        </w:rPr>
-        <w:t xml:space="preserve"> 是"窗口能容纳的变化方式数"。</w:t>
+        <w:t>d = N_c = 3</w:t>
+      </w:r>
+      <w:r>
+        <w:rPr>
+          <w:rFonts w:ascii="Microsoft YaHei" w:hAnsi="Microsoft YaHei" w:eastAsia="Microsoft YaHei"/>
+          <w:sz w:val="22"/>
+        </w:rPr>
+        <w:t>；</w:t>
+      </w:r>
+    </w:p>
+    <w:p>
+      <w:pPr>
+        <w:spacing w:after="40"/>
+        <w:ind w:left="360"/>
+      </w:pPr>
+      <w:r>
+        <w:rPr>
+          <w:rFonts w:ascii="Microsoft YaHei" w:hAnsi="Microsoft YaHei" w:eastAsia="Microsoft YaHei"/>
+          <w:b/>
+          <w:color w:val="1F4E79"/>
+          <w:sz w:val="22"/>
+        </w:rPr>
+        <w:t xml:space="preserve">• </w:t>
+      </w:r>
+      <w:r>
+        <w:rPr>
+          <w:rFonts w:ascii="Microsoft YaHei" w:hAnsi="Microsoft YaHei" w:eastAsia="Microsoft YaHei"/>
+          <w:sz w:val="22"/>
+        </w:rPr>
+        <w:t>这个对偶等式来自</w:t>
+      </w:r>
+      <w:r>
+        <w:rPr>
+          <w:rFonts w:ascii="Microsoft YaHei" w:hAnsi="Microsoft YaHei" w:eastAsia="Microsoft YaHei"/>
+          <w:b/>
+          <w:sz w:val="22"/>
+        </w:rPr>
+        <w:t>共形-规范对偶</w:t>
+      </w:r>
+      <w:r>
+        <w:rPr>
+          <w:rFonts w:ascii="Microsoft YaHei" w:hAnsi="Microsoft YaHei" w:eastAsia="Microsoft YaHei"/>
+          <w:sz w:val="22"/>
+        </w:rPr>
+        <w:t xml:space="preserve"> </w:t>
+      </w:r>
+      <w:r>
+        <w:rPr>
+          <w:rFonts w:ascii="Consolas" w:hAnsi="Consolas" w:eastAsia="Microsoft YaHei"/>
+          <w:color w:val="8C2F2F"/>
+          <w:sz w:val="20"/>
+        </w:rPr>
+        <w:t>N_g·ξ = 1</w:t>
+      </w:r>
+      <w:r>
+        <w:rPr>
+          <w:rFonts w:ascii="Microsoft YaHei" w:hAnsi="Microsoft YaHei" w:eastAsia="Microsoft YaHei"/>
+          <w:sz w:val="22"/>
+        </w:rPr>
+        <w:t xml:space="preserve">——其中 </w:t>
+      </w:r>
+      <w:r>
+        <w:rPr>
+          <w:rFonts w:ascii="Consolas" w:hAnsi="Consolas" w:eastAsia="Microsoft YaHei"/>
+          <w:color w:val="8C2F2F"/>
+          <w:sz w:val="20"/>
+        </w:rPr>
+        <w:t>N_g = 8</w:t>
+      </w:r>
+      <w:r>
+        <w:rPr>
+          <w:rFonts w:ascii="Microsoft YaHei" w:hAnsi="Microsoft YaHei" w:eastAsia="Microsoft YaHei"/>
+          <w:sz w:val="22"/>
+        </w:rPr>
+        <w:t xml:space="preserve"> 是色规范群的生成元数，</w:t>
+      </w:r>
+      <w:r>
+        <w:rPr>
+          <w:rFonts w:ascii="Consolas" w:hAnsi="Consolas" w:eastAsia="Microsoft YaHei"/>
+          <w:color w:val="8C2F2F"/>
+          <w:sz w:val="20"/>
+        </w:rPr>
+        <w:t>ξ = 1/8</w:t>
+      </w:r>
+      <w:r>
+        <w:rPr>
+          <w:rFonts w:ascii="Microsoft YaHei" w:hAnsi="Microsoft YaHei" w:eastAsia="Microsoft YaHei"/>
+          <w:sz w:val="22"/>
+        </w:rPr>
+        <w:t xml:space="preserve"> 是共形耦合常数，两者互为倒数；</w:t>
+      </w:r>
+    </w:p>
+    <w:p>
+      <w:pPr>
+        <w:spacing w:after="40"/>
+        <w:ind w:left="360"/>
+      </w:pPr>
+      <w:r>
+        <w:rPr>
+          <w:rFonts w:ascii="Microsoft YaHei" w:hAnsi="Microsoft YaHei" w:eastAsia="Microsoft YaHei"/>
+          <w:b/>
+          <w:color w:val="1F4E79"/>
+          <w:sz w:val="22"/>
+        </w:rPr>
+        <w:t xml:space="preserve">• </w:t>
+      </w:r>
+      <w:r>
+        <w:rPr>
+          <w:rFonts w:ascii="Microsoft YaHei" w:hAnsi="Microsoft YaHei" w:eastAsia="Microsoft YaHei"/>
+          <w:sz w:val="22"/>
+        </w:rPr>
+        <w:t xml:space="preserve">这个"互为倒数"的等式，唯一地推出 </w:t>
+      </w:r>
+      <w:r>
+        <w:rPr>
+          <w:rFonts w:ascii="Consolas" w:hAnsi="Consolas" w:eastAsia="Microsoft YaHei"/>
+          <w:color w:val="8C2F2F"/>
+          <w:sz w:val="20"/>
+        </w:rPr>
+        <w:t>d = N_c = 3</w:t>
+      </w:r>
+      <w:r>
+        <w:rPr>
+          <w:rFonts w:ascii="Microsoft YaHei" w:hAnsi="Microsoft YaHei" w:eastAsia="Microsoft YaHei"/>
+          <w:sz w:val="22"/>
+        </w:rPr>
+        <w:t xml:space="preserve">（它是方程 </w:t>
+      </w:r>
+      <w:r>
+        <w:rPr>
+          <w:rFonts w:ascii="Consolas" w:hAnsi="Consolas" w:eastAsia="Microsoft YaHei"/>
+          <w:color w:val="8C2F2F"/>
+          <w:sz w:val="20"/>
+        </w:rPr>
+        <w:t>(N_c−3)(N_c+2) = 0</w:t>
+      </w:r>
+      <w:r>
+        <w:rPr>
+          <w:rFonts w:ascii="Microsoft YaHei" w:hAnsi="Microsoft YaHei" w:eastAsia="Microsoft YaHei"/>
+          <w:sz w:val="22"/>
+        </w:rPr>
+        <w:t xml:space="preserve"> 的唯一正解）；</w:t>
+      </w:r>
+    </w:p>
+    <w:p>
+      <w:pPr>
+        <w:spacing w:after="40"/>
+        <w:ind w:left="360"/>
+      </w:pPr>
+      <w:r>
+        <w:rPr>
+          <w:rFonts w:ascii="Microsoft YaHei" w:hAnsi="Microsoft YaHei" w:eastAsia="Microsoft YaHei"/>
+          <w:b/>
+          <w:color w:val="1F4E79"/>
+          <w:sz w:val="22"/>
+        </w:rPr>
+        <w:t xml:space="preserve">• </w:t>
+      </w:r>
+      <w:r>
+        <w:rPr>
+          <w:rFonts w:ascii="Microsoft YaHei" w:hAnsi="Microsoft YaHei" w:eastAsia="Microsoft YaHei"/>
+          <w:sz w:val="22"/>
+        </w:rPr>
+        <w:t xml:space="preserve">三维内部构造与物理钟读出共同进入宏观的 3+1 维表示。</w:t>
+      </w:r>
+      <w:r>
+        <w:rPr>
+          <w:rFonts w:ascii="Microsoft YaHei" w:hAnsi="Microsoft YaHei" w:eastAsia="Microsoft YaHei"/>
+          <w:b/>
+          <w:sz w:val="22"/>
+        </w:rPr>
+        <w:t/>
+      </w:r>
+      <w:r>
+        <w:rPr>
+          <w:rFonts w:ascii="Microsoft YaHei" w:hAnsi="Microsoft YaHei" w:eastAsia="Microsoft YaHei"/>
+          <w:sz w:val="22"/>
+        </w:rPr>
+        <w:t/>
       </w:r>
     </w:p>
     <w:p>
@@ -4327,44 +4366,24 @@
       <w:r>
         <w:rPr>
           <w:rFonts w:ascii="Microsoft YaHei" w:hAnsi="Microsoft YaHei" w:eastAsia="Microsoft YaHei"/>
-          <w:b/>
-          <w:sz w:val="22"/>
-        </w:rPr>
-        <w:t>熵，成了连接紫外和红外、连接微观和宏观的桥梁。</w:t>
-      </w:r>
-      <w:r>
-        <w:rPr>
-          <w:rFonts w:ascii="Microsoft YaHei" w:hAnsi="Microsoft YaHei" w:eastAsia="Microsoft YaHei"/>
-          <w:sz w:val="22"/>
-        </w:rPr>
-        <w:t xml:space="preserve"> 这是整套方法里最优雅的一条线索：它把"变化有多少种方式"这个纯粹计数的问题，和"宇宙看起来是什么样"联系了起来。</w:t>
-      </w:r>
-    </w:p>
-    <w:p>
-      <w:pPr>
-        <w:spacing w:after="80" w:line="300" w:lineRule="auto"/>
-      </w:pPr>
-      <w:r>
-        <w:rPr>
-          <w:rFonts w:ascii="Microsoft YaHei" w:hAnsi="Microsoft YaHei" w:eastAsia="Microsoft YaHei"/>
-          <w:sz w:val="22"/>
-        </w:rPr>
-        <w:t>熵在这里不是热力学里的"混乱程度"，而是一个更普适的概念：</w:t>
-      </w:r>
-      <w:r>
-        <w:rPr>
-          <w:rFonts w:ascii="Microsoft YaHei" w:hAnsi="Microsoft YaHei" w:eastAsia="Microsoft YaHei"/>
-          <w:b/>
-          <w:sz w:val="22"/>
-        </w:rPr>
-        <w:t>熵 = 变化方式数的对数</w:t>
-      </w:r>
-      <w:r>
-        <w:rPr>
-          <w:rFonts w:ascii="Microsoft YaHei" w:hAnsi="Microsoft YaHei" w:eastAsia="Microsoft YaHei"/>
-          <w:sz w:val="22"/>
-        </w:rPr>
-        <w:t>。这个窗口能容纳多少种不同的变化方式，它的对数就是熵。而正是这个熵，把高频端（普朗克尺度）和低频端（哈勃尺度）这两个极端，焊成了一体。</w:t>
+          <w:sz w:val="22"/>
+        </w:rPr>
+        <w:t>换句话说：</w:t>
+      </w:r>
+      <w:r>
+        <w:rPr>
+          <w:rFonts w:ascii="Microsoft YaHei" w:hAnsi="Microsoft YaHei" w:eastAsia="Microsoft YaHei"/>
+          <w:b/>
+          <w:sz w:val="22"/>
+        </w:rPr>
+        <w:t>"四维"不是一个输入假设，而是一个推导结果。</w:t>
+      </w:r>
+      <w:r>
+        <w:rPr>
+          <w:rFonts w:ascii="Microsoft YaHei" w:hAnsi="Microsoft YaHei" w:eastAsia="Microsoft YaHei"/>
+          <w:sz w:val="22"/>
+        </w:rPr>
+        <w:t xml:space="preserve"> 换掉它，整个框架就不自洽了。这个结果之所以干净，是因为它来自一个"互为倒数"的对偶关系——8 和 1/8 相乘等于 1，这个简单的关系，精确地、唯一地锁死了维数。</w:t>
       </w:r>
     </w:p>
     <w:p>
@@ -4379,7 +4398,7 @@
           <w:color w:val="2E6B3A"/>
           <w:sz w:val="26"/>
         </w:rPr>
-        <w:t>要点四：最高原理——对偶性涌现</w:t>
+        <w:t>宇宙最低层，对称性最高</w:t>
       </w:r>
     </w:p>
     <w:p>
@@ -4391,22 +4410,7 @@
           <w:rFonts w:ascii="Microsoft YaHei" w:hAnsi="Microsoft YaHei" w:eastAsia="Microsoft YaHei"/>
           <w:sz w:val="22"/>
         </w:rPr>
-        <w:t>贯穿一切的最高原理，我们称之为</w:t>
-      </w:r>
-      <w:r>
-        <w:rPr>
-          <w:rFonts w:ascii="Microsoft YaHei" w:hAnsi="Microsoft YaHei" w:eastAsia="Microsoft YaHei"/>
-          <w:b/>
-          <w:sz w:val="22"/>
-        </w:rPr>
-        <w:t>"对偶性涌现"（duality emergence）</w:t>
-      </w:r>
-      <w:r>
-        <w:rPr>
-          <w:rFonts w:ascii="Microsoft YaHei" w:hAnsi="Microsoft YaHei" w:eastAsia="Microsoft YaHei"/>
-          <w:sz w:val="22"/>
-        </w:rPr>
-        <w:t>：</w:t>
+        <w:t>这背后有一个深刻的规律：</w:t>
       </w:r>
     </w:p>
     <w:p>
@@ -4418,7 +4422,15 @@
           <w:rFonts w:ascii="Microsoft YaHei" w:hAnsi="Microsoft YaHei" w:eastAsia="Microsoft YaHei"/>
           <w:sz w:val="22"/>
         </w:rPr>
-        <w:t>&gt; 谱 → 对偶 → 规范/几何/熵 → 涌现 → 4 维物理。</w:t>
+        <w:t xml:space="preserve">&gt; </w:t>
+      </w:r>
+      <w:r>
+        <w:rPr>
+          <w:rFonts w:ascii="Microsoft YaHei" w:hAnsi="Microsoft YaHei" w:eastAsia="Microsoft YaHei"/>
+          <w:b/>
+          <w:sz w:val="22"/>
+        </w:rPr>
+        <w:t>越接近"最小、最根本的变化"，对称性就越高。</w:t>
       </w:r>
     </w:p>
     <w:p>
@@ -4430,127 +4442,7 @@
           <w:rFonts w:ascii="Microsoft YaHei" w:hAnsi="Microsoft YaHei" w:eastAsia="Microsoft YaHei"/>
           <w:sz w:val="22"/>
         </w:rPr>
-        <w:t>有四个对偶在同一个框架里统一：</w:t>
-      </w:r>
-    </w:p>
-    <w:p>
-      <w:pPr>
-        <w:spacing w:after="40"/>
-        <w:ind w:left="360"/>
-      </w:pPr>
-      <w:r>
-        <w:rPr>
-          <w:rFonts w:ascii="Microsoft YaHei" w:hAnsi="Microsoft YaHei" w:eastAsia="Microsoft YaHei"/>
-          <w:b/>
-          <w:color w:val="1F4E79"/>
-          <w:sz w:val="22"/>
-        </w:rPr>
-        <w:t xml:space="preserve">• </w:t>
-      </w:r>
-      <w:r>
-        <w:rPr>
-          <w:rFonts w:ascii="Microsoft YaHei" w:hAnsi="Microsoft YaHei" w:eastAsia="Microsoft YaHei"/>
-          <w:b/>
-          <w:sz w:val="22"/>
-        </w:rPr>
-        <w:t>共形 ↔ 规范</w:t>
-      </w:r>
-      <w:r>
-        <w:rPr>
-          <w:rFonts w:ascii="Microsoft YaHei" w:hAnsi="Microsoft YaHei" w:eastAsia="Microsoft YaHei"/>
-          <w:sz w:val="22"/>
-        </w:rPr>
-        <w:t>（时空的缩放对称 对偶于 规范对称）；</w:t>
-      </w:r>
-    </w:p>
-    <w:p>
-      <w:pPr>
-        <w:spacing w:after="40"/>
-        <w:ind w:left="360"/>
-      </w:pPr>
-      <w:r>
-        <w:rPr>
-          <w:rFonts w:ascii="Microsoft YaHei" w:hAnsi="Microsoft YaHei" w:eastAsia="Microsoft YaHei"/>
-          <w:b/>
-          <w:color w:val="1F4E79"/>
-          <w:sz w:val="22"/>
-        </w:rPr>
-        <w:t xml:space="preserve">• </w:t>
-      </w:r>
-      <w:r>
-        <w:rPr>
-          <w:rFonts w:ascii="Microsoft YaHei" w:hAnsi="Microsoft YaHei" w:eastAsia="Microsoft YaHei"/>
-          <w:b/>
-          <w:sz w:val="22"/>
-        </w:rPr>
-        <w:t>几何 ↔ 规范</w:t>
-      </w:r>
-      <w:r>
-        <w:rPr>
-          <w:rFonts w:ascii="Microsoft YaHei" w:hAnsi="Microsoft YaHei" w:eastAsia="Microsoft YaHei"/>
-          <w:sz w:val="22"/>
-        </w:rPr>
-        <w:t>（内部空间的几何 对偶于 规范群结构）；</w:t>
-      </w:r>
-    </w:p>
-    <w:p>
-      <w:pPr>
-        <w:spacing w:after="40"/>
-        <w:ind w:left="360"/>
-      </w:pPr>
-      <w:r>
-        <w:rPr>
-          <w:rFonts w:ascii="Microsoft YaHei" w:hAnsi="Microsoft YaHei" w:eastAsia="Microsoft YaHei"/>
-          <w:b/>
-          <w:color w:val="1F4E79"/>
-          <w:sz w:val="22"/>
-        </w:rPr>
-        <w:t xml:space="preserve">• </w:t>
-      </w:r>
-      <w:r>
-        <w:rPr>
-          <w:rFonts w:ascii="Microsoft YaHei" w:hAnsi="Microsoft YaHei" w:eastAsia="Microsoft YaHei"/>
-          <w:b/>
-          <w:sz w:val="22"/>
-        </w:rPr>
-        <w:t>UV ↔ IR</w:t>
-      </w:r>
-      <w:r>
-        <w:rPr>
-          <w:rFonts w:ascii="Microsoft YaHei" w:hAnsi="Microsoft YaHei" w:eastAsia="Microsoft YaHei"/>
-          <w:sz w:val="22"/>
-        </w:rPr>
-        <w:t>（高频 对偶于 低频，通过熵桥接）；</w:t>
-      </w:r>
-    </w:p>
-    <w:p>
-      <w:pPr>
-        <w:spacing w:after="40"/>
-        <w:ind w:left="360"/>
-      </w:pPr>
-      <w:r>
-        <w:rPr>
-          <w:rFonts w:ascii="Microsoft YaHei" w:hAnsi="Microsoft YaHei" w:eastAsia="Microsoft YaHei"/>
-          <w:b/>
-          <w:color w:val="1F4E79"/>
-          <w:sz w:val="22"/>
-        </w:rPr>
-        <w:t xml:space="preserve">• </w:t>
-      </w:r>
-      <w:r>
-        <w:rPr>
-          <w:rFonts w:ascii="Microsoft YaHei" w:hAnsi="Microsoft YaHei" w:eastAsia="Microsoft YaHei"/>
-          <w:b/>
-          <w:sz w:val="22"/>
-        </w:rPr>
-        <w:t>谱 ↔ 物理</w:t>
-      </w:r>
-      <w:r>
-        <w:rPr>
-          <w:rFonts w:ascii="Microsoft YaHei" w:hAnsi="Microsoft YaHei" w:eastAsia="Microsoft YaHei"/>
-          <w:sz w:val="22"/>
-        </w:rPr>
-        <w:t>（变化的频率 对偶于 可观测的物理量）。</w:t>
+        <w:t>在普朗克尺度（我们能描述的最小尺度）附近，对称性最高；越往宏观走，对称性越"破缺"、越少。我们熟悉的电磁力、弱力、强力在低能下看起来各不相同，但它们都源自高能处同一个更高的对称。</w:t>
       </w:r>
     </w:p>
     <w:p>
@@ -4577,7 +4469,7 @@
           <w:rFonts w:ascii="Microsoft YaHei" w:hAnsi="Microsoft YaHei" w:eastAsia="Microsoft YaHei"/>
           <w:sz w:val="22"/>
         </w:rPr>
-        <w:t xml:space="preserve">每一项对应都有明确的载体、映射和归一化。它们的相容性给出不同输出之间的共同关系，证明与计算记录说明哪些关系已经建立。</w:t>
+        <w:t xml:space="preserve">维数与颜色约束展示框架怎样减少结构自由度。数值读出进一步使用随计算给出的响应域、归一化和传递规则。</w:t>
       </w:r>
     </w:p>
     <w:p>
@@ -4600,7 +4492,27 @@
           <w:color w:val="1F4E79"/>
           <w:sz w:val="32"/>
         </w:rPr>
-        <w:t>六、最小的变化，与四维的唯一性</w:t>
+        <w:t>七、引力、规范、物质：三位一体的涌现</w:t>
+      </w:r>
+    </w:p>
+    <w:p>
+      <w:pPr>
+        <w:spacing w:after="80" w:line="300" w:lineRule="auto"/>
+      </w:pPr>
+      <w:r>
+        <w:rPr>
+          <w:rFonts w:ascii="Microsoft YaHei" w:hAnsi="Microsoft YaHei" w:eastAsia="Microsoft YaHei"/>
+          <w:sz w:val="22"/>
+        </w:rPr>
+        <w:t>这一章回答一个核心问题：</w:t>
+      </w:r>
+      <w:r>
+        <w:rPr>
+          <w:rFonts w:ascii="Microsoft YaHei" w:hAnsi="Microsoft YaHei" w:eastAsia="Microsoft YaHei"/>
+          <w:b/>
+          <w:sz w:val="22"/>
+        </w:rPr>
+        <w:t>引力、规范力、物质，这三者是什么关系？</w:t>
       </w:r>
     </w:p>
     <w:p>
@@ -4615,7 +4527,7 @@
           <w:color w:val="2E6B3A"/>
           <w:sz w:val="26"/>
         </w:rPr>
-        <w:t>从"最小的变化"开始</w:t>
+        <w:t>引力是涌现的：加速度尺度</w:t>
       </w:r>
     </w:p>
     <w:p>
@@ -4627,15 +4539,7 @@
           <w:rFonts w:ascii="Microsoft YaHei" w:hAnsi="Microsoft YaHei" w:eastAsia="Microsoft YaHei"/>
           <w:sz w:val="22"/>
         </w:rPr>
-        <w:t>变化有大小之分。有些变化复杂，有些变化简单。那么，</w:t>
-      </w:r>
-      <w:r>
-        <w:rPr>
-          <w:rFonts w:ascii="Microsoft YaHei" w:hAnsi="Microsoft YaHei" w:eastAsia="Microsoft YaHei"/>
-          <w:b/>
-          <w:sz w:val="22"/>
-        </w:rPr>
-        <w:t>最小、最根本的变化是什么？</w:t>
+        <w:t>第一章我们已经建立了"引力像温度一样涌现"的图景。这里把它落成具体结论。</w:t>
       </w:r>
     </w:p>
     <w:p>
@@ -4647,6 +4551,33 @@
           <w:rFonts w:ascii="Microsoft YaHei" w:hAnsi="Microsoft YaHei" w:eastAsia="Microsoft YaHei"/>
           <w:sz w:val="22"/>
         </w:rPr>
+        <w:t>在我们的框架里，</w:t>
+      </w:r>
+      <w:r>
+        <w:rPr>
+          <w:rFonts w:ascii="Microsoft YaHei" w:hAnsi="Microsoft YaHei" w:eastAsia="Microsoft YaHei"/>
+          <w:b/>
+          <w:sz w:val="22"/>
+        </w:rPr>
+        <w:t>引力不是一个独立的、基本的作用力，而是"涌现"出来的</w:t>
+      </w:r>
+      <w:r>
+        <w:rPr>
+          <w:rFonts w:ascii="Microsoft YaHei" w:hAnsi="Microsoft YaHei" w:eastAsia="Microsoft YaHei"/>
+          <w:sz w:val="22"/>
+        </w:rPr>
+        <w:t>。</w:t>
+      </w:r>
+    </w:p>
+    <w:p>
+      <w:pPr>
+        <w:spacing w:after="80" w:line="300" w:lineRule="auto"/>
+      </w:pPr>
+      <w:r>
+        <w:rPr>
+          <w:rFonts w:ascii="Microsoft YaHei" w:hAnsi="Microsoft YaHei" w:eastAsia="Microsoft YaHei"/>
+          <w:sz w:val="22"/>
+        </w:rPr>
         <w:t/>
       </w:r>
       <w:r>
@@ -4655,15 +4586,15 @@
           <w:b/>
           <w:sz w:val="22"/>
         </w:rPr>
-        <w:t xml:space="preserve">起点是最小无偏变化及其合成。物理构造从允许的操作发展出内部紧致响应空间 RP³。</w:t>
-      </w:r>
-      <w:r>
-        <w:rPr>
-          <w:rFonts w:ascii="Microsoft YaHei" w:hAnsi="Microsoft YaHei" w:eastAsia="Microsoft YaHei"/>
-          <w:sz w:val="22"/>
-        </w:rPr>
         <w:t/>
       </w:r>
+      <w:r>
+        <w:rPr>
+          <w:rFonts w:ascii="Microsoft YaHei" w:hAnsi="Microsoft YaHei" w:eastAsia="Microsoft YaHei"/>
+          <w:sz w:val="22"/>
+        </w:rPr>
+        <w:t xml:space="preserve">宏观引力场由张量响应和有效作用量描述。在明确的二次实现中，约束约化保留两个无质量张量螺旋度，留数为正；内部临界响应提供匹配数据。</w:t>
+      </w:r>
     </w:p>
     <w:p>
       <w:pPr>
@@ -4674,88 +4605,7 @@
           <w:rFonts w:ascii="Microsoft YaHei" w:hAnsi="Microsoft YaHei" w:eastAsia="Microsoft YaHei"/>
           <w:sz w:val="22"/>
         </w:rPr>
-        <w:t xml:space="preserve">RP³ 由三维球面 S³ 的对径点识别得到。紧致性使相关椭圆算子具有离散的无限谱；有限响应窗口只保留有限的活跃模态。宇称和手征通过明确的投影进入构造。</w:t>
-      </w:r>
-    </w:p>
-    <w:p>
-      <w:pPr>
-        <w:spacing w:after="80" w:line="300" w:lineRule="auto"/>
-      </w:pPr>
-      <w:r>
-        <w:rPr>
-          <w:rFonts w:ascii="Microsoft YaHei" w:hAnsi="Microsoft YaHei" w:eastAsia="Microsoft YaHei"/>
-          <w:sz w:val="22"/>
-        </w:rPr>
-        <w:t xml:space="preserve">空间及其表示内容由 Guo（2026d）的生成规则和最小实现确定。数值计算继承这一结构，并明确每项响应使用的投影和归一化。</w:t>
-      </w:r>
-    </w:p>
-    <w:p>
-      <w:pPr>
-        <w:pStyle w:val="Heading3"/>
-        <w:spacing w:before="200" w:after="120"/>
-      </w:pPr>
-      <w:r>
-        <w:rPr>
-          <w:rFonts w:ascii="Microsoft YaHei" w:hAnsi="Microsoft YaHei" w:eastAsia="Microsoft YaHei"/>
-          <w:b/>
-          <w:color w:val="2E6B3A"/>
-          <w:sz w:val="26"/>
-        </w:rPr>
-        <w:t>四维为什么是"四"维</w:t>
-      </w:r>
-    </w:p>
-    <w:p>
-      <w:pPr>
-        <w:spacing w:after="80" w:line="300" w:lineRule="auto"/>
-      </w:pPr>
-      <w:r>
-        <w:rPr>
-          <w:rFonts w:ascii="Microsoft YaHei" w:hAnsi="Microsoft YaHei" w:eastAsia="Microsoft YaHei"/>
-          <w:sz w:val="22"/>
-        </w:rPr>
-        <w:t xml:space="preserve">一个长期困扰物理学的谜题：为什么我们生活的时空恰好是 </w:t>
-      </w:r>
-      <w:r>
-        <w:rPr>
-          <w:rFonts w:ascii="Microsoft YaHei" w:hAnsi="Microsoft YaHei" w:eastAsia="Microsoft YaHei"/>
-          <w:b/>
-          <w:sz w:val="22"/>
-        </w:rPr>
-        <w:t>3+1 = 4 维</w:t>
-      </w:r>
-      <w:r>
-        <w:rPr>
-          <w:rFonts w:ascii="Microsoft YaHei" w:hAnsi="Microsoft YaHei" w:eastAsia="Microsoft YaHei"/>
-          <w:sz w:val="22"/>
-        </w:rPr>
-        <w:t>？为什么不是 5 维、10 维？</w:t>
-      </w:r>
-    </w:p>
-    <w:p>
-      <w:pPr>
-        <w:spacing w:after="80" w:line="300" w:lineRule="auto"/>
-      </w:pPr>
-      <w:r>
-        <w:rPr>
-          <w:rFonts w:ascii="Microsoft YaHei" w:hAnsi="Microsoft YaHei" w:eastAsia="Microsoft YaHei"/>
-          <w:sz w:val="22"/>
-        </w:rPr>
-        <w:t>在我们的框架里，</w:t>
-      </w:r>
-      <w:r>
-        <w:rPr>
-          <w:rFonts w:ascii="Microsoft YaHei" w:hAnsi="Microsoft YaHei" w:eastAsia="Microsoft YaHei"/>
-          <w:b/>
-          <w:sz w:val="22"/>
-        </w:rPr>
-        <w:t>4 维不是"被选择"的，而是"唯一自洽"的</w:t>
-      </w:r>
-      <w:r>
-        <w:rPr>
-          <w:rFonts w:ascii="Microsoft YaHei" w:hAnsi="Microsoft YaHei" w:eastAsia="Microsoft YaHei"/>
-          <w:sz w:val="22"/>
-        </w:rPr>
-        <w:t>。推导的骨架是：</w:t>
+        <w:t xml:space="preserve">这部分计算包含三个明确对象：</w:t>
       </w:r>
     </w:p>
     <w:p>
@@ -4770,14 +4620,52 @@
           <w:color w:val="1F4E79"/>
           <w:sz w:val="22"/>
         </w:rPr>
-        <w:t xml:space="preserve">• </w:t>
-      </w:r>
-      <w:r>
-        <w:rPr>
-          <w:rFonts w:ascii="Microsoft YaHei" w:hAnsi="Microsoft YaHei" w:eastAsia="Microsoft YaHei"/>
-          <w:sz w:val="22"/>
-        </w:rPr>
-        <w:t xml:space="preserve">内部空间的维度 </w:t>
+        <w:t xml:space="preserve">1. </w:t>
+      </w:r>
+      <w:r>
+        <w:rPr>
+          <w:rFonts w:ascii="Microsoft YaHei" w:hAnsi="Microsoft YaHei" w:eastAsia="Microsoft YaHei"/>
+          <w:b/>
+          <w:sz w:val="22"/>
+        </w:rPr>
+        <w:t/>
+      </w:r>
+      <w:r>
+        <w:rPr>
+          <w:rFonts w:ascii="Microsoft YaHei" w:hAnsi="Microsoft YaHei" w:eastAsia="Microsoft YaHei"/>
+          <w:sz w:val="22"/>
+        </w:rPr>
+        <w:t xml:space="preserve">线性基线为牛顿型。外部张量作用量及其守恒源耦合给出平方反比的静态响应，以及线性宇宙学传播使用的归一化。</w:t>
+      </w:r>
+    </w:p>
+    <w:p>
+      <w:pPr>
+        <w:spacing w:after="40"/>
+        <w:ind w:left="360"/>
+      </w:pPr>
+      <w:r>
+        <w:rPr>
+          <w:rFonts w:ascii="Microsoft YaHei" w:hAnsi="Microsoft YaHei" w:eastAsia="Microsoft YaHei"/>
+          <w:b/>
+          <w:color w:val="1F4E79"/>
+          <w:sz w:val="22"/>
+        </w:rPr>
+        <w:t xml:space="preserve">2. </w:t>
+      </w:r>
+      <w:r>
+        <w:rPr>
+          <w:rFonts w:ascii="Microsoft YaHei" w:hAnsi="Microsoft YaHei" w:eastAsia="Microsoft YaHei"/>
+          <w:b/>
+          <w:sz w:val="22"/>
+        </w:rPr>
+        <w:t/>
+      </w:r>
+      <w:r>
+        <w:rPr>
+          <w:rFonts w:ascii="Microsoft YaHei" w:hAnsi="Microsoft YaHei" w:eastAsia="Microsoft YaHei"/>
+          <w:sz w:val="22"/>
+        </w:rPr>
+        <w:t xml:space="preserve">端点确定宇宙学总预算 Ω_Σ=1−Ω_Λ−Ω_b。热背景计算把这一剩余预算分解为冷源、光子和热中微子，各自按相应方程参与背景演化和团簇化。</w:t>
       </w:r>
       <w:r>
         <w:rPr>
@@ -4785,14 +4673,14 @@
           <w:color w:val="8C2F2F"/>
           <w:sz w:val="20"/>
         </w:rPr>
-        <w:t>d</w:t>
-      </w:r>
-      <w:r>
-        <w:rPr>
-          <w:rFonts w:ascii="Microsoft YaHei" w:hAnsi="Microsoft YaHei" w:eastAsia="Microsoft YaHei"/>
-          <w:sz w:val="22"/>
-        </w:rPr>
-        <w:t xml:space="preserve"> 和色数 </w:t>
+        <w:t/>
+      </w:r>
+      <w:r>
+        <w:rPr>
+          <w:rFonts w:ascii="Microsoft YaHei" w:hAnsi="Microsoft YaHei" w:eastAsia="Microsoft YaHei"/>
+          <w:sz w:val="22"/>
+        </w:rPr>
+        <w:t xml:space="preserve"/>
       </w:r>
       <w:r>
         <w:rPr>
@@ -4800,14 +4688,44 @@
           <w:color w:val="8C2F2F"/>
           <w:sz w:val="20"/>
         </w:rPr>
-        <w:t>N_c</w:t>
-      </w:r>
-      <w:r>
-        <w:rPr>
-          <w:rFonts w:ascii="Microsoft YaHei" w:hAnsi="Microsoft YaHei" w:eastAsia="Microsoft YaHei"/>
-          <w:sz w:val="22"/>
-        </w:rPr>
-        <w:t>（强力 SU(3) 的"3"）被一个对偶等式钉死：</w:t>
+        <w:t/>
+      </w:r>
+      <w:r>
+        <w:rPr>
+          <w:rFonts w:ascii="Microsoft YaHei" w:hAnsi="Microsoft YaHei" w:eastAsia="Microsoft YaHei"/>
+          <w:sz w:val="22"/>
+        </w:rPr>
+        <w:t xml:space="preserve"/>
+      </w:r>
+    </w:p>
+    <w:p>
+      <w:pPr>
+        <w:spacing w:after="40"/>
+        <w:ind w:left="360"/>
+      </w:pPr>
+      <w:r>
+        <w:rPr>
+          <w:rFonts w:ascii="Microsoft YaHei" w:hAnsi="Microsoft YaHei" w:eastAsia="Microsoft YaHei"/>
+          <w:b/>
+          <w:color w:val="1F4E79"/>
+          <w:sz w:val="22"/>
+        </w:rPr>
+        <w:t xml:space="preserve">3. </w:t>
+      </w:r>
+      <w:r>
+        <w:rPr>
+          <w:rFonts w:ascii="Microsoft YaHei" w:hAnsi="Microsoft YaHei" w:eastAsia="Microsoft YaHei"/>
+          <w:b/>
+          <w:sz w:val="22"/>
+        </w:rPr>
+        <w:t/>
+      </w:r>
+      <w:r>
+        <w:rPr>
+          <w:rFonts w:ascii="Microsoft YaHei" w:hAnsi="Microsoft YaHei" w:eastAsia="Microsoft YaHei"/>
+          <w:sz w:val="22"/>
+        </w:rPr>
+        <w:t xml:space="preserve"/>
       </w:r>
       <w:r>
         <w:rPr>
@@ -4815,51 +4733,14 @@
           <w:color w:val="8C2F2F"/>
           <w:sz w:val="20"/>
         </w:rPr>
-        <w:t>d = N_c = 3</w:t>
-      </w:r>
-      <w:r>
-        <w:rPr>
-          <w:rFonts w:ascii="Microsoft YaHei" w:hAnsi="Microsoft YaHei" w:eastAsia="Microsoft YaHei"/>
-          <w:sz w:val="22"/>
-        </w:rPr>
-        <w:t>；</w:t>
-      </w:r>
-    </w:p>
-    <w:p>
-      <w:pPr>
-        <w:spacing w:after="40"/>
-        <w:ind w:left="360"/>
-      </w:pPr>
-      <w:r>
-        <w:rPr>
-          <w:rFonts w:ascii="Microsoft YaHei" w:hAnsi="Microsoft YaHei" w:eastAsia="Microsoft YaHei"/>
-          <w:b/>
-          <w:color w:val="1F4E79"/>
-          <w:sz w:val="22"/>
-        </w:rPr>
-        <w:t xml:space="preserve">• </w:t>
-      </w:r>
-      <w:r>
-        <w:rPr>
-          <w:rFonts w:ascii="Microsoft YaHei" w:hAnsi="Microsoft YaHei" w:eastAsia="Microsoft YaHei"/>
-          <w:sz w:val="22"/>
-        </w:rPr>
-        <w:t>这个对偶等式来自</w:t>
-      </w:r>
-      <w:r>
-        <w:rPr>
-          <w:rFonts w:ascii="Microsoft YaHei" w:hAnsi="Microsoft YaHei" w:eastAsia="Microsoft YaHei"/>
-          <w:b/>
-          <w:sz w:val="22"/>
-        </w:rPr>
-        <w:t>共形-规范对偶</w:t>
-      </w:r>
-      <w:r>
-        <w:rPr>
-          <w:rFonts w:ascii="Microsoft YaHei" w:hAnsi="Microsoft YaHei" w:eastAsia="Microsoft YaHei"/>
-          <w:sz w:val="22"/>
-        </w:rPr>
-        <w:t xml:space="preserve"> </w:t>
+        <w:t/>
+      </w:r>
+      <w:r>
+        <w:rPr>
+          <w:rFonts w:ascii="Microsoft YaHei" w:hAnsi="Microsoft YaHei" w:eastAsia="Microsoft YaHei"/>
+          <w:sz w:val="22"/>
+        </w:rPr>
+        <w:t xml:space="preserve"/>
       </w:r>
       <w:r>
         <w:rPr>
@@ -4867,44 +4748,241 @@
           <w:color w:val="8C2F2F"/>
           <w:sz w:val="20"/>
         </w:rPr>
-        <w:t>N_g·ξ = 1</w:t>
-      </w:r>
-      <w:r>
-        <w:rPr>
-          <w:rFonts w:ascii="Microsoft YaHei" w:hAnsi="Microsoft YaHei" w:eastAsia="Microsoft YaHei"/>
-          <w:sz w:val="22"/>
-        </w:rPr>
-        <w:t xml:space="preserve">——其中 </w:t>
-      </w:r>
-      <w:r>
-        <w:rPr>
-          <w:rFonts w:ascii="Consolas" w:hAnsi="Consolas" w:eastAsia="Microsoft YaHei"/>
-          <w:color w:val="8C2F2F"/>
-          <w:sz w:val="20"/>
-        </w:rPr>
-        <w:t>N_g = 8</w:t>
-      </w:r>
-      <w:r>
-        <w:rPr>
-          <w:rFonts w:ascii="Microsoft YaHei" w:hAnsi="Microsoft YaHei" w:eastAsia="Microsoft YaHei"/>
-          <w:sz w:val="22"/>
-        </w:rPr>
-        <w:t xml:space="preserve"> 是色规范群的生成元数，</w:t>
-      </w:r>
-      <w:r>
-        <w:rPr>
-          <w:rFonts w:ascii="Consolas" w:hAnsi="Consolas" w:eastAsia="Microsoft YaHei"/>
-          <w:color w:val="8C2F2F"/>
-          <w:sz w:val="20"/>
-        </w:rPr>
-        <w:t>ξ = 1/8</w:t>
-      </w:r>
-      <w:r>
-        <w:rPr>
-          <w:rFonts w:ascii="Microsoft YaHei" w:hAnsi="Microsoft YaHei" w:eastAsia="Microsoft YaHei"/>
-          <w:sz w:val="22"/>
-        </w:rPr>
-        <w:t xml:space="preserve"> 是共形耦合常数，两者互为倒数；</w:t>
+        <w:t/>
+      </w:r>
+      <w:r>
+        <w:rPr>
+          <w:rFonts w:ascii="Microsoft YaHei" w:hAnsi="Microsoft YaHei" w:eastAsia="Microsoft YaHei"/>
+          <w:sz w:val="22"/>
+        </w:rPr>
+        <w:t xml:space="preserve">在规定的可分解纯占据轨道上，局域源协方差给出 a0=c·H0/(2π)·√(4/3)，RMS 读出给出 μ(y)=y/√(1+y²)。同一局域作用量还支持源反馈和带膨胀背景的自主有限位移模型，其中周期势满足完整的局域场方程。</w:t>
+      </w:r>
+    </w:p>
+    <w:p>
+      <w:pPr>
+        <w:spacing w:after="80" w:line="300" w:lineRule="auto"/>
+      </w:pPr>
+      <w:r>
+        <w:rPr>
+          <w:rFonts w:ascii="Microsoft YaHei" w:hAnsi="Microsoft YaHei" w:eastAsia="Microsoft YaHei"/>
+          <w:sz w:val="22"/>
+        </w:rPr>
+        <w:t/>
+      </w:r>
+      <w:r>
+        <w:rPr>
+          <w:rFonts w:ascii="Microsoft YaHei" w:hAnsi="Microsoft YaHei" w:eastAsia="Microsoft YaHei"/>
+          <w:b/>
+          <w:sz w:val="22"/>
+        </w:rPr>
+        <w:t/>
+      </w:r>
+      <w:r>
+        <w:rPr>
+          <w:rFonts w:ascii="Microsoft YaHei" w:hAnsi="Microsoft YaHei" w:eastAsia="Microsoft YaHei"/>
+          <w:sz w:val="22"/>
+        </w:rPr>
+        <w:t xml:space="preserve">用大白话说，共同端点把多种宏观测量联系起来；作用量和源投影则说明每项测量使用哪一条方程。</w:t>
+      </w:r>
+    </w:p>
+    <w:p>
+      <w:pPr>
+        <w:spacing w:after="80" w:line="300" w:lineRule="auto"/>
+      </w:pPr>
+      <w:r>
+        <w:rPr>
+          <w:rFonts w:ascii="Microsoft YaHei" w:hAnsi="Microsoft YaHei" w:eastAsia="Microsoft YaHei"/>
+          <w:b/>
+          <w:sz w:val="22"/>
+        </w:rPr>
+        <w:t>"涌现引力"并不是我们第一个提的。</w:t>
+      </w:r>
+      <w:r>
+        <w:rPr>
+          <w:rFonts w:ascii="Microsoft YaHei" w:hAnsi="Microsoft YaHei" w:eastAsia="Microsoft YaHei"/>
+          <w:sz w:val="22"/>
+        </w:rPr>
+        <w:t xml:space="preserve"> 读者可能知道，荷兰物理学家 Erik Verlinde 在 2010 年前后提出过一个著名观点：引力不是基本力，而是</w:t>
+      </w:r>
+      <w:r>
+        <w:rPr>
+          <w:rFonts w:ascii="Microsoft YaHei" w:hAnsi="Microsoft YaHei" w:eastAsia="Microsoft YaHei"/>
+          <w:b/>
+          <w:sz w:val="22"/>
+        </w:rPr>
+        <w:t>熵力</w:t>
+      </w:r>
+      <w:r>
+        <w:rPr>
+          <w:rFonts w:ascii="Microsoft YaHei" w:hAnsi="Microsoft YaHei" w:eastAsia="Microsoft YaHei"/>
+          <w:sz w:val="22"/>
+        </w:rPr>
+        <w:t>——它来自系统内部信息在边界上的分布，类似于气体的压强来自分子的撞击。他的名言是："引力是熵的梯度。"</w:t>
+      </w:r>
+    </w:p>
+    <w:p>
+      <w:pPr>
+        <w:spacing w:after="80" w:line="300" w:lineRule="auto"/>
+      </w:pPr>
+      <w:r>
+        <w:rPr>
+          <w:rFonts w:ascii="Microsoft YaHei" w:hAnsi="Microsoft YaHei" w:eastAsia="Microsoft YaHei"/>
+          <w:sz w:val="22"/>
+        </w:rPr>
+        <w:t/>
+      </w:r>
+      <w:r>
+        <w:rPr>
+          <w:rFonts w:ascii="Microsoft YaHei" w:hAnsi="Microsoft YaHei" w:eastAsia="Microsoft YaHei"/>
+          <w:b/>
+          <w:sz w:val="22"/>
+        </w:rPr>
+        <w:t/>
+      </w:r>
+      <w:r>
+        <w:rPr>
+          <w:rFonts w:ascii="Microsoft YaHei" w:hAnsi="Microsoft YaHei" w:eastAsia="Microsoft YaHei"/>
+          <w:sz w:val="22"/>
+        </w:rPr>
+        <w:t xml:space="preserve">与熵引力的联系在于对集体行为的关注。这里的计算明确源协方差、张量响应和各个宏观分支的作用量；熵度量谱窗口的跨度。</w:t>
+      </w:r>
+      <w:r>
+        <w:rPr>
+          <w:rFonts w:ascii="Microsoft YaHei" w:hAnsi="Microsoft YaHei" w:eastAsia="Microsoft YaHei"/>
+          <w:b/>
+          <w:sz w:val="22"/>
+        </w:rPr>
+        <w:t/>
+      </w:r>
+      <w:r>
+        <w:rPr>
+          <w:rFonts w:ascii="Microsoft YaHei" w:hAnsi="Microsoft YaHei" w:eastAsia="Microsoft YaHei"/>
+          <w:sz w:val="22"/>
+        </w:rPr>
+        <w:t/>
+      </w:r>
+      <w:r>
+        <w:rPr>
+          <w:rFonts w:ascii="Microsoft YaHei" w:hAnsi="Microsoft YaHei" w:eastAsia="Microsoft YaHei"/>
+          <w:b/>
+          <w:sz w:val="22"/>
+        </w:rPr>
+        <w:t/>
+      </w:r>
+      <w:r>
+        <w:rPr>
+          <w:rFonts w:ascii="Microsoft YaHei" w:hAnsi="Microsoft YaHei" w:eastAsia="Microsoft YaHei"/>
+          <w:sz w:val="22"/>
+        </w:rPr>
+        <w:t/>
+      </w:r>
+    </w:p>
+    <w:p>
+      <w:pPr>
+        <w:spacing w:after="80" w:line="300" w:lineRule="auto"/>
+      </w:pPr>
+      <w:r>
+        <w:rPr>
+          <w:rFonts w:ascii="Microsoft YaHei" w:hAnsi="Microsoft YaHei" w:eastAsia="Microsoft YaHei"/>
+          <w:sz w:val="22"/>
+        </w:rPr>
+        <w:t xml:space="preserve">有效的检验是定量的：源归一化和响应方程需要给出相容的运动、钟关系及观测比较。</w:t>
+      </w:r>
+      <w:r>
+        <w:rPr>
+          <w:rFonts w:ascii="Microsoft YaHei" w:hAnsi="Microsoft YaHei" w:eastAsia="Microsoft YaHei"/>
+          <w:b/>
+          <w:sz w:val="22"/>
+        </w:rPr>
+        <w:t/>
+      </w:r>
+      <w:r>
+        <w:rPr>
+          <w:rFonts w:ascii="Microsoft YaHei" w:hAnsi="Microsoft YaHei" w:eastAsia="Microsoft YaHei"/>
+          <w:sz w:val="22"/>
+        </w:rPr>
+        <w:t/>
+      </w:r>
+    </w:p>
+    <w:p>
+      <w:pPr>
+        <w:pStyle w:val="Heading3"/>
+        <w:spacing w:before="200" w:after="120"/>
+      </w:pPr>
+      <w:r>
+        <w:rPr>
+          <w:rFonts w:ascii="Microsoft YaHei" w:hAnsi="Microsoft YaHei" w:eastAsia="Microsoft YaHei"/>
+          <w:b/>
+          <w:color w:val="2E6B3A"/>
+          <w:sz w:val="26"/>
+        </w:rPr>
+        <w:t>规范构造：规范场从谱涌现</w:t>
+      </w:r>
+    </w:p>
+    <w:p>
+      <w:pPr>
+        <w:spacing w:after="80" w:line="300" w:lineRule="auto"/>
+      </w:pPr>
+      <w:r>
+        <w:rPr>
+          <w:rFonts w:ascii="Microsoft YaHei" w:hAnsi="Microsoft YaHei" w:eastAsia="Microsoft YaHei"/>
+          <w:sz w:val="22"/>
+        </w:rPr>
+        <w:t xml:space="preserve">规范结构继承紧致响应空间及其生成算子代数的构造。低能场使用保留的模态和相应物质表示。</w:t>
+      </w:r>
+      <w:r>
+        <w:rPr>
+          <w:rFonts w:ascii="Microsoft YaHei" w:hAnsi="Microsoft YaHei" w:eastAsia="Microsoft YaHei"/>
+          <w:b/>
+          <w:sz w:val="22"/>
+        </w:rPr>
+        <w:t/>
+      </w:r>
+      <w:r>
+        <w:rPr>
+          <w:rFonts w:ascii="Microsoft YaHei" w:hAnsi="Microsoft YaHei" w:eastAsia="Microsoft YaHei"/>
+          <w:sz w:val="22"/>
+        </w:rPr>
+        <w:t/>
+      </w:r>
+    </w:p>
+    <w:p>
+      <w:pPr>
+        <w:spacing w:after="80" w:line="300" w:lineRule="auto"/>
+      </w:pPr>
+      <w:r>
+        <w:rPr>
+          <w:rFonts w:ascii="Microsoft YaHei" w:hAnsi="Microsoft YaHei" w:eastAsia="Microsoft YaHei"/>
+          <w:sz w:val="22"/>
+        </w:rPr>
+        <w:t>规范群的结构（为什么是 SU(3)×SU(2)×U(1)）也从谱里推导出来，而不是假设的。内部空间的几何，通过"对偶"决定了规范群的代数——这就是"几何 ↔ 规范"对偶的具体含义。</w:t>
+      </w:r>
+    </w:p>
+    <w:p>
+      <w:pPr>
+        <w:pStyle w:val="Heading3"/>
+        <w:spacing w:before="200" w:after="120"/>
+      </w:pPr>
+      <w:r>
+        <w:rPr>
+          <w:rFonts w:ascii="Microsoft YaHei" w:hAnsi="Microsoft YaHei" w:eastAsia="Microsoft YaHei"/>
+          <w:b/>
+          <w:color w:val="2E6B3A"/>
+          <w:sz w:val="26"/>
+        </w:rPr>
+        <w:t>自洽的循环：规范形成物质，物质加剧引力</w:t>
+      </w:r>
+    </w:p>
+    <w:p>
+      <w:pPr>
+        <w:spacing w:after="80" w:line="300" w:lineRule="auto"/>
+      </w:pPr>
+      <w:r>
+        <w:rPr>
+          <w:rFonts w:ascii="Microsoft YaHei" w:hAnsi="Microsoft YaHei" w:eastAsia="Microsoft YaHei"/>
+          <w:sz w:val="22"/>
+        </w:rPr>
+        <w:t>于是出现一个漂亮的自洽循环：</w:t>
       </w:r>
     </w:p>
     <w:p>
@@ -4919,44 +4997,29 @@
           <w:color w:val="1F4E79"/>
           <w:sz w:val="22"/>
         </w:rPr>
-        <w:t xml:space="preserve">• </w:t>
-      </w:r>
-      <w:r>
-        <w:rPr>
-          <w:rFonts w:ascii="Microsoft YaHei" w:hAnsi="Microsoft YaHei" w:eastAsia="Microsoft YaHei"/>
-          <w:sz w:val="22"/>
-        </w:rPr>
-        <w:t xml:space="preserve">这个"互为倒数"的等式，唯一地推出 </w:t>
-      </w:r>
-      <w:r>
-        <w:rPr>
-          <w:rFonts w:ascii="Consolas" w:hAnsi="Consolas" w:eastAsia="Microsoft YaHei"/>
-          <w:color w:val="8C2F2F"/>
-          <w:sz w:val="20"/>
-        </w:rPr>
-        <w:t>d = N_c = 3</w:t>
-      </w:r>
-      <w:r>
-        <w:rPr>
-          <w:rFonts w:ascii="Microsoft YaHei" w:hAnsi="Microsoft YaHei" w:eastAsia="Microsoft YaHei"/>
-          <w:sz w:val="22"/>
-        </w:rPr>
-        <w:t xml:space="preserve">（它是方程 </w:t>
-      </w:r>
-      <w:r>
-        <w:rPr>
-          <w:rFonts w:ascii="Consolas" w:hAnsi="Consolas" w:eastAsia="Microsoft YaHei"/>
-          <w:color w:val="8C2F2F"/>
-          <w:sz w:val="20"/>
-        </w:rPr>
-        <w:t>(N_c−3)(N_c+2) = 0</w:t>
-      </w:r>
-      <w:r>
-        <w:rPr>
-          <w:rFonts w:ascii="Microsoft YaHei" w:hAnsi="Microsoft YaHei" w:eastAsia="Microsoft YaHei"/>
-          <w:sz w:val="22"/>
-        </w:rPr>
-        <w:t xml:space="preserve"> 的唯一正解）；</w:t>
+        <w:t xml:space="preserve">1. </w:t>
+      </w:r>
+      <w:r>
+        <w:rPr>
+          <w:rFonts w:ascii="Microsoft YaHei" w:hAnsi="Microsoft YaHei" w:eastAsia="Microsoft YaHei"/>
+          <w:sz w:val="22"/>
+        </w:rPr>
+        <w:t xml:space="preserve">生成的内部源给出响应和归一化数据；</w:t>
+      </w:r>
+      <w:r>
+        <w:rPr>
+          <w:rFonts w:ascii="Microsoft YaHei" w:hAnsi="Microsoft YaHei" w:eastAsia="Microsoft YaHei"/>
+          <w:b/>
+          <w:sz w:val="22"/>
+        </w:rPr>
+        <w:t/>
+      </w:r>
+      <w:r>
+        <w:rPr>
+          <w:rFonts w:ascii="Microsoft YaHei" w:hAnsi="Microsoft YaHei" w:eastAsia="Microsoft YaHei"/>
+          <w:sz w:val="22"/>
+        </w:rPr>
+        <w:t/>
       </w:r>
     </w:p>
     <w:p>
@@ -4971,19 +5034,75 @@
           <w:color w:val="1F4E79"/>
           <w:sz w:val="22"/>
         </w:rPr>
-        <w:t xml:space="preserve">• </w:t>
-      </w:r>
-      <w:r>
-        <w:rPr>
-          <w:rFonts w:ascii="Microsoft YaHei" w:hAnsi="Microsoft YaHei" w:eastAsia="Microsoft YaHei"/>
-          <w:sz w:val="22"/>
-        </w:rPr>
-        <w:t xml:space="preserve">三维内部构造与物理钟读出共同进入宏观的 3+1 维表示。</w:t>
-      </w:r>
-      <w:r>
-        <w:rPr>
-          <w:rFonts w:ascii="Microsoft YaHei" w:hAnsi="Microsoft YaHei" w:eastAsia="Microsoft YaHei"/>
-          <w:b/>
+        <w:t xml:space="preserve">2. </w:t>
+      </w:r>
+      <w:r>
+        <w:rPr>
+          <w:rFonts w:ascii="Microsoft YaHei" w:hAnsi="Microsoft YaHei" w:eastAsia="Microsoft YaHei"/>
+          <w:sz w:val="22"/>
+        </w:rPr>
+        <w:t>规范场</w:t>
+      </w:r>
+      <w:r>
+        <w:rPr>
+          <w:rFonts w:ascii="Microsoft YaHei" w:hAnsi="Microsoft YaHei" w:eastAsia="Microsoft YaHei"/>
+          <w:b/>
+          <w:sz w:val="22"/>
+        </w:rPr>
+        <w:t>形成</w:t>
+      </w:r>
+      <w:r>
+        <w:rPr>
+          <w:rFonts w:ascii="Microsoft YaHei" w:hAnsi="Microsoft YaHei" w:eastAsia="Microsoft YaHei"/>
+          <w:sz w:val="22"/>
+        </w:rPr>
+        <w:t>物质（费米子、希格斯）；</w:t>
+      </w:r>
+    </w:p>
+    <w:p>
+      <w:pPr>
+        <w:spacing w:after="40"/>
+        <w:ind w:left="360"/>
+      </w:pPr>
+      <w:r>
+        <w:rPr>
+          <w:rFonts w:ascii="Microsoft YaHei" w:hAnsi="Microsoft YaHei" w:eastAsia="Microsoft YaHei"/>
+          <w:b/>
+          <w:color w:val="1F4E79"/>
+          <w:sz w:val="22"/>
+        </w:rPr>
+        <w:t xml:space="preserve">3. </w:t>
+      </w:r>
+      <w:r>
+        <w:rPr>
+          <w:rFonts w:ascii="Microsoft YaHei" w:hAnsi="Microsoft YaHei" w:eastAsia="Microsoft YaHei"/>
+          <w:sz w:val="22"/>
+        </w:rPr>
+        <w:t>物质反过来</w:t>
+      </w:r>
+      <w:r>
+        <w:rPr>
+          <w:rFonts w:ascii="Microsoft YaHei" w:hAnsi="Microsoft YaHei" w:eastAsia="Microsoft YaHei"/>
+          <w:b/>
+          <w:sz w:val="22"/>
+        </w:rPr>
+        <w:t>加剧</w:t>
+      </w:r>
+      <w:r>
+        <w:rPr>
+          <w:rFonts w:ascii="Microsoft YaHei" w:hAnsi="Microsoft YaHei" w:eastAsia="Microsoft YaHei"/>
+          <w:sz w:val="22"/>
+        </w:rPr>
+        <w:t>引力（通过谱的反馈）。</w:t>
+      </w:r>
+    </w:p>
+    <w:p>
+      <w:pPr>
+        <w:spacing w:after="80" w:line="300" w:lineRule="auto"/>
+      </w:pPr>
+      <w:r>
+        <w:rPr>
+          <w:rFonts w:ascii="Microsoft YaHei" w:hAnsi="Microsoft YaHei" w:eastAsia="Microsoft YaHei"/>
           <w:sz w:val="22"/>
         </w:rPr>
         <w:t/>
@@ -4991,36 +5110,32 @@
       <w:r>
         <w:rPr>
           <w:rFonts w:ascii="Microsoft YaHei" w:hAnsi="Microsoft YaHei" w:eastAsia="Microsoft YaHei"/>
+          <w:b/>
           <w:sz w:val="22"/>
         </w:rPr>
         <w:t/>
       </w:r>
-    </w:p>
-    <w:p>
-      <w:pPr>
-        <w:spacing w:after="80" w:line="300" w:lineRule="auto"/>
-      </w:pPr>
-      <w:r>
-        <w:rPr>
-          <w:rFonts w:ascii="Microsoft YaHei" w:hAnsi="Microsoft YaHei" w:eastAsia="Microsoft YaHei"/>
-          <w:sz w:val="22"/>
-        </w:rPr>
-        <w:t>换句话说：</w:t>
-      </w:r>
-      <w:r>
-        <w:rPr>
-          <w:rFonts w:ascii="Microsoft YaHei" w:hAnsi="Microsoft YaHei" w:eastAsia="Microsoft YaHei"/>
-          <w:b/>
-          <w:sz w:val="22"/>
-        </w:rPr>
-        <w:t>"四维"不是一个输入假设，而是一个推导结果。</w:t>
-      </w:r>
-      <w:r>
-        <w:rPr>
-          <w:rFonts w:ascii="Microsoft YaHei" w:hAnsi="Microsoft YaHei" w:eastAsia="Microsoft YaHei"/>
-          <w:sz w:val="22"/>
-        </w:rPr>
-        <w:t xml:space="preserve"> 换掉它，整个框架就不自洽了。这个结果之所以干净，是因为它来自一个"互为倒数"的对偶关系——8 和 1/8 相乘等于 1，这个简单的关系，精确地、唯一地锁死了维数。</w:t>
+      <w:r>
+        <w:rPr>
+          <w:rFonts w:ascii="Microsoft YaHei" w:hAnsi="Microsoft YaHei" w:eastAsia="Microsoft YaHei"/>
+          <w:sz w:val="22"/>
+        </w:rPr>
+        <w:t xml:space="preserve">闭合在共同作用量中检查：变分得到物质方程、源平衡和引力约束。带物质占据的辅助半径模型，以及有限膨胀 RMS 模型，分别提供具有明确保留变量的动力学实例。</w:t>
+      </w:r>
+      <w:r>
+        <w:rPr>
+          <w:rFonts w:ascii="Microsoft YaHei" w:hAnsi="Microsoft YaHei" w:eastAsia="Microsoft YaHei"/>
+          <w:b/>
+          <w:sz w:val="22"/>
+        </w:rPr>
+        <w:t/>
+      </w:r>
+      <w:r>
+        <w:rPr>
+          <w:rFonts w:ascii="Microsoft YaHei" w:hAnsi="Microsoft YaHei" w:eastAsia="Microsoft YaHei"/>
+          <w:sz w:val="22"/>
+        </w:rPr>
+        <w:t xml:space="preserve"/>
       </w:r>
     </w:p>
     <w:p>
@@ -5035,7 +5150,7 @@
           <w:color w:val="2E6B3A"/>
           <w:sz w:val="26"/>
         </w:rPr>
-        <w:t>宇宙最低层，对称性最高</w:t>
+        <w:t xml:space="preserve">读取宇宙膨胀</w:t>
       </w:r>
     </w:p>
     <w:p>
@@ -5047,7 +5162,15 @@
           <w:rFonts w:ascii="Microsoft YaHei" w:hAnsi="Microsoft YaHei" w:eastAsia="Microsoft YaHei"/>
           <w:sz w:val="22"/>
         </w:rPr>
-        <w:t>这背后有一个深刻的规律：</w:t>
+        <w:t/>
+      </w:r>
+      <w:r>
+        <w:rPr>
+          <w:rFonts w:ascii="Microsoft YaHei" w:hAnsi="Microsoft YaHei" w:eastAsia="Microsoft YaHei"/>
+          <w:b/>
+          <w:sz w:val="22"/>
+        </w:rPr>
+        <w:t xml:space="preserve">宇宙学计算采用均匀膨胀背景和热史。</w:t>
       </w:r>
     </w:p>
     <w:p>
@@ -5059,15 +5182,22 @@
           <w:rFonts w:ascii="Microsoft YaHei" w:hAnsi="Microsoft YaHei" w:eastAsia="Microsoft YaHei"/>
           <w:sz w:val="22"/>
         </w:rPr>
-        <w:t xml:space="preserve">&gt; </w:t>
-      </w:r>
-      <w:r>
-        <w:rPr>
-          <w:rFonts w:ascii="Microsoft YaHei" w:hAnsi="Microsoft YaHei" w:eastAsia="Microsoft YaHei"/>
-          <w:b/>
-          <w:sz w:val="22"/>
-        </w:rPr>
-        <w:t>越接近"最小、最根本的变化"，对称性就越高。</w:t>
+        <w:t xml:space="preserve">尺度因子描述发射和观测之间的关系，1+z=a_today/a_emission。膨胀在框架中属于宏观读出，并明确进入距离和声学尺度的计算。</w:t>
+      </w:r>
+      <w:r>
+        <w:rPr>
+          <w:rFonts w:ascii="Microsoft YaHei" w:hAnsi="Microsoft YaHei" w:eastAsia="Microsoft YaHei"/>
+          <w:b/>
+          <w:sz w:val="22"/>
+        </w:rPr>
+        <w:t/>
+      </w:r>
+      <w:r>
+        <w:rPr>
+          <w:rFonts w:ascii="Microsoft YaHei" w:hAnsi="Microsoft YaHei" w:eastAsia="Microsoft YaHei"/>
+          <w:sz w:val="22"/>
+        </w:rPr>
+        <w:t/>
       </w:r>
     </w:p>
     <w:p>
@@ -5079,18 +5209,6 @@
           <w:rFonts w:ascii="Microsoft YaHei" w:hAnsi="Microsoft YaHei" w:eastAsia="Microsoft YaHei"/>
           <w:sz w:val="22"/>
         </w:rPr>
-        <w:t>在普朗克尺度（我们能描述的最小尺度）附近，对称性最高；越往宏观走，对称性越"破缺"、越少。我们熟悉的电磁力、弱力、强力在低能下看起来各不相同，但它们都源自高能处同一个更高的对称。</w:t>
-      </w:r>
-    </w:p>
-    <w:p>
-      <w:pPr>
-        <w:spacing w:after="80" w:line="300" w:lineRule="auto"/>
-      </w:pPr>
-      <w:r>
-        <w:rPr>
-          <w:rFonts w:ascii="Microsoft YaHei" w:hAnsi="Microsoft YaHei" w:eastAsia="Microsoft YaHei"/>
-          <w:sz w:val="22"/>
-        </w:rPr>
         <w:t/>
       </w:r>
       <w:r>
@@ -5106,7 +5224,7 @@
           <w:rFonts w:ascii="Microsoft YaHei" w:hAnsi="Microsoft YaHei" w:eastAsia="Microsoft YaHei"/>
           <w:sz w:val="22"/>
         </w:rPr>
-        <w:t xml:space="preserve">维数与颜色约束展示框架怎样减少结构自由度。数值读出进一步使用随计算给出的响应域、归一化和传递规则。</w:t>
+        <w:t xml:space="preserve">物理钟读取历史中经过的时长。谱窗口跨度的对数是无量纲量；宇宙年龄还需要相应背景演化和钟归一化。</w:t>
       </w:r>
     </w:p>
     <w:p>
@@ -5129,7 +5247,7 @@
           <w:color w:val="1F4E79"/>
           <w:sz w:val="32"/>
         </w:rPr>
-        <w:t>七、引力、规范、物质：三位一体的涌现</w:t>
+        <w:t>先别急着信：几个诚实的提醒</w:t>
       </w:r>
     </w:p>
     <w:p>
@@ -5141,30 +5259,7 @@
           <w:rFonts w:ascii="Microsoft YaHei" w:hAnsi="Microsoft YaHei" w:eastAsia="Microsoft YaHei"/>
           <w:sz w:val="22"/>
         </w:rPr>
-        <w:t>这一章回答一个核心问题：</w:t>
-      </w:r>
-      <w:r>
-        <w:rPr>
-          <w:rFonts w:ascii="Microsoft YaHei" w:hAnsi="Microsoft YaHei" w:eastAsia="Microsoft YaHei"/>
-          <w:b/>
-          <w:sz w:val="22"/>
-        </w:rPr>
-        <w:t>引力、规范力、物质，这三者是什么关系？</w:t>
-      </w:r>
-    </w:p>
-    <w:p>
-      <w:pPr>
-        <w:pStyle w:val="Heading3"/>
-        <w:spacing w:before="200" w:after="120"/>
-      </w:pPr>
-      <w:r>
-        <w:rPr>
-          <w:rFonts w:ascii="Microsoft YaHei" w:hAnsi="Microsoft YaHei" w:eastAsia="Microsoft YaHei"/>
-          <w:b/>
-          <w:color w:val="2E6B3A"/>
-          <w:sz w:val="26"/>
-        </w:rPr>
-        <w:t>引力是涌现的：加速度尺度</w:t>
+        <w:t>真正的科普高手，会在读者还没提出质疑之前，自己先把质疑摆上台面。下面几个问题，是读者最可能"怼"我们的。</w:t>
       </w:r>
     </w:p>
     <w:p>
@@ -5174,9 +5269,10 @@
       <w:r>
         <w:rPr>
           <w:rFonts w:ascii="Microsoft YaHei" w:hAnsi="Microsoft YaHei" w:eastAsia="Microsoft YaHei"/>
-          <w:sz w:val="22"/>
-        </w:rPr>
-        <w:t>第一章我们已经建立了"引力像温度一样涌现"的图景。这里把它落成具体结论。</w:t>
+          <w:b/>
+          <w:sz w:val="22"/>
+        </w:rPr>
+        <w:t>问：既然时空不存在，那 LIGO 探测到的引力波，是什么在"震荡"？</w:t>
       </w:r>
     </w:p>
     <w:p>
@@ -5188,22 +5284,7 @@
           <w:rFonts w:ascii="Microsoft YaHei" w:hAnsi="Microsoft YaHei" w:eastAsia="Microsoft YaHei"/>
           <w:sz w:val="22"/>
         </w:rPr>
-        <w:t>在我们的框架里，</w:t>
-      </w:r>
-      <w:r>
-        <w:rPr>
-          <w:rFonts w:ascii="Microsoft YaHei" w:hAnsi="Microsoft YaHei" w:eastAsia="Microsoft YaHei"/>
-          <w:b/>
-          <w:sz w:val="22"/>
-        </w:rPr>
-        <w:t>引力不是一个独立的、基本的作用力，而是"涌现"出来的</w:t>
-      </w:r>
-      <w:r>
-        <w:rPr>
-          <w:rFonts w:ascii="Microsoft YaHei" w:hAnsi="Microsoft YaHei" w:eastAsia="Microsoft YaHei"/>
-          <w:sz w:val="22"/>
-        </w:rPr>
-        <w:t>。</w:t>
+        <w:t xml:space="preserve">答：它们是集体张量响应的传播变化。在二次宏观作用量中，两个物理张量螺旋度描述这些波及其与守恒源的耦合。</w:t>
       </w:r>
     </w:p>
     <w:p>
@@ -5213,24 +5294,10 @@
       <w:r>
         <w:rPr>
           <w:rFonts w:ascii="Microsoft YaHei" w:hAnsi="Microsoft YaHei" w:eastAsia="Microsoft YaHei"/>
-          <w:sz w:val="22"/>
-        </w:rPr>
-        <w:t/>
-      </w:r>
-      <w:r>
-        <w:rPr>
-          <w:rFonts w:ascii="Microsoft YaHei" w:hAnsi="Microsoft YaHei" w:eastAsia="Microsoft YaHei"/>
-          <w:b/>
-          <w:sz w:val="22"/>
-        </w:rPr>
-        <w:t/>
-      </w:r>
-      <w:r>
-        <w:rPr>
-          <w:rFonts w:ascii="Microsoft YaHei" w:hAnsi="Microsoft YaHei" w:eastAsia="Microsoft YaHei"/>
-          <w:sz w:val="22"/>
-        </w:rPr>
-        <w:t xml:space="preserve">宏观引力场由张量响应和有效作用量描述。在明确的二次实现中，约束约化保留两个无质量张量螺旋度，留数为正；内部临界响应提供匹配数据。</w:t>
+          <w:b/>
+          <w:sz w:val="22"/>
+        </w:rPr>
+        <w:t xml:space="preserve">问：框架怎样处理宇宙微波背景辐射？</w:t>
       </w:r>
     </w:p>
     <w:p>
@@ -5242,157 +5309,7 @@
           <w:rFonts w:ascii="Microsoft YaHei" w:hAnsi="Microsoft YaHei" w:eastAsia="Microsoft YaHei"/>
           <w:sz w:val="22"/>
         </w:rPr>
-        <w:t xml:space="preserve">这部分计算包含三个明确对象：</w:t>
-      </w:r>
-    </w:p>
-    <w:p>
-      <w:pPr>
-        <w:spacing w:after="40"/>
-        <w:ind w:left="360"/>
-      </w:pPr>
-      <w:r>
-        <w:rPr>
-          <w:rFonts w:ascii="Microsoft YaHei" w:hAnsi="Microsoft YaHei" w:eastAsia="Microsoft YaHei"/>
-          <w:b/>
-          <w:color w:val="1F4E79"/>
-          <w:sz w:val="22"/>
-        </w:rPr>
-        <w:t xml:space="preserve">1. </w:t>
-      </w:r>
-      <w:r>
-        <w:rPr>
-          <w:rFonts w:ascii="Microsoft YaHei" w:hAnsi="Microsoft YaHei" w:eastAsia="Microsoft YaHei"/>
-          <w:b/>
-          <w:sz w:val="22"/>
-        </w:rPr>
-        <w:t/>
-      </w:r>
-      <w:r>
-        <w:rPr>
-          <w:rFonts w:ascii="Microsoft YaHei" w:hAnsi="Microsoft YaHei" w:eastAsia="Microsoft YaHei"/>
-          <w:sz w:val="22"/>
-        </w:rPr>
-        <w:t xml:space="preserve">线性基线为牛顿型。外部张量作用量及其守恒源耦合给出平方反比的静态响应，以及线性宇宙学传播使用的归一化。</w:t>
-      </w:r>
-    </w:p>
-    <w:p>
-      <w:pPr>
-        <w:spacing w:after="40"/>
-        <w:ind w:left="360"/>
-      </w:pPr>
-      <w:r>
-        <w:rPr>
-          <w:rFonts w:ascii="Microsoft YaHei" w:hAnsi="Microsoft YaHei" w:eastAsia="Microsoft YaHei"/>
-          <w:b/>
-          <w:color w:val="1F4E79"/>
-          <w:sz w:val="22"/>
-        </w:rPr>
-        <w:t xml:space="preserve">2. </w:t>
-      </w:r>
-      <w:r>
-        <w:rPr>
-          <w:rFonts w:ascii="Microsoft YaHei" w:hAnsi="Microsoft YaHei" w:eastAsia="Microsoft YaHei"/>
-          <w:b/>
-          <w:sz w:val="22"/>
-        </w:rPr>
-        <w:t/>
-      </w:r>
-      <w:r>
-        <w:rPr>
-          <w:rFonts w:ascii="Microsoft YaHei" w:hAnsi="Microsoft YaHei" w:eastAsia="Microsoft YaHei"/>
-          <w:sz w:val="22"/>
-        </w:rPr>
-        <w:t xml:space="preserve">端点确定宇宙学总预算 Ω_Σ=1−Ω_Λ−Ω_b。热背景计算把这一剩余预算分解为冷源、光子和热中微子，各自按相应方程参与背景演化和团簇化。</w:t>
-      </w:r>
-      <w:r>
-        <w:rPr>
-          <w:rFonts w:ascii="Consolas" w:hAnsi="Consolas" w:eastAsia="Microsoft YaHei"/>
-          <w:color w:val="8C2F2F"/>
-          <w:sz w:val="20"/>
-        </w:rPr>
-        <w:t/>
-      </w:r>
-      <w:r>
-        <w:rPr>
-          <w:rFonts w:ascii="Microsoft YaHei" w:hAnsi="Microsoft YaHei" w:eastAsia="Microsoft YaHei"/>
-          <w:sz w:val="22"/>
-        </w:rPr>
-        <w:t xml:space="preserve"/>
-      </w:r>
-      <w:r>
-        <w:rPr>
-          <w:rFonts w:ascii="Consolas" w:hAnsi="Consolas" w:eastAsia="Microsoft YaHei"/>
-          <w:color w:val="8C2F2F"/>
-          <w:sz w:val="20"/>
-        </w:rPr>
-        <w:t/>
-      </w:r>
-      <w:r>
-        <w:rPr>
-          <w:rFonts w:ascii="Microsoft YaHei" w:hAnsi="Microsoft YaHei" w:eastAsia="Microsoft YaHei"/>
-          <w:sz w:val="22"/>
-        </w:rPr>
-        <w:t xml:space="preserve"/>
-      </w:r>
-    </w:p>
-    <w:p>
-      <w:pPr>
-        <w:spacing w:after="40"/>
-        <w:ind w:left="360"/>
-      </w:pPr>
-      <w:r>
-        <w:rPr>
-          <w:rFonts w:ascii="Microsoft YaHei" w:hAnsi="Microsoft YaHei" w:eastAsia="Microsoft YaHei"/>
-          <w:b/>
-          <w:color w:val="1F4E79"/>
-          <w:sz w:val="22"/>
-        </w:rPr>
-        <w:t xml:space="preserve">3. </w:t>
-      </w:r>
-      <w:r>
-        <w:rPr>
-          <w:rFonts w:ascii="Microsoft YaHei" w:hAnsi="Microsoft YaHei" w:eastAsia="Microsoft YaHei"/>
-          <w:b/>
-          <w:sz w:val="22"/>
-        </w:rPr>
-        <w:t/>
-      </w:r>
-      <w:r>
-        <w:rPr>
-          <w:rFonts w:ascii="Microsoft YaHei" w:hAnsi="Microsoft YaHei" w:eastAsia="Microsoft YaHei"/>
-          <w:sz w:val="22"/>
-        </w:rPr>
-        <w:t xml:space="preserve"/>
-      </w:r>
-      <w:r>
-        <w:rPr>
-          <w:rFonts w:ascii="Consolas" w:hAnsi="Consolas" w:eastAsia="Microsoft YaHei"/>
-          <w:color w:val="8C2F2F"/>
-          <w:sz w:val="20"/>
-        </w:rPr>
-        <w:t/>
-      </w:r>
-      <w:r>
-        <w:rPr>
-          <w:rFonts w:ascii="Microsoft YaHei" w:hAnsi="Microsoft YaHei" w:eastAsia="Microsoft YaHei"/>
-          <w:sz w:val="22"/>
-        </w:rPr>
-        <w:t xml:space="preserve"/>
-      </w:r>
-      <w:r>
-        <w:rPr>
-          <w:rFonts w:ascii="Consolas" w:hAnsi="Consolas" w:eastAsia="Microsoft YaHei"/>
-          <w:color w:val="8C2F2F"/>
-          <w:sz w:val="20"/>
-        </w:rPr>
-        <w:t/>
-      </w:r>
-      <w:r>
-        <w:rPr>
-          <w:rFonts w:ascii="Microsoft YaHei" w:hAnsi="Microsoft YaHei" w:eastAsia="Microsoft YaHei"/>
-          <w:sz w:val="22"/>
-        </w:rPr>
-        <w:t xml:space="preserve">在规定的可分解纯占据轨道上，局域源协方差给出 a0=c·H0/(2π)·√(4/3)，RMS 读出给出 μ(y)=y/√(1+y²)。同一局域作用量还支持源反馈和带膨胀背景的自主有限位移模型，其中周期势满足完整的局域场方程。</w:t>
+        <w:t xml:space="preserve">答：端点给出光子温度归一化，可观测声学尺度和距离还使用膨胀热背景及复合过程。V5 分别记录这些阶段，并把最终距离预言与数据比较。</w:t>
       </w:r>
     </w:p>
     <w:p>
@@ -5402,24 +5319,10 @@
       <w:r>
         <w:rPr>
           <w:rFonts w:ascii="Microsoft YaHei" w:hAnsi="Microsoft YaHei" w:eastAsia="Microsoft YaHei"/>
-          <w:sz w:val="22"/>
-        </w:rPr>
-        <w:t/>
-      </w:r>
-      <w:r>
-        <w:rPr>
-          <w:rFonts w:ascii="Microsoft YaHei" w:hAnsi="Microsoft YaHei" w:eastAsia="Microsoft YaHei"/>
-          <w:b/>
-          <w:sz w:val="22"/>
-        </w:rPr>
-        <w:t/>
-      </w:r>
-      <w:r>
-        <w:rPr>
-          <w:rFonts w:ascii="Microsoft YaHei" w:hAnsi="Microsoft YaHei" w:eastAsia="Microsoft YaHei"/>
-          <w:sz w:val="22"/>
-        </w:rPr>
-        <w:t xml:space="preserve">用大白话说，共同端点把多种宏观测量联系起来；作用量和源投影则说明每项测量使用哪一条方程。</w:t>
+          <w:b/>
+          <w:sz w:val="22"/>
+        </w:rPr>
+        <w:t>问：这套理论能被证伪吗？如果一个理论什么都解释，那它等于什么都没说。</w:t>
       </w:r>
     </w:p>
     <w:p>
@@ -5429,549 +5332,9 @@
       <w:r>
         <w:rPr>
           <w:rFonts w:ascii="Microsoft YaHei" w:hAnsi="Microsoft YaHei" w:eastAsia="Microsoft YaHei"/>
-          <w:b/>
-          <w:sz w:val="22"/>
-        </w:rPr>
-        <w:t>"涌现引力"并不是我们第一个提的。</w:t>
-      </w:r>
-      <w:r>
-        <w:rPr>
-          <w:rFonts w:ascii="Microsoft YaHei" w:hAnsi="Microsoft YaHei" w:eastAsia="Microsoft YaHei"/>
-          <w:sz w:val="22"/>
-        </w:rPr>
-        <w:t xml:space="preserve"> 读者可能知道，荷兰物理学家 Erik Verlinde 在 2010 年前后提出过一个著名观点：引力不是基本力，而是</w:t>
-      </w:r>
-      <w:r>
-        <w:rPr>
-          <w:rFonts w:ascii="Microsoft YaHei" w:hAnsi="Microsoft YaHei" w:eastAsia="Microsoft YaHei"/>
-          <w:b/>
-          <w:sz w:val="22"/>
-        </w:rPr>
-        <w:t>熵力</w:t>
-      </w:r>
-      <w:r>
-        <w:rPr>
-          <w:rFonts w:ascii="Microsoft YaHei" w:hAnsi="Microsoft YaHei" w:eastAsia="Microsoft YaHei"/>
-          <w:sz w:val="22"/>
-        </w:rPr>
-        <w:t>——它来自系统内部信息在边界上的分布，类似于气体的压强来自分子的撞击。他的名言是："引力是熵的梯度。"</w:t>
-      </w:r>
-    </w:p>
-    <w:p>
-      <w:pPr>
-        <w:spacing w:after="80" w:line="300" w:lineRule="auto"/>
-      </w:pPr>
-      <w:r>
-        <w:rPr>
-          <w:rFonts w:ascii="Microsoft YaHei" w:hAnsi="Microsoft YaHei" w:eastAsia="Microsoft YaHei"/>
-          <w:sz w:val="22"/>
-        </w:rPr>
-        <w:t/>
-      </w:r>
-      <w:r>
-        <w:rPr>
-          <w:rFonts w:ascii="Microsoft YaHei" w:hAnsi="Microsoft YaHei" w:eastAsia="Microsoft YaHei"/>
-          <w:b/>
-          <w:sz w:val="22"/>
-        </w:rPr>
-        <w:t/>
-      </w:r>
-      <w:r>
-        <w:rPr>
-          <w:rFonts w:ascii="Microsoft YaHei" w:hAnsi="Microsoft YaHei" w:eastAsia="Microsoft YaHei"/>
-          <w:sz w:val="22"/>
-        </w:rPr>
-        <w:t xml:space="preserve">与熵引力的联系在于对集体行为的关注。这里的计算明确源协方差、张量响应和各个宏观分支的作用量；熵度量谱窗口的跨度。</w:t>
-      </w:r>
-      <w:r>
-        <w:rPr>
-          <w:rFonts w:ascii="Microsoft YaHei" w:hAnsi="Microsoft YaHei" w:eastAsia="Microsoft YaHei"/>
-          <w:b/>
-          <w:sz w:val="22"/>
-        </w:rPr>
-        <w:t/>
-      </w:r>
-      <w:r>
-        <w:rPr>
-          <w:rFonts w:ascii="Microsoft YaHei" w:hAnsi="Microsoft YaHei" w:eastAsia="Microsoft YaHei"/>
-          <w:sz w:val="22"/>
-        </w:rPr>
-        <w:t/>
-      </w:r>
-      <w:r>
-        <w:rPr>
-          <w:rFonts w:ascii="Microsoft YaHei" w:hAnsi="Microsoft YaHei" w:eastAsia="Microsoft YaHei"/>
-          <w:b/>
-          <w:sz w:val="22"/>
-        </w:rPr>
-        <w:t/>
-      </w:r>
-      <w:r>
-        <w:rPr>
-          <w:rFonts w:ascii="Microsoft YaHei" w:hAnsi="Microsoft YaHei" w:eastAsia="Microsoft YaHei"/>
-          <w:sz w:val="22"/>
-        </w:rPr>
-        <w:t/>
-      </w:r>
-    </w:p>
-    <w:p>
-      <w:pPr>
-        <w:spacing w:after="80" w:line="300" w:lineRule="auto"/>
-      </w:pPr>
-      <w:r>
-        <w:rPr>
-          <w:rFonts w:ascii="Microsoft YaHei" w:hAnsi="Microsoft YaHei" w:eastAsia="Microsoft YaHei"/>
-          <w:sz w:val="22"/>
-        </w:rPr>
-        <w:t xml:space="preserve">有效的检验是定量的：源归一化和响应方程需要给出相容的运动、钟关系及观测比较。</w:t>
-      </w:r>
-      <w:r>
-        <w:rPr>
-          <w:rFonts w:ascii="Microsoft YaHei" w:hAnsi="Microsoft YaHei" w:eastAsia="Microsoft YaHei"/>
-          <w:b/>
-          <w:sz w:val="22"/>
-        </w:rPr>
-        <w:t/>
-      </w:r>
-      <w:r>
-        <w:rPr>
-          <w:rFonts w:ascii="Microsoft YaHei" w:hAnsi="Microsoft YaHei" w:eastAsia="Microsoft YaHei"/>
-          <w:sz w:val="22"/>
-        </w:rPr>
-        <w:t/>
-      </w:r>
-    </w:p>
-    <w:p>
-      <w:pPr>
-        <w:pStyle w:val="Heading3"/>
-        <w:spacing w:before="200" w:after="120"/>
-      </w:pPr>
-      <w:r>
-        <w:rPr>
-          <w:rFonts w:ascii="Microsoft YaHei" w:hAnsi="Microsoft YaHei" w:eastAsia="Microsoft YaHei"/>
-          <w:b/>
-          <w:color w:val="2E6B3A"/>
-          <w:sz w:val="26"/>
-        </w:rPr>
-        <w:t>规范构造：规范场从谱涌现</w:t>
-      </w:r>
-    </w:p>
-    <w:p>
-      <w:pPr>
-        <w:spacing w:after="80" w:line="300" w:lineRule="auto"/>
-      </w:pPr>
-      <w:r>
-        <w:rPr>
-          <w:rFonts w:ascii="Microsoft YaHei" w:hAnsi="Microsoft YaHei" w:eastAsia="Microsoft YaHei"/>
-          <w:sz w:val="22"/>
-        </w:rPr>
-        <w:t xml:space="preserve">规范结构继承紧致响应空间及其生成算子代数的构造。低能场使用保留的模态和相应物质表示。</w:t>
-      </w:r>
-      <w:r>
-        <w:rPr>
-          <w:rFonts w:ascii="Microsoft YaHei" w:hAnsi="Microsoft YaHei" w:eastAsia="Microsoft YaHei"/>
-          <w:b/>
-          <w:sz w:val="22"/>
-        </w:rPr>
-        <w:t/>
-      </w:r>
-      <w:r>
-        <w:rPr>
-          <w:rFonts w:ascii="Microsoft YaHei" w:hAnsi="Microsoft YaHei" w:eastAsia="Microsoft YaHei"/>
-          <w:sz w:val="22"/>
-        </w:rPr>
-        <w:t/>
-      </w:r>
-    </w:p>
-    <w:p>
-      <w:pPr>
-        <w:spacing w:after="80" w:line="300" w:lineRule="auto"/>
-      </w:pPr>
-      <w:r>
-        <w:rPr>
-          <w:rFonts w:ascii="Microsoft YaHei" w:hAnsi="Microsoft YaHei" w:eastAsia="Microsoft YaHei"/>
-          <w:sz w:val="22"/>
-        </w:rPr>
-        <w:t>规范群的结构（为什么是 SU(3)×SU(2)×U(1)）也从谱里推导出来，而不是假设的。内部空间的几何，通过"对偶"决定了规范群的代数——这就是"几何 ↔ 规范"对偶的具体含义。</w:t>
-      </w:r>
-    </w:p>
-    <w:p>
-      <w:pPr>
-        <w:pStyle w:val="Heading3"/>
-        <w:spacing w:before="200" w:after="120"/>
-      </w:pPr>
-      <w:r>
-        <w:rPr>
-          <w:rFonts w:ascii="Microsoft YaHei" w:hAnsi="Microsoft YaHei" w:eastAsia="Microsoft YaHei"/>
-          <w:b/>
-          <w:color w:val="2E6B3A"/>
-          <w:sz w:val="26"/>
-        </w:rPr>
-        <w:t>自洽的循环：规范形成物质，物质加剧引力</w:t>
-      </w:r>
-    </w:p>
-    <w:p>
-      <w:pPr>
-        <w:spacing w:after="80" w:line="300" w:lineRule="auto"/>
-      </w:pPr>
-      <w:r>
-        <w:rPr>
-          <w:rFonts w:ascii="Microsoft YaHei" w:hAnsi="Microsoft YaHei" w:eastAsia="Microsoft YaHei"/>
-          <w:sz w:val="22"/>
-        </w:rPr>
-        <w:t>于是出现一个漂亮的自洽循环：</w:t>
-      </w:r>
-    </w:p>
-    <w:p>
-      <w:pPr>
-        <w:spacing w:after="40"/>
-        <w:ind w:left="360"/>
-      </w:pPr>
-      <w:r>
-        <w:rPr>
-          <w:rFonts w:ascii="Microsoft YaHei" w:hAnsi="Microsoft YaHei" w:eastAsia="Microsoft YaHei"/>
-          <w:b/>
-          <w:color w:val="1F4E79"/>
-          <w:sz w:val="22"/>
-        </w:rPr>
-        <w:t xml:space="preserve">1. </w:t>
-      </w:r>
-      <w:r>
-        <w:rPr>
-          <w:rFonts w:ascii="Microsoft YaHei" w:hAnsi="Microsoft YaHei" w:eastAsia="Microsoft YaHei"/>
-          <w:sz w:val="22"/>
-        </w:rPr>
-        <w:t xml:space="preserve">生成的内部源给出响应和归一化数据；</w:t>
-      </w:r>
-      <w:r>
-        <w:rPr>
-          <w:rFonts w:ascii="Microsoft YaHei" w:hAnsi="Microsoft YaHei" w:eastAsia="Microsoft YaHei"/>
-          <w:b/>
-          <w:sz w:val="22"/>
-        </w:rPr>
-        <w:t/>
-      </w:r>
-      <w:r>
-        <w:rPr>
-          <w:rFonts w:ascii="Microsoft YaHei" w:hAnsi="Microsoft YaHei" w:eastAsia="Microsoft YaHei"/>
-          <w:sz w:val="22"/>
-        </w:rPr>
-        <w:t/>
-      </w:r>
-    </w:p>
-    <w:p>
-      <w:pPr>
-        <w:spacing w:after="40"/>
-        <w:ind w:left="360"/>
-      </w:pPr>
-      <w:r>
-        <w:rPr>
-          <w:rFonts w:ascii="Microsoft YaHei" w:hAnsi="Microsoft YaHei" w:eastAsia="Microsoft YaHei"/>
-          <w:b/>
-          <w:color w:val="1F4E79"/>
-          <w:sz w:val="22"/>
-        </w:rPr>
-        <w:t xml:space="preserve">2. </w:t>
-      </w:r>
-      <w:r>
-        <w:rPr>
-          <w:rFonts w:ascii="Microsoft YaHei" w:hAnsi="Microsoft YaHei" w:eastAsia="Microsoft YaHei"/>
-          <w:sz w:val="22"/>
-        </w:rPr>
-        <w:t>规范场</w:t>
-      </w:r>
-      <w:r>
-        <w:rPr>
-          <w:rFonts w:ascii="Microsoft YaHei" w:hAnsi="Microsoft YaHei" w:eastAsia="Microsoft YaHei"/>
-          <w:b/>
-          <w:sz w:val="22"/>
-        </w:rPr>
-        <w:t>形成</w:t>
-      </w:r>
-      <w:r>
-        <w:rPr>
-          <w:rFonts w:ascii="Microsoft YaHei" w:hAnsi="Microsoft YaHei" w:eastAsia="Microsoft YaHei"/>
-          <w:sz w:val="22"/>
-        </w:rPr>
-        <w:t>物质（费米子、希格斯）；</w:t>
-      </w:r>
-    </w:p>
-    <w:p>
-      <w:pPr>
-        <w:spacing w:after="40"/>
-        <w:ind w:left="360"/>
-      </w:pPr>
-      <w:r>
-        <w:rPr>
-          <w:rFonts w:ascii="Microsoft YaHei" w:hAnsi="Microsoft YaHei" w:eastAsia="Microsoft YaHei"/>
-          <w:b/>
-          <w:color w:val="1F4E79"/>
-          <w:sz w:val="22"/>
-        </w:rPr>
-        <w:t xml:space="preserve">3. </w:t>
-      </w:r>
-      <w:r>
-        <w:rPr>
-          <w:rFonts w:ascii="Microsoft YaHei" w:hAnsi="Microsoft YaHei" w:eastAsia="Microsoft YaHei"/>
-          <w:sz w:val="22"/>
-        </w:rPr>
-        <w:t>物质反过来</w:t>
-      </w:r>
-      <w:r>
-        <w:rPr>
-          <w:rFonts w:ascii="Microsoft YaHei" w:hAnsi="Microsoft YaHei" w:eastAsia="Microsoft YaHei"/>
-          <w:b/>
-          <w:sz w:val="22"/>
-        </w:rPr>
-        <w:t>加剧</w:t>
-      </w:r>
-      <w:r>
-        <w:rPr>
-          <w:rFonts w:ascii="Microsoft YaHei" w:hAnsi="Microsoft YaHei" w:eastAsia="Microsoft YaHei"/>
-          <w:sz w:val="22"/>
-        </w:rPr>
-        <w:t>引力（通过谱的反馈）。</w:t>
-      </w:r>
-    </w:p>
-    <w:p>
-      <w:pPr>
-        <w:spacing w:after="80" w:line="300" w:lineRule="auto"/>
-      </w:pPr>
-      <w:r>
-        <w:rPr>
-          <w:rFonts w:ascii="Microsoft YaHei" w:hAnsi="Microsoft YaHei" w:eastAsia="Microsoft YaHei"/>
-          <w:sz w:val="22"/>
-        </w:rPr>
-        <w:t/>
-      </w:r>
-      <w:r>
-        <w:rPr>
-          <w:rFonts w:ascii="Microsoft YaHei" w:hAnsi="Microsoft YaHei" w:eastAsia="Microsoft YaHei"/>
-          <w:b/>
-          <w:sz w:val="22"/>
-        </w:rPr>
-        <w:t/>
-      </w:r>
-      <w:r>
-        <w:rPr>
-          <w:rFonts w:ascii="Microsoft YaHei" w:hAnsi="Microsoft YaHei" w:eastAsia="Microsoft YaHei"/>
-          <w:sz w:val="22"/>
-        </w:rPr>
-        <w:t xml:space="preserve">闭合在共同作用量中检查：变分得到物质方程、源平衡和引力约束。带物质占据的辅助半径模型，以及有限膨胀 RMS 模型，分别提供具有明确保留变量的动力学实例。</w:t>
-      </w:r>
-      <w:r>
-        <w:rPr>
-          <w:rFonts w:ascii="Microsoft YaHei" w:hAnsi="Microsoft YaHei" w:eastAsia="Microsoft YaHei"/>
-          <w:b/>
-          <w:sz w:val="22"/>
-        </w:rPr>
-        <w:t/>
-      </w:r>
-      <w:r>
-        <w:rPr>
-          <w:rFonts w:ascii="Microsoft YaHei" w:hAnsi="Microsoft YaHei" w:eastAsia="Microsoft YaHei"/>
-          <w:sz w:val="22"/>
-        </w:rPr>
-        <w:t xml:space="preserve"/>
-      </w:r>
-    </w:p>
-    <w:p>
-      <w:pPr>
-        <w:pStyle w:val="Heading3"/>
-        <w:spacing w:before="200" w:after="120"/>
-      </w:pPr>
-      <w:r>
-        <w:rPr>
-          <w:rFonts w:ascii="Microsoft YaHei" w:hAnsi="Microsoft YaHei" w:eastAsia="Microsoft YaHei"/>
-          <w:b/>
-          <w:color w:val="2E6B3A"/>
-          <w:sz w:val="26"/>
-        </w:rPr>
-        <w:t xml:space="preserve">读取宇宙膨胀</w:t>
-      </w:r>
-    </w:p>
-    <w:p>
-      <w:pPr>
-        <w:spacing w:after="80" w:line="300" w:lineRule="auto"/>
-      </w:pPr>
-      <w:r>
-        <w:rPr>
-          <w:rFonts w:ascii="Microsoft YaHei" w:hAnsi="Microsoft YaHei" w:eastAsia="Microsoft YaHei"/>
-          <w:sz w:val="22"/>
-        </w:rPr>
-        <w:t/>
-      </w:r>
-      <w:r>
-        <w:rPr>
-          <w:rFonts w:ascii="Microsoft YaHei" w:hAnsi="Microsoft YaHei" w:eastAsia="Microsoft YaHei"/>
-          <w:b/>
-          <w:sz w:val="22"/>
-        </w:rPr>
-        <w:t xml:space="preserve">宇宙学计算采用均匀膨胀背景和热史。</w:t>
-      </w:r>
-    </w:p>
-    <w:p>
-      <w:pPr>
-        <w:spacing w:after="80" w:line="300" w:lineRule="auto"/>
-      </w:pPr>
-      <w:r>
-        <w:rPr>
-          <w:rFonts w:ascii="Microsoft YaHei" w:hAnsi="Microsoft YaHei" w:eastAsia="Microsoft YaHei"/>
-          <w:sz w:val="22"/>
-        </w:rPr>
-        <w:t xml:space="preserve">尺度因子描述发射和观测之间的关系，1+z=a_today/a_emission。膨胀在框架中属于宏观读出，并明确进入距离和声学尺度的计算。</w:t>
-      </w:r>
-      <w:r>
-        <w:rPr>
-          <w:rFonts w:ascii="Microsoft YaHei" w:hAnsi="Microsoft YaHei" w:eastAsia="Microsoft YaHei"/>
-          <w:b/>
-          <w:sz w:val="22"/>
-        </w:rPr>
-        <w:t/>
-      </w:r>
-      <w:r>
-        <w:rPr>
-          <w:rFonts w:ascii="Microsoft YaHei" w:hAnsi="Microsoft YaHei" w:eastAsia="Microsoft YaHei"/>
-          <w:sz w:val="22"/>
-        </w:rPr>
-        <w:t/>
-      </w:r>
-    </w:p>
-    <w:p>
-      <w:pPr>
-        <w:spacing w:after="80" w:line="300" w:lineRule="auto"/>
-      </w:pPr>
-      <w:r>
-        <w:rPr>
-          <w:rFonts w:ascii="Microsoft YaHei" w:hAnsi="Microsoft YaHei" w:eastAsia="Microsoft YaHei"/>
-          <w:sz w:val="22"/>
-        </w:rPr>
-        <w:t/>
-      </w:r>
-      <w:r>
-        <w:rPr>
-          <w:rFonts w:ascii="Microsoft YaHei" w:hAnsi="Microsoft YaHei" w:eastAsia="Microsoft YaHei"/>
-          <w:b/>
-          <w:sz w:val="22"/>
-        </w:rPr>
-        <w:t/>
-      </w:r>
-      <w:r>
-        <w:rPr>
-          <w:rFonts w:ascii="Microsoft YaHei" w:hAnsi="Microsoft YaHei" w:eastAsia="Microsoft YaHei"/>
-          <w:sz w:val="22"/>
-        </w:rPr>
-        <w:t xml:space="preserve">物理钟读取历史中经过的时长。谱窗口跨度的对数是无量纲量；宇宙年龄还需要相应背景演化和钟归一化。</w:t>
-      </w:r>
-    </w:p>
-    <w:p>
-      <w:pPr>
-        <w:spacing w:before="120" w:after="120"/>
-        <w:pBdr>
-          <w:bottom w:val="single" w:sz="6" w:space="1" w:color="AAAAAA"/>
-        </w:pBdr>
-      </w:pPr>
-    </w:p>
-    <w:p>
-      <w:pPr>
-        <w:pStyle w:val="Heading2"/>
-        <w:spacing w:before="200" w:after="120"/>
-      </w:pPr>
-      <w:r>
-        <w:rPr>
-          <w:rFonts w:ascii="Microsoft YaHei" w:hAnsi="Microsoft YaHei" w:eastAsia="Microsoft YaHei"/>
-          <w:b/>
-          <w:color w:val="1F4E79"/>
-          <w:sz w:val="32"/>
-        </w:rPr>
-        <w:t>先别急着信：几个诚实的提醒</w:t>
-      </w:r>
-    </w:p>
-    <w:p>
-      <w:pPr>
-        <w:spacing w:after="80" w:line="300" w:lineRule="auto"/>
-      </w:pPr>
-      <w:r>
-        <w:rPr>
-          <w:rFonts w:ascii="Microsoft YaHei" w:hAnsi="Microsoft YaHei" w:eastAsia="Microsoft YaHei"/>
-          <w:sz w:val="22"/>
-        </w:rPr>
-        <w:t>真正的科普高手，会在读者还没提出质疑之前，自己先把质疑摆上台面。下面几个问题，是读者最可能"怼"我们的。</w:t>
-      </w:r>
-    </w:p>
-    <w:p>
-      <w:pPr>
-        <w:spacing w:after="80" w:line="300" w:lineRule="auto"/>
-      </w:pPr>
-      <w:r>
-        <w:rPr>
-          <w:rFonts w:ascii="Microsoft YaHei" w:hAnsi="Microsoft YaHei" w:eastAsia="Microsoft YaHei"/>
-          <w:b/>
-          <w:sz w:val="22"/>
-        </w:rPr>
-        <w:t>问：既然时空不存在，那 LIGO 探测到的引力波，是什么在"震荡"？</w:t>
-      </w:r>
-    </w:p>
-    <w:p>
-      <w:pPr>
-        <w:spacing w:after="80" w:line="300" w:lineRule="auto"/>
-      </w:pPr>
-      <w:r>
-        <w:rPr>
-          <w:rFonts w:ascii="Microsoft YaHei" w:hAnsi="Microsoft YaHei" w:eastAsia="Microsoft YaHei"/>
-          <w:sz w:val="22"/>
-        </w:rPr>
-        <w:t xml:space="preserve">答：它们是集体张量响应的传播变化。在二次宏观作用量中，两个物理张量螺旋度描述这些波及其与守恒源的耦合。</w:t>
-      </w:r>
-    </w:p>
-    <w:p>
-      <w:pPr>
-        <w:spacing w:after="80" w:line="300" w:lineRule="auto"/>
-      </w:pPr>
-      <w:r>
-        <w:rPr>
-          <w:rFonts w:ascii="Microsoft YaHei" w:hAnsi="Microsoft YaHei" w:eastAsia="Microsoft YaHei"/>
-          <w:b/>
-          <w:sz w:val="22"/>
-        </w:rPr>
-        <w:t xml:space="preserve">问：框架怎样处理宇宙微波背景辐射？</w:t>
-      </w:r>
-    </w:p>
-    <w:p>
-      <w:pPr>
-        <w:spacing w:after="80" w:line="300" w:lineRule="auto"/>
-      </w:pPr>
-      <w:r>
-        <w:rPr>
-          <w:rFonts w:ascii="Microsoft YaHei" w:hAnsi="Microsoft YaHei" w:eastAsia="Microsoft YaHei"/>
-          <w:sz w:val="22"/>
-        </w:rPr>
-        <w:t xml:space="preserve">答：端点给出光子温度归一化，可观测声学尺度和距离还使用膨胀热背景及复合过程。V5 分别记录这些阶段，并把最终距离预言与数据比较。</w:t>
-      </w:r>
-    </w:p>
-    <w:p>
-      <w:pPr>
-        <w:spacing w:after="80" w:line="300" w:lineRule="auto"/>
-      </w:pPr>
-      <w:r>
-        <w:rPr>
-          <w:rFonts w:ascii="Microsoft YaHei" w:hAnsi="Microsoft YaHei" w:eastAsia="Microsoft YaHei"/>
-          <w:b/>
-          <w:sz w:val="22"/>
-        </w:rPr>
-        <w:t>问：这套理论能被证伪吗？如果一个理论什么都解释，那它等于什么都没说。</w:t>
-      </w:r>
-    </w:p>
-    <w:p>
-      <w:pPr>
-        <w:spacing w:after="80" w:line="300" w:lineRule="auto"/>
-      </w:pPr>
-      <w:r>
-        <w:rPr>
-          <w:rFonts w:ascii="Microsoft YaHei" w:hAnsi="Microsoft YaHei" w:eastAsia="Microsoft YaHei"/>
-          <w:sz w:val="22"/>
-        </w:rPr>
-        <w:t xml:space="preserve">答：能。V5 有 239 条参数记录，其中 235 条为派生记录、1 条为观测锚、1 条为尺度选择、2 条待定。它们包含共同输入和响应记录，因此 239 并非独立预言的数量。固定规则下的比较检验这些物理关系及其明确的近似。</w:t>
+          <w:sz w:val="22"/>
+        </w:rPr>
+        <w:t>答：能。V5 有 261 条参数记录，其中 260 条为派生记录、1 条为观测锚、0 条为尺度选择、0 条待定。它们包含共同输入和响应记录，因此 261 并非独立预言的数量。固定规则下的比较检验这些物理关系及其明确的近似。</w:t>
       </w:r>
     </w:p>
     <w:p>
@@ -7179,22 +6542,20 @@
           <w:rFonts w:ascii="Microsoft YaHei" w:hAnsi="Microsoft YaHei" w:eastAsia="Microsoft YaHei"/>
           <w:sz w:val="22"/>
         </w:rPr>
-        <w:t xml:space="preserve">当前 V5.0.0 参数库包含 239 条记录：</w:t>
-      </w:r>
-      <w:r>
-        <w:rPr>
-          <w:rFonts w:ascii="Microsoft YaHei" w:hAnsi="Microsoft YaHei" w:eastAsia="Microsoft YaHei"/>
-          <w:b/>
-          <w:sz w:val="22"/>
-        </w:rPr>
-        <w:t/>
-      </w:r>
-      <w:r>
-        <w:rPr>
-          <w:rFonts w:ascii="Microsoft YaHei" w:hAnsi="Microsoft YaHei" w:eastAsia="Microsoft YaHei"/>
-          <w:sz w:val="22"/>
-        </w:rPr>
-        <w:t/>
+        <w:t>当前 V5.0.2 参数库包含 261 条记录：</w:t>
+      </w:r>
+      <w:r>
+        <w:rPr>
+          <w:rFonts w:ascii="Microsoft YaHei" w:hAnsi="Microsoft YaHei" w:eastAsia="Microsoft YaHei"/>
+          <w:b/>
+          <w:sz w:val="22"/>
+        </w:rPr>
+      </w:r>
+      <w:r>
+        <w:rPr>
+          <w:rFonts w:ascii="Microsoft YaHei" w:hAnsi="Microsoft YaHei" w:eastAsia="Microsoft YaHei"/>
+          <w:sz w:val="22"/>
+        </w:rPr>
       </w:r>
     </w:p>
     <w:p>
@@ -7254,22 +6615,20 @@
           <w:color w:val="1F4E79"/>
           <w:sz w:val="22"/>
         </w:rPr>
-        <w:t xml:space="preserve">• </w:t>
-      </w:r>
-      <w:r>
-        <w:rPr>
-          <w:rFonts w:ascii="Microsoft YaHei" w:hAnsi="Microsoft YaHei" w:eastAsia="Microsoft YaHei"/>
-          <w:b/>
-          <w:sz w:val="22"/>
-        </w:rPr>
-        <w:t>1 个单位/尺度选择</w:t>
-      </w:r>
-      <w:r>
-        <w:rPr>
-          <w:rFonts w:ascii="Microsoft YaHei" w:hAnsi="Microsoft YaHei" w:eastAsia="Microsoft YaHei"/>
-          <w:sz w:val="22"/>
-        </w:rPr>
-        <w:t>：作为约定明确标出，不伪装成物理预言。</w:t>
+        <w:t>• 0 个单位/尺度选择：两个旧选择现在都是派生归一化。</w:t>
+      </w:r>
+      <w:r>
+        <w:rPr>
+          <w:rFonts w:ascii="Microsoft YaHei" w:hAnsi="Microsoft YaHei" w:eastAsia="Microsoft YaHei"/>
+          <w:b/>
+          <w:sz w:val="22"/>
+        </w:rPr>
+      </w:r>
+      <w:r>
+        <w:rPr>
+          <w:rFonts w:ascii="Microsoft YaHei" w:hAnsi="Microsoft YaHei" w:eastAsia="Microsoft YaHei"/>
+          <w:sz w:val="22"/>
+        </w:rPr>
       </w:r>
     </w:p>
     <w:p>
@@ -7292,14 +6651,13 @@
           <w:b/>
           <w:sz w:val="22"/>
         </w:rPr>
-        <w:t/>
-      </w:r>
-      <w:r>
-        <w:rPr>
-          <w:rFonts w:ascii="Microsoft YaHei" w:hAnsi="Microsoft YaHei" w:eastAsia="Microsoft YaHei"/>
-          <w:sz w:val="22"/>
-        </w:rPr>
-        <w:t xml:space="preserve">235 条派生记录和 2 条待定记录：包括共同结构量、质量、耦合、响应计算及其来源。记录条数并非独立预言数。</w:t>
+      </w:r>
+      <w:r>
+        <w:rPr>
+          <w:rFonts w:ascii="Microsoft YaHei" w:hAnsi="Microsoft YaHei" w:eastAsia="Microsoft YaHei"/>
+          <w:sz w:val="22"/>
+        </w:rPr>
+        <w:t>260 条派生记录和 0 条待定记录：包括共同结构量、质量、耦合、响应计算及其来源。记录条数并非独立预言数。</w:t>
       </w:r>
     </w:p>
     <w:p>
@@ -9424,7 +8782,7 @@
           <w:i/>
           <w:sz w:val="22"/>
         </w:rPr>
-        <w:t xml:space="preserve">本导读配套 Guo（2026d，2026g）的《The Spectrum of a Compact Internal Space I: Gauge Structure and a Scalar Mass Gap》与《The Spectrum of a Compact Internal Space II: Effective Couplings and Mass Scales》（未发表手稿），以及 Guo（2026）的 Coarse-Graining Genesis Framework V5.0，版本 5.0.0［计算机软件］，https://github.com/bookwormseagull1980/coarse-graining-genesis。完整配套引文、复现计算和证明记录见 REFERENCES.md、CITATION.cff 及审阅指南。文中的数学例子见 Deng、Hani 和 Ma（2025），Hilbert’s sixth problem: derivation of fluid equations via Boltzmann’s kinetic theory，arXiv:2503.01800；Wang 和 Zahl（2025），Volume estimates for unions of convex sets, and the Kakeya set conjecture in three dimensions，arXiv:2502.17655。</w:t>
+        <w:t>本导读配套 Guo（2026d，2026g）的《The Spectrum of a Compact Internal Space I: Gauge Structure and a Scalar Mass Gap》与《The Spectrum of a Compact Internal Space II: Effective Couplings and Mass Scales》（未发表手稿），以及 Guo（2026）的 Coarse-Graining Genesis Framework V5.0.2［计算机软件］，https://github.com/bookwormseagull1980/coarse-graining-genesis。完整配套引文、复现计算和证明记录见 REFERENCES.md、CITATION.cff 及审阅指南。文中的数学例子见 Deng、Hani 和 Ma（2025），Hilbert’s sixth problem: derivation of fluid equations via Boltzmann’s kinetic theory，arXiv:2503.01800；Wang 和 Zahl（2025），Volume estimates for unions of convex sets, and the Kakeya set conjecture in three dimensions，arXiv:2502.17655。</w:t>
       </w:r>
     </w:p>
     <w:sectPr>
